--- a/docx/ru/BUFRCREX_TableB_ru_08.docx
+++ b/docx/ru/BUFRCREX_TableB_ru_08.docx
@@ -3935,7 +3935,7 @@
                 <w:b w:val="0"/>
                 <w:sz w:val="16"/>
               </w:rPr>
-              <w:t>(см. примечание 3)</w:t>
+              <w:t>Note 70: Данные первого порядка указывают величины с аналогичными пределами и теми же размерами, что и соответствующие сообщенные данные (например, максимальные, минимальные, средние и т. д.)</w:t>
             </w:r>
           </w:p>
         </w:tc>
@@ -4097,7 +4097,7 @@
                 <w:b w:val="0"/>
                 <w:sz w:val="16"/>
               </w:rPr>
-              <w:t>(см. примечание 4)</w:t>
+              <w:t>Note 61: Солнце (если солнце низко над горизонтом), или луна или звезды в ночное время.</w:t>
             </w:r>
           </w:p>
         </w:tc>
@@ -4259,7 +4259,7 @@
                 <w:b w:val="0"/>
                 <w:sz w:val="16"/>
               </w:rPr>
-              <w:t>(см. примечание 5)</w:t>
+              <w:t>Note 49: Если бит установлен на 1, указание действительно.</w:t>
             </w:r>
           </w:p>
         </w:tc>
@@ -5226,7 +5226,7 @@
                 <w:b w:val="0"/>
                 <w:sz w:val="16"/>
               </w:rPr>
-              <w:t>(см. примечание 6)</w:t>
+              <w:t>Note 50: Определения в кодовых цифрах 0-2 и 4 применяются для обнаженной репрезентативной поверхности почвы, а цифры 3, 5-9 и 10-19 — к открытому репрезентативному району.</w:t>
             </w:r>
           </w:p>
         </w:tc>
@@ -11185,7 +11185,7 @@
                 <w:b w:val="0"/>
                 <w:sz w:val="16"/>
               </w:rPr>
-              <w:t>(см. примечание 8)</w:t>
+              <w:t>Note 51: В связи с наблюдением водяных смерчей или воронкообразных облаков — в радиусе 3 км от станции.</w:t>
             </w:r>
           </w:p>
         </w:tc>

--- a/docx/ru/BUFRCREX_TableB_ru_08.docx
+++ b/docx/ru/BUFRCREX_TableB_ru_08.docx
@@ -8,19 +8,33 @@
       </w:pPr>
       <w:r>
         <w:rPr>
-          <w:rFonts w:ascii="Arial" w:hAnsi="Arial"/>
+          <w:rFonts w:ascii="Verdana" w:hAnsi="Verdana"/>
           <w:b/>
           <w:sz w:val="22"/>
         </w:rPr>
-        <w:t>BUFR/CREX Table B — Class 08: Описатели значимости в BUFR/CREX</w:t>
+        <w:t>Класс 08: Описатели значимости в BUFR/CREX</w:t>
       </w:r>
     </w:p>
     <w:tbl>
       <w:tblPr>
         <w:tblStyle w:val="TableGrid"/>
         <w:tblW w:type="auto" w:w="0"/>
-        <w:jc w:val="center"/>
+        <w:jc w:val="left"/>
         <w:tblLook w:firstColumn="1" w:firstRow="1" w:lastColumn="0" w:lastRow="0" w:noHBand="0" w:noVBand="1" w:val="04A0"/>
+        <w:tblBorders>
+          <w:top w:val="single" w:sz="4" w:space="0" w:color="595959"/>
+          <w:left w:val="single" w:sz="4" w:space="0" w:color="595959"/>
+          <w:bottom w:val="single" w:sz="4" w:space="0" w:color="595959"/>
+          <w:right w:val="single" w:sz="4" w:space="0" w:color="595959"/>
+          <w:insideH w:val="single" w:sz="4" w:space="0" w:color="595959"/>
+          <w:insideV w:val="single" w:sz="4" w:space="0" w:color="595959"/>
+        </w:tblBorders>
+        <w:tblCellMar>
+          <w:top w:w="85" w:type="dxa"/>
+          <w:left w:w="85" w:type="dxa"/>
+          <w:bottom w:w="85" w:type="dxa"/>
+          <w:right w:w="85" w:type="dxa"/>
+        </w:tblCellMar>
       </w:tblPr>
       <w:tblGrid>
         <w:gridCol w:w="1514"/>
@@ -35,20 +49,20 @@
         <w:gridCol w:w="1514"/>
       </w:tblGrid>
       <w:tr>
-        <w:tc>
-          <w:tcPr>
-            <w:tcW w:type="dxa" w:w="1514"/>
-            <w:shd w:val="clear" w:color="auto" w:fill="D9E2F3"/>
-          </w:tcPr>
-          <w:p>
-            <w:pPr>
-              <w:jc w:val="center"/>
-            </w:pPr>
-            <w:r/>
-            <w:r>
-              <w:rPr>
-                <w:rFonts w:ascii="Arial" w:hAnsi="Arial"/>
-                <w:b/>
+        <w:trPr>
+          <w:tblHeader/>
+        </w:trPr>
+        <w:tc>
+          <w:tcPr>
+            <w:tcW w:type="dxa" w:w="1514"/>
+            <w:shd w:val="clear" w:color="auto" w:fill="D9D9D9"/>
+          </w:tcPr>
+          <w:p>
+            <w:r/>
+            <w:r>
+              <w:rPr>
+                <w:rFonts w:ascii="Verdana" w:hAnsi="Verdana"/>
+                <w:b w:val="0"/>
                 <w:sz w:val="16"/>
               </w:rPr>
               <w:t>FXY</w:t>
@@ -58,194 +72,170 @@
         <w:tc>
           <w:tcPr>
             <w:tcW w:type="dxa" w:w="1514"/>
-            <w:shd w:val="clear" w:color="auto" w:fill="D9E2F3"/>
-          </w:tcPr>
-          <w:p>
-            <w:pPr>
-              <w:jc w:val="center"/>
-            </w:pPr>
-            <w:r/>
-            <w:r>
-              <w:rPr>
-                <w:rFonts w:ascii="Arial" w:hAnsi="Arial"/>
-                <w:b/>
-                <w:sz w:val="16"/>
-              </w:rPr>
-              <w:t>ElementName</w:t>
-            </w:r>
-          </w:p>
-        </w:tc>
-        <w:tc>
-          <w:tcPr>
-            <w:tcW w:type="dxa" w:w="1514"/>
-            <w:shd w:val="clear" w:color="auto" w:fill="D9E2F3"/>
-          </w:tcPr>
-          <w:p>
-            <w:pPr>
-              <w:jc w:val="center"/>
-            </w:pPr>
-            <w:r/>
-            <w:r>
-              <w:rPr>
-                <w:rFonts w:ascii="Arial" w:hAnsi="Arial"/>
-                <w:b/>
-                <w:sz w:val="16"/>
-              </w:rPr>
-              <w:t>BUFR Unit</w:t>
-            </w:r>
-          </w:p>
-        </w:tc>
-        <w:tc>
-          <w:tcPr>
-            <w:tcW w:type="dxa" w:w="1514"/>
-            <w:shd w:val="clear" w:color="auto" w:fill="D9E2F3"/>
-          </w:tcPr>
-          <w:p>
-            <w:pPr>
-              <w:jc w:val="center"/>
-            </w:pPr>
-            <w:r/>
-            <w:r>
-              <w:rPr>
-                <w:rFonts w:ascii="Arial" w:hAnsi="Arial"/>
-                <w:b/>
-                <w:sz w:val="16"/>
-              </w:rPr>
-              <w:t>Scale</w:t>
-            </w:r>
-          </w:p>
-        </w:tc>
-        <w:tc>
-          <w:tcPr>
-            <w:tcW w:type="dxa" w:w="1514"/>
-            <w:shd w:val="clear" w:color="auto" w:fill="D9E2F3"/>
-          </w:tcPr>
-          <w:p>
-            <w:pPr>
-              <w:jc w:val="center"/>
-            </w:pPr>
-            <w:r/>
-            <w:r>
-              <w:rPr>
-                <w:rFonts w:ascii="Arial" w:hAnsi="Arial"/>
-                <w:b/>
-                <w:sz w:val="16"/>
-              </w:rPr>
-              <w:t>Ref Value</w:t>
-            </w:r>
-          </w:p>
-        </w:tc>
-        <w:tc>
-          <w:tcPr>
-            <w:tcW w:type="dxa" w:w="1514"/>
-            <w:shd w:val="clear" w:color="auto" w:fill="D9E2F3"/>
-          </w:tcPr>
-          <w:p>
-            <w:pPr>
-              <w:jc w:val="center"/>
-            </w:pPr>
-            <w:r/>
-            <w:r>
-              <w:rPr>
-                <w:rFonts w:ascii="Arial" w:hAnsi="Arial"/>
-                <w:b/>
-                <w:sz w:val="16"/>
-              </w:rPr>
-              <w:t>Bits</w:t>
-            </w:r>
-          </w:p>
-        </w:tc>
-        <w:tc>
-          <w:tcPr>
-            <w:tcW w:type="dxa" w:w="1514"/>
-            <w:shd w:val="clear" w:color="auto" w:fill="D9E2F3"/>
-          </w:tcPr>
-          <w:p>
-            <w:pPr>
-              <w:jc w:val="center"/>
-            </w:pPr>
-            <w:r/>
-            <w:r>
-              <w:rPr>
-                <w:rFonts w:ascii="Arial" w:hAnsi="Arial"/>
-                <w:b/>
-                <w:sz w:val="16"/>
-              </w:rPr>
-              <w:t>CREX Unit</w:t>
-            </w:r>
-          </w:p>
-        </w:tc>
-        <w:tc>
-          <w:tcPr>
-            <w:tcW w:type="dxa" w:w="1514"/>
-            <w:shd w:val="clear" w:color="auto" w:fill="D9E2F3"/>
-          </w:tcPr>
-          <w:p>
-            <w:pPr>
-              <w:jc w:val="center"/>
-            </w:pPr>
-            <w:r/>
-            <w:r>
-              <w:rPr>
-                <w:rFonts w:ascii="Arial" w:hAnsi="Arial"/>
-                <w:b/>
-                <w:sz w:val="16"/>
-              </w:rPr>
-              <w:t>Scale</w:t>
-            </w:r>
-          </w:p>
-        </w:tc>
-        <w:tc>
-          <w:tcPr>
-            <w:tcW w:type="dxa" w:w="1514"/>
-            <w:shd w:val="clear" w:color="auto" w:fill="D9E2F3"/>
-          </w:tcPr>
-          <w:p>
-            <w:pPr>
-              <w:jc w:val="center"/>
-            </w:pPr>
-            <w:r/>
-            <w:r>
-              <w:rPr>
-                <w:rFonts w:ascii="Arial" w:hAnsi="Arial"/>
-                <w:b/>
-                <w:sz w:val="16"/>
-              </w:rPr>
-              <w:t>Chars</w:t>
-            </w:r>
-          </w:p>
-        </w:tc>
-        <w:tc>
-          <w:tcPr>
-            <w:tcW w:type="dxa" w:w="1514"/>
-            <w:shd w:val="clear" w:color="auto" w:fill="D9E2F3"/>
-          </w:tcPr>
-          <w:p>
-            <w:pPr>
-              <w:jc w:val="center"/>
-            </w:pPr>
-            <w:r/>
-            <w:r>
-              <w:rPr>
-                <w:rFonts w:ascii="Arial" w:hAnsi="Arial"/>
-                <w:b/>
-                <w:sz w:val="16"/>
-              </w:rPr>
-              <w:t>Note</w:t>
+            <w:shd w:val="clear" w:color="auto" w:fill="D9D9D9"/>
+          </w:tcPr>
+          <w:p>
+            <w:r/>
+            <w:r>
+              <w:rPr>
+                <w:rFonts w:ascii="Verdana" w:hAnsi="Verdana"/>
+                <w:b w:val="0"/>
+                <w:sz w:val="16"/>
+              </w:rPr>
+              <w:t>НАЗВАНИЕ ЭЛЕМЕНТА</w:t>
+            </w:r>
+          </w:p>
+        </w:tc>
+        <w:tc>
+          <w:tcPr>
+            <w:tcW w:type="dxa" w:w="1514"/>
+            <w:shd w:val="clear" w:color="auto" w:fill="D9D9D9"/>
+          </w:tcPr>
+          <w:p>
+            <w:r/>
+            <w:r>
+              <w:rPr>
+                <w:rFonts w:ascii="Verdana" w:hAnsi="Verdana"/>
+                <w:b w:val="0"/>
+                <w:sz w:val="16"/>
+              </w:rPr>
+              <w:t>ЕД. ИЗМ. BUFR</w:t>
+            </w:r>
+          </w:p>
+        </w:tc>
+        <w:tc>
+          <w:tcPr>
+            <w:tcW w:type="dxa" w:w="1514"/>
+            <w:shd w:val="clear" w:color="auto" w:fill="D9D9D9"/>
+          </w:tcPr>
+          <w:p>
+            <w:r/>
+            <w:r>
+              <w:rPr>
+                <w:rFonts w:ascii="Verdana" w:hAnsi="Verdana"/>
+                <w:b w:val="0"/>
+                <w:sz w:val="16"/>
+              </w:rPr>
+              <w:t>МАСШТАБ</w:t>
+            </w:r>
+          </w:p>
+        </w:tc>
+        <w:tc>
+          <w:tcPr>
+            <w:tcW w:type="dxa" w:w="1514"/>
+            <w:shd w:val="clear" w:color="auto" w:fill="D9D9D9"/>
+          </w:tcPr>
+          <w:p>
+            <w:r/>
+            <w:r>
+              <w:rPr>
+                <w:rFonts w:ascii="Verdana" w:hAnsi="Verdana"/>
+                <w:b w:val="0"/>
+                <w:sz w:val="16"/>
+              </w:rPr>
+              <w:t>НАЧ. ОТСЧ.</w:t>
+            </w:r>
+          </w:p>
+        </w:tc>
+        <w:tc>
+          <w:tcPr>
+            <w:tcW w:type="dxa" w:w="1514"/>
+            <w:shd w:val="clear" w:color="auto" w:fill="D9D9D9"/>
+          </w:tcPr>
+          <w:p>
+            <w:r/>
+            <w:r>
+              <w:rPr>
+                <w:rFonts w:ascii="Verdana" w:hAnsi="Verdana"/>
+                <w:b w:val="0"/>
+                <w:sz w:val="16"/>
+              </w:rPr>
+              <w:t>БИТЫ</w:t>
+            </w:r>
+          </w:p>
+        </w:tc>
+        <w:tc>
+          <w:tcPr>
+            <w:tcW w:type="dxa" w:w="1514"/>
+            <w:shd w:val="clear" w:color="auto" w:fill="D9D9D9"/>
+          </w:tcPr>
+          <w:p>
+            <w:r/>
+            <w:r>
+              <w:rPr>
+                <w:rFonts w:ascii="Verdana" w:hAnsi="Verdana"/>
+                <w:b w:val="0"/>
+                <w:sz w:val="16"/>
+              </w:rPr>
+              <w:t>ЕД. ИЗМ. CREX</w:t>
+            </w:r>
+          </w:p>
+        </w:tc>
+        <w:tc>
+          <w:tcPr>
+            <w:tcW w:type="dxa" w:w="1514"/>
+            <w:shd w:val="clear" w:color="auto" w:fill="D9D9D9"/>
+          </w:tcPr>
+          <w:p>
+            <w:r/>
+            <w:r>
+              <w:rPr>
+                <w:rFonts w:ascii="Verdana" w:hAnsi="Verdana"/>
+                <w:b w:val="0"/>
+                <w:sz w:val="16"/>
+              </w:rPr>
+              <w:t>МАСШТАБ</w:t>
+            </w:r>
+          </w:p>
+        </w:tc>
+        <w:tc>
+          <w:tcPr>
+            <w:tcW w:type="dxa" w:w="1514"/>
+            <w:shd w:val="clear" w:color="auto" w:fill="D9D9D9"/>
+          </w:tcPr>
+          <w:p>
+            <w:r/>
+            <w:r>
+              <w:rPr>
+                <w:rFonts w:ascii="Verdana" w:hAnsi="Verdana"/>
+                <w:b w:val="0"/>
+                <w:sz w:val="16"/>
+              </w:rPr>
+              <w:t>СИМВ.</w:t>
+            </w:r>
+          </w:p>
+        </w:tc>
+        <w:tc>
+          <w:tcPr>
+            <w:tcW w:type="dxa" w:w="1514"/>
+            <w:shd w:val="clear" w:color="auto" w:fill="D9D9D9"/>
+          </w:tcPr>
+          <w:p>
+            <w:r/>
+            <w:r>
+              <w:rPr>
+                <w:rFonts w:ascii="Verdana" w:hAnsi="Verdana"/>
+                <w:b w:val="0"/>
+                <w:sz w:val="16"/>
+              </w:rPr>
+              <w:t>ПРИМЕЧАНИЕ</w:t>
             </w:r>
           </w:p>
         </w:tc>
       </w:tr>
       <w:tr>
-        <w:tc>
-          <w:tcPr>
-            <w:tcW w:type="dxa" w:w="1514"/>
-          </w:tcPr>
-          <w:p>
-            <w:r/>
-            <w:r>
-              <w:rPr>
-                <w:rFonts w:ascii="Arial" w:hAnsi="Arial"/>
+        <w:trPr>
+          <w:cantSplit/>
+        </w:trPr>
+        <w:tc>
+          <w:tcPr>
+            <w:tcW w:type="dxa" w:w="1514"/>
+          </w:tcPr>
+          <w:p>
+            <w:r/>
+            <w:r>
+              <w:rPr>
+                <w:rFonts w:ascii="Verdana" w:hAnsi="Verdana"/>
                 <w:b w:val="0"/>
                 <w:sz w:val="16"/>
               </w:rPr>
@@ -261,7 +251,7 @@
             <w:r/>
             <w:r>
               <w:rPr>
-                <w:rFonts w:ascii="Arial" w:hAnsi="Arial"/>
+                <w:rFonts w:ascii="Verdana" w:hAnsi="Verdana"/>
                 <w:b w:val="0"/>
                 <w:sz w:val="16"/>
               </w:rPr>
@@ -277,7 +267,7 @@
             <w:r/>
             <w:r>
               <w:rPr>
-                <w:rFonts w:ascii="Arial" w:hAnsi="Arial"/>
+                <w:rFonts w:ascii="Verdana" w:hAnsi="Verdana"/>
                 <w:b w:val="0"/>
                 <w:sz w:val="16"/>
               </w:rPr>
@@ -293,7 +283,7 @@
             <w:r/>
             <w:r>
               <w:rPr>
-                <w:rFonts w:ascii="Arial" w:hAnsi="Arial"/>
+                <w:rFonts w:ascii="Verdana" w:hAnsi="Verdana"/>
                 <w:b w:val="0"/>
                 <w:sz w:val="16"/>
               </w:rPr>
@@ -309,7 +299,7 @@
             <w:r/>
             <w:r>
               <w:rPr>
-                <w:rFonts w:ascii="Arial" w:hAnsi="Arial"/>
+                <w:rFonts w:ascii="Verdana" w:hAnsi="Verdana"/>
                 <w:b w:val="0"/>
                 <w:sz w:val="16"/>
               </w:rPr>
@@ -325,7 +315,7 @@
             <w:r/>
             <w:r>
               <w:rPr>
-                <w:rFonts w:ascii="Arial" w:hAnsi="Arial"/>
+                <w:rFonts w:ascii="Verdana" w:hAnsi="Verdana"/>
                 <w:b w:val="0"/>
                 <w:sz w:val="16"/>
               </w:rPr>
@@ -341,7 +331,7 @@
             <w:r/>
             <w:r>
               <w:rPr>
-                <w:rFonts w:ascii="Arial" w:hAnsi="Arial"/>
+                <w:rFonts w:ascii="Verdana" w:hAnsi="Verdana"/>
                 <w:b w:val="0"/>
                 <w:sz w:val="16"/>
               </w:rPr>
@@ -357,7 +347,7 @@
             <w:r/>
             <w:r>
               <w:rPr>
-                <w:rFonts w:ascii="Arial" w:hAnsi="Arial"/>
+                <w:rFonts w:ascii="Verdana" w:hAnsi="Verdana"/>
                 <w:b w:val="0"/>
                 <w:sz w:val="16"/>
               </w:rPr>
@@ -373,7 +363,7 @@
             <w:r/>
             <w:r>
               <w:rPr>
-                <w:rFonts w:ascii="Arial" w:hAnsi="Arial"/>
+                <w:rFonts w:ascii="Verdana" w:hAnsi="Verdana"/>
                 <w:b w:val="0"/>
                 <w:sz w:val="16"/>
               </w:rPr>
@@ -389,7 +379,7 @@
             <w:r/>
             <w:r>
               <w:rPr>
-                <w:rFonts w:ascii="Arial" w:hAnsi="Arial"/>
+                <w:rFonts w:ascii="Verdana" w:hAnsi="Verdana"/>
                 <w:b w:val="0"/>
                 <w:sz w:val="16"/>
               </w:rPr>
@@ -398,15 +388,18 @@
         </w:tc>
       </w:tr>
       <w:tr>
-        <w:tc>
-          <w:tcPr>
-            <w:tcW w:type="dxa" w:w="1514"/>
-          </w:tcPr>
-          <w:p>
-            <w:r/>
-            <w:r>
-              <w:rPr>
-                <w:rFonts w:ascii="Arial" w:hAnsi="Arial"/>
+        <w:trPr>
+          <w:cantSplit/>
+        </w:trPr>
+        <w:tc>
+          <w:tcPr>
+            <w:tcW w:type="dxa" w:w="1514"/>
+          </w:tcPr>
+          <w:p>
+            <w:r/>
+            <w:r>
+              <w:rPr>
+                <w:rFonts w:ascii="Verdana" w:hAnsi="Verdana"/>
                 <w:b w:val="0"/>
                 <w:sz w:val="16"/>
               </w:rPr>
@@ -422,7 +415,7 @@
             <w:r/>
             <w:r>
               <w:rPr>
-                <w:rFonts w:ascii="Arial" w:hAnsi="Arial"/>
+                <w:rFonts w:ascii="Verdana" w:hAnsi="Verdana"/>
                 <w:b w:val="0"/>
                 <w:sz w:val="16"/>
               </w:rPr>
@@ -438,7 +431,7 @@
             <w:r/>
             <w:r>
               <w:rPr>
-                <w:rFonts w:ascii="Arial" w:hAnsi="Arial"/>
+                <w:rFonts w:ascii="Verdana" w:hAnsi="Verdana"/>
                 <w:b w:val="0"/>
                 <w:sz w:val="16"/>
               </w:rPr>
@@ -454,7 +447,7 @@
             <w:r/>
             <w:r>
               <w:rPr>
-                <w:rFonts w:ascii="Arial" w:hAnsi="Arial"/>
+                <w:rFonts w:ascii="Verdana" w:hAnsi="Verdana"/>
                 <w:b w:val="0"/>
                 <w:sz w:val="16"/>
               </w:rPr>
@@ -470,7 +463,7 @@
             <w:r/>
             <w:r>
               <w:rPr>
-                <w:rFonts w:ascii="Arial" w:hAnsi="Arial"/>
+                <w:rFonts w:ascii="Verdana" w:hAnsi="Verdana"/>
                 <w:b w:val="0"/>
                 <w:sz w:val="16"/>
               </w:rPr>
@@ -486,7 +479,7 @@
             <w:r/>
             <w:r>
               <w:rPr>
-                <w:rFonts w:ascii="Arial" w:hAnsi="Arial"/>
+                <w:rFonts w:ascii="Verdana" w:hAnsi="Verdana"/>
                 <w:b w:val="0"/>
                 <w:sz w:val="16"/>
               </w:rPr>
@@ -502,7 +495,7 @@
             <w:r/>
             <w:r>
               <w:rPr>
-                <w:rFonts w:ascii="Arial" w:hAnsi="Arial"/>
+                <w:rFonts w:ascii="Verdana" w:hAnsi="Verdana"/>
                 <w:b w:val="0"/>
                 <w:sz w:val="16"/>
               </w:rPr>
@@ -518,7 +511,7 @@
             <w:r/>
             <w:r>
               <w:rPr>
-                <w:rFonts w:ascii="Arial" w:hAnsi="Arial"/>
+                <w:rFonts w:ascii="Verdana" w:hAnsi="Verdana"/>
                 <w:b w:val="0"/>
                 <w:sz w:val="16"/>
               </w:rPr>
@@ -534,7 +527,7 @@
             <w:r/>
             <w:r>
               <w:rPr>
-                <w:rFonts w:ascii="Arial" w:hAnsi="Arial"/>
+                <w:rFonts w:ascii="Verdana" w:hAnsi="Verdana"/>
                 <w:b w:val="0"/>
                 <w:sz w:val="16"/>
               </w:rPr>
@@ -550,7 +543,7 @@
             <w:r/>
             <w:r>
               <w:rPr>
-                <w:rFonts w:ascii="Arial" w:hAnsi="Arial"/>
+                <w:rFonts w:ascii="Verdana" w:hAnsi="Verdana"/>
                 <w:b w:val="0"/>
                 <w:sz w:val="16"/>
               </w:rPr>
@@ -559,15 +552,18 @@
         </w:tc>
       </w:tr>
       <w:tr>
-        <w:tc>
-          <w:tcPr>
-            <w:tcW w:type="dxa" w:w="1514"/>
-          </w:tcPr>
-          <w:p>
-            <w:r/>
-            <w:r>
-              <w:rPr>
-                <w:rFonts w:ascii="Arial" w:hAnsi="Arial"/>
+        <w:trPr>
+          <w:cantSplit/>
+        </w:trPr>
+        <w:tc>
+          <w:tcPr>
+            <w:tcW w:type="dxa" w:w="1514"/>
+          </w:tcPr>
+          <w:p>
+            <w:r/>
+            <w:r>
+              <w:rPr>
+                <w:rFonts w:ascii="Verdana" w:hAnsi="Verdana"/>
                 <w:b w:val="0"/>
                 <w:sz w:val="16"/>
               </w:rPr>
@@ -583,7 +579,7 @@
             <w:r/>
             <w:r>
               <w:rPr>
-                <w:rFonts w:ascii="Arial" w:hAnsi="Arial"/>
+                <w:rFonts w:ascii="Verdana" w:hAnsi="Verdana"/>
                 <w:b w:val="0"/>
                 <w:sz w:val="16"/>
               </w:rPr>
@@ -599,7 +595,7 @@
             <w:r/>
             <w:r>
               <w:rPr>
-                <w:rFonts w:ascii="Arial" w:hAnsi="Arial"/>
+                <w:rFonts w:ascii="Verdana" w:hAnsi="Verdana"/>
                 <w:b w:val="0"/>
                 <w:sz w:val="16"/>
               </w:rPr>
@@ -615,7 +611,7 @@
             <w:r/>
             <w:r>
               <w:rPr>
-                <w:rFonts w:ascii="Arial" w:hAnsi="Arial"/>
+                <w:rFonts w:ascii="Verdana" w:hAnsi="Verdana"/>
                 <w:b w:val="0"/>
                 <w:sz w:val="16"/>
               </w:rPr>
@@ -631,7 +627,7 @@
             <w:r/>
             <w:r>
               <w:rPr>
-                <w:rFonts w:ascii="Arial" w:hAnsi="Arial"/>
+                <w:rFonts w:ascii="Verdana" w:hAnsi="Verdana"/>
                 <w:b w:val="0"/>
                 <w:sz w:val="16"/>
               </w:rPr>
@@ -647,7 +643,7 @@
             <w:r/>
             <w:r>
               <w:rPr>
-                <w:rFonts w:ascii="Arial" w:hAnsi="Arial"/>
+                <w:rFonts w:ascii="Verdana" w:hAnsi="Verdana"/>
                 <w:b w:val="0"/>
                 <w:sz w:val="16"/>
               </w:rPr>
@@ -663,7 +659,7 @@
             <w:r/>
             <w:r>
               <w:rPr>
-                <w:rFonts w:ascii="Arial" w:hAnsi="Arial"/>
+                <w:rFonts w:ascii="Verdana" w:hAnsi="Verdana"/>
                 <w:b w:val="0"/>
                 <w:sz w:val="16"/>
               </w:rPr>
@@ -679,7 +675,7 @@
             <w:r/>
             <w:r>
               <w:rPr>
-                <w:rFonts w:ascii="Arial" w:hAnsi="Arial"/>
+                <w:rFonts w:ascii="Verdana" w:hAnsi="Verdana"/>
                 <w:b w:val="0"/>
                 <w:sz w:val="16"/>
               </w:rPr>
@@ -695,7 +691,7 @@
             <w:r/>
             <w:r>
               <w:rPr>
-                <w:rFonts w:ascii="Arial" w:hAnsi="Arial"/>
+                <w:rFonts w:ascii="Verdana" w:hAnsi="Verdana"/>
                 <w:b w:val="0"/>
                 <w:sz w:val="16"/>
               </w:rPr>
@@ -711,7 +707,7 @@
             <w:r/>
             <w:r>
               <w:rPr>
-                <w:rFonts w:ascii="Arial" w:hAnsi="Arial"/>
+                <w:rFonts w:ascii="Verdana" w:hAnsi="Verdana"/>
                 <w:b w:val="0"/>
                 <w:sz w:val="16"/>
               </w:rPr>
@@ -720,15 +716,18 @@
         </w:tc>
       </w:tr>
       <w:tr>
-        <w:tc>
-          <w:tcPr>
-            <w:tcW w:type="dxa" w:w="1514"/>
-          </w:tcPr>
-          <w:p>
-            <w:r/>
-            <w:r>
-              <w:rPr>
-                <w:rFonts w:ascii="Arial" w:hAnsi="Arial"/>
+        <w:trPr>
+          <w:cantSplit/>
+        </w:trPr>
+        <w:tc>
+          <w:tcPr>
+            <w:tcW w:type="dxa" w:w="1514"/>
+          </w:tcPr>
+          <w:p>
+            <w:r/>
+            <w:r>
+              <w:rPr>
+                <w:rFonts w:ascii="Verdana" w:hAnsi="Verdana"/>
                 <w:b w:val="0"/>
                 <w:sz w:val="16"/>
               </w:rPr>
@@ -744,7 +743,7 @@
             <w:r/>
             <w:r>
               <w:rPr>
-                <w:rFonts w:ascii="Arial" w:hAnsi="Arial"/>
+                <w:rFonts w:ascii="Verdana" w:hAnsi="Verdana"/>
                 <w:b w:val="0"/>
                 <w:sz w:val="16"/>
               </w:rPr>
@@ -760,7 +759,7 @@
             <w:r/>
             <w:r>
               <w:rPr>
-                <w:rFonts w:ascii="Arial" w:hAnsi="Arial"/>
+                <w:rFonts w:ascii="Verdana" w:hAnsi="Verdana"/>
                 <w:b w:val="0"/>
                 <w:sz w:val="16"/>
               </w:rPr>
@@ -776,7 +775,7 @@
             <w:r/>
             <w:r>
               <w:rPr>
-                <w:rFonts w:ascii="Arial" w:hAnsi="Arial"/>
+                <w:rFonts w:ascii="Verdana" w:hAnsi="Verdana"/>
                 <w:b w:val="0"/>
                 <w:sz w:val="16"/>
               </w:rPr>
@@ -792,7 +791,7 @@
             <w:r/>
             <w:r>
               <w:rPr>
-                <w:rFonts w:ascii="Arial" w:hAnsi="Arial"/>
+                <w:rFonts w:ascii="Verdana" w:hAnsi="Verdana"/>
                 <w:b w:val="0"/>
                 <w:sz w:val="16"/>
               </w:rPr>
@@ -808,7 +807,7 @@
             <w:r/>
             <w:r>
               <w:rPr>
-                <w:rFonts w:ascii="Arial" w:hAnsi="Arial"/>
+                <w:rFonts w:ascii="Verdana" w:hAnsi="Verdana"/>
                 <w:b w:val="0"/>
                 <w:sz w:val="16"/>
               </w:rPr>
@@ -824,7 +823,7 @@
             <w:r/>
             <w:r>
               <w:rPr>
-                <w:rFonts w:ascii="Arial" w:hAnsi="Arial"/>
+                <w:rFonts w:ascii="Verdana" w:hAnsi="Verdana"/>
                 <w:b w:val="0"/>
                 <w:sz w:val="16"/>
               </w:rPr>
@@ -840,7 +839,7 @@
             <w:r/>
             <w:r>
               <w:rPr>
-                <w:rFonts w:ascii="Arial" w:hAnsi="Arial"/>
+                <w:rFonts w:ascii="Verdana" w:hAnsi="Verdana"/>
                 <w:b w:val="0"/>
                 <w:sz w:val="16"/>
               </w:rPr>
@@ -856,7 +855,7 @@
             <w:r/>
             <w:r>
               <w:rPr>
-                <w:rFonts w:ascii="Arial" w:hAnsi="Arial"/>
+                <w:rFonts w:ascii="Verdana" w:hAnsi="Verdana"/>
                 <w:b w:val="0"/>
                 <w:sz w:val="16"/>
               </w:rPr>
@@ -872,7 +871,7 @@
             <w:r/>
             <w:r>
               <w:rPr>
-                <w:rFonts w:ascii="Arial" w:hAnsi="Arial"/>
+                <w:rFonts w:ascii="Verdana" w:hAnsi="Verdana"/>
                 <w:b w:val="0"/>
                 <w:sz w:val="16"/>
               </w:rPr>
@@ -881,15 +880,18 @@
         </w:tc>
       </w:tr>
       <w:tr>
-        <w:tc>
-          <w:tcPr>
-            <w:tcW w:type="dxa" w:w="1514"/>
-          </w:tcPr>
-          <w:p>
-            <w:r/>
-            <w:r>
-              <w:rPr>
-                <w:rFonts w:ascii="Arial" w:hAnsi="Arial"/>
+        <w:trPr>
+          <w:cantSplit/>
+        </w:trPr>
+        <w:tc>
+          <w:tcPr>
+            <w:tcW w:type="dxa" w:w="1514"/>
+          </w:tcPr>
+          <w:p>
+            <w:r/>
+            <w:r>
+              <w:rPr>
+                <w:rFonts w:ascii="Verdana" w:hAnsi="Verdana"/>
                 <w:b w:val="0"/>
                 <w:sz w:val="16"/>
               </w:rPr>
@@ -905,7 +907,7 @@
             <w:r/>
             <w:r>
               <w:rPr>
-                <w:rFonts w:ascii="Arial" w:hAnsi="Arial"/>
+                <w:rFonts w:ascii="Verdana" w:hAnsi="Verdana"/>
                 <w:b w:val="0"/>
                 <w:sz w:val="16"/>
               </w:rPr>
@@ -921,7 +923,7 @@
             <w:r/>
             <w:r>
               <w:rPr>
-                <w:rFonts w:ascii="Arial" w:hAnsi="Arial"/>
+                <w:rFonts w:ascii="Verdana" w:hAnsi="Verdana"/>
                 <w:b w:val="0"/>
                 <w:sz w:val="16"/>
               </w:rPr>
@@ -937,7 +939,7 @@
             <w:r/>
             <w:r>
               <w:rPr>
-                <w:rFonts w:ascii="Arial" w:hAnsi="Arial"/>
+                <w:rFonts w:ascii="Verdana" w:hAnsi="Verdana"/>
                 <w:b w:val="0"/>
                 <w:sz w:val="16"/>
               </w:rPr>
@@ -953,7 +955,7 @@
             <w:r/>
             <w:r>
               <w:rPr>
-                <w:rFonts w:ascii="Arial" w:hAnsi="Arial"/>
+                <w:rFonts w:ascii="Verdana" w:hAnsi="Verdana"/>
                 <w:b w:val="0"/>
                 <w:sz w:val="16"/>
               </w:rPr>
@@ -969,7 +971,7 @@
             <w:r/>
             <w:r>
               <w:rPr>
-                <w:rFonts w:ascii="Arial" w:hAnsi="Arial"/>
+                <w:rFonts w:ascii="Verdana" w:hAnsi="Verdana"/>
                 <w:b w:val="0"/>
                 <w:sz w:val="16"/>
               </w:rPr>
@@ -985,7 +987,7 @@
             <w:r/>
             <w:r>
               <w:rPr>
-                <w:rFonts w:ascii="Arial" w:hAnsi="Arial"/>
+                <w:rFonts w:ascii="Verdana" w:hAnsi="Verdana"/>
                 <w:b w:val="0"/>
                 <w:sz w:val="16"/>
               </w:rPr>
@@ -1001,7 +1003,7 @@
             <w:r/>
             <w:r>
               <w:rPr>
-                <w:rFonts w:ascii="Arial" w:hAnsi="Arial"/>
+                <w:rFonts w:ascii="Verdana" w:hAnsi="Verdana"/>
                 <w:b w:val="0"/>
                 <w:sz w:val="16"/>
               </w:rPr>
@@ -1017,7 +1019,7 @@
             <w:r/>
             <w:r>
               <w:rPr>
-                <w:rFonts w:ascii="Arial" w:hAnsi="Arial"/>
+                <w:rFonts w:ascii="Verdana" w:hAnsi="Verdana"/>
                 <w:b w:val="0"/>
                 <w:sz w:val="16"/>
               </w:rPr>
@@ -1033,7 +1035,7 @@
             <w:r/>
             <w:r>
               <w:rPr>
-                <w:rFonts w:ascii="Arial" w:hAnsi="Arial"/>
+                <w:rFonts w:ascii="Verdana" w:hAnsi="Verdana"/>
                 <w:b w:val="0"/>
                 <w:sz w:val="16"/>
               </w:rPr>
@@ -1042,15 +1044,18 @@
         </w:tc>
       </w:tr>
       <w:tr>
-        <w:tc>
-          <w:tcPr>
-            <w:tcW w:type="dxa" w:w="1514"/>
-          </w:tcPr>
-          <w:p>
-            <w:r/>
-            <w:r>
-              <w:rPr>
-                <w:rFonts w:ascii="Arial" w:hAnsi="Arial"/>
+        <w:trPr>
+          <w:cantSplit/>
+        </w:trPr>
+        <w:tc>
+          <w:tcPr>
+            <w:tcW w:type="dxa" w:w="1514"/>
+          </w:tcPr>
+          <w:p>
+            <w:r/>
+            <w:r>
+              <w:rPr>
+                <w:rFonts w:ascii="Verdana" w:hAnsi="Verdana"/>
                 <w:b w:val="0"/>
                 <w:sz w:val="16"/>
               </w:rPr>
@@ -1066,7 +1071,7 @@
             <w:r/>
             <w:r>
               <w:rPr>
-                <w:rFonts w:ascii="Arial" w:hAnsi="Arial"/>
+                <w:rFonts w:ascii="Verdana" w:hAnsi="Verdana"/>
                 <w:b w:val="0"/>
                 <w:sz w:val="16"/>
               </w:rPr>
@@ -1082,7 +1087,7 @@
             <w:r/>
             <w:r>
               <w:rPr>
-                <w:rFonts w:ascii="Arial" w:hAnsi="Arial"/>
+                <w:rFonts w:ascii="Verdana" w:hAnsi="Verdana"/>
                 <w:b w:val="0"/>
                 <w:sz w:val="16"/>
               </w:rPr>
@@ -1098,7 +1103,7 @@
             <w:r/>
             <w:r>
               <w:rPr>
-                <w:rFonts w:ascii="Arial" w:hAnsi="Arial"/>
+                <w:rFonts w:ascii="Verdana" w:hAnsi="Verdana"/>
                 <w:b w:val="0"/>
                 <w:sz w:val="16"/>
               </w:rPr>
@@ -1114,7 +1119,7 @@
             <w:r/>
             <w:r>
               <w:rPr>
-                <w:rFonts w:ascii="Arial" w:hAnsi="Arial"/>
+                <w:rFonts w:ascii="Verdana" w:hAnsi="Verdana"/>
                 <w:b w:val="0"/>
                 <w:sz w:val="16"/>
               </w:rPr>
@@ -1130,7 +1135,7 @@
             <w:r/>
             <w:r>
               <w:rPr>
-                <w:rFonts w:ascii="Arial" w:hAnsi="Arial"/>
+                <w:rFonts w:ascii="Verdana" w:hAnsi="Verdana"/>
                 <w:b w:val="0"/>
                 <w:sz w:val="16"/>
               </w:rPr>
@@ -1146,7 +1151,7 @@
             <w:r/>
             <w:r>
               <w:rPr>
-                <w:rFonts w:ascii="Arial" w:hAnsi="Arial"/>
+                <w:rFonts w:ascii="Verdana" w:hAnsi="Verdana"/>
                 <w:b w:val="0"/>
                 <w:sz w:val="16"/>
               </w:rPr>
@@ -1162,7 +1167,7 @@
             <w:r/>
             <w:r>
               <w:rPr>
-                <w:rFonts w:ascii="Arial" w:hAnsi="Arial"/>
+                <w:rFonts w:ascii="Verdana" w:hAnsi="Verdana"/>
                 <w:b w:val="0"/>
                 <w:sz w:val="16"/>
               </w:rPr>
@@ -1178,7 +1183,7 @@
             <w:r/>
             <w:r>
               <w:rPr>
-                <w:rFonts w:ascii="Arial" w:hAnsi="Arial"/>
+                <w:rFonts w:ascii="Verdana" w:hAnsi="Verdana"/>
                 <w:b w:val="0"/>
                 <w:sz w:val="16"/>
               </w:rPr>
@@ -1194,7 +1199,7 @@
             <w:r/>
             <w:r>
               <w:rPr>
-                <w:rFonts w:ascii="Arial" w:hAnsi="Arial"/>
+                <w:rFonts w:ascii="Verdana" w:hAnsi="Verdana"/>
                 <w:b w:val="0"/>
                 <w:sz w:val="16"/>
               </w:rPr>
@@ -1203,15 +1208,18 @@
         </w:tc>
       </w:tr>
       <w:tr>
-        <w:tc>
-          <w:tcPr>
-            <w:tcW w:type="dxa" w:w="1514"/>
-          </w:tcPr>
-          <w:p>
-            <w:r/>
-            <w:r>
-              <w:rPr>
-                <w:rFonts w:ascii="Arial" w:hAnsi="Arial"/>
+        <w:trPr>
+          <w:cantSplit/>
+        </w:trPr>
+        <w:tc>
+          <w:tcPr>
+            <w:tcW w:type="dxa" w:w="1514"/>
+          </w:tcPr>
+          <w:p>
+            <w:r/>
+            <w:r>
+              <w:rPr>
+                <w:rFonts w:ascii="Verdana" w:hAnsi="Verdana"/>
                 <w:b w:val="0"/>
                 <w:sz w:val="16"/>
               </w:rPr>
@@ -1227,7 +1235,7 @@
             <w:r/>
             <w:r>
               <w:rPr>
-                <w:rFonts w:ascii="Arial" w:hAnsi="Arial"/>
+                <w:rFonts w:ascii="Verdana" w:hAnsi="Verdana"/>
                 <w:b w:val="0"/>
                 <w:sz w:val="16"/>
               </w:rPr>
@@ -1243,7 +1251,7 @@
             <w:r/>
             <w:r>
               <w:rPr>
-                <w:rFonts w:ascii="Arial" w:hAnsi="Arial"/>
+                <w:rFonts w:ascii="Verdana" w:hAnsi="Verdana"/>
                 <w:b w:val="0"/>
                 <w:sz w:val="16"/>
               </w:rPr>
@@ -1259,7 +1267,7 @@
             <w:r/>
             <w:r>
               <w:rPr>
-                <w:rFonts w:ascii="Arial" w:hAnsi="Arial"/>
+                <w:rFonts w:ascii="Verdana" w:hAnsi="Verdana"/>
                 <w:b w:val="0"/>
                 <w:sz w:val="16"/>
               </w:rPr>
@@ -1275,7 +1283,7 @@
             <w:r/>
             <w:r>
               <w:rPr>
-                <w:rFonts w:ascii="Arial" w:hAnsi="Arial"/>
+                <w:rFonts w:ascii="Verdana" w:hAnsi="Verdana"/>
                 <w:b w:val="0"/>
                 <w:sz w:val="16"/>
               </w:rPr>
@@ -1291,7 +1299,7 @@
             <w:r/>
             <w:r>
               <w:rPr>
-                <w:rFonts w:ascii="Arial" w:hAnsi="Arial"/>
+                <w:rFonts w:ascii="Verdana" w:hAnsi="Verdana"/>
                 <w:b w:val="0"/>
                 <w:sz w:val="16"/>
               </w:rPr>
@@ -1307,7 +1315,7 @@
             <w:r/>
             <w:r>
               <w:rPr>
-                <w:rFonts w:ascii="Arial" w:hAnsi="Arial"/>
+                <w:rFonts w:ascii="Verdana" w:hAnsi="Verdana"/>
                 <w:b w:val="0"/>
                 <w:sz w:val="16"/>
               </w:rPr>
@@ -1323,7 +1331,7 @@
             <w:r/>
             <w:r>
               <w:rPr>
-                <w:rFonts w:ascii="Arial" w:hAnsi="Arial"/>
+                <w:rFonts w:ascii="Verdana" w:hAnsi="Verdana"/>
                 <w:b w:val="0"/>
                 <w:sz w:val="16"/>
               </w:rPr>
@@ -1339,7 +1347,7 @@
             <w:r/>
             <w:r>
               <w:rPr>
-                <w:rFonts w:ascii="Arial" w:hAnsi="Arial"/>
+                <w:rFonts w:ascii="Verdana" w:hAnsi="Verdana"/>
                 <w:b w:val="0"/>
                 <w:sz w:val="16"/>
               </w:rPr>
@@ -1355,7 +1363,7 @@
             <w:r/>
             <w:r>
               <w:rPr>
-                <w:rFonts w:ascii="Arial" w:hAnsi="Arial"/>
+                <w:rFonts w:ascii="Verdana" w:hAnsi="Verdana"/>
                 <w:b w:val="0"/>
                 <w:sz w:val="16"/>
               </w:rPr>
@@ -1364,15 +1372,18 @@
         </w:tc>
       </w:tr>
       <w:tr>
-        <w:tc>
-          <w:tcPr>
-            <w:tcW w:type="dxa" w:w="1514"/>
-          </w:tcPr>
-          <w:p>
-            <w:r/>
-            <w:r>
-              <w:rPr>
-                <w:rFonts w:ascii="Arial" w:hAnsi="Arial"/>
+        <w:trPr>
+          <w:cantSplit/>
+        </w:trPr>
+        <w:tc>
+          <w:tcPr>
+            <w:tcW w:type="dxa" w:w="1514"/>
+          </w:tcPr>
+          <w:p>
+            <w:r/>
+            <w:r>
+              <w:rPr>
+                <w:rFonts w:ascii="Verdana" w:hAnsi="Verdana"/>
                 <w:b w:val="0"/>
                 <w:sz w:val="16"/>
               </w:rPr>
@@ -1388,7 +1399,7 @@
             <w:r/>
             <w:r>
               <w:rPr>
-                <w:rFonts w:ascii="Arial" w:hAnsi="Arial"/>
+                <w:rFonts w:ascii="Verdana" w:hAnsi="Verdana"/>
                 <w:b w:val="0"/>
                 <w:sz w:val="16"/>
               </w:rPr>
@@ -1404,7 +1415,7 @@
             <w:r/>
             <w:r>
               <w:rPr>
-                <w:rFonts w:ascii="Arial" w:hAnsi="Arial"/>
+                <w:rFonts w:ascii="Verdana" w:hAnsi="Verdana"/>
                 <w:b w:val="0"/>
                 <w:sz w:val="16"/>
               </w:rPr>
@@ -1420,7 +1431,7 @@
             <w:r/>
             <w:r>
               <w:rPr>
-                <w:rFonts w:ascii="Arial" w:hAnsi="Arial"/>
+                <w:rFonts w:ascii="Verdana" w:hAnsi="Verdana"/>
                 <w:b w:val="0"/>
                 <w:sz w:val="16"/>
               </w:rPr>
@@ -1436,7 +1447,7 @@
             <w:r/>
             <w:r>
               <w:rPr>
-                <w:rFonts w:ascii="Arial" w:hAnsi="Arial"/>
+                <w:rFonts w:ascii="Verdana" w:hAnsi="Verdana"/>
                 <w:b w:val="0"/>
                 <w:sz w:val="16"/>
               </w:rPr>
@@ -1452,7 +1463,7 @@
             <w:r/>
             <w:r>
               <w:rPr>
-                <w:rFonts w:ascii="Arial" w:hAnsi="Arial"/>
+                <w:rFonts w:ascii="Verdana" w:hAnsi="Verdana"/>
                 <w:b w:val="0"/>
                 <w:sz w:val="16"/>
               </w:rPr>
@@ -1468,7 +1479,7 @@
             <w:r/>
             <w:r>
               <w:rPr>
-                <w:rFonts w:ascii="Arial" w:hAnsi="Arial"/>
+                <w:rFonts w:ascii="Verdana" w:hAnsi="Verdana"/>
                 <w:b w:val="0"/>
                 <w:sz w:val="16"/>
               </w:rPr>
@@ -1484,7 +1495,7 @@
             <w:r/>
             <w:r>
               <w:rPr>
-                <w:rFonts w:ascii="Arial" w:hAnsi="Arial"/>
+                <w:rFonts w:ascii="Verdana" w:hAnsi="Verdana"/>
                 <w:b w:val="0"/>
                 <w:sz w:val="16"/>
               </w:rPr>
@@ -1500,7 +1511,7 @@
             <w:r/>
             <w:r>
               <w:rPr>
-                <w:rFonts w:ascii="Arial" w:hAnsi="Arial"/>
+                <w:rFonts w:ascii="Verdana" w:hAnsi="Verdana"/>
                 <w:b w:val="0"/>
                 <w:sz w:val="16"/>
               </w:rPr>
@@ -1516,7 +1527,7 @@
             <w:r/>
             <w:r>
               <w:rPr>
-                <w:rFonts w:ascii="Arial" w:hAnsi="Arial"/>
+                <w:rFonts w:ascii="Verdana" w:hAnsi="Verdana"/>
                 <w:b w:val="0"/>
                 <w:sz w:val="16"/>
               </w:rPr>
@@ -1525,15 +1536,18 @@
         </w:tc>
       </w:tr>
       <w:tr>
-        <w:tc>
-          <w:tcPr>
-            <w:tcW w:type="dxa" w:w="1514"/>
-          </w:tcPr>
-          <w:p>
-            <w:r/>
-            <w:r>
-              <w:rPr>
-                <w:rFonts w:ascii="Arial" w:hAnsi="Arial"/>
+        <w:trPr>
+          <w:cantSplit/>
+        </w:trPr>
+        <w:tc>
+          <w:tcPr>
+            <w:tcW w:type="dxa" w:w="1514"/>
+          </w:tcPr>
+          <w:p>
+            <w:r/>
+            <w:r>
+              <w:rPr>
+                <w:rFonts w:ascii="Verdana" w:hAnsi="Verdana"/>
                 <w:b w:val="0"/>
                 <w:sz w:val="16"/>
               </w:rPr>
@@ -1549,7 +1563,7 @@
             <w:r/>
             <w:r>
               <w:rPr>
-                <w:rFonts w:ascii="Arial" w:hAnsi="Arial"/>
+                <w:rFonts w:ascii="Verdana" w:hAnsi="Verdana"/>
                 <w:b w:val="0"/>
                 <w:sz w:val="16"/>
               </w:rPr>
@@ -1565,7 +1579,7 @@
             <w:r/>
             <w:r>
               <w:rPr>
-                <w:rFonts w:ascii="Arial" w:hAnsi="Arial"/>
+                <w:rFonts w:ascii="Verdana" w:hAnsi="Verdana"/>
                 <w:b w:val="0"/>
                 <w:sz w:val="16"/>
               </w:rPr>
@@ -1581,7 +1595,7 @@
             <w:r/>
             <w:r>
               <w:rPr>
-                <w:rFonts w:ascii="Arial" w:hAnsi="Arial"/>
+                <w:rFonts w:ascii="Verdana" w:hAnsi="Verdana"/>
                 <w:b w:val="0"/>
                 <w:sz w:val="16"/>
               </w:rPr>
@@ -1597,7 +1611,7 @@
             <w:r/>
             <w:r>
               <w:rPr>
-                <w:rFonts w:ascii="Arial" w:hAnsi="Arial"/>
+                <w:rFonts w:ascii="Verdana" w:hAnsi="Verdana"/>
                 <w:b w:val="0"/>
                 <w:sz w:val="16"/>
               </w:rPr>
@@ -1613,7 +1627,7 @@
             <w:r/>
             <w:r>
               <w:rPr>
-                <w:rFonts w:ascii="Arial" w:hAnsi="Arial"/>
+                <w:rFonts w:ascii="Verdana" w:hAnsi="Verdana"/>
                 <w:b w:val="0"/>
                 <w:sz w:val="16"/>
               </w:rPr>
@@ -1629,7 +1643,7 @@
             <w:r/>
             <w:r>
               <w:rPr>
-                <w:rFonts w:ascii="Arial" w:hAnsi="Arial"/>
+                <w:rFonts w:ascii="Verdana" w:hAnsi="Verdana"/>
                 <w:b w:val="0"/>
                 <w:sz w:val="16"/>
               </w:rPr>
@@ -1645,7 +1659,7 @@
             <w:r/>
             <w:r>
               <w:rPr>
-                <w:rFonts w:ascii="Arial" w:hAnsi="Arial"/>
+                <w:rFonts w:ascii="Verdana" w:hAnsi="Verdana"/>
                 <w:b w:val="0"/>
                 <w:sz w:val="16"/>
               </w:rPr>
@@ -1661,7 +1675,7 @@
             <w:r/>
             <w:r>
               <w:rPr>
-                <w:rFonts w:ascii="Arial" w:hAnsi="Arial"/>
+                <w:rFonts w:ascii="Verdana" w:hAnsi="Verdana"/>
                 <w:b w:val="0"/>
                 <w:sz w:val="16"/>
               </w:rPr>
@@ -1677,7 +1691,7 @@
             <w:r/>
             <w:r>
               <w:rPr>
-                <w:rFonts w:ascii="Arial" w:hAnsi="Arial"/>
+                <w:rFonts w:ascii="Verdana" w:hAnsi="Verdana"/>
                 <w:b w:val="0"/>
                 <w:sz w:val="16"/>
               </w:rPr>
@@ -1686,15 +1700,18 @@
         </w:tc>
       </w:tr>
       <w:tr>
-        <w:tc>
-          <w:tcPr>
-            <w:tcW w:type="dxa" w:w="1514"/>
-          </w:tcPr>
-          <w:p>
-            <w:r/>
-            <w:r>
-              <w:rPr>
-                <w:rFonts w:ascii="Arial" w:hAnsi="Arial"/>
+        <w:trPr>
+          <w:cantSplit/>
+        </w:trPr>
+        <w:tc>
+          <w:tcPr>
+            <w:tcW w:type="dxa" w:w="1514"/>
+          </w:tcPr>
+          <w:p>
+            <w:r/>
+            <w:r>
+              <w:rPr>
+                <w:rFonts w:ascii="Verdana" w:hAnsi="Verdana"/>
                 <w:b w:val="0"/>
                 <w:sz w:val="16"/>
               </w:rPr>
@@ -1710,7 +1727,7 @@
             <w:r/>
             <w:r>
               <w:rPr>
-                <w:rFonts w:ascii="Arial" w:hAnsi="Arial"/>
+                <w:rFonts w:ascii="Verdana" w:hAnsi="Verdana"/>
                 <w:b w:val="0"/>
                 <w:sz w:val="16"/>
               </w:rPr>
@@ -1726,7 +1743,7 @@
             <w:r/>
             <w:r>
               <w:rPr>
-                <w:rFonts w:ascii="Arial" w:hAnsi="Arial"/>
+                <w:rFonts w:ascii="Verdana" w:hAnsi="Verdana"/>
                 <w:b w:val="0"/>
                 <w:sz w:val="16"/>
               </w:rPr>
@@ -1742,7 +1759,7 @@
             <w:r/>
             <w:r>
               <w:rPr>
-                <w:rFonts w:ascii="Arial" w:hAnsi="Arial"/>
+                <w:rFonts w:ascii="Verdana" w:hAnsi="Verdana"/>
                 <w:b w:val="0"/>
                 <w:sz w:val="16"/>
               </w:rPr>
@@ -1758,7 +1775,7 @@
             <w:r/>
             <w:r>
               <w:rPr>
-                <w:rFonts w:ascii="Arial" w:hAnsi="Arial"/>
+                <w:rFonts w:ascii="Verdana" w:hAnsi="Verdana"/>
                 <w:b w:val="0"/>
                 <w:sz w:val="16"/>
               </w:rPr>
@@ -1774,7 +1791,7 @@
             <w:r/>
             <w:r>
               <w:rPr>
-                <w:rFonts w:ascii="Arial" w:hAnsi="Arial"/>
+                <w:rFonts w:ascii="Verdana" w:hAnsi="Verdana"/>
                 <w:b w:val="0"/>
                 <w:sz w:val="16"/>
               </w:rPr>
@@ -1790,7 +1807,7 @@
             <w:r/>
             <w:r>
               <w:rPr>
-                <w:rFonts w:ascii="Arial" w:hAnsi="Arial"/>
+                <w:rFonts w:ascii="Verdana" w:hAnsi="Verdana"/>
                 <w:b w:val="0"/>
                 <w:sz w:val="16"/>
               </w:rPr>
@@ -1806,7 +1823,7 @@
             <w:r/>
             <w:r>
               <w:rPr>
-                <w:rFonts w:ascii="Arial" w:hAnsi="Arial"/>
+                <w:rFonts w:ascii="Verdana" w:hAnsi="Verdana"/>
                 <w:b w:val="0"/>
                 <w:sz w:val="16"/>
               </w:rPr>
@@ -1822,7 +1839,7 @@
             <w:r/>
             <w:r>
               <w:rPr>
-                <w:rFonts w:ascii="Arial" w:hAnsi="Arial"/>
+                <w:rFonts w:ascii="Verdana" w:hAnsi="Verdana"/>
                 <w:b w:val="0"/>
                 <w:sz w:val="16"/>
               </w:rPr>
@@ -1838,7 +1855,7 @@
             <w:r/>
             <w:r>
               <w:rPr>
-                <w:rFonts w:ascii="Arial" w:hAnsi="Arial"/>
+                <w:rFonts w:ascii="Verdana" w:hAnsi="Verdana"/>
                 <w:b w:val="0"/>
                 <w:sz w:val="16"/>
               </w:rPr>
@@ -1847,15 +1864,18 @@
         </w:tc>
       </w:tr>
       <w:tr>
-        <w:tc>
-          <w:tcPr>
-            <w:tcW w:type="dxa" w:w="1514"/>
-          </w:tcPr>
-          <w:p>
-            <w:r/>
-            <w:r>
-              <w:rPr>
-                <w:rFonts w:ascii="Arial" w:hAnsi="Arial"/>
+        <w:trPr>
+          <w:cantSplit/>
+        </w:trPr>
+        <w:tc>
+          <w:tcPr>
+            <w:tcW w:type="dxa" w:w="1514"/>
+          </w:tcPr>
+          <w:p>
+            <w:r/>
+            <w:r>
+              <w:rPr>
+                <w:rFonts w:ascii="Verdana" w:hAnsi="Verdana"/>
                 <w:b w:val="0"/>
                 <w:sz w:val="16"/>
               </w:rPr>
@@ -1871,7 +1891,7 @@
             <w:r/>
             <w:r>
               <w:rPr>
-                <w:rFonts w:ascii="Arial" w:hAnsi="Arial"/>
+                <w:rFonts w:ascii="Verdana" w:hAnsi="Verdana"/>
                 <w:b w:val="0"/>
                 <w:sz w:val="16"/>
               </w:rPr>
@@ -1887,7 +1907,7 @@
             <w:r/>
             <w:r>
               <w:rPr>
-                <w:rFonts w:ascii="Arial" w:hAnsi="Arial"/>
+                <w:rFonts w:ascii="Verdana" w:hAnsi="Verdana"/>
                 <w:b w:val="0"/>
                 <w:sz w:val="16"/>
               </w:rPr>
@@ -1903,7 +1923,7 @@
             <w:r/>
             <w:r>
               <w:rPr>
-                <w:rFonts w:ascii="Arial" w:hAnsi="Arial"/>
+                <w:rFonts w:ascii="Verdana" w:hAnsi="Verdana"/>
                 <w:b w:val="0"/>
                 <w:sz w:val="16"/>
               </w:rPr>
@@ -1919,7 +1939,7 @@
             <w:r/>
             <w:r>
               <w:rPr>
-                <w:rFonts w:ascii="Arial" w:hAnsi="Arial"/>
+                <w:rFonts w:ascii="Verdana" w:hAnsi="Verdana"/>
                 <w:b w:val="0"/>
                 <w:sz w:val="16"/>
               </w:rPr>
@@ -1935,7 +1955,7 @@
             <w:r/>
             <w:r>
               <w:rPr>
-                <w:rFonts w:ascii="Arial" w:hAnsi="Arial"/>
+                <w:rFonts w:ascii="Verdana" w:hAnsi="Verdana"/>
                 <w:b w:val="0"/>
                 <w:sz w:val="16"/>
               </w:rPr>
@@ -1951,7 +1971,7 @@
             <w:r/>
             <w:r>
               <w:rPr>
-                <w:rFonts w:ascii="Arial" w:hAnsi="Arial"/>
+                <w:rFonts w:ascii="Verdana" w:hAnsi="Verdana"/>
                 <w:b w:val="0"/>
                 <w:sz w:val="16"/>
               </w:rPr>
@@ -1967,7 +1987,7 @@
             <w:r/>
             <w:r>
               <w:rPr>
-                <w:rFonts w:ascii="Arial" w:hAnsi="Arial"/>
+                <w:rFonts w:ascii="Verdana" w:hAnsi="Verdana"/>
                 <w:b w:val="0"/>
                 <w:sz w:val="16"/>
               </w:rPr>
@@ -1983,7 +2003,7 @@
             <w:r/>
             <w:r>
               <w:rPr>
-                <w:rFonts w:ascii="Arial" w:hAnsi="Arial"/>
+                <w:rFonts w:ascii="Verdana" w:hAnsi="Verdana"/>
                 <w:b w:val="0"/>
                 <w:sz w:val="16"/>
               </w:rPr>
@@ -1999,7 +2019,7 @@
             <w:r/>
             <w:r>
               <w:rPr>
-                <w:rFonts w:ascii="Arial" w:hAnsi="Arial"/>
+                <w:rFonts w:ascii="Verdana" w:hAnsi="Verdana"/>
                 <w:b w:val="0"/>
                 <w:sz w:val="16"/>
               </w:rPr>
@@ -2008,15 +2028,18 @@
         </w:tc>
       </w:tr>
       <w:tr>
-        <w:tc>
-          <w:tcPr>
-            <w:tcW w:type="dxa" w:w="1514"/>
-          </w:tcPr>
-          <w:p>
-            <w:r/>
-            <w:r>
-              <w:rPr>
-                <w:rFonts w:ascii="Arial" w:hAnsi="Arial"/>
+        <w:trPr>
+          <w:cantSplit/>
+        </w:trPr>
+        <w:tc>
+          <w:tcPr>
+            <w:tcW w:type="dxa" w:w="1514"/>
+          </w:tcPr>
+          <w:p>
+            <w:r/>
+            <w:r>
+              <w:rPr>
+                <w:rFonts w:ascii="Verdana" w:hAnsi="Verdana"/>
                 <w:b w:val="0"/>
                 <w:sz w:val="16"/>
               </w:rPr>
@@ -2032,7 +2055,7 @@
             <w:r/>
             <w:r>
               <w:rPr>
-                <w:rFonts w:ascii="Arial" w:hAnsi="Arial"/>
+                <w:rFonts w:ascii="Verdana" w:hAnsi="Verdana"/>
                 <w:b w:val="0"/>
                 <w:sz w:val="16"/>
               </w:rPr>
@@ -2048,7 +2071,7 @@
             <w:r/>
             <w:r>
               <w:rPr>
-                <w:rFonts w:ascii="Arial" w:hAnsi="Arial"/>
+                <w:rFonts w:ascii="Verdana" w:hAnsi="Verdana"/>
                 <w:b w:val="0"/>
                 <w:sz w:val="16"/>
               </w:rPr>
@@ -2064,7 +2087,7 @@
             <w:r/>
             <w:r>
               <w:rPr>
-                <w:rFonts w:ascii="Arial" w:hAnsi="Arial"/>
+                <w:rFonts w:ascii="Verdana" w:hAnsi="Verdana"/>
                 <w:b w:val="0"/>
                 <w:sz w:val="16"/>
               </w:rPr>
@@ -2080,7 +2103,7 @@
             <w:r/>
             <w:r>
               <w:rPr>
-                <w:rFonts w:ascii="Arial" w:hAnsi="Arial"/>
+                <w:rFonts w:ascii="Verdana" w:hAnsi="Verdana"/>
                 <w:b w:val="0"/>
                 <w:sz w:val="16"/>
               </w:rPr>
@@ -2096,7 +2119,7 @@
             <w:r/>
             <w:r>
               <w:rPr>
-                <w:rFonts w:ascii="Arial" w:hAnsi="Arial"/>
+                <w:rFonts w:ascii="Verdana" w:hAnsi="Verdana"/>
                 <w:b w:val="0"/>
                 <w:sz w:val="16"/>
               </w:rPr>
@@ -2112,7 +2135,7 @@
             <w:r/>
             <w:r>
               <w:rPr>
-                <w:rFonts w:ascii="Arial" w:hAnsi="Arial"/>
+                <w:rFonts w:ascii="Verdana" w:hAnsi="Verdana"/>
                 <w:b w:val="0"/>
                 <w:sz w:val="16"/>
               </w:rPr>
@@ -2128,7 +2151,7 @@
             <w:r/>
             <w:r>
               <w:rPr>
-                <w:rFonts w:ascii="Arial" w:hAnsi="Arial"/>
+                <w:rFonts w:ascii="Verdana" w:hAnsi="Verdana"/>
                 <w:b w:val="0"/>
                 <w:sz w:val="16"/>
               </w:rPr>
@@ -2144,7 +2167,7 @@
             <w:r/>
             <w:r>
               <w:rPr>
-                <w:rFonts w:ascii="Arial" w:hAnsi="Arial"/>
+                <w:rFonts w:ascii="Verdana" w:hAnsi="Verdana"/>
                 <w:b w:val="0"/>
                 <w:sz w:val="16"/>
               </w:rPr>
@@ -2160,7 +2183,7 @@
             <w:r/>
             <w:r>
               <w:rPr>
-                <w:rFonts w:ascii="Arial" w:hAnsi="Arial"/>
+                <w:rFonts w:ascii="Verdana" w:hAnsi="Verdana"/>
                 <w:b w:val="0"/>
                 <w:sz w:val="16"/>
               </w:rPr>
@@ -2169,15 +2192,18 @@
         </w:tc>
       </w:tr>
       <w:tr>
-        <w:tc>
-          <w:tcPr>
-            <w:tcW w:type="dxa" w:w="1514"/>
-          </w:tcPr>
-          <w:p>
-            <w:r/>
-            <w:r>
-              <w:rPr>
-                <w:rFonts w:ascii="Arial" w:hAnsi="Arial"/>
+        <w:trPr>
+          <w:cantSplit/>
+        </w:trPr>
+        <w:tc>
+          <w:tcPr>
+            <w:tcW w:type="dxa" w:w="1514"/>
+          </w:tcPr>
+          <w:p>
+            <w:r/>
+            <w:r>
+              <w:rPr>
+                <w:rFonts w:ascii="Verdana" w:hAnsi="Verdana"/>
                 <w:b w:val="0"/>
                 <w:sz w:val="16"/>
               </w:rPr>
@@ -2193,7 +2219,7 @@
             <w:r/>
             <w:r>
               <w:rPr>
-                <w:rFonts w:ascii="Arial" w:hAnsi="Arial"/>
+                <w:rFonts w:ascii="Verdana" w:hAnsi="Verdana"/>
                 <w:b w:val="0"/>
                 <w:sz w:val="16"/>
               </w:rPr>
@@ -2209,7 +2235,7 @@
             <w:r/>
             <w:r>
               <w:rPr>
-                <w:rFonts w:ascii="Arial" w:hAnsi="Arial"/>
+                <w:rFonts w:ascii="Verdana" w:hAnsi="Verdana"/>
                 <w:b w:val="0"/>
                 <w:sz w:val="16"/>
               </w:rPr>
@@ -2225,7 +2251,7 @@
             <w:r/>
             <w:r>
               <w:rPr>
-                <w:rFonts w:ascii="Arial" w:hAnsi="Arial"/>
+                <w:rFonts w:ascii="Verdana" w:hAnsi="Verdana"/>
                 <w:b w:val="0"/>
                 <w:sz w:val="16"/>
               </w:rPr>
@@ -2241,7 +2267,7 @@
             <w:r/>
             <w:r>
               <w:rPr>
-                <w:rFonts w:ascii="Arial" w:hAnsi="Arial"/>
+                <w:rFonts w:ascii="Verdana" w:hAnsi="Verdana"/>
                 <w:b w:val="0"/>
                 <w:sz w:val="16"/>
               </w:rPr>
@@ -2257,7 +2283,7 @@
             <w:r/>
             <w:r>
               <w:rPr>
-                <w:rFonts w:ascii="Arial" w:hAnsi="Arial"/>
+                <w:rFonts w:ascii="Verdana" w:hAnsi="Verdana"/>
                 <w:b w:val="0"/>
                 <w:sz w:val="16"/>
               </w:rPr>
@@ -2273,7 +2299,7 @@
             <w:r/>
             <w:r>
               <w:rPr>
-                <w:rFonts w:ascii="Arial" w:hAnsi="Arial"/>
+                <w:rFonts w:ascii="Verdana" w:hAnsi="Verdana"/>
                 <w:b w:val="0"/>
                 <w:sz w:val="16"/>
               </w:rPr>
@@ -2289,7 +2315,7 @@
             <w:r/>
             <w:r>
               <w:rPr>
-                <w:rFonts w:ascii="Arial" w:hAnsi="Arial"/>
+                <w:rFonts w:ascii="Verdana" w:hAnsi="Verdana"/>
                 <w:b w:val="0"/>
                 <w:sz w:val="16"/>
               </w:rPr>
@@ -2305,7 +2331,7 @@
             <w:r/>
             <w:r>
               <w:rPr>
-                <w:rFonts w:ascii="Arial" w:hAnsi="Arial"/>
+                <w:rFonts w:ascii="Verdana" w:hAnsi="Verdana"/>
                 <w:b w:val="0"/>
                 <w:sz w:val="16"/>
               </w:rPr>
@@ -2321,7 +2347,7 @@
             <w:r/>
             <w:r>
               <w:rPr>
-                <w:rFonts w:ascii="Arial" w:hAnsi="Arial"/>
+                <w:rFonts w:ascii="Verdana" w:hAnsi="Verdana"/>
                 <w:b w:val="0"/>
                 <w:sz w:val="16"/>
               </w:rPr>
@@ -2330,15 +2356,18 @@
         </w:tc>
       </w:tr>
       <w:tr>
-        <w:tc>
-          <w:tcPr>
-            <w:tcW w:type="dxa" w:w="1514"/>
-          </w:tcPr>
-          <w:p>
-            <w:r/>
-            <w:r>
-              <w:rPr>
-                <w:rFonts w:ascii="Arial" w:hAnsi="Arial"/>
+        <w:trPr>
+          <w:cantSplit/>
+        </w:trPr>
+        <w:tc>
+          <w:tcPr>
+            <w:tcW w:type="dxa" w:w="1514"/>
+          </w:tcPr>
+          <w:p>
+            <w:r/>
+            <w:r>
+              <w:rPr>
+                <w:rFonts w:ascii="Verdana" w:hAnsi="Verdana"/>
                 <w:b w:val="0"/>
                 <w:sz w:val="16"/>
               </w:rPr>
@@ -2354,7 +2383,7 @@
             <w:r/>
             <w:r>
               <w:rPr>
-                <w:rFonts w:ascii="Arial" w:hAnsi="Arial"/>
+                <w:rFonts w:ascii="Verdana" w:hAnsi="Verdana"/>
                 <w:b w:val="0"/>
                 <w:sz w:val="16"/>
               </w:rPr>
@@ -2370,7 +2399,7 @@
             <w:r/>
             <w:r>
               <w:rPr>
-                <w:rFonts w:ascii="Arial" w:hAnsi="Arial"/>
+                <w:rFonts w:ascii="Verdana" w:hAnsi="Verdana"/>
                 <w:b w:val="0"/>
                 <w:sz w:val="16"/>
               </w:rPr>
@@ -2386,7 +2415,7 @@
             <w:r/>
             <w:r>
               <w:rPr>
-                <w:rFonts w:ascii="Arial" w:hAnsi="Arial"/>
+                <w:rFonts w:ascii="Verdana" w:hAnsi="Verdana"/>
                 <w:b w:val="0"/>
                 <w:sz w:val="16"/>
               </w:rPr>
@@ -2402,7 +2431,7 @@
             <w:r/>
             <w:r>
               <w:rPr>
-                <w:rFonts w:ascii="Arial" w:hAnsi="Arial"/>
+                <w:rFonts w:ascii="Verdana" w:hAnsi="Verdana"/>
                 <w:b w:val="0"/>
                 <w:sz w:val="16"/>
               </w:rPr>
@@ -2418,7 +2447,7 @@
             <w:r/>
             <w:r>
               <w:rPr>
-                <w:rFonts w:ascii="Arial" w:hAnsi="Arial"/>
+                <w:rFonts w:ascii="Verdana" w:hAnsi="Verdana"/>
                 <w:b w:val="0"/>
                 <w:sz w:val="16"/>
               </w:rPr>
@@ -2434,7 +2463,7 @@
             <w:r/>
             <w:r>
               <w:rPr>
-                <w:rFonts w:ascii="Arial" w:hAnsi="Arial"/>
+                <w:rFonts w:ascii="Verdana" w:hAnsi="Verdana"/>
                 <w:b w:val="0"/>
                 <w:sz w:val="16"/>
               </w:rPr>
@@ -2450,7 +2479,7 @@
             <w:r/>
             <w:r>
               <w:rPr>
-                <w:rFonts w:ascii="Arial" w:hAnsi="Arial"/>
+                <w:rFonts w:ascii="Verdana" w:hAnsi="Verdana"/>
                 <w:b w:val="0"/>
                 <w:sz w:val="16"/>
               </w:rPr>
@@ -2466,7 +2495,7 @@
             <w:r/>
             <w:r>
               <w:rPr>
-                <w:rFonts w:ascii="Arial" w:hAnsi="Arial"/>
+                <w:rFonts w:ascii="Verdana" w:hAnsi="Verdana"/>
                 <w:b w:val="0"/>
                 <w:sz w:val="16"/>
               </w:rPr>
@@ -2482,7 +2511,7 @@
             <w:r/>
             <w:r>
               <w:rPr>
-                <w:rFonts w:ascii="Arial" w:hAnsi="Arial"/>
+                <w:rFonts w:ascii="Verdana" w:hAnsi="Verdana"/>
                 <w:b w:val="0"/>
                 <w:sz w:val="16"/>
               </w:rPr>
@@ -2491,15 +2520,18 @@
         </w:tc>
       </w:tr>
       <w:tr>
-        <w:tc>
-          <w:tcPr>
-            <w:tcW w:type="dxa" w:w="1514"/>
-          </w:tcPr>
-          <w:p>
-            <w:r/>
-            <w:r>
-              <w:rPr>
-                <w:rFonts w:ascii="Arial" w:hAnsi="Arial"/>
+        <w:trPr>
+          <w:cantSplit/>
+        </w:trPr>
+        <w:tc>
+          <w:tcPr>
+            <w:tcW w:type="dxa" w:w="1514"/>
+          </w:tcPr>
+          <w:p>
+            <w:r/>
+            <w:r>
+              <w:rPr>
+                <w:rFonts w:ascii="Verdana" w:hAnsi="Verdana"/>
                 <w:b w:val="0"/>
                 <w:sz w:val="16"/>
               </w:rPr>
@@ -2515,7 +2547,7 @@
             <w:r/>
             <w:r>
               <w:rPr>
-                <w:rFonts w:ascii="Arial" w:hAnsi="Arial"/>
+                <w:rFonts w:ascii="Verdana" w:hAnsi="Verdana"/>
                 <w:b w:val="0"/>
                 <w:sz w:val="16"/>
               </w:rPr>
@@ -2531,7 +2563,7 @@
             <w:r/>
             <w:r>
               <w:rPr>
-                <w:rFonts w:ascii="Arial" w:hAnsi="Arial"/>
+                <w:rFonts w:ascii="Verdana" w:hAnsi="Verdana"/>
                 <w:b w:val="0"/>
                 <w:sz w:val="16"/>
               </w:rPr>
@@ -2547,7 +2579,7 @@
             <w:r/>
             <w:r>
               <w:rPr>
-                <w:rFonts w:ascii="Arial" w:hAnsi="Arial"/>
+                <w:rFonts w:ascii="Verdana" w:hAnsi="Verdana"/>
                 <w:b w:val="0"/>
                 <w:sz w:val="16"/>
               </w:rPr>
@@ -2563,7 +2595,7 @@
             <w:r/>
             <w:r>
               <w:rPr>
-                <w:rFonts w:ascii="Arial" w:hAnsi="Arial"/>
+                <w:rFonts w:ascii="Verdana" w:hAnsi="Verdana"/>
                 <w:b w:val="0"/>
                 <w:sz w:val="16"/>
               </w:rPr>
@@ -2579,7 +2611,7 @@
             <w:r/>
             <w:r>
               <w:rPr>
-                <w:rFonts w:ascii="Arial" w:hAnsi="Arial"/>
+                <w:rFonts w:ascii="Verdana" w:hAnsi="Verdana"/>
                 <w:b w:val="0"/>
                 <w:sz w:val="16"/>
               </w:rPr>
@@ -2595,7 +2627,7 @@
             <w:r/>
             <w:r>
               <w:rPr>
-                <w:rFonts w:ascii="Arial" w:hAnsi="Arial"/>
+                <w:rFonts w:ascii="Verdana" w:hAnsi="Verdana"/>
                 <w:b w:val="0"/>
                 <w:sz w:val="16"/>
               </w:rPr>
@@ -2611,7 +2643,7 @@
             <w:r/>
             <w:r>
               <w:rPr>
-                <w:rFonts w:ascii="Arial" w:hAnsi="Arial"/>
+                <w:rFonts w:ascii="Verdana" w:hAnsi="Verdana"/>
                 <w:b w:val="0"/>
                 <w:sz w:val="16"/>
               </w:rPr>
@@ -2627,7 +2659,7 @@
             <w:r/>
             <w:r>
               <w:rPr>
-                <w:rFonts w:ascii="Arial" w:hAnsi="Arial"/>
+                <w:rFonts w:ascii="Verdana" w:hAnsi="Verdana"/>
                 <w:b w:val="0"/>
                 <w:sz w:val="16"/>
               </w:rPr>
@@ -2643,7 +2675,7 @@
             <w:r/>
             <w:r>
               <w:rPr>
-                <w:rFonts w:ascii="Arial" w:hAnsi="Arial"/>
+                <w:rFonts w:ascii="Verdana" w:hAnsi="Verdana"/>
                 <w:b w:val="0"/>
                 <w:sz w:val="16"/>
               </w:rPr>
@@ -2652,15 +2684,18 @@
         </w:tc>
       </w:tr>
       <w:tr>
-        <w:tc>
-          <w:tcPr>
-            <w:tcW w:type="dxa" w:w="1514"/>
-          </w:tcPr>
-          <w:p>
-            <w:r/>
-            <w:r>
-              <w:rPr>
-                <w:rFonts w:ascii="Arial" w:hAnsi="Arial"/>
+        <w:trPr>
+          <w:cantSplit/>
+        </w:trPr>
+        <w:tc>
+          <w:tcPr>
+            <w:tcW w:type="dxa" w:w="1514"/>
+          </w:tcPr>
+          <w:p>
+            <w:r/>
+            <w:r>
+              <w:rPr>
+                <w:rFonts w:ascii="Verdana" w:hAnsi="Verdana"/>
                 <w:b w:val="0"/>
                 <w:sz w:val="16"/>
               </w:rPr>
@@ -2676,7 +2711,7 @@
             <w:r/>
             <w:r>
               <w:rPr>
-                <w:rFonts w:ascii="Arial" w:hAnsi="Arial"/>
+                <w:rFonts w:ascii="Verdana" w:hAnsi="Verdana"/>
                 <w:b w:val="0"/>
                 <w:sz w:val="16"/>
               </w:rPr>
@@ -2692,7 +2727,7 @@
             <w:r/>
             <w:r>
               <w:rPr>
-                <w:rFonts w:ascii="Arial" w:hAnsi="Arial"/>
+                <w:rFonts w:ascii="Verdana" w:hAnsi="Verdana"/>
                 <w:b w:val="0"/>
                 <w:sz w:val="16"/>
               </w:rPr>
@@ -2708,7 +2743,7 @@
             <w:r/>
             <w:r>
               <w:rPr>
-                <w:rFonts w:ascii="Arial" w:hAnsi="Arial"/>
+                <w:rFonts w:ascii="Verdana" w:hAnsi="Verdana"/>
                 <w:b w:val="0"/>
                 <w:sz w:val="16"/>
               </w:rPr>
@@ -2724,7 +2759,7 @@
             <w:r/>
             <w:r>
               <w:rPr>
-                <w:rFonts w:ascii="Arial" w:hAnsi="Arial"/>
+                <w:rFonts w:ascii="Verdana" w:hAnsi="Verdana"/>
                 <w:b w:val="0"/>
                 <w:sz w:val="16"/>
               </w:rPr>
@@ -2740,7 +2775,7 @@
             <w:r/>
             <w:r>
               <w:rPr>
-                <w:rFonts w:ascii="Arial" w:hAnsi="Arial"/>
+                <w:rFonts w:ascii="Verdana" w:hAnsi="Verdana"/>
                 <w:b w:val="0"/>
                 <w:sz w:val="16"/>
               </w:rPr>
@@ -2756,7 +2791,7 @@
             <w:r/>
             <w:r>
               <w:rPr>
-                <w:rFonts w:ascii="Arial" w:hAnsi="Arial"/>
+                <w:rFonts w:ascii="Verdana" w:hAnsi="Verdana"/>
                 <w:b w:val="0"/>
                 <w:sz w:val="16"/>
               </w:rPr>
@@ -2772,7 +2807,7 @@
             <w:r/>
             <w:r>
               <w:rPr>
-                <w:rFonts w:ascii="Arial" w:hAnsi="Arial"/>
+                <w:rFonts w:ascii="Verdana" w:hAnsi="Verdana"/>
                 <w:b w:val="0"/>
                 <w:sz w:val="16"/>
               </w:rPr>
@@ -2788,7 +2823,7 @@
             <w:r/>
             <w:r>
               <w:rPr>
-                <w:rFonts w:ascii="Arial" w:hAnsi="Arial"/>
+                <w:rFonts w:ascii="Verdana" w:hAnsi="Verdana"/>
                 <w:b w:val="0"/>
                 <w:sz w:val="16"/>
               </w:rPr>
@@ -2804,7 +2839,7 @@
             <w:r/>
             <w:r>
               <w:rPr>
-                <w:rFonts w:ascii="Arial" w:hAnsi="Arial"/>
+                <w:rFonts w:ascii="Verdana" w:hAnsi="Verdana"/>
                 <w:b w:val="0"/>
                 <w:sz w:val="16"/>
               </w:rPr>
@@ -2813,15 +2848,18 @@
         </w:tc>
       </w:tr>
       <w:tr>
-        <w:tc>
-          <w:tcPr>
-            <w:tcW w:type="dxa" w:w="1514"/>
-          </w:tcPr>
-          <w:p>
-            <w:r/>
-            <w:r>
-              <w:rPr>
-                <w:rFonts w:ascii="Arial" w:hAnsi="Arial"/>
+        <w:trPr>
+          <w:cantSplit/>
+        </w:trPr>
+        <w:tc>
+          <w:tcPr>
+            <w:tcW w:type="dxa" w:w="1514"/>
+          </w:tcPr>
+          <w:p>
+            <w:r/>
+            <w:r>
+              <w:rPr>
+                <w:rFonts w:ascii="Verdana" w:hAnsi="Verdana"/>
                 <w:b w:val="0"/>
                 <w:sz w:val="16"/>
               </w:rPr>
@@ -2837,7 +2875,7 @@
             <w:r/>
             <w:r>
               <w:rPr>
-                <w:rFonts w:ascii="Arial" w:hAnsi="Arial"/>
+                <w:rFonts w:ascii="Verdana" w:hAnsi="Verdana"/>
                 <w:b w:val="0"/>
                 <w:sz w:val="16"/>
               </w:rPr>
@@ -2853,7 +2891,7 @@
             <w:r/>
             <w:r>
               <w:rPr>
-                <w:rFonts w:ascii="Arial" w:hAnsi="Arial"/>
+                <w:rFonts w:ascii="Verdana" w:hAnsi="Verdana"/>
                 <w:b w:val="0"/>
                 <w:sz w:val="16"/>
               </w:rPr>
@@ -2869,7 +2907,7 @@
             <w:r/>
             <w:r>
               <w:rPr>
-                <w:rFonts w:ascii="Arial" w:hAnsi="Arial"/>
+                <w:rFonts w:ascii="Verdana" w:hAnsi="Verdana"/>
                 <w:b w:val="0"/>
                 <w:sz w:val="16"/>
               </w:rPr>
@@ -2885,7 +2923,7 @@
             <w:r/>
             <w:r>
               <w:rPr>
-                <w:rFonts w:ascii="Arial" w:hAnsi="Arial"/>
+                <w:rFonts w:ascii="Verdana" w:hAnsi="Verdana"/>
                 <w:b w:val="0"/>
                 <w:sz w:val="16"/>
               </w:rPr>
@@ -2901,7 +2939,7 @@
             <w:r/>
             <w:r>
               <w:rPr>
-                <w:rFonts w:ascii="Arial" w:hAnsi="Arial"/>
+                <w:rFonts w:ascii="Verdana" w:hAnsi="Verdana"/>
                 <w:b w:val="0"/>
                 <w:sz w:val="16"/>
               </w:rPr>
@@ -2917,7 +2955,7 @@
             <w:r/>
             <w:r>
               <w:rPr>
-                <w:rFonts w:ascii="Arial" w:hAnsi="Arial"/>
+                <w:rFonts w:ascii="Verdana" w:hAnsi="Verdana"/>
                 <w:b w:val="0"/>
                 <w:sz w:val="16"/>
               </w:rPr>
@@ -2933,7 +2971,7 @@
             <w:r/>
             <w:r>
               <w:rPr>
-                <w:rFonts w:ascii="Arial" w:hAnsi="Arial"/>
+                <w:rFonts w:ascii="Verdana" w:hAnsi="Verdana"/>
                 <w:b w:val="0"/>
                 <w:sz w:val="16"/>
               </w:rPr>
@@ -2949,7 +2987,7 @@
             <w:r/>
             <w:r>
               <w:rPr>
-                <w:rFonts w:ascii="Arial" w:hAnsi="Arial"/>
+                <w:rFonts w:ascii="Verdana" w:hAnsi="Verdana"/>
                 <w:b w:val="0"/>
                 <w:sz w:val="16"/>
               </w:rPr>
@@ -2965,7 +3003,7 @@
             <w:r/>
             <w:r>
               <w:rPr>
-                <w:rFonts w:ascii="Arial" w:hAnsi="Arial"/>
+                <w:rFonts w:ascii="Verdana" w:hAnsi="Verdana"/>
                 <w:b w:val="0"/>
                 <w:sz w:val="16"/>
               </w:rPr>
@@ -2974,15 +3012,18 @@
         </w:tc>
       </w:tr>
       <w:tr>
-        <w:tc>
-          <w:tcPr>
-            <w:tcW w:type="dxa" w:w="1514"/>
-          </w:tcPr>
-          <w:p>
-            <w:r/>
-            <w:r>
-              <w:rPr>
-                <w:rFonts w:ascii="Arial" w:hAnsi="Arial"/>
+        <w:trPr>
+          <w:cantSplit/>
+        </w:trPr>
+        <w:tc>
+          <w:tcPr>
+            <w:tcW w:type="dxa" w:w="1514"/>
+          </w:tcPr>
+          <w:p>
+            <w:r/>
+            <w:r>
+              <w:rPr>
+                <w:rFonts w:ascii="Verdana" w:hAnsi="Verdana"/>
                 <w:b w:val="0"/>
                 <w:sz w:val="16"/>
               </w:rPr>
@@ -2998,7 +3039,7 @@
             <w:r/>
             <w:r>
               <w:rPr>
-                <w:rFonts w:ascii="Arial" w:hAnsi="Arial"/>
+                <w:rFonts w:ascii="Verdana" w:hAnsi="Verdana"/>
                 <w:b w:val="0"/>
                 <w:sz w:val="16"/>
               </w:rPr>
@@ -3014,7 +3055,7 @@
             <w:r/>
             <w:r>
               <w:rPr>
-                <w:rFonts w:ascii="Arial" w:hAnsi="Arial"/>
+                <w:rFonts w:ascii="Verdana" w:hAnsi="Verdana"/>
                 <w:b w:val="0"/>
                 <w:sz w:val="16"/>
               </w:rPr>
@@ -3030,7 +3071,7 @@
             <w:r/>
             <w:r>
               <w:rPr>
-                <w:rFonts w:ascii="Arial" w:hAnsi="Arial"/>
+                <w:rFonts w:ascii="Verdana" w:hAnsi="Verdana"/>
                 <w:b w:val="0"/>
                 <w:sz w:val="16"/>
               </w:rPr>
@@ -3046,7 +3087,7 @@
             <w:r/>
             <w:r>
               <w:rPr>
-                <w:rFonts w:ascii="Arial" w:hAnsi="Arial"/>
+                <w:rFonts w:ascii="Verdana" w:hAnsi="Verdana"/>
                 <w:b w:val="0"/>
                 <w:sz w:val="16"/>
               </w:rPr>
@@ -3062,7 +3103,7 @@
             <w:r/>
             <w:r>
               <w:rPr>
-                <w:rFonts w:ascii="Arial" w:hAnsi="Arial"/>
+                <w:rFonts w:ascii="Verdana" w:hAnsi="Verdana"/>
                 <w:b w:val="0"/>
                 <w:sz w:val="16"/>
               </w:rPr>
@@ -3078,7 +3119,7 @@
             <w:r/>
             <w:r>
               <w:rPr>
-                <w:rFonts w:ascii="Arial" w:hAnsi="Arial"/>
+                <w:rFonts w:ascii="Verdana" w:hAnsi="Verdana"/>
                 <w:b w:val="0"/>
                 <w:sz w:val="16"/>
               </w:rPr>
@@ -3094,7 +3135,7 @@
             <w:r/>
             <w:r>
               <w:rPr>
-                <w:rFonts w:ascii="Arial" w:hAnsi="Arial"/>
+                <w:rFonts w:ascii="Verdana" w:hAnsi="Verdana"/>
                 <w:b w:val="0"/>
                 <w:sz w:val="16"/>
               </w:rPr>
@@ -3110,7 +3151,7 @@
             <w:r/>
             <w:r>
               <w:rPr>
-                <w:rFonts w:ascii="Arial" w:hAnsi="Arial"/>
+                <w:rFonts w:ascii="Verdana" w:hAnsi="Verdana"/>
                 <w:b w:val="0"/>
                 <w:sz w:val="16"/>
               </w:rPr>
@@ -3126,7 +3167,7 @@
             <w:r/>
             <w:r>
               <w:rPr>
-                <w:rFonts w:ascii="Arial" w:hAnsi="Arial"/>
+                <w:rFonts w:ascii="Verdana" w:hAnsi="Verdana"/>
                 <w:b w:val="0"/>
                 <w:sz w:val="16"/>
               </w:rPr>
@@ -3135,15 +3176,18 @@
         </w:tc>
       </w:tr>
       <w:tr>
-        <w:tc>
-          <w:tcPr>
-            <w:tcW w:type="dxa" w:w="1514"/>
-          </w:tcPr>
-          <w:p>
-            <w:r/>
-            <w:r>
-              <w:rPr>
-                <w:rFonts w:ascii="Arial" w:hAnsi="Arial"/>
+        <w:trPr>
+          <w:cantSplit/>
+        </w:trPr>
+        <w:tc>
+          <w:tcPr>
+            <w:tcW w:type="dxa" w:w="1514"/>
+          </w:tcPr>
+          <w:p>
+            <w:r/>
+            <w:r>
+              <w:rPr>
+                <w:rFonts w:ascii="Verdana" w:hAnsi="Verdana"/>
                 <w:b w:val="0"/>
                 <w:sz w:val="16"/>
               </w:rPr>
@@ -3159,7 +3203,7 @@
             <w:r/>
             <w:r>
               <w:rPr>
-                <w:rFonts w:ascii="Arial" w:hAnsi="Arial"/>
+                <w:rFonts w:ascii="Verdana" w:hAnsi="Verdana"/>
                 <w:b w:val="0"/>
                 <w:sz w:val="16"/>
               </w:rPr>
@@ -3175,7 +3219,7 @@
             <w:r/>
             <w:r>
               <w:rPr>
-                <w:rFonts w:ascii="Arial" w:hAnsi="Arial"/>
+                <w:rFonts w:ascii="Verdana" w:hAnsi="Verdana"/>
                 <w:b w:val="0"/>
                 <w:sz w:val="16"/>
               </w:rPr>
@@ -3191,7 +3235,7 @@
             <w:r/>
             <w:r>
               <w:rPr>
-                <w:rFonts w:ascii="Arial" w:hAnsi="Arial"/>
+                <w:rFonts w:ascii="Verdana" w:hAnsi="Verdana"/>
                 <w:b w:val="0"/>
                 <w:sz w:val="16"/>
               </w:rPr>
@@ -3207,7 +3251,7 @@
             <w:r/>
             <w:r>
               <w:rPr>
-                <w:rFonts w:ascii="Arial" w:hAnsi="Arial"/>
+                <w:rFonts w:ascii="Verdana" w:hAnsi="Verdana"/>
                 <w:b w:val="0"/>
                 <w:sz w:val="16"/>
               </w:rPr>
@@ -3223,7 +3267,7 @@
             <w:r/>
             <w:r>
               <w:rPr>
-                <w:rFonts w:ascii="Arial" w:hAnsi="Arial"/>
+                <w:rFonts w:ascii="Verdana" w:hAnsi="Verdana"/>
                 <w:b w:val="0"/>
                 <w:sz w:val="16"/>
               </w:rPr>
@@ -3239,7 +3283,7 @@
             <w:r/>
             <w:r>
               <w:rPr>
-                <w:rFonts w:ascii="Arial" w:hAnsi="Arial"/>
+                <w:rFonts w:ascii="Verdana" w:hAnsi="Verdana"/>
                 <w:b w:val="0"/>
                 <w:sz w:val="16"/>
               </w:rPr>
@@ -3255,7 +3299,7 @@
             <w:r/>
             <w:r>
               <w:rPr>
-                <w:rFonts w:ascii="Arial" w:hAnsi="Arial"/>
+                <w:rFonts w:ascii="Verdana" w:hAnsi="Verdana"/>
                 <w:b w:val="0"/>
                 <w:sz w:val="16"/>
               </w:rPr>
@@ -3271,7 +3315,7 @@
             <w:r/>
             <w:r>
               <w:rPr>
-                <w:rFonts w:ascii="Arial" w:hAnsi="Arial"/>
+                <w:rFonts w:ascii="Verdana" w:hAnsi="Verdana"/>
                 <w:b w:val="0"/>
                 <w:sz w:val="16"/>
               </w:rPr>
@@ -3287,7 +3331,7 @@
             <w:r/>
             <w:r>
               <w:rPr>
-                <w:rFonts w:ascii="Arial" w:hAnsi="Arial"/>
+                <w:rFonts w:ascii="Verdana" w:hAnsi="Verdana"/>
                 <w:b w:val="0"/>
                 <w:sz w:val="16"/>
               </w:rPr>
@@ -3296,15 +3340,18 @@
         </w:tc>
       </w:tr>
       <w:tr>
-        <w:tc>
-          <w:tcPr>
-            <w:tcW w:type="dxa" w:w="1514"/>
-          </w:tcPr>
-          <w:p>
-            <w:r/>
-            <w:r>
-              <w:rPr>
-                <w:rFonts w:ascii="Arial" w:hAnsi="Arial"/>
+        <w:trPr>
+          <w:cantSplit/>
+        </w:trPr>
+        <w:tc>
+          <w:tcPr>
+            <w:tcW w:type="dxa" w:w="1514"/>
+          </w:tcPr>
+          <w:p>
+            <w:r/>
+            <w:r>
+              <w:rPr>
+                <w:rFonts w:ascii="Verdana" w:hAnsi="Verdana"/>
                 <w:b w:val="0"/>
                 <w:sz w:val="16"/>
               </w:rPr>
@@ -3320,7 +3367,7 @@
             <w:r/>
             <w:r>
               <w:rPr>
-                <w:rFonts w:ascii="Arial" w:hAnsi="Arial"/>
+                <w:rFonts w:ascii="Verdana" w:hAnsi="Verdana"/>
                 <w:b w:val="0"/>
                 <w:sz w:val="16"/>
               </w:rPr>
@@ -3336,7 +3383,7 @@
             <w:r/>
             <w:r>
               <w:rPr>
-                <w:rFonts w:ascii="Arial" w:hAnsi="Arial"/>
+                <w:rFonts w:ascii="Verdana" w:hAnsi="Verdana"/>
                 <w:b w:val="0"/>
                 <w:sz w:val="16"/>
               </w:rPr>
@@ -3352,7 +3399,7 @@
             <w:r/>
             <w:r>
               <w:rPr>
-                <w:rFonts w:ascii="Arial" w:hAnsi="Arial"/>
+                <w:rFonts w:ascii="Verdana" w:hAnsi="Verdana"/>
                 <w:b w:val="0"/>
                 <w:sz w:val="16"/>
               </w:rPr>
@@ -3368,7 +3415,7 @@
             <w:r/>
             <w:r>
               <w:rPr>
-                <w:rFonts w:ascii="Arial" w:hAnsi="Arial"/>
+                <w:rFonts w:ascii="Verdana" w:hAnsi="Verdana"/>
                 <w:b w:val="0"/>
                 <w:sz w:val="16"/>
               </w:rPr>
@@ -3384,7 +3431,7 @@
             <w:r/>
             <w:r>
               <w:rPr>
-                <w:rFonts w:ascii="Arial" w:hAnsi="Arial"/>
+                <w:rFonts w:ascii="Verdana" w:hAnsi="Verdana"/>
                 <w:b w:val="0"/>
                 <w:sz w:val="16"/>
               </w:rPr>
@@ -3400,7 +3447,7 @@
             <w:r/>
             <w:r>
               <w:rPr>
-                <w:rFonts w:ascii="Arial" w:hAnsi="Arial"/>
+                <w:rFonts w:ascii="Verdana" w:hAnsi="Verdana"/>
                 <w:b w:val="0"/>
                 <w:sz w:val="16"/>
               </w:rPr>
@@ -3416,7 +3463,7 @@
             <w:r/>
             <w:r>
               <w:rPr>
-                <w:rFonts w:ascii="Arial" w:hAnsi="Arial"/>
+                <w:rFonts w:ascii="Verdana" w:hAnsi="Verdana"/>
                 <w:b w:val="0"/>
                 <w:sz w:val="16"/>
               </w:rPr>
@@ -3432,7 +3479,7 @@
             <w:r/>
             <w:r>
               <w:rPr>
-                <w:rFonts w:ascii="Arial" w:hAnsi="Arial"/>
+                <w:rFonts w:ascii="Verdana" w:hAnsi="Verdana"/>
                 <w:b w:val="0"/>
                 <w:sz w:val="16"/>
               </w:rPr>
@@ -3448,7 +3495,7 @@
             <w:r/>
             <w:r>
               <w:rPr>
-                <w:rFonts w:ascii="Arial" w:hAnsi="Arial"/>
+                <w:rFonts w:ascii="Verdana" w:hAnsi="Verdana"/>
                 <w:b w:val="0"/>
                 <w:sz w:val="16"/>
               </w:rPr>
@@ -3457,15 +3504,18 @@
         </w:tc>
       </w:tr>
       <w:tr>
-        <w:tc>
-          <w:tcPr>
-            <w:tcW w:type="dxa" w:w="1514"/>
-          </w:tcPr>
-          <w:p>
-            <w:r/>
-            <w:r>
-              <w:rPr>
-                <w:rFonts w:ascii="Arial" w:hAnsi="Arial"/>
+        <w:trPr>
+          <w:cantSplit/>
+        </w:trPr>
+        <w:tc>
+          <w:tcPr>
+            <w:tcW w:type="dxa" w:w="1514"/>
+          </w:tcPr>
+          <w:p>
+            <w:r/>
+            <w:r>
+              <w:rPr>
+                <w:rFonts w:ascii="Verdana" w:hAnsi="Verdana"/>
                 <w:b w:val="0"/>
                 <w:sz w:val="16"/>
               </w:rPr>
@@ -3481,7 +3531,7 @@
             <w:r/>
             <w:r>
               <w:rPr>
-                <w:rFonts w:ascii="Arial" w:hAnsi="Arial"/>
+                <w:rFonts w:ascii="Verdana" w:hAnsi="Verdana"/>
                 <w:b w:val="0"/>
                 <w:sz w:val="16"/>
               </w:rPr>
@@ -3497,7 +3547,7 @@
             <w:r/>
             <w:r>
               <w:rPr>
-                <w:rFonts w:ascii="Arial" w:hAnsi="Arial"/>
+                <w:rFonts w:ascii="Verdana" w:hAnsi="Verdana"/>
                 <w:b w:val="0"/>
                 <w:sz w:val="16"/>
               </w:rPr>
@@ -3513,7 +3563,7 @@
             <w:r/>
             <w:r>
               <w:rPr>
-                <w:rFonts w:ascii="Arial" w:hAnsi="Arial"/>
+                <w:rFonts w:ascii="Verdana" w:hAnsi="Verdana"/>
                 <w:b w:val="0"/>
                 <w:sz w:val="16"/>
               </w:rPr>
@@ -3529,7 +3579,7 @@
             <w:r/>
             <w:r>
               <w:rPr>
-                <w:rFonts w:ascii="Arial" w:hAnsi="Arial"/>
+                <w:rFonts w:ascii="Verdana" w:hAnsi="Verdana"/>
                 <w:b w:val="0"/>
                 <w:sz w:val="16"/>
               </w:rPr>
@@ -3545,7 +3595,7 @@
             <w:r/>
             <w:r>
               <w:rPr>
-                <w:rFonts w:ascii="Arial" w:hAnsi="Arial"/>
+                <w:rFonts w:ascii="Verdana" w:hAnsi="Verdana"/>
                 <w:b w:val="0"/>
                 <w:sz w:val="16"/>
               </w:rPr>
@@ -3561,7 +3611,7 @@
             <w:r/>
             <w:r>
               <w:rPr>
-                <w:rFonts w:ascii="Arial" w:hAnsi="Arial"/>
+                <w:rFonts w:ascii="Verdana" w:hAnsi="Verdana"/>
                 <w:b w:val="0"/>
                 <w:sz w:val="16"/>
               </w:rPr>
@@ -3577,7 +3627,7 @@
             <w:r/>
             <w:r>
               <w:rPr>
-                <w:rFonts w:ascii="Arial" w:hAnsi="Arial"/>
+                <w:rFonts w:ascii="Verdana" w:hAnsi="Verdana"/>
                 <w:b w:val="0"/>
                 <w:sz w:val="16"/>
               </w:rPr>
@@ -3593,7 +3643,7 @@
             <w:r/>
             <w:r>
               <w:rPr>
-                <w:rFonts w:ascii="Arial" w:hAnsi="Arial"/>
+                <w:rFonts w:ascii="Verdana" w:hAnsi="Verdana"/>
                 <w:b w:val="0"/>
                 <w:sz w:val="16"/>
               </w:rPr>
@@ -3609,7 +3659,7 @@
             <w:r/>
             <w:r>
               <w:rPr>
-                <w:rFonts w:ascii="Arial" w:hAnsi="Arial"/>
+                <w:rFonts w:ascii="Verdana" w:hAnsi="Verdana"/>
                 <w:b w:val="0"/>
                 <w:sz w:val="16"/>
               </w:rPr>
@@ -3618,15 +3668,18 @@
         </w:tc>
       </w:tr>
       <w:tr>
-        <w:tc>
-          <w:tcPr>
-            <w:tcW w:type="dxa" w:w="1514"/>
-          </w:tcPr>
-          <w:p>
-            <w:r/>
-            <w:r>
-              <w:rPr>
-                <w:rFonts w:ascii="Arial" w:hAnsi="Arial"/>
+        <w:trPr>
+          <w:cantSplit/>
+        </w:trPr>
+        <w:tc>
+          <w:tcPr>
+            <w:tcW w:type="dxa" w:w="1514"/>
+          </w:tcPr>
+          <w:p>
+            <w:r/>
+            <w:r>
+              <w:rPr>
+                <w:rFonts w:ascii="Verdana" w:hAnsi="Verdana"/>
                 <w:b w:val="0"/>
                 <w:sz w:val="16"/>
               </w:rPr>
@@ -3642,7 +3695,7 @@
             <w:r/>
             <w:r>
               <w:rPr>
-                <w:rFonts w:ascii="Arial" w:hAnsi="Arial"/>
+                <w:rFonts w:ascii="Verdana" w:hAnsi="Verdana"/>
                 <w:b w:val="0"/>
                 <w:sz w:val="16"/>
               </w:rPr>
@@ -3658,7 +3711,7 @@
             <w:r/>
             <w:r>
               <w:rPr>
-                <w:rFonts w:ascii="Arial" w:hAnsi="Arial"/>
+                <w:rFonts w:ascii="Verdana" w:hAnsi="Verdana"/>
                 <w:b w:val="0"/>
                 <w:sz w:val="16"/>
               </w:rPr>
@@ -3674,7 +3727,7 @@
             <w:r/>
             <w:r>
               <w:rPr>
-                <w:rFonts w:ascii="Arial" w:hAnsi="Arial"/>
+                <w:rFonts w:ascii="Verdana" w:hAnsi="Verdana"/>
                 <w:b w:val="0"/>
                 <w:sz w:val="16"/>
               </w:rPr>
@@ -3690,7 +3743,7 @@
             <w:r/>
             <w:r>
               <w:rPr>
-                <w:rFonts w:ascii="Arial" w:hAnsi="Arial"/>
+                <w:rFonts w:ascii="Verdana" w:hAnsi="Verdana"/>
                 <w:b w:val="0"/>
                 <w:sz w:val="16"/>
               </w:rPr>
@@ -3706,7 +3759,7 @@
             <w:r/>
             <w:r>
               <w:rPr>
-                <w:rFonts w:ascii="Arial" w:hAnsi="Arial"/>
+                <w:rFonts w:ascii="Verdana" w:hAnsi="Verdana"/>
                 <w:b w:val="0"/>
                 <w:sz w:val="16"/>
               </w:rPr>
@@ -3722,7 +3775,7 @@
             <w:r/>
             <w:r>
               <w:rPr>
-                <w:rFonts w:ascii="Arial" w:hAnsi="Arial"/>
+                <w:rFonts w:ascii="Verdana" w:hAnsi="Verdana"/>
                 <w:b w:val="0"/>
                 <w:sz w:val="16"/>
               </w:rPr>
@@ -3738,7 +3791,7 @@
             <w:r/>
             <w:r>
               <w:rPr>
-                <w:rFonts w:ascii="Arial" w:hAnsi="Arial"/>
+                <w:rFonts w:ascii="Verdana" w:hAnsi="Verdana"/>
                 <w:b w:val="0"/>
                 <w:sz w:val="16"/>
               </w:rPr>
@@ -3754,7 +3807,7 @@
             <w:r/>
             <w:r>
               <w:rPr>
-                <w:rFonts w:ascii="Arial" w:hAnsi="Arial"/>
+                <w:rFonts w:ascii="Verdana" w:hAnsi="Verdana"/>
                 <w:b w:val="0"/>
                 <w:sz w:val="16"/>
               </w:rPr>
@@ -3770,7 +3823,7 @@
             <w:r/>
             <w:r>
               <w:rPr>
-                <w:rFonts w:ascii="Arial" w:hAnsi="Arial"/>
+                <w:rFonts w:ascii="Verdana" w:hAnsi="Verdana"/>
                 <w:b w:val="0"/>
                 <w:sz w:val="16"/>
               </w:rPr>
@@ -3779,15 +3832,18 @@
         </w:tc>
       </w:tr>
       <w:tr>
-        <w:tc>
-          <w:tcPr>
-            <w:tcW w:type="dxa" w:w="1514"/>
-          </w:tcPr>
-          <w:p>
-            <w:r/>
-            <w:r>
-              <w:rPr>
-                <w:rFonts w:ascii="Arial" w:hAnsi="Arial"/>
+        <w:trPr>
+          <w:cantSplit/>
+        </w:trPr>
+        <w:tc>
+          <w:tcPr>
+            <w:tcW w:type="dxa" w:w="1514"/>
+          </w:tcPr>
+          <w:p>
+            <w:r/>
+            <w:r>
+              <w:rPr>
+                <w:rFonts w:ascii="Verdana" w:hAnsi="Verdana"/>
                 <w:b w:val="0"/>
                 <w:sz w:val="16"/>
               </w:rPr>
@@ -3803,7 +3859,7 @@
             <w:r/>
             <w:r>
               <w:rPr>
-                <w:rFonts w:ascii="Arial" w:hAnsi="Arial"/>
+                <w:rFonts w:ascii="Verdana" w:hAnsi="Verdana"/>
                 <w:b w:val="0"/>
                 <w:sz w:val="16"/>
               </w:rPr>
@@ -3819,7 +3875,7 @@
             <w:r/>
             <w:r>
               <w:rPr>
-                <w:rFonts w:ascii="Arial" w:hAnsi="Arial"/>
+                <w:rFonts w:ascii="Verdana" w:hAnsi="Verdana"/>
                 <w:b w:val="0"/>
                 <w:sz w:val="16"/>
               </w:rPr>
@@ -3835,7 +3891,7 @@
             <w:r/>
             <w:r>
               <w:rPr>
-                <w:rFonts w:ascii="Arial" w:hAnsi="Arial"/>
+                <w:rFonts w:ascii="Verdana" w:hAnsi="Verdana"/>
                 <w:b w:val="0"/>
                 <w:sz w:val="16"/>
               </w:rPr>
@@ -3851,7 +3907,7 @@
             <w:r/>
             <w:r>
               <w:rPr>
-                <w:rFonts w:ascii="Arial" w:hAnsi="Arial"/>
+                <w:rFonts w:ascii="Verdana" w:hAnsi="Verdana"/>
                 <w:b w:val="0"/>
                 <w:sz w:val="16"/>
               </w:rPr>
@@ -3867,7 +3923,7 @@
             <w:r/>
             <w:r>
               <w:rPr>
-                <w:rFonts w:ascii="Arial" w:hAnsi="Arial"/>
+                <w:rFonts w:ascii="Verdana" w:hAnsi="Verdana"/>
                 <w:b w:val="0"/>
                 <w:sz w:val="16"/>
               </w:rPr>
@@ -3883,7 +3939,7 @@
             <w:r/>
             <w:r>
               <w:rPr>
-                <w:rFonts w:ascii="Arial" w:hAnsi="Arial"/>
+                <w:rFonts w:ascii="Verdana" w:hAnsi="Verdana"/>
                 <w:b w:val="0"/>
                 <w:sz w:val="16"/>
               </w:rPr>
@@ -3899,7 +3955,7 @@
             <w:r/>
             <w:r>
               <w:rPr>
-                <w:rFonts w:ascii="Arial" w:hAnsi="Arial"/>
+                <w:rFonts w:ascii="Verdana" w:hAnsi="Verdana"/>
                 <w:b w:val="0"/>
                 <w:sz w:val="16"/>
               </w:rPr>
@@ -3915,7 +3971,7 @@
             <w:r/>
             <w:r>
               <w:rPr>
-                <w:rFonts w:ascii="Arial" w:hAnsi="Arial"/>
+                <w:rFonts w:ascii="Verdana" w:hAnsi="Verdana"/>
                 <w:b w:val="0"/>
                 <w:sz w:val="16"/>
               </w:rPr>
@@ -3931,25 +3987,28 @@
             <w:r/>
             <w:r>
               <w:rPr>
-                <w:rFonts w:ascii="Arial" w:hAnsi="Arial"/>
-                <w:b w:val="0"/>
-                <w:sz w:val="16"/>
-              </w:rPr>
-              <w:t>Note 70: Данные первого порядка указывают величины с аналогичными пределами и теми же размерами, что и соответствующие сообщенные данные (например, максимальные, минимальные, средние и т. д.)</w:t>
+                <w:rFonts w:ascii="Verdana" w:hAnsi="Verdana"/>
+                <w:b w:val="0"/>
+                <w:sz w:val="16"/>
+              </w:rPr>
+              <w:t>Note 70: Данная величина является официальной или наилучшей оценкой фактической высоты станции. Она предоставляется для сравнения с виртуальной высотой местности в модели. Эти две величины могут значительно отличаться при пересеченной местности. Масштабный коэффициент увеличен для того, чтобы величина была непосредственно сравнима с дескриптором 0 07 030 ниже.</w:t>
             </w:r>
           </w:p>
         </w:tc>
       </w:tr>
       <w:tr>
-        <w:tc>
-          <w:tcPr>
-            <w:tcW w:type="dxa" w:w="1514"/>
-          </w:tcPr>
-          <w:p>
-            <w:r/>
-            <w:r>
-              <w:rPr>
-                <w:rFonts w:ascii="Arial" w:hAnsi="Arial"/>
+        <w:trPr>
+          <w:cantSplit/>
+        </w:trPr>
+        <w:tc>
+          <w:tcPr>
+            <w:tcW w:type="dxa" w:w="1514"/>
+          </w:tcPr>
+          <w:p>
+            <w:r/>
+            <w:r>
+              <w:rPr>
+                <w:rFonts w:ascii="Verdana" w:hAnsi="Verdana"/>
                 <w:b w:val="0"/>
                 <w:sz w:val="16"/>
               </w:rPr>
@@ -3965,7 +4024,7 @@
             <w:r/>
             <w:r>
               <w:rPr>
-                <w:rFonts w:ascii="Arial" w:hAnsi="Arial"/>
+                <w:rFonts w:ascii="Verdana" w:hAnsi="Verdana"/>
                 <w:b w:val="0"/>
                 <w:sz w:val="16"/>
               </w:rPr>
@@ -3981,7 +4040,7 @@
             <w:r/>
             <w:r>
               <w:rPr>
-                <w:rFonts w:ascii="Arial" w:hAnsi="Arial"/>
+                <w:rFonts w:ascii="Verdana" w:hAnsi="Verdana"/>
                 <w:b w:val="0"/>
                 <w:sz w:val="16"/>
               </w:rPr>
@@ -3997,7 +4056,7 @@
             <w:r/>
             <w:r>
               <w:rPr>
-                <w:rFonts w:ascii="Arial" w:hAnsi="Arial"/>
+                <w:rFonts w:ascii="Verdana" w:hAnsi="Verdana"/>
                 <w:b w:val="0"/>
                 <w:sz w:val="16"/>
               </w:rPr>
@@ -4013,7 +4072,7 @@
             <w:r/>
             <w:r>
               <w:rPr>
-                <w:rFonts w:ascii="Arial" w:hAnsi="Arial"/>
+                <w:rFonts w:ascii="Verdana" w:hAnsi="Verdana"/>
                 <w:b w:val="0"/>
                 <w:sz w:val="16"/>
               </w:rPr>
@@ -4029,7 +4088,7 @@
             <w:r/>
             <w:r>
               <w:rPr>
-                <w:rFonts w:ascii="Arial" w:hAnsi="Arial"/>
+                <w:rFonts w:ascii="Verdana" w:hAnsi="Verdana"/>
                 <w:b w:val="0"/>
                 <w:sz w:val="16"/>
               </w:rPr>
@@ -4045,7 +4104,7 @@
             <w:r/>
             <w:r>
               <w:rPr>
-                <w:rFonts w:ascii="Arial" w:hAnsi="Arial"/>
+                <w:rFonts w:ascii="Verdana" w:hAnsi="Verdana"/>
                 <w:b w:val="0"/>
                 <w:sz w:val="16"/>
               </w:rPr>
@@ -4061,7 +4120,7 @@
             <w:r/>
             <w:r>
               <w:rPr>
-                <w:rFonts w:ascii="Arial" w:hAnsi="Arial"/>
+                <w:rFonts w:ascii="Verdana" w:hAnsi="Verdana"/>
                 <w:b w:val="0"/>
                 <w:sz w:val="16"/>
               </w:rPr>
@@ -4077,7 +4136,7 @@
             <w:r/>
             <w:r>
               <w:rPr>
-                <w:rFonts w:ascii="Arial" w:hAnsi="Arial"/>
+                <w:rFonts w:ascii="Verdana" w:hAnsi="Verdana"/>
                 <w:b w:val="0"/>
                 <w:sz w:val="16"/>
               </w:rPr>
@@ -4093,25 +4152,28 @@
             <w:r/>
             <w:r>
               <w:rPr>
-                <w:rFonts w:ascii="Arial" w:hAnsi="Arial"/>
-                <w:b w:val="0"/>
-                <w:sz w:val="16"/>
-              </w:rPr>
-              <w:t>Note 61: Солнце (если солнце низко над горизонтом), или луна или звезды в ночное время.</w:t>
+                <w:rFonts w:ascii="Verdana" w:hAnsi="Verdana"/>
+                <w:b w:val="0"/>
+                <w:sz w:val="16"/>
+              </w:rPr>
+              <w:t>Note 61: Значение, сообщаемое для 0 19 007, является «отсутствующим», если только описываемое горизонтальное сечение не является кругом.</w:t>
             </w:r>
           </w:p>
         </w:tc>
       </w:tr>
       <w:tr>
-        <w:tc>
-          <w:tcPr>
-            <w:tcW w:type="dxa" w:w="1514"/>
-          </w:tcPr>
-          <w:p>
-            <w:r/>
-            <w:r>
-              <w:rPr>
-                <w:rFonts w:ascii="Arial" w:hAnsi="Arial"/>
+        <w:trPr>
+          <w:cantSplit/>
+        </w:trPr>
+        <w:tc>
+          <w:tcPr>
+            <w:tcW w:type="dxa" w:w="1514"/>
+          </w:tcPr>
+          <w:p>
+            <w:r/>
+            <w:r>
+              <w:rPr>
+                <w:rFonts w:ascii="Verdana" w:hAnsi="Verdana"/>
                 <w:b w:val="0"/>
                 <w:sz w:val="16"/>
               </w:rPr>
@@ -4127,7 +4189,7 @@
             <w:r/>
             <w:r>
               <w:rPr>
-                <w:rFonts w:ascii="Arial" w:hAnsi="Arial"/>
+                <w:rFonts w:ascii="Verdana" w:hAnsi="Verdana"/>
                 <w:b w:val="0"/>
                 <w:sz w:val="16"/>
               </w:rPr>
@@ -4143,7 +4205,7 @@
             <w:r/>
             <w:r>
               <w:rPr>
-                <w:rFonts w:ascii="Arial" w:hAnsi="Arial"/>
+                <w:rFonts w:ascii="Verdana" w:hAnsi="Verdana"/>
                 <w:b w:val="0"/>
                 <w:sz w:val="16"/>
               </w:rPr>
@@ -4159,7 +4221,7 @@
             <w:r/>
             <w:r>
               <w:rPr>
-                <w:rFonts w:ascii="Arial" w:hAnsi="Arial"/>
+                <w:rFonts w:ascii="Verdana" w:hAnsi="Verdana"/>
                 <w:b w:val="0"/>
                 <w:sz w:val="16"/>
               </w:rPr>
@@ -4175,7 +4237,7 @@
             <w:r/>
             <w:r>
               <w:rPr>
-                <w:rFonts w:ascii="Arial" w:hAnsi="Arial"/>
+                <w:rFonts w:ascii="Verdana" w:hAnsi="Verdana"/>
                 <w:b w:val="0"/>
                 <w:sz w:val="16"/>
               </w:rPr>
@@ -4191,7 +4253,7 @@
             <w:r/>
             <w:r>
               <w:rPr>
-                <w:rFonts w:ascii="Arial" w:hAnsi="Arial"/>
+                <w:rFonts w:ascii="Verdana" w:hAnsi="Verdana"/>
                 <w:b w:val="0"/>
                 <w:sz w:val="16"/>
               </w:rPr>
@@ -4207,7 +4269,7 @@
             <w:r/>
             <w:r>
               <w:rPr>
-                <w:rFonts w:ascii="Arial" w:hAnsi="Arial"/>
+                <w:rFonts w:ascii="Verdana" w:hAnsi="Verdana"/>
                 <w:b w:val="0"/>
                 <w:sz w:val="16"/>
               </w:rPr>
@@ -4223,7 +4285,7 @@
             <w:r/>
             <w:r>
               <w:rPr>
-                <w:rFonts w:ascii="Arial" w:hAnsi="Arial"/>
+                <w:rFonts w:ascii="Verdana" w:hAnsi="Verdana"/>
                 <w:b w:val="0"/>
                 <w:sz w:val="16"/>
               </w:rPr>
@@ -4239,7 +4301,7 @@
             <w:r/>
             <w:r>
               <w:rPr>
-                <w:rFonts w:ascii="Arial" w:hAnsi="Arial"/>
+                <w:rFonts w:ascii="Verdana" w:hAnsi="Verdana"/>
                 <w:b w:val="0"/>
                 <w:sz w:val="16"/>
               </w:rPr>
@@ -4255,25 +4317,28 @@
             <w:r/>
             <w:r>
               <w:rPr>
-                <w:rFonts w:ascii="Arial" w:hAnsi="Arial"/>
-                <w:b w:val="0"/>
-                <w:sz w:val="16"/>
-              </w:rPr>
-              <w:t>Note 49: Если бит установлен на 1, указание действительно.</w:t>
+                <w:rFonts w:ascii="Verdana" w:hAnsi="Verdana"/>
+                <w:b w:val="0"/>
+                <w:sz w:val="16"/>
+              </w:rPr>
+              <w:t>Note 49: Большинство станций имеют только одно местоположение на дороге и один датчик для измерения подповерхностной температуры. Повторение с задержкой вводится для повышения гибкости и коэффициента объема.</w:t>
             </w:r>
           </w:p>
         </w:tc>
       </w:tr>
       <w:tr>
-        <w:tc>
-          <w:tcPr>
-            <w:tcW w:type="dxa" w:w="1514"/>
-          </w:tcPr>
-          <w:p>
-            <w:r/>
-            <w:r>
-              <w:rPr>
-                <w:rFonts w:ascii="Arial" w:hAnsi="Arial"/>
+        <w:trPr>
+          <w:cantSplit/>
+        </w:trPr>
+        <w:tc>
+          <w:tcPr>
+            <w:tcW w:type="dxa" w:w="1514"/>
+          </w:tcPr>
+          <w:p>
+            <w:r/>
+            <w:r>
+              <w:rPr>
+                <w:rFonts w:ascii="Verdana" w:hAnsi="Verdana"/>
                 <w:b w:val="0"/>
                 <w:sz w:val="16"/>
               </w:rPr>
@@ -4289,7 +4354,7 @@
             <w:r/>
             <w:r>
               <w:rPr>
-                <w:rFonts w:ascii="Arial" w:hAnsi="Arial"/>
+                <w:rFonts w:ascii="Verdana" w:hAnsi="Verdana"/>
                 <w:b w:val="0"/>
                 <w:sz w:val="16"/>
               </w:rPr>
@@ -4305,7 +4370,7 @@
             <w:r/>
             <w:r>
               <w:rPr>
-                <w:rFonts w:ascii="Arial" w:hAnsi="Arial"/>
+                <w:rFonts w:ascii="Verdana" w:hAnsi="Verdana"/>
                 <w:b w:val="0"/>
                 <w:sz w:val="16"/>
               </w:rPr>
@@ -4321,7 +4386,7 @@
             <w:r/>
             <w:r>
               <w:rPr>
-                <w:rFonts w:ascii="Arial" w:hAnsi="Arial"/>
+                <w:rFonts w:ascii="Verdana" w:hAnsi="Verdana"/>
                 <w:b w:val="0"/>
                 <w:sz w:val="16"/>
               </w:rPr>
@@ -4337,7 +4402,7 @@
             <w:r/>
             <w:r>
               <w:rPr>
-                <w:rFonts w:ascii="Arial" w:hAnsi="Arial"/>
+                <w:rFonts w:ascii="Verdana" w:hAnsi="Verdana"/>
                 <w:b w:val="0"/>
                 <w:sz w:val="16"/>
               </w:rPr>
@@ -4353,7 +4418,7 @@
             <w:r/>
             <w:r>
               <w:rPr>
-                <w:rFonts w:ascii="Arial" w:hAnsi="Arial"/>
+                <w:rFonts w:ascii="Verdana" w:hAnsi="Verdana"/>
                 <w:b w:val="0"/>
                 <w:sz w:val="16"/>
               </w:rPr>
@@ -4369,7 +4434,7 @@
             <w:r/>
             <w:r>
               <w:rPr>
-                <w:rFonts w:ascii="Arial" w:hAnsi="Arial"/>
+                <w:rFonts w:ascii="Verdana" w:hAnsi="Verdana"/>
                 <w:b w:val="0"/>
                 <w:sz w:val="16"/>
               </w:rPr>
@@ -4385,7 +4450,7 @@
             <w:r/>
             <w:r>
               <w:rPr>
-                <w:rFonts w:ascii="Arial" w:hAnsi="Arial"/>
+                <w:rFonts w:ascii="Verdana" w:hAnsi="Verdana"/>
                 <w:b w:val="0"/>
                 <w:sz w:val="16"/>
               </w:rPr>
@@ -4401,7 +4466,7 @@
             <w:r/>
             <w:r>
               <w:rPr>
-                <w:rFonts w:ascii="Arial" w:hAnsi="Arial"/>
+                <w:rFonts w:ascii="Verdana" w:hAnsi="Verdana"/>
                 <w:b w:val="0"/>
                 <w:sz w:val="16"/>
               </w:rPr>
@@ -4417,7 +4482,7 @@
             <w:r/>
             <w:r>
               <w:rPr>
-                <w:rFonts w:ascii="Arial" w:hAnsi="Arial"/>
+                <w:rFonts w:ascii="Verdana" w:hAnsi="Verdana"/>
                 <w:b w:val="0"/>
                 <w:sz w:val="16"/>
               </w:rPr>
@@ -4426,15 +4491,18 @@
         </w:tc>
       </w:tr>
       <w:tr>
-        <w:tc>
-          <w:tcPr>
-            <w:tcW w:type="dxa" w:w="1514"/>
-          </w:tcPr>
-          <w:p>
-            <w:r/>
-            <w:r>
-              <w:rPr>
-                <w:rFonts w:ascii="Arial" w:hAnsi="Arial"/>
+        <w:trPr>
+          <w:cantSplit/>
+        </w:trPr>
+        <w:tc>
+          <w:tcPr>
+            <w:tcW w:type="dxa" w:w="1514"/>
+          </w:tcPr>
+          <w:p>
+            <w:r/>
+            <w:r>
+              <w:rPr>
+                <w:rFonts w:ascii="Verdana" w:hAnsi="Verdana"/>
                 <w:b w:val="0"/>
                 <w:sz w:val="16"/>
               </w:rPr>
@@ -4450,7 +4518,7 @@
             <w:r/>
             <w:r>
               <w:rPr>
-                <w:rFonts w:ascii="Arial" w:hAnsi="Arial"/>
+                <w:rFonts w:ascii="Verdana" w:hAnsi="Verdana"/>
                 <w:b w:val="0"/>
                 <w:sz w:val="16"/>
               </w:rPr>
@@ -4466,7 +4534,7 @@
             <w:r/>
             <w:r>
               <w:rPr>
-                <w:rFonts w:ascii="Arial" w:hAnsi="Arial"/>
+                <w:rFonts w:ascii="Verdana" w:hAnsi="Verdana"/>
                 <w:b w:val="0"/>
                 <w:sz w:val="16"/>
               </w:rPr>
@@ -4482,7 +4550,7 @@
             <w:r/>
             <w:r>
               <w:rPr>
-                <w:rFonts w:ascii="Arial" w:hAnsi="Arial"/>
+                <w:rFonts w:ascii="Verdana" w:hAnsi="Verdana"/>
                 <w:b w:val="0"/>
                 <w:sz w:val="16"/>
               </w:rPr>
@@ -4498,7 +4566,7 @@
             <w:r/>
             <w:r>
               <w:rPr>
-                <w:rFonts w:ascii="Arial" w:hAnsi="Arial"/>
+                <w:rFonts w:ascii="Verdana" w:hAnsi="Verdana"/>
                 <w:b w:val="0"/>
                 <w:sz w:val="16"/>
               </w:rPr>
@@ -4514,7 +4582,7 @@
             <w:r/>
             <w:r>
               <w:rPr>
-                <w:rFonts w:ascii="Arial" w:hAnsi="Arial"/>
+                <w:rFonts w:ascii="Verdana" w:hAnsi="Verdana"/>
                 <w:b w:val="0"/>
                 <w:sz w:val="16"/>
               </w:rPr>
@@ -4530,7 +4598,7 @@
             <w:r/>
             <w:r>
               <w:rPr>
-                <w:rFonts w:ascii="Arial" w:hAnsi="Arial"/>
+                <w:rFonts w:ascii="Verdana" w:hAnsi="Verdana"/>
                 <w:b w:val="0"/>
                 <w:sz w:val="16"/>
               </w:rPr>
@@ -4546,7 +4614,7 @@
             <w:r/>
             <w:r>
               <w:rPr>
-                <w:rFonts w:ascii="Arial" w:hAnsi="Arial"/>
+                <w:rFonts w:ascii="Verdana" w:hAnsi="Verdana"/>
                 <w:b w:val="0"/>
                 <w:sz w:val="16"/>
               </w:rPr>
@@ -4562,7 +4630,7 @@
             <w:r/>
             <w:r>
               <w:rPr>
-                <w:rFonts w:ascii="Arial" w:hAnsi="Arial"/>
+                <w:rFonts w:ascii="Verdana" w:hAnsi="Verdana"/>
                 <w:b w:val="0"/>
                 <w:sz w:val="16"/>
               </w:rPr>
@@ -4578,7 +4646,7 @@
             <w:r/>
             <w:r>
               <w:rPr>
-                <w:rFonts w:ascii="Arial" w:hAnsi="Arial"/>
+                <w:rFonts w:ascii="Verdana" w:hAnsi="Verdana"/>
                 <w:b w:val="0"/>
                 <w:sz w:val="16"/>
               </w:rPr>
@@ -4587,15 +4655,18 @@
         </w:tc>
       </w:tr>
       <w:tr>
-        <w:tc>
-          <w:tcPr>
-            <w:tcW w:type="dxa" w:w="1514"/>
-          </w:tcPr>
-          <w:p>
-            <w:r/>
-            <w:r>
-              <w:rPr>
-                <w:rFonts w:ascii="Arial" w:hAnsi="Arial"/>
+        <w:trPr>
+          <w:cantSplit/>
+        </w:trPr>
+        <w:tc>
+          <w:tcPr>
+            <w:tcW w:type="dxa" w:w="1514"/>
+          </w:tcPr>
+          <w:p>
+            <w:r/>
+            <w:r>
+              <w:rPr>
+                <w:rFonts w:ascii="Verdana" w:hAnsi="Verdana"/>
                 <w:b w:val="0"/>
                 <w:sz w:val="16"/>
               </w:rPr>
@@ -4611,7 +4682,7 @@
             <w:r/>
             <w:r>
               <w:rPr>
-                <w:rFonts w:ascii="Arial" w:hAnsi="Arial"/>
+                <w:rFonts w:ascii="Verdana" w:hAnsi="Verdana"/>
                 <w:b w:val="0"/>
                 <w:sz w:val="16"/>
               </w:rPr>
@@ -4627,7 +4698,7 @@
             <w:r/>
             <w:r>
               <w:rPr>
-                <w:rFonts w:ascii="Arial" w:hAnsi="Arial"/>
+                <w:rFonts w:ascii="Verdana" w:hAnsi="Verdana"/>
                 <w:b w:val="0"/>
                 <w:sz w:val="16"/>
               </w:rPr>
@@ -4643,7 +4714,7 @@
             <w:r/>
             <w:r>
               <w:rPr>
-                <w:rFonts w:ascii="Arial" w:hAnsi="Arial"/>
+                <w:rFonts w:ascii="Verdana" w:hAnsi="Verdana"/>
                 <w:b w:val="0"/>
                 <w:sz w:val="16"/>
               </w:rPr>
@@ -4659,7 +4730,7 @@
             <w:r/>
             <w:r>
               <w:rPr>
-                <w:rFonts w:ascii="Arial" w:hAnsi="Arial"/>
+                <w:rFonts w:ascii="Verdana" w:hAnsi="Verdana"/>
                 <w:b w:val="0"/>
                 <w:sz w:val="16"/>
               </w:rPr>
@@ -4675,7 +4746,7 @@
             <w:r/>
             <w:r>
               <w:rPr>
-                <w:rFonts w:ascii="Arial" w:hAnsi="Arial"/>
+                <w:rFonts w:ascii="Verdana" w:hAnsi="Verdana"/>
                 <w:b w:val="0"/>
                 <w:sz w:val="16"/>
               </w:rPr>
@@ -4691,7 +4762,7 @@
             <w:r/>
             <w:r>
               <w:rPr>
-                <w:rFonts w:ascii="Arial" w:hAnsi="Arial"/>
+                <w:rFonts w:ascii="Verdana" w:hAnsi="Verdana"/>
                 <w:b w:val="0"/>
                 <w:sz w:val="16"/>
               </w:rPr>
@@ -4707,7 +4778,7 @@
             <w:r/>
             <w:r>
               <w:rPr>
-                <w:rFonts w:ascii="Arial" w:hAnsi="Arial"/>
+                <w:rFonts w:ascii="Verdana" w:hAnsi="Verdana"/>
                 <w:b w:val="0"/>
                 <w:sz w:val="16"/>
               </w:rPr>
@@ -4723,7 +4794,7 @@
             <w:r/>
             <w:r>
               <w:rPr>
-                <w:rFonts w:ascii="Arial" w:hAnsi="Arial"/>
+                <w:rFonts w:ascii="Verdana" w:hAnsi="Verdana"/>
                 <w:b w:val="0"/>
                 <w:sz w:val="16"/>
               </w:rPr>
@@ -4739,7 +4810,7 @@
             <w:r/>
             <w:r>
               <w:rPr>
-                <w:rFonts w:ascii="Arial" w:hAnsi="Arial"/>
+                <w:rFonts w:ascii="Verdana" w:hAnsi="Verdana"/>
                 <w:b w:val="0"/>
                 <w:sz w:val="16"/>
               </w:rPr>
@@ -4748,15 +4819,18 @@
         </w:tc>
       </w:tr>
       <w:tr>
-        <w:tc>
-          <w:tcPr>
-            <w:tcW w:type="dxa" w:w="1514"/>
-          </w:tcPr>
-          <w:p>
-            <w:r/>
-            <w:r>
-              <w:rPr>
-                <w:rFonts w:ascii="Arial" w:hAnsi="Arial"/>
+        <w:trPr>
+          <w:cantSplit/>
+        </w:trPr>
+        <w:tc>
+          <w:tcPr>
+            <w:tcW w:type="dxa" w:w="1514"/>
+          </w:tcPr>
+          <w:p>
+            <w:r/>
+            <w:r>
+              <w:rPr>
+                <w:rFonts w:ascii="Verdana" w:hAnsi="Verdana"/>
                 <w:b w:val="0"/>
                 <w:sz w:val="16"/>
               </w:rPr>
@@ -4772,7 +4846,7 @@
             <w:r/>
             <w:r>
               <w:rPr>
-                <w:rFonts w:ascii="Arial" w:hAnsi="Arial"/>
+                <w:rFonts w:ascii="Verdana" w:hAnsi="Verdana"/>
                 <w:b w:val="0"/>
                 <w:sz w:val="16"/>
               </w:rPr>
@@ -4788,7 +4862,7 @@
             <w:r/>
             <w:r>
               <w:rPr>
-                <w:rFonts w:ascii="Arial" w:hAnsi="Arial"/>
+                <w:rFonts w:ascii="Verdana" w:hAnsi="Verdana"/>
                 <w:b w:val="0"/>
                 <w:sz w:val="16"/>
               </w:rPr>
@@ -4804,7 +4878,7 @@
             <w:r/>
             <w:r>
               <w:rPr>
-                <w:rFonts w:ascii="Arial" w:hAnsi="Arial"/>
+                <w:rFonts w:ascii="Verdana" w:hAnsi="Verdana"/>
                 <w:b w:val="0"/>
                 <w:sz w:val="16"/>
               </w:rPr>
@@ -4820,7 +4894,7 @@
             <w:r/>
             <w:r>
               <w:rPr>
-                <w:rFonts w:ascii="Arial" w:hAnsi="Arial"/>
+                <w:rFonts w:ascii="Verdana" w:hAnsi="Verdana"/>
                 <w:b w:val="0"/>
                 <w:sz w:val="16"/>
               </w:rPr>
@@ -4836,7 +4910,7 @@
             <w:r/>
             <w:r>
               <w:rPr>
-                <w:rFonts w:ascii="Arial" w:hAnsi="Arial"/>
+                <w:rFonts w:ascii="Verdana" w:hAnsi="Verdana"/>
                 <w:b w:val="0"/>
                 <w:sz w:val="16"/>
               </w:rPr>
@@ -4852,7 +4926,7 @@
             <w:r/>
             <w:r>
               <w:rPr>
-                <w:rFonts w:ascii="Arial" w:hAnsi="Arial"/>
+                <w:rFonts w:ascii="Verdana" w:hAnsi="Verdana"/>
                 <w:b w:val="0"/>
                 <w:sz w:val="16"/>
               </w:rPr>
@@ -4868,7 +4942,7 @@
             <w:r/>
             <w:r>
               <w:rPr>
-                <w:rFonts w:ascii="Arial" w:hAnsi="Arial"/>
+                <w:rFonts w:ascii="Verdana" w:hAnsi="Verdana"/>
                 <w:b w:val="0"/>
                 <w:sz w:val="16"/>
               </w:rPr>
@@ -4884,7 +4958,7 @@
             <w:r/>
             <w:r>
               <w:rPr>
-                <w:rFonts w:ascii="Arial" w:hAnsi="Arial"/>
+                <w:rFonts w:ascii="Verdana" w:hAnsi="Verdana"/>
                 <w:b w:val="0"/>
                 <w:sz w:val="16"/>
               </w:rPr>
@@ -4900,7 +4974,7 @@
             <w:r/>
             <w:r>
               <w:rPr>
-                <w:rFonts w:ascii="Arial" w:hAnsi="Arial"/>
+                <w:rFonts w:ascii="Verdana" w:hAnsi="Verdana"/>
                 <w:b w:val="0"/>
                 <w:sz w:val="16"/>
               </w:rPr>
@@ -4909,15 +4983,18 @@
         </w:tc>
       </w:tr>
       <w:tr>
-        <w:tc>
-          <w:tcPr>
-            <w:tcW w:type="dxa" w:w="1514"/>
-          </w:tcPr>
-          <w:p>
-            <w:r/>
-            <w:r>
-              <w:rPr>
-                <w:rFonts w:ascii="Arial" w:hAnsi="Arial"/>
+        <w:trPr>
+          <w:cantSplit/>
+        </w:trPr>
+        <w:tc>
+          <w:tcPr>
+            <w:tcW w:type="dxa" w:w="1514"/>
+          </w:tcPr>
+          <w:p>
+            <w:r/>
+            <w:r>
+              <w:rPr>
+                <w:rFonts w:ascii="Verdana" w:hAnsi="Verdana"/>
                 <w:b w:val="0"/>
                 <w:sz w:val="16"/>
               </w:rPr>
@@ -4933,7 +5010,7 @@
             <w:r/>
             <w:r>
               <w:rPr>
-                <w:rFonts w:ascii="Arial" w:hAnsi="Arial"/>
+                <w:rFonts w:ascii="Verdana" w:hAnsi="Verdana"/>
                 <w:b w:val="0"/>
                 <w:sz w:val="16"/>
               </w:rPr>
@@ -4949,7 +5026,7 @@
             <w:r/>
             <w:r>
               <w:rPr>
-                <w:rFonts w:ascii="Arial" w:hAnsi="Arial"/>
+                <w:rFonts w:ascii="Verdana" w:hAnsi="Verdana"/>
                 <w:b w:val="0"/>
                 <w:sz w:val="16"/>
               </w:rPr>
@@ -4965,7 +5042,7 @@
             <w:r/>
             <w:r>
               <w:rPr>
-                <w:rFonts w:ascii="Arial" w:hAnsi="Arial"/>
+                <w:rFonts w:ascii="Verdana" w:hAnsi="Verdana"/>
                 <w:b w:val="0"/>
                 <w:sz w:val="16"/>
               </w:rPr>
@@ -4981,7 +5058,7 @@
             <w:r/>
             <w:r>
               <w:rPr>
-                <w:rFonts w:ascii="Arial" w:hAnsi="Arial"/>
+                <w:rFonts w:ascii="Verdana" w:hAnsi="Verdana"/>
                 <w:b w:val="0"/>
                 <w:sz w:val="16"/>
               </w:rPr>
@@ -4997,7 +5074,7 @@
             <w:r/>
             <w:r>
               <w:rPr>
-                <w:rFonts w:ascii="Arial" w:hAnsi="Arial"/>
+                <w:rFonts w:ascii="Verdana" w:hAnsi="Verdana"/>
                 <w:b w:val="0"/>
                 <w:sz w:val="16"/>
               </w:rPr>
@@ -5013,7 +5090,7 @@
             <w:r/>
             <w:r>
               <w:rPr>
-                <w:rFonts w:ascii="Arial" w:hAnsi="Arial"/>
+                <w:rFonts w:ascii="Verdana" w:hAnsi="Verdana"/>
                 <w:b w:val="0"/>
                 <w:sz w:val="16"/>
               </w:rPr>
@@ -5029,7 +5106,7 @@
             <w:r/>
             <w:r>
               <w:rPr>
-                <w:rFonts w:ascii="Arial" w:hAnsi="Arial"/>
+                <w:rFonts w:ascii="Verdana" w:hAnsi="Verdana"/>
                 <w:b w:val="0"/>
                 <w:sz w:val="16"/>
               </w:rPr>
@@ -5045,7 +5122,7 @@
             <w:r/>
             <w:r>
               <w:rPr>
-                <w:rFonts w:ascii="Arial" w:hAnsi="Arial"/>
+                <w:rFonts w:ascii="Verdana" w:hAnsi="Verdana"/>
                 <w:b w:val="0"/>
                 <w:sz w:val="16"/>
               </w:rPr>
@@ -5061,7 +5138,7 @@
             <w:r/>
             <w:r>
               <w:rPr>
-                <w:rFonts w:ascii="Arial" w:hAnsi="Arial"/>
+                <w:rFonts w:ascii="Verdana" w:hAnsi="Verdana"/>
                 <w:b w:val="0"/>
                 <w:sz w:val="16"/>
               </w:rPr>
@@ -5070,15 +5147,18 @@
         </w:tc>
       </w:tr>
       <w:tr>
-        <w:tc>
-          <w:tcPr>
-            <w:tcW w:type="dxa" w:w="1514"/>
-          </w:tcPr>
-          <w:p>
-            <w:r/>
-            <w:r>
-              <w:rPr>
-                <w:rFonts w:ascii="Arial" w:hAnsi="Arial"/>
+        <w:trPr>
+          <w:cantSplit/>
+        </w:trPr>
+        <w:tc>
+          <w:tcPr>
+            <w:tcW w:type="dxa" w:w="1514"/>
+          </w:tcPr>
+          <w:p>
+            <w:r/>
+            <w:r>
+              <w:rPr>
+                <w:rFonts w:ascii="Verdana" w:hAnsi="Verdana"/>
                 <w:b w:val="0"/>
                 <w:sz w:val="16"/>
               </w:rPr>
@@ -5094,7 +5174,7 @@
             <w:r/>
             <w:r>
               <w:rPr>
-                <w:rFonts w:ascii="Arial" w:hAnsi="Arial"/>
+                <w:rFonts w:ascii="Verdana" w:hAnsi="Verdana"/>
                 <w:b w:val="0"/>
                 <w:sz w:val="16"/>
               </w:rPr>
@@ -5110,7 +5190,7 @@
             <w:r/>
             <w:r>
               <w:rPr>
-                <w:rFonts w:ascii="Arial" w:hAnsi="Arial"/>
+                <w:rFonts w:ascii="Verdana" w:hAnsi="Verdana"/>
                 <w:b w:val="0"/>
                 <w:sz w:val="16"/>
               </w:rPr>
@@ -5126,7 +5206,7 @@
             <w:r/>
             <w:r>
               <w:rPr>
-                <w:rFonts w:ascii="Arial" w:hAnsi="Arial"/>
+                <w:rFonts w:ascii="Verdana" w:hAnsi="Verdana"/>
                 <w:b w:val="0"/>
                 <w:sz w:val="16"/>
               </w:rPr>
@@ -5142,7 +5222,7 @@
             <w:r/>
             <w:r>
               <w:rPr>
-                <w:rFonts w:ascii="Arial" w:hAnsi="Arial"/>
+                <w:rFonts w:ascii="Verdana" w:hAnsi="Verdana"/>
                 <w:b w:val="0"/>
                 <w:sz w:val="16"/>
               </w:rPr>
@@ -5158,7 +5238,7 @@
             <w:r/>
             <w:r>
               <w:rPr>
-                <w:rFonts w:ascii="Arial" w:hAnsi="Arial"/>
+                <w:rFonts w:ascii="Verdana" w:hAnsi="Verdana"/>
                 <w:b w:val="0"/>
                 <w:sz w:val="16"/>
               </w:rPr>
@@ -5174,7 +5254,7 @@
             <w:r/>
             <w:r>
               <w:rPr>
-                <w:rFonts w:ascii="Arial" w:hAnsi="Arial"/>
+                <w:rFonts w:ascii="Verdana" w:hAnsi="Verdana"/>
                 <w:b w:val="0"/>
                 <w:sz w:val="16"/>
               </w:rPr>
@@ -5190,7 +5270,7 @@
             <w:r/>
             <w:r>
               <w:rPr>
-                <w:rFonts w:ascii="Arial" w:hAnsi="Arial"/>
+                <w:rFonts w:ascii="Verdana" w:hAnsi="Verdana"/>
                 <w:b w:val="0"/>
                 <w:sz w:val="16"/>
               </w:rPr>
@@ -5206,7 +5286,7 @@
             <w:r/>
             <w:r>
               <w:rPr>
-                <w:rFonts w:ascii="Arial" w:hAnsi="Arial"/>
+                <w:rFonts w:ascii="Verdana" w:hAnsi="Verdana"/>
                 <w:b w:val="0"/>
                 <w:sz w:val="16"/>
               </w:rPr>
@@ -5222,25 +5302,28 @@
             <w:r/>
             <w:r>
               <w:rPr>
-                <w:rFonts w:ascii="Arial" w:hAnsi="Arial"/>
-                <w:b w:val="0"/>
-                <w:sz w:val="16"/>
-              </w:rPr>
-              <w:t>Note 50: Определения в кодовых цифрах 0-2 и 4 применяются для обнаженной репрезентативной поверхности почвы, а цифры 3, 5-9 и 10-19 — к открытому репрезентативному району.</w:t>
+                <w:rFonts w:ascii="Verdana" w:hAnsi="Verdana"/>
+                <w:b w:val="0"/>
+                <w:sz w:val="16"/>
+              </w:rPr>
+              <w:t>Note 50: Дескриптор 0 08 033 следует использовать перед элементом 0 33 007 как часть информации о контроле качества в целях определения метода, использованного для вычисления процента достоверности.</w:t>
             </w:r>
           </w:p>
         </w:tc>
       </w:tr>
       <w:tr>
-        <w:tc>
-          <w:tcPr>
-            <w:tcW w:type="dxa" w:w="1514"/>
-          </w:tcPr>
-          <w:p>
-            <w:r/>
-            <w:r>
-              <w:rPr>
-                <w:rFonts w:ascii="Arial" w:hAnsi="Arial"/>
+        <w:trPr>
+          <w:cantSplit/>
+        </w:trPr>
+        <w:tc>
+          <w:tcPr>
+            <w:tcW w:type="dxa" w:w="1514"/>
+          </w:tcPr>
+          <w:p>
+            <w:r/>
+            <w:r>
+              <w:rPr>
+                <w:rFonts w:ascii="Verdana" w:hAnsi="Verdana"/>
                 <w:b w:val="0"/>
                 <w:sz w:val="16"/>
               </w:rPr>
@@ -5256,7 +5339,7 @@
             <w:r/>
             <w:r>
               <w:rPr>
-                <w:rFonts w:ascii="Arial" w:hAnsi="Arial"/>
+                <w:rFonts w:ascii="Verdana" w:hAnsi="Verdana"/>
                 <w:b w:val="0"/>
                 <w:sz w:val="16"/>
               </w:rPr>
@@ -5272,7 +5355,7 @@
             <w:r/>
             <w:r>
               <w:rPr>
-                <w:rFonts w:ascii="Arial" w:hAnsi="Arial"/>
+                <w:rFonts w:ascii="Verdana" w:hAnsi="Verdana"/>
                 <w:b w:val="0"/>
                 <w:sz w:val="16"/>
               </w:rPr>
@@ -5288,7 +5371,7 @@
             <w:r/>
             <w:r>
               <w:rPr>
-                <w:rFonts w:ascii="Arial" w:hAnsi="Arial"/>
+                <w:rFonts w:ascii="Verdana" w:hAnsi="Verdana"/>
                 <w:b w:val="0"/>
                 <w:sz w:val="16"/>
               </w:rPr>
@@ -5304,7 +5387,7 @@
             <w:r/>
             <w:r>
               <w:rPr>
-                <w:rFonts w:ascii="Arial" w:hAnsi="Arial"/>
+                <w:rFonts w:ascii="Verdana" w:hAnsi="Verdana"/>
                 <w:b w:val="0"/>
                 <w:sz w:val="16"/>
               </w:rPr>
@@ -5320,7 +5403,7 @@
             <w:r/>
             <w:r>
               <w:rPr>
-                <w:rFonts w:ascii="Arial" w:hAnsi="Arial"/>
+                <w:rFonts w:ascii="Verdana" w:hAnsi="Verdana"/>
                 <w:b w:val="0"/>
                 <w:sz w:val="16"/>
               </w:rPr>
@@ -5336,7 +5419,7 @@
             <w:r/>
             <w:r>
               <w:rPr>
-                <w:rFonts w:ascii="Arial" w:hAnsi="Arial"/>
+                <w:rFonts w:ascii="Verdana" w:hAnsi="Verdana"/>
                 <w:b w:val="0"/>
                 <w:sz w:val="16"/>
               </w:rPr>
@@ -5352,7 +5435,7 @@
             <w:r/>
             <w:r>
               <w:rPr>
-                <w:rFonts w:ascii="Arial" w:hAnsi="Arial"/>
+                <w:rFonts w:ascii="Verdana" w:hAnsi="Verdana"/>
                 <w:b w:val="0"/>
                 <w:sz w:val="16"/>
               </w:rPr>
@@ -5368,7 +5451,7 @@
             <w:r/>
             <w:r>
               <w:rPr>
-                <w:rFonts w:ascii="Arial" w:hAnsi="Arial"/>
+                <w:rFonts w:ascii="Verdana" w:hAnsi="Verdana"/>
                 <w:b w:val="0"/>
                 <w:sz w:val="16"/>
               </w:rPr>
@@ -5384,7 +5467,7 @@
             <w:r/>
             <w:r>
               <w:rPr>
-                <w:rFonts w:ascii="Arial" w:hAnsi="Arial"/>
+                <w:rFonts w:ascii="Verdana" w:hAnsi="Verdana"/>
                 <w:b w:val="0"/>
                 <w:sz w:val="16"/>
               </w:rPr>
@@ -5393,15 +5476,18 @@
         </w:tc>
       </w:tr>
       <w:tr>
-        <w:tc>
-          <w:tcPr>
-            <w:tcW w:type="dxa" w:w="1514"/>
-          </w:tcPr>
-          <w:p>
-            <w:r/>
-            <w:r>
-              <w:rPr>
-                <w:rFonts w:ascii="Arial" w:hAnsi="Arial"/>
+        <w:trPr>
+          <w:cantSplit/>
+        </w:trPr>
+        <w:tc>
+          <w:tcPr>
+            <w:tcW w:type="dxa" w:w="1514"/>
+          </w:tcPr>
+          <w:p>
+            <w:r/>
+            <w:r>
+              <w:rPr>
+                <w:rFonts w:ascii="Verdana" w:hAnsi="Verdana"/>
                 <w:b w:val="0"/>
                 <w:sz w:val="16"/>
               </w:rPr>
@@ -5417,7 +5503,7 @@
             <w:r/>
             <w:r>
               <w:rPr>
-                <w:rFonts w:ascii="Arial" w:hAnsi="Arial"/>
+                <w:rFonts w:ascii="Verdana" w:hAnsi="Verdana"/>
                 <w:b w:val="0"/>
                 <w:sz w:val="16"/>
               </w:rPr>
@@ -5433,7 +5519,7 @@
             <w:r/>
             <w:r>
               <w:rPr>
-                <w:rFonts w:ascii="Arial" w:hAnsi="Arial"/>
+                <w:rFonts w:ascii="Verdana" w:hAnsi="Verdana"/>
                 <w:b w:val="0"/>
                 <w:sz w:val="16"/>
               </w:rPr>
@@ -5449,7 +5535,7 @@
             <w:r/>
             <w:r>
               <w:rPr>
-                <w:rFonts w:ascii="Arial" w:hAnsi="Arial"/>
+                <w:rFonts w:ascii="Verdana" w:hAnsi="Verdana"/>
                 <w:b w:val="0"/>
                 <w:sz w:val="16"/>
               </w:rPr>
@@ -5465,7 +5551,7 @@
             <w:r/>
             <w:r>
               <w:rPr>
-                <w:rFonts w:ascii="Arial" w:hAnsi="Arial"/>
+                <w:rFonts w:ascii="Verdana" w:hAnsi="Verdana"/>
                 <w:b w:val="0"/>
                 <w:sz w:val="16"/>
               </w:rPr>
@@ -5481,7 +5567,7 @@
             <w:r/>
             <w:r>
               <w:rPr>
-                <w:rFonts w:ascii="Arial" w:hAnsi="Arial"/>
+                <w:rFonts w:ascii="Verdana" w:hAnsi="Verdana"/>
                 <w:b w:val="0"/>
                 <w:sz w:val="16"/>
               </w:rPr>
@@ -5497,7 +5583,7 @@
             <w:r/>
             <w:r>
               <w:rPr>
-                <w:rFonts w:ascii="Arial" w:hAnsi="Arial"/>
+                <w:rFonts w:ascii="Verdana" w:hAnsi="Verdana"/>
                 <w:b w:val="0"/>
                 <w:sz w:val="16"/>
               </w:rPr>
@@ -5513,7 +5599,7 @@
             <w:r/>
             <w:r>
               <w:rPr>
-                <w:rFonts w:ascii="Arial" w:hAnsi="Arial"/>
+                <w:rFonts w:ascii="Verdana" w:hAnsi="Verdana"/>
                 <w:b w:val="0"/>
                 <w:sz w:val="16"/>
               </w:rPr>
@@ -5529,7 +5615,7 @@
             <w:r/>
             <w:r>
               <w:rPr>
-                <w:rFonts w:ascii="Arial" w:hAnsi="Arial"/>
+                <w:rFonts w:ascii="Verdana" w:hAnsi="Verdana"/>
                 <w:b w:val="0"/>
                 <w:sz w:val="16"/>
               </w:rPr>
@@ -5545,7 +5631,7 @@
             <w:r/>
             <w:r>
               <w:rPr>
-                <w:rFonts w:ascii="Arial" w:hAnsi="Arial"/>
+                <w:rFonts w:ascii="Verdana" w:hAnsi="Verdana"/>
                 <w:b w:val="0"/>
                 <w:sz w:val="16"/>
               </w:rPr>
@@ -5554,15 +5640,18 @@
         </w:tc>
       </w:tr>
       <w:tr>
-        <w:tc>
-          <w:tcPr>
-            <w:tcW w:type="dxa" w:w="1514"/>
-          </w:tcPr>
-          <w:p>
-            <w:r/>
-            <w:r>
-              <w:rPr>
-                <w:rFonts w:ascii="Arial" w:hAnsi="Arial"/>
+        <w:trPr>
+          <w:cantSplit/>
+        </w:trPr>
+        <w:tc>
+          <w:tcPr>
+            <w:tcW w:type="dxa" w:w="1514"/>
+          </w:tcPr>
+          <w:p>
+            <w:r/>
+            <w:r>
+              <w:rPr>
+                <w:rFonts w:ascii="Verdana" w:hAnsi="Verdana"/>
                 <w:b w:val="0"/>
                 <w:sz w:val="16"/>
               </w:rPr>
@@ -5578,7 +5667,7 @@
             <w:r/>
             <w:r>
               <w:rPr>
-                <w:rFonts w:ascii="Arial" w:hAnsi="Arial"/>
+                <w:rFonts w:ascii="Verdana" w:hAnsi="Verdana"/>
                 <w:b w:val="0"/>
                 <w:sz w:val="16"/>
               </w:rPr>
@@ -5594,7 +5683,7 @@
             <w:r/>
             <w:r>
               <w:rPr>
-                <w:rFonts w:ascii="Arial" w:hAnsi="Arial"/>
+                <w:rFonts w:ascii="Verdana" w:hAnsi="Verdana"/>
                 <w:b w:val="0"/>
                 <w:sz w:val="16"/>
               </w:rPr>
@@ -5610,7 +5699,7 @@
             <w:r/>
             <w:r>
               <w:rPr>
-                <w:rFonts w:ascii="Arial" w:hAnsi="Arial"/>
+                <w:rFonts w:ascii="Verdana" w:hAnsi="Verdana"/>
                 <w:b w:val="0"/>
                 <w:sz w:val="16"/>
               </w:rPr>
@@ -5626,7 +5715,7 @@
             <w:r/>
             <w:r>
               <w:rPr>
-                <w:rFonts w:ascii="Arial" w:hAnsi="Arial"/>
+                <w:rFonts w:ascii="Verdana" w:hAnsi="Verdana"/>
                 <w:b w:val="0"/>
                 <w:sz w:val="16"/>
               </w:rPr>
@@ -5642,7 +5731,7 @@
             <w:r/>
             <w:r>
               <w:rPr>
-                <w:rFonts w:ascii="Arial" w:hAnsi="Arial"/>
+                <w:rFonts w:ascii="Verdana" w:hAnsi="Verdana"/>
                 <w:b w:val="0"/>
                 <w:sz w:val="16"/>
               </w:rPr>
@@ -5658,7 +5747,7 @@
             <w:r/>
             <w:r>
               <w:rPr>
-                <w:rFonts w:ascii="Arial" w:hAnsi="Arial"/>
+                <w:rFonts w:ascii="Verdana" w:hAnsi="Verdana"/>
                 <w:b w:val="0"/>
                 <w:sz w:val="16"/>
               </w:rPr>
@@ -5674,7 +5763,7 @@
             <w:r/>
             <w:r>
               <w:rPr>
-                <w:rFonts w:ascii="Arial" w:hAnsi="Arial"/>
+                <w:rFonts w:ascii="Verdana" w:hAnsi="Verdana"/>
                 <w:b w:val="0"/>
                 <w:sz w:val="16"/>
               </w:rPr>
@@ -5690,7 +5779,7 @@
             <w:r/>
             <w:r>
               <w:rPr>
-                <w:rFonts w:ascii="Arial" w:hAnsi="Arial"/>
+                <w:rFonts w:ascii="Verdana" w:hAnsi="Verdana"/>
                 <w:b w:val="0"/>
                 <w:sz w:val="16"/>
               </w:rPr>
@@ -5706,7 +5795,7 @@
             <w:r/>
             <w:r>
               <w:rPr>
-                <w:rFonts w:ascii="Arial" w:hAnsi="Arial"/>
+                <w:rFonts w:ascii="Verdana" w:hAnsi="Verdana"/>
                 <w:b w:val="0"/>
                 <w:sz w:val="16"/>
               </w:rPr>
@@ -5715,15 +5804,18 @@
         </w:tc>
       </w:tr>
       <w:tr>
-        <w:tc>
-          <w:tcPr>
-            <w:tcW w:type="dxa" w:w="1514"/>
-          </w:tcPr>
-          <w:p>
-            <w:r/>
-            <w:r>
-              <w:rPr>
-                <w:rFonts w:ascii="Arial" w:hAnsi="Arial"/>
+        <w:trPr>
+          <w:cantSplit/>
+        </w:trPr>
+        <w:tc>
+          <w:tcPr>
+            <w:tcW w:type="dxa" w:w="1514"/>
+          </w:tcPr>
+          <w:p>
+            <w:r/>
+            <w:r>
+              <w:rPr>
+                <w:rFonts w:ascii="Verdana" w:hAnsi="Verdana"/>
                 <w:b w:val="0"/>
                 <w:sz w:val="16"/>
               </w:rPr>
@@ -5739,7 +5831,7 @@
             <w:r/>
             <w:r>
               <w:rPr>
-                <w:rFonts w:ascii="Arial" w:hAnsi="Arial"/>
+                <w:rFonts w:ascii="Verdana" w:hAnsi="Verdana"/>
                 <w:b w:val="0"/>
                 <w:sz w:val="16"/>
               </w:rPr>
@@ -5755,7 +5847,7 @@
             <w:r/>
             <w:r>
               <w:rPr>
-                <w:rFonts w:ascii="Arial" w:hAnsi="Arial"/>
+                <w:rFonts w:ascii="Verdana" w:hAnsi="Verdana"/>
                 <w:b w:val="0"/>
                 <w:sz w:val="16"/>
               </w:rPr>
@@ -5771,7 +5863,7 @@
             <w:r/>
             <w:r>
               <w:rPr>
-                <w:rFonts w:ascii="Arial" w:hAnsi="Arial"/>
+                <w:rFonts w:ascii="Verdana" w:hAnsi="Verdana"/>
                 <w:b w:val="0"/>
                 <w:sz w:val="16"/>
               </w:rPr>
@@ -5787,7 +5879,7 @@
             <w:r/>
             <w:r>
               <w:rPr>
-                <w:rFonts w:ascii="Arial" w:hAnsi="Arial"/>
+                <w:rFonts w:ascii="Verdana" w:hAnsi="Verdana"/>
                 <w:b w:val="0"/>
                 <w:sz w:val="16"/>
               </w:rPr>
@@ -5803,7 +5895,7 @@
             <w:r/>
             <w:r>
               <w:rPr>
-                <w:rFonts w:ascii="Arial" w:hAnsi="Arial"/>
+                <w:rFonts w:ascii="Verdana" w:hAnsi="Verdana"/>
                 <w:b w:val="0"/>
                 <w:sz w:val="16"/>
               </w:rPr>
@@ -5819,7 +5911,7 @@
             <w:r/>
             <w:r>
               <w:rPr>
-                <w:rFonts w:ascii="Arial" w:hAnsi="Arial"/>
+                <w:rFonts w:ascii="Verdana" w:hAnsi="Verdana"/>
                 <w:b w:val="0"/>
                 <w:sz w:val="16"/>
               </w:rPr>
@@ -5835,7 +5927,7 @@
             <w:r/>
             <w:r>
               <w:rPr>
-                <w:rFonts w:ascii="Arial" w:hAnsi="Arial"/>
+                <w:rFonts w:ascii="Verdana" w:hAnsi="Verdana"/>
                 <w:b w:val="0"/>
                 <w:sz w:val="16"/>
               </w:rPr>
@@ -5851,7 +5943,7 @@
             <w:r/>
             <w:r>
               <w:rPr>
-                <w:rFonts w:ascii="Arial" w:hAnsi="Arial"/>
+                <w:rFonts w:ascii="Verdana" w:hAnsi="Verdana"/>
                 <w:b w:val="0"/>
                 <w:sz w:val="16"/>
               </w:rPr>
@@ -5867,7 +5959,7 @@
             <w:r/>
             <w:r>
               <w:rPr>
-                <w:rFonts w:ascii="Arial" w:hAnsi="Arial"/>
+                <w:rFonts w:ascii="Verdana" w:hAnsi="Verdana"/>
                 <w:b w:val="0"/>
                 <w:sz w:val="16"/>
               </w:rPr>
@@ -5876,15 +5968,18 @@
         </w:tc>
       </w:tr>
       <w:tr>
-        <w:tc>
-          <w:tcPr>
-            <w:tcW w:type="dxa" w:w="1514"/>
-          </w:tcPr>
-          <w:p>
-            <w:r/>
-            <w:r>
-              <w:rPr>
-                <w:rFonts w:ascii="Arial" w:hAnsi="Arial"/>
+        <w:trPr>
+          <w:cantSplit/>
+        </w:trPr>
+        <w:tc>
+          <w:tcPr>
+            <w:tcW w:type="dxa" w:w="1514"/>
+          </w:tcPr>
+          <w:p>
+            <w:r/>
+            <w:r>
+              <w:rPr>
+                <w:rFonts w:ascii="Verdana" w:hAnsi="Verdana"/>
                 <w:b w:val="0"/>
                 <w:sz w:val="16"/>
               </w:rPr>
@@ -5900,7 +5995,7 @@
             <w:r/>
             <w:r>
               <w:rPr>
-                <w:rFonts w:ascii="Arial" w:hAnsi="Arial"/>
+                <w:rFonts w:ascii="Verdana" w:hAnsi="Verdana"/>
                 <w:b w:val="0"/>
                 <w:sz w:val="16"/>
               </w:rPr>
@@ -5916,7 +6011,7 @@
             <w:r/>
             <w:r>
               <w:rPr>
-                <w:rFonts w:ascii="Arial" w:hAnsi="Arial"/>
+                <w:rFonts w:ascii="Verdana" w:hAnsi="Verdana"/>
                 <w:b w:val="0"/>
                 <w:sz w:val="16"/>
               </w:rPr>
@@ -5932,7 +6027,7 @@
             <w:r/>
             <w:r>
               <w:rPr>
-                <w:rFonts w:ascii="Arial" w:hAnsi="Arial"/>
+                <w:rFonts w:ascii="Verdana" w:hAnsi="Verdana"/>
                 <w:b w:val="0"/>
                 <w:sz w:val="16"/>
               </w:rPr>
@@ -5948,7 +6043,7 @@
             <w:r/>
             <w:r>
               <w:rPr>
-                <w:rFonts w:ascii="Arial" w:hAnsi="Arial"/>
+                <w:rFonts w:ascii="Verdana" w:hAnsi="Verdana"/>
                 <w:b w:val="0"/>
                 <w:sz w:val="16"/>
               </w:rPr>
@@ -5964,7 +6059,7 @@
             <w:r/>
             <w:r>
               <w:rPr>
-                <w:rFonts w:ascii="Arial" w:hAnsi="Arial"/>
+                <w:rFonts w:ascii="Verdana" w:hAnsi="Verdana"/>
                 <w:b w:val="0"/>
                 <w:sz w:val="16"/>
               </w:rPr>
@@ -5980,7 +6075,7 @@
             <w:r/>
             <w:r>
               <w:rPr>
-                <w:rFonts w:ascii="Arial" w:hAnsi="Arial"/>
+                <w:rFonts w:ascii="Verdana" w:hAnsi="Verdana"/>
                 <w:b w:val="0"/>
                 <w:sz w:val="16"/>
               </w:rPr>
@@ -5996,7 +6091,7 @@
             <w:r/>
             <w:r>
               <w:rPr>
-                <w:rFonts w:ascii="Arial" w:hAnsi="Arial"/>
+                <w:rFonts w:ascii="Verdana" w:hAnsi="Verdana"/>
                 <w:b w:val="0"/>
                 <w:sz w:val="16"/>
               </w:rPr>
@@ -6012,7 +6107,7 @@
             <w:r/>
             <w:r>
               <w:rPr>
-                <w:rFonts w:ascii="Arial" w:hAnsi="Arial"/>
+                <w:rFonts w:ascii="Verdana" w:hAnsi="Verdana"/>
                 <w:b w:val="0"/>
                 <w:sz w:val="16"/>
               </w:rPr>
@@ -6028,7 +6123,7 @@
             <w:r/>
             <w:r>
               <w:rPr>
-                <w:rFonts w:ascii="Arial" w:hAnsi="Arial"/>
+                <w:rFonts w:ascii="Verdana" w:hAnsi="Verdana"/>
                 <w:b w:val="0"/>
                 <w:sz w:val="16"/>
               </w:rPr>
@@ -6037,15 +6132,18 @@
         </w:tc>
       </w:tr>
       <w:tr>
-        <w:tc>
-          <w:tcPr>
-            <w:tcW w:type="dxa" w:w="1514"/>
-          </w:tcPr>
-          <w:p>
-            <w:r/>
-            <w:r>
-              <w:rPr>
-                <w:rFonts w:ascii="Arial" w:hAnsi="Arial"/>
+        <w:trPr>
+          <w:cantSplit/>
+        </w:trPr>
+        <w:tc>
+          <w:tcPr>
+            <w:tcW w:type="dxa" w:w="1514"/>
+          </w:tcPr>
+          <w:p>
+            <w:r/>
+            <w:r>
+              <w:rPr>
+                <w:rFonts w:ascii="Verdana" w:hAnsi="Verdana"/>
                 <w:b w:val="0"/>
                 <w:sz w:val="16"/>
               </w:rPr>
@@ -6061,7 +6159,7 @@
             <w:r/>
             <w:r>
               <w:rPr>
-                <w:rFonts w:ascii="Arial" w:hAnsi="Arial"/>
+                <w:rFonts w:ascii="Verdana" w:hAnsi="Verdana"/>
                 <w:b w:val="0"/>
                 <w:sz w:val="16"/>
               </w:rPr>
@@ -6077,7 +6175,7 @@
             <w:r/>
             <w:r>
               <w:rPr>
-                <w:rFonts w:ascii="Arial" w:hAnsi="Arial"/>
+                <w:rFonts w:ascii="Verdana" w:hAnsi="Verdana"/>
                 <w:b w:val="0"/>
                 <w:sz w:val="16"/>
               </w:rPr>
@@ -6093,7 +6191,7 @@
             <w:r/>
             <w:r>
               <w:rPr>
-                <w:rFonts w:ascii="Arial" w:hAnsi="Arial"/>
+                <w:rFonts w:ascii="Verdana" w:hAnsi="Verdana"/>
                 <w:b w:val="0"/>
                 <w:sz w:val="16"/>
               </w:rPr>
@@ -6109,7 +6207,7 @@
             <w:r/>
             <w:r>
               <w:rPr>
-                <w:rFonts w:ascii="Arial" w:hAnsi="Arial"/>
+                <w:rFonts w:ascii="Verdana" w:hAnsi="Verdana"/>
                 <w:b w:val="0"/>
                 <w:sz w:val="16"/>
               </w:rPr>
@@ -6125,7 +6223,7 @@
             <w:r/>
             <w:r>
               <w:rPr>
-                <w:rFonts w:ascii="Arial" w:hAnsi="Arial"/>
+                <w:rFonts w:ascii="Verdana" w:hAnsi="Verdana"/>
                 <w:b w:val="0"/>
                 <w:sz w:val="16"/>
               </w:rPr>
@@ -6141,7 +6239,7 @@
             <w:r/>
             <w:r>
               <w:rPr>
-                <w:rFonts w:ascii="Arial" w:hAnsi="Arial"/>
+                <w:rFonts w:ascii="Verdana" w:hAnsi="Verdana"/>
                 <w:b w:val="0"/>
                 <w:sz w:val="16"/>
               </w:rPr>
@@ -6157,7 +6255,7 @@
             <w:r/>
             <w:r>
               <w:rPr>
-                <w:rFonts w:ascii="Arial" w:hAnsi="Arial"/>
+                <w:rFonts w:ascii="Verdana" w:hAnsi="Verdana"/>
                 <w:b w:val="0"/>
                 <w:sz w:val="16"/>
               </w:rPr>
@@ -6173,7 +6271,7 @@
             <w:r/>
             <w:r>
               <w:rPr>
-                <w:rFonts w:ascii="Arial" w:hAnsi="Arial"/>
+                <w:rFonts w:ascii="Verdana" w:hAnsi="Verdana"/>
                 <w:b w:val="0"/>
                 <w:sz w:val="16"/>
               </w:rPr>
@@ -6189,7 +6287,7 @@
             <w:r/>
             <w:r>
               <w:rPr>
-                <w:rFonts w:ascii="Arial" w:hAnsi="Arial"/>
+                <w:rFonts w:ascii="Verdana" w:hAnsi="Verdana"/>
                 <w:b w:val="0"/>
                 <w:sz w:val="16"/>
               </w:rPr>
@@ -6198,15 +6296,18 @@
         </w:tc>
       </w:tr>
       <w:tr>
-        <w:tc>
-          <w:tcPr>
-            <w:tcW w:type="dxa" w:w="1514"/>
-          </w:tcPr>
-          <w:p>
-            <w:r/>
-            <w:r>
-              <w:rPr>
-                <w:rFonts w:ascii="Arial" w:hAnsi="Arial"/>
+        <w:trPr>
+          <w:cantSplit/>
+        </w:trPr>
+        <w:tc>
+          <w:tcPr>
+            <w:tcW w:type="dxa" w:w="1514"/>
+          </w:tcPr>
+          <w:p>
+            <w:r/>
+            <w:r>
+              <w:rPr>
+                <w:rFonts w:ascii="Verdana" w:hAnsi="Verdana"/>
                 <w:b w:val="0"/>
                 <w:sz w:val="16"/>
               </w:rPr>
@@ -6222,7 +6323,7 @@
             <w:r/>
             <w:r>
               <w:rPr>
-                <w:rFonts w:ascii="Arial" w:hAnsi="Arial"/>
+                <w:rFonts w:ascii="Verdana" w:hAnsi="Verdana"/>
                 <w:b w:val="0"/>
                 <w:sz w:val="16"/>
               </w:rPr>
@@ -6238,7 +6339,7 @@
             <w:r/>
             <w:r>
               <w:rPr>
-                <w:rFonts w:ascii="Arial" w:hAnsi="Arial"/>
+                <w:rFonts w:ascii="Verdana" w:hAnsi="Verdana"/>
                 <w:b w:val="0"/>
                 <w:sz w:val="16"/>
               </w:rPr>
@@ -6254,7 +6355,7 @@
             <w:r/>
             <w:r>
               <w:rPr>
-                <w:rFonts w:ascii="Arial" w:hAnsi="Arial"/>
+                <w:rFonts w:ascii="Verdana" w:hAnsi="Verdana"/>
                 <w:b w:val="0"/>
                 <w:sz w:val="16"/>
               </w:rPr>
@@ -6270,7 +6371,7 @@
             <w:r/>
             <w:r>
               <w:rPr>
-                <w:rFonts w:ascii="Arial" w:hAnsi="Arial"/>
+                <w:rFonts w:ascii="Verdana" w:hAnsi="Verdana"/>
                 <w:b w:val="0"/>
                 <w:sz w:val="16"/>
               </w:rPr>
@@ -6286,7 +6387,7 @@
             <w:r/>
             <w:r>
               <w:rPr>
-                <w:rFonts w:ascii="Arial" w:hAnsi="Arial"/>
+                <w:rFonts w:ascii="Verdana" w:hAnsi="Verdana"/>
                 <w:b w:val="0"/>
                 <w:sz w:val="16"/>
               </w:rPr>
@@ -6302,7 +6403,7 @@
             <w:r/>
             <w:r>
               <w:rPr>
-                <w:rFonts w:ascii="Arial" w:hAnsi="Arial"/>
+                <w:rFonts w:ascii="Verdana" w:hAnsi="Verdana"/>
                 <w:b w:val="0"/>
                 <w:sz w:val="16"/>
               </w:rPr>
@@ -6318,7 +6419,7 @@
             <w:r/>
             <w:r>
               <w:rPr>
-                <w:rFonts w:ascii="Arial" w:hAnsi="Arial"/>
+                <w:rFonts w:ascii="Verdana" w:hAnsi="Verdana"/>
                 <w:b w:val="0"/>
                 <w:sz w:val="16"/>
               </w:rPr>
@@ -6334,7 +6435,7 @@
             <w:r/>
             <w:r>
               <w:rPr>
-                <w:rFonts w:ascii="Arial" w:hAnsi="Arial"/>
+                <w:rFonts w:ascii="Verdana" w:hAnsi="Verdana"/>
                 <w:b w:val="0"/>
                 <w:sz w:val="16"/>
               </w:rPr>
@@ -6350,7 +6451,7 @@
             <w:r/>
             <w:r>
               <w:rPr>
-                <w:rFonts w:ascii="Arial" w:hAnsi="Arial"/>
+                <w:rFonts w:ascii="Verdana" w:hAnsi="Verdana"/>
                 <w:b w:val="0"/>
                 <w:sz w:val="16"/>
               </w:rPr>
@@ -6359,15 +6460,18 @@
         </w:tc>
       </w:tr>
       <w:tr>
-        <w:tc>
-          <w:tcPr>
-            <w:tcW w:type="dxa" w:w="1514"/>
-          </w:tcPr>
-          <w:p>
-            <w:r/>
-            <w:r>
-              <w:rPr>
-                <w:rFonts w:ascii="Arial" w:hAnsi="Arial"/>
+        <w:trPr>
+          <w:cantSplit/>
+        </w:trPr>
+        <w:tc>
+          <w:tcPr>
+            <w:tcW w:type="dxa" w:w="1514"/>
+          </w:tcPr>
+          <w:p>
+            <w:r/>
+            <w:r>
+              <w:rPr>
+                <w:rFonts w:ascii="Verdana" w:hAnsi="Verdana"/>
                 <w:b w:val="0"/>
                 <w:sz w:val="16"/>
               </w:rPr>
@@ -6383,7 +6487,7 @@
             <w:r/>
             <w:r>
               <w:rPr>
-                <w:rFonts w:ascii="Arial" w:hAnsi="Arial"/>
+                <w:rFonts w:ascii="Verdana" w:hAnsi="Verdana"/>
                 <w:b w:val="0"/>
                 <w:sz w:val="16"/>
               </w:rPr>
@@ -6399,7 +6503,7 @@
             <w:r/>
             <w:r>
               <w:rPr>
-                <w:rFonts w:ascii="Arial" w:hAnsi="Arial"/>
+                <w:rFonts w:ascii="Verdana" w:hAnsi="Verdana"/>
                 <w:b w:val="0"/>
                 <w:sz w:val="16"/>
               </w:rPr>
@@ -6415,7 +6519,7 @@
             <w:r/>
             <w:r>
               <w:rPr>
-                <w:rFonts w:ascii="Arial" w:hAnsi="Arial"/>
+                <w:rFonts w:ascii="Verdana" w:hAnsi="Verdana"/>
                 <w:b w:val="0"/>
                 <w:sz w:val="16"/>
               </w:rPr>
@@ -6431,7 +6535,7 @@
             <w:r/>
             <w:r>
               <w:rPr>
-                <w:rFonts w:ascii="Arial" w:hAnsi="Arial"/>
+                <w:rFonts w:ascii="Verdana" w:hAnsi="Verdana"/>
                 <w:b w:val="0"/>
                 <w:sz w:val="16"/>
               </w:rPr>
@@ -6447,7 +6551,7 @@
             <w:r/>
             <w:r>
               <w:rPr>
-                <w:rFonts w:ascii="Arial" w:hAnsi="Arial"/>
+                <w:rFonts w:ascii="Verdana" w:hAnsi="Verdana"/>
                 <w:b w:val="0"/>
                 <w:sz w:val="16"/>
               </w:rPr>
@@ -6463,7 +6567,7 @@
             <w:r/>
             <w:r>
               <w:rPr>
-                <w:rFonts w:ascii="Arial" w:hAnsi="Arial"/>
+                <w:rFonts w:ascii="Verdana" w:hAnsi="Verdana"/>
                 <w:b w:val="0"/>
                 <w:sz w:val="16"/>
               </w:rPr>
@@ -6479,7 +6583,7 @@
             <w:r/>
             <w:r>
               <w:rPr>
-                <w:rFonts w:ascii="Arial" w:hAnsi="Arial"/>
+                <w:rFonts w:ascii="Verdana" w:hAnsi="Verdana"/>
                 <w:b w:val="0"/>
                 <w:sz w:val="16"/>
               </w:rPr>
@@ -6495,7 +6599,7 @@
             <w:r/>
             <w:r>
               <w:rPr>
-                <w:rFonts w:ascii="Arial" w:hAnsi="Arial"/>
+                <w:rFonts w:ascii="Verdana" w:hAnsi="Verdana"/>
                 <w:b w:val="0"/>
                 <w:sz w:val="16"/>
               </w:rPr>
@@ -6511,7 +6615,7 @@
             <w:r/>
             <w:r>
               <w:rPr>
-                <w:rFonts w:ascii="Arial" w:hAnsi="Arial"/>
+                <w:rFonts w:ascii="Verdana" w:hAnsi="Verdana"/>
                 <w:b w:val="0"/>
                 <w:sz w:val="16"/>
               </w:rPr>
@@ -6520,15 +6624,18 @@
         </w:tc>
       </w:tr>
       <w:tr>
-        <w:tc>
-          <w:tcPr>
-            <w:tcW w:type="dxa" w:w="1514"/>
-          </w:tcPr>
-          <w:p>
-            <w:r/>
-            <w:r>
-              <w:rPr>
-                <w:rFonts w:ascii="Arial" w:hAnsi="Arial"/>
+        <w:trPr>
+          <w:cantSplit/>
+        </w:trPr>
+        <w:tc>
+          <w:tcPr>
+            <w:tcW w:type="dxa" w:w="1514"/>
+          </w:tcPr>
+          <w:p>
+            <w:r/>
+            <w:r>
+              <w:rPr>
+                <w:rFonts w:ascii="Verdana" w:hAnsi="Verdana"/>
                 <w:b w:val="0"/>
                 <w:sz w:val="16"/>
               </w:rPr>
@@ -6544,7 +6651,7 @@
             <w:r/>
             <w:r>
               <w:rPr>
-                <w:rFonts w:ascii="Arial" w:hAnsi="Arial"/>
+                <w:rFonts w:ascii="Verdana" w:hAnsi="Verdana"/>
                 <w:b w:val="0"/>
                 <w:sz w:val="16"/>
               </w:rPr>
@@ -6560,7 +6667,7 @@
             <w:r/>
             <w:r>
               <w:rPr>
-                <w:rFonts w:ascii="Arial" w:hAnsi="Arial"/>
+                <w:rFonts w:ascii="Verdana" w:hAnsi="Verdana"/>
                 <w:b w:val="0"/>
                 <w:sz w:val="16"/>
               </w:rPr>
@@ -6576,7 +6683,7 @@
             <w:r/>
             <w:r>
               <w:rPr>
-                <w:rFonts w:ascii="Arial" w:hAnsi="Arial"/>
+                <w:rFonts w:ascii="Verdana" w:hAnsi="Verdana"/>
                 <w:b w:val="0"/>
                 <w:sz w:val="16"/>
               </w:rPr>
@@ -6592,7 +6699,7 @@
             <w:r/>
             <w:r>
               <w:rPr>
-                <w:rFonts w:ascii="Arial" w:hAnsi="Arial"/>
+                <w:rFonts w:ascii="Verdana" w:hAnsi="Verdana"/>
                 <w:b w:val="0"/>
                 <w:sz w:val="16"/>
               </w:rPr>
@@ -6608,7 +6715,7 @@
             <w:r/>
             <w:r>
               <w:rPr>
-                <w:rFonts w:ascii="Arial" w:hAnsi="Arial"/>
+                <w:rFonts w:ascii="Verdana" w:hAnsi="Verdana"/>
                 <w:b w:val="0"/>
                 <w:sz w:val="16"/>
               </w:rPr>
@@ -6624,7 +6731,7 @@
             <w:r/>
             <w:r>
               <w:rPr>
-                <w:rFonts w:ascii="Arial" w:hAnsi="Arial"/>
+                <w:rFonts w:ascii="Verdana" w:hAnsi="Verdana"/>
                 <w:b w:val="0"/>
                 <w:sz w:val="16"/>
               </w:rPr>
@@ -6640,7 +6747,7 @@
             <w:r/>
             <w:r>
               <w:rPr>
-                <w:rFonts w:ascii="Arial" w:hAnsi="Arial"/>
+                <w:rFonts w:ascii="Verdana" w:hAnsi="Verdana"/>
                 <w:b w:val="0"/>
                 <w:sz w:val="16"/>
               </w:rPr>
@@ -6656,7 +6763,7 @@
             <w:r/>
             <w:r>
               <w:rPr>
-                <w:rFonts w:ascii="Arial" w:hAnsi="Arial"/>
+                <w:rFonts w:ascii="Verdana" w:hAnsi="Verdana"/>
                 <w:b w:val="0"/>
                 <w:sz w:val="16"/>
               </w:rPr>
@@ -6672,7 +6779,7 @@
             <w:r/>
             <w:r>
               <w:rPr>
-                <w:rFonts w:ascii="Arial" w:hAnsi="Arial"/>
+                <w:rFonts w:ascii="Verdana" w:hAnsi="Verdana"/>
                 <w:b w:val="0"/>
                 <w:sz w:val="16"/>
               </w:rPr>
@@ -6681,15 +6788,18 @@
         </w:tc>
       </w:tr>
       <w:tr>
-        <w:tc>
-          <w:tcPr>
-            <w:tcW w:type="dxa" w:w="1514"/>
-          </w:tcPr>
-          <w:p>
-            <w:r/>
-            <w:r>
-              <w:rPr>
-                <w:rFonts w:ascii="Arial" w:hAnsi="Arial"/>
+        <w:trPr>
+          <w:cantSplit/>
+        </w:trPr>
+        <w:tc>
+          <w:tcPr>
+            <w:tcW w:type="dxa" w:w="1514"/>
+          </w:tcPr>
+          <w:p>
+            <w:r/>
+            <w:r>
+              <w:rPr>
+                <w:rFonts w:ascii="Verdana" w:hAnsi="Verdana"/>
                 <w:b w:val="0"/>
                 <w:sz w:val="16"/>
               </w:rPr>
@@ -6705,7 +6815,7 @@
             <w:r/>
             <w:r>
               <w:rPr>
-                <w:rFonts w:ascii="Arial" w:hAnsi="Arial"/>
+                <w:rFonts w:ascii="Verdana" w:hAnsi="Verdana"/>
                 <w:b w:val="0"/>
                 <w:sz w:val="16"/>
               </w:rPr>
@@ -6721,7 +6831,7 @@
             <w:r/>
             <w:r>
               <w:rPr>
-                <w:rFonts w:ascii="Arial" w:hAnsi="Arial"/>
+                <w:rFonts w:ascii="Verdana" w:hAnsi="Verdana"/>
                 <w:b w:val="0"/>
                 <w:sz w:val="16"/>
               </w:rPr>
@@ -6737,7 +6847,7 @@
             <w:r/>
             <w:r>
               <w:rPr>
-                <w:rFonts w:ascii="Arial" w:hAnsi="Arial"/>
+                <w:rFonts w:ascii="Verdana" w:hAnsi="Verdana"/>
                 <w:b w:val="0"/>
                 <w:sz w:val="16"/>
               </w:rPr>
@@ -6753,7 +6863,7 @@
             <w:r/>
             <w:r>
               <w:rPr>
-                <w:rFonts w:ascii="Arial" w:hAnsi="Arial"/>
+                <w:rFonts w:ascii="Verdana" w:hAnsi="Verdana"/>
                 <w:b w:val="0"/>
                 <w:sz w:val="16"/>
               </w:rPr>
@@ -6769,7 +6879,7 @@
             <w:r/>
             <w:r>
               <w:rPr>
-                <w:rFonts w:ascii="Arial" w:hAnsi="Arial"/>
+                <w:rFonts w:ascii="Verdana" w:hAnsi="Verdana"/>
                 <w:b w:val="0"/>
                 <w:sz w:val="16"/>
               </w:rPr>
@@ -6785,7 +6895,7 @@
             <w:r/>
             <w:r>
               <w:rPr>
-                <w:rFonts w:ascii="Arial" w:hAnsi="Arial"/>
+                <w:rFonts w:ascii="Verdana" w:hAnsi="Verdana"/>
                 <w:b w:val="0"/>
                 <w:sz w:val="16"/>
               </w:rPr>
@@ -6801,7 +6911,7 @@
             <w:r/>
             <w:r>
               <w:rPr>
-                <w:rFonts w:ascii="Arial" w:hAnsi="Arial"/>
+                <w:rFonts w:ascii="Verdana" w:hAnsi="Verdana"/>
                 <w:b w:val="0"/>
                 <w:sz w:val="16"/>
               </w:rPr>
@@ -6817,7 +6927,7 @@
             <w:r/>
             <w:r>
               <w:rPr>
-                <w:rFonts w:ascii="Arial" w:hAnsi="Arial"/>
+                <w:rFonts w:ascii="Verdana" w:hAnsi="Verdana"/>
                 <w:b w:val="0"/>
                 <w:sz w:val="16"/>
               </w:rPr>
@@ -6833,7 +6943,7 @@
             <w:r/>
             <w:r>
               <w:rPr>
-                <w:rFonts w:ascii="Arial" w:hAnsi="Arial"/>
+                <w:rFonts w:ascii="Verdana" w:hAnsi="Verdana"/>
                 <w:b w:val="0"/>
                 <w:sz w:val="16"/>
               </w:rPr>
@@ -6843,15 +6953,18 @@
         </w:tc>
       </w:tr>
       <w:tr>
-        <w:tc>
-          <w:tcPr>
-            <w:tcW w:type="dxa" w:w="1514"/>
-          </w:tcPr>
-          <w:p>
-            <w:r/>
-            <w:r>
-              <w:rPr>
-                <w:rFonts w:ascii="Arial" w:hAnsi="Arial"/>
+        <w:trPr>
+          <w:cantSplit/>
+        </w:trPr>
+        <w:tc>
+          <w:tcPr>
+            <w:tcW w:type="dxa" w:w="1514"/>
+          </w:tcPr>
+          <w:p>
+            <w:r/>
+            <w:r>
+              <w:rPr>
+                <w:rFonts w:ascii="Verdana" w:hAnsi="Verdana"/>
                 <w:b w:val="0"/>
                 <w:sz w:val="16"/>
               </w:rPr>
@@ -6867,7 +6980,7 @@
             <w:r/>
             <w:r>
               <w:rPr>
-                <w:rFonts w:ascii="Arial" w:hAnsi="Arial"/>
+                <w:rFonts w:ascii="Verdana" w:hAnsi="Verdana"/>
                 <w:b w:val="0"/>
                 <w:sz w:val="16"/>
               </w:rPr>
@@ -6883,7 +6996,7 @@
             <w:r/>
             <w:r>
               <w:rPr>
-                <w:rFonts w:ascii="Arial" w:hAnsi="Arial"/>
+                <w:rFonts w:ascii="Verdana" w:hAnsi="Verdana"/>
                 <w:b w:val="0"/>
                 <w:sz w:val="16"/>
               </w:rPr>
@@ -6899,7 +7012,7 @@
             <w:r/>
             <w:r>
               <w:rPr>
-                <w:rFonts w:ascii="Arial" w:hAnsi="Arial"/>
+                <w:rFonts w:ascii="Verdana" w:hAnsi="Verdana"/>
                 <w:b w:val="0"/>
                 <w:sz w:val="16"/>
               </w:rPr>
@@ -6915,7 +7028,7 @@
             <w:r/>
             <w:r>
               <w:rPr>
-                <w:rFonts w:ascii="Arial" w:hAnsi="Arial"/>
+                <w:rFonts w:ascii="Verdana" w:hAnsi="Verdana"/>
                 <w:b w:val="0"/>
                 <w:sz w:val="16"/>
               </w:rPr>
@@ -6931,7 +7044,7 @@
             <w:r/>
             <w:r>
               <w:rPr>
-                <w:rFonts w:ascii="Arial" w:hAnsi="Arial"/>
+                <w:rFonts w:ascii="Verdana" w:hAnsi="Verdana"/>
                 <w:b w:val="0"/>
                 <w:sz w:val="16"/>
               </w:rPr>
@@ -6947,7 +7060,7 @@
             <w:r/>
             <w:r>
               <w:rPr>
-                <w:rFonts w:ascii="Arial" w:hAnsi="Arial"/>
+                <w:rFonts w:ascii="Verdana" w:hAnsi="Verdana"/>
                 <w:b w:val="0"/>
                 <w:sz w:val="16"/>
               </w:rPr>
@@ -6963,7 +7076,7 @@
             <w:r/>
             <w:r>
               <w:rPr>
-                <w:rFonts w:ascii="Arial" w:hAnsi="Arial"/>
+                <w:rFonts w:ascii="Verdana" w:hAnsi="Verdana"/>
                 <w:b w:val="0"/>
                 <w:sz w:val="16"/>
               </w:rPr>
@@ -6979,7 +7092,7 @@
             <w:r/>
             <w:r>
               <w:rPr>
-                <w:rFonts w:ascii="Arial" w:hAnsi="Arial"/>
+                <w:rFonts w:ascii="Verdana" w:hAnsi="Verdana"/>
                 <w:b w:val="0"/>
                 <w:sz w:val="16"/>
               </w:rPr>
@@ -6995,7 +7108,7 @@
             <w:r/>
             <w:r>
               <w:rPr>
-                <w:rFonts w:ascii="Arial" w:hAnsi="Arial"/>
+                <w:rFonts w:ascii="Verdana" w:hAnsi="Verdana"/>
                 <w:b w:val="0"/>
                 <w:sz w:val="16"/>
               </w:rPr>
@@ -7004,15 +7117,18 @@
         </w:tc>
       </w:tr>
       <w:tr>
-        <w:tc>
-          <w:tcPr>
-            <w:tcW w:type="dxa" w:w="1514"/>
-          </w:tcPr>
-          <w:p>
-            <w:r/>
-            <w:r>
-              <w:rPr>
-                <w:rFonts w:ascii="Arial" w:hAnsi="Arial"/>
+        <w:trPr>
+          <w:cantSplit/>
+        </w:trPr>
+        <w:tc>
+          <w:tcPr>
+            <w:tcW w:type="dxa" w:w="1514"/>
+          </w:tcPr>
+          <w:p>
+            <w:r/>
+            <w:r>
+              <w:rPr>
+                <w:rFonts w:ascii="Verdana" w:hAnsi="Verdana"/>
                 <w:b w:val="0"/>
                 <w:sz w:val="16"/>
               </w:rPr>
@@ -7028,7 +7144,7 @@
             <w:r/>
             <w:r>
               <w:rPr>
-                <w:rFonts w:ascii="Arial" w:hAnsi="Arial"/>
+                <w:rFonts w:ascii="Verdana" w:hAnsi="Verdana"/>
                 <w:b w:val="0"/>
                 <w:sz w:val="16"/>
               </w:rPr>
@@ -7044,7 +7160,7 @@
             <w:r/>
             <w:r>
               <w:rPr>
-                <w:rFonts w:ascii="Arial" w:hAnsi="Arial"/>
+                <w:rFonts w:ascii="Verdana" w:hAnsi="Verdana"/>
                 <w:b w:val="0"/>
                 <w:sz w:val="16"/>
               </w:rPr>
@@ -7060,7 +7176,7 @@
             <w:r/>
             <w:r>
               <w:rPr>
-                <w:rFonts w:ascii="Arial" w:hAnsi="Arial"/>
+                <w:rFonts w:ascii="Verdana" w:hAnsi="Verdana"/>
                 <w:b w:val="0"/>
                 <w:sz w:val="16"/>
               </w:rPr>
@@ -7076,7 +7192,7 @@
             <w:r/>
             <w:r>
               <w:rPr>
-                <w:rFonts w:ascii="Arial" w:hAnsi="Arial"/>
+                <w:rFonts w:ascii="Verdana" w:hAnsi="Verdana"/>
                 <w:b w:val="0"/>
                 <w:sz w:val="16"/>
               </w:rPr>
@@ -7092,7 +7208,7 @@
             <w:r/>
             <w:r>
               <w:rPr>
-                <w:rFonts w:ascii="Arial" w:hAnsi="Arial"/>
+                <w:rFonts w:ascii="Verdana" w:hAnsi="Verdana"/>
                 <w:b w:val="0"/>
                 <w:sz w:val="16"/>
               </w:rPr>
@@ -7108,7 +7224,7 @@
             <w:r/>
             <w:r>
               <w:rPr>
-                <w:rFonts w:ascii="Arial" w:hAnsi="Arial"/>
+                <w:rFonts w:ascii="Verdana" w:hAnsi="Verdana"/>
                 <w:b w:val="0"/>
                 <w:sz w:val="16"/>
               </w:rPr>
@@ -7124,7 +7240,7 @@
             <w:r/>
             <w:r>
               <w:rPr>
-                <w:rFonts w:ascii="Arial" w:hAnsi="Arial"/>
+                <w:rFonts w:ascii="Verdana" w:hAnsi="Verdana"/>
                 <w:b w:val="0"/>
                 <w:sz w:val="16"/>
               </w:rPr>
@@ -7140,7 +7256,7 @@
             <w:r/>
             <w:r>
               <w:rPr>
-                <w:rFonts w:ascii="Arial" w:hAnsi="Arial"/>
+                <w:rFonts w:ascii="Verdana" w:hAnsi="Verdana"/>
                 <w:b w:val="0"/>
                 <w:sz w:val="16"/>
               </w:rPr>
@@ -7156,7 +7272,7 @@
             <w:r/>
             <w:r>
               <w:rPr>
-                <w:rFonts w:ascii="Arial" w:hAnsi="Arial"/>
+                <w:rFonts w:ascii="Verdana" w:hAnsi="Verdana"/>
                 <w:b w:val="0"/>
                 <w:sz w:val="16"/>
               </w:rPr>
@@ -7165,15 +7281,18 @@
         </w:tc>
       </w:tr>
       <w:tr>
-        <w:tc>
-          <w:tcPr>
-            <w:tcW w:type="dxa" w:w="1514"/>
-          </w:tcPr>
-          <w:p>
-            <w:r/>
-            <w:r>
-              <w:rPr>
-                <w:rFonts w:ascii="Arial" w:hAnsi="Arial"/>
+        <w:trPr>
+          <w:cantSplit/>
+        </w:trPr>
+        <w:tc>
+          <w:tcPr>
+            <w:tcW w:type="dxa" w:w="1514"/>
+          </w:tcPr>
+          <w:p>
+            <w:r/>
+            <w:r>
+              <w:rPr>
+                <w:rFonts w:ascii="Verdana" w:hAnsi="Verdana"/>
                 <w:b w:val="0"/>
                 <w:sz w:val="16"/>
               </w:rPr>
@@ -7189,7 +7308,7 @@
             <w:r/>
             <w:r>
               <w:rPr>
-                <w:rFonts w:ascii="Arial" w:hAnsi="Arial"/>
+                <w:rFonts w:ascii="Verdana" w:hAnsi="Verdana"/>
                 <w:b w:val="0"/>
                 <w:sz w:val="16"/>
               </w:rPr>
@@ -7205,7 +7324,7 @@
             <w:r/>
             <w:r>
               <w:rPr>
-                <w:rFonts w:ascii="Arial" w:hAnsi="Arial"/>
+                <w:rFonts w:ascii="Verdana" w:hAnsi="Verdana"/>
                 <w:b w:val="0"/>
                 <w:sz w:val="16"/>
               </w:rPr>
@@ -7221,7 +7340,7 @@
             <w:r/>
             <w:r>
               <w:rPr>
-                <w:rFonts w:ascii="Arial" w:hAnsi="Arial"/>
+                <w:rFonts w:ascii="Verdana" w:hAnsi="Verdana"/>
                 <w:b w:val="0"/>
                 <w:sz w:val="16"/>
               </w:rPr>
@@ -7237,7 +7356,7 @@
             <w:r/>
             <w:r>
               <w:rPr>
-                <w:rFonts w:ascii="Arial" w:hAnsi="Arial"/>
+                <w:rFonts w:ascii="Verdana" w:hAnsi="Verdana"/>
                 <w:b w:val="0"/>
                 <w:sz w:val="16"/>
               </w:rPr>
@@ -7253,7 +7372,7 @@
             <w:r/>
             <w:r>
               <w:rPr>
-                <w:rFonts w:ascii="Arial" w:hAnsi="Arial"/>
+                <w:rFonts w:ascii="Verdana" w:hAnsi="Verdana"/>
                 <w:b w:val="0"/>
                 <w:sz w:val="16"/>
               </w:rPr>
@@ -7269,7 +7388,7 @@
             <w:r/>
             <w:r>
               <w:rPr>
-                <w:rFonts w:ascii="Arial" w:hAnsi="Arial"/>
+                <w:rFonts w:ascii="Verdana" w:hAnsi="Verdana"/>
                 <w:b w:val="0"/>
                 <w:sz w:val="16"/>
               </w:rPr>
@@ -7285,7 +7404,7 @@
             <w:r/>
             <w:r>
               <w:rPr>
-                <w:rFonts w:ascii="Arial" w:hAnsi="Arial"/>
+                <w:rFonts w:ascii="Verdana" w:hAnsi="Verdana"/>
                 <w:b w:val="0"/>
                 <w:sz w:val="16"/>
               </w:rPr>
@@ -7301,7 +7420,7 @@
             <w:r/>
             <w:r>
               <w:rPr>
-                <w:rFonts w:ascii="Arial" w:hAnsi="Arial"/>
+                <w:rFonts w:ascii="Verdana" w:hAnsi="Verdana"/>
                 <w:b w:val="0"/>
                 <w:sz w:val="16"/>
               </w:rPr>
@@ -7317,7 +7436,7 @@
             <w:r/>
             <w:r>
               <w:rPr>
-                <w:rFonts w:ascii="Arial" w:hAnsi="Arial"/>
+                <w:rFonts w:ascii="Verdana" w:hAnsi="Verdana"/>
                 <w:b w:val="0"/>
                 <w:sz w:val="16"/>
               </w:rPr>
@@ -7326,15 +7445,18 @@
         </w:tc>
       </w:tr>
       <w:tr>
-        <w:tc>
-          <w:tcPr>
-            <w:tcW w:type="dxa" w:w="1514"/>
-          </w:tcPr>
-          <w:p>
-            <w:r/>
-            <w:r>
-              <w:rPr>
-                <w:rFonts w:ascii="Arial" w:hAnsi="Arial"/>
+        <w:trPr>
+          <w:cantSplit/>
+        </w:trPr>
+        <w:tc>
+          <w:tcPr>
+            <w:tcW w:type="dxa" w:w="1514"/>
+          </w:tcPr>
+          <w:p>
+            <w:r/>
+            <w:r>
+              <w:rPr>
+                <w:rFonts w:ascii="Verdana" w:hAnsi="Verdana"/>
                 <w:b w:val="0"/>
                 <w:sz w:val="16"/>
               </w:rPr>
@@ -7350,7 +7472,7 @@
             <w:r/>
             <w:r>
               <w:rPr>
-                <w:rFonts w:ascii="Arial" w:hAnsi="Arial"/>
+                <w:rFonts w:ascii="Verdana" w:hAnsi="Verdana"/>
                 <w:b w:val="0"/>
                 <w:sz w:val="16"/>
               </w:rPr>
@@ -7366,7 +7488,7 @@
             <w:r/>
             <w:r>
               <w:rPr>
-                <w:rFonts w:ascii="Arial" w:hAnsi="Arial"/>
+                <w:rFonts w:ascii="Verdana" w:hAnsi="Verdana"/>
                 <w:b w:val="0"/>
                 <w:sz w:val="16"/>
               </w:rPr>
@@ -7382,7 +7504,7 @@
             <w:r/>
             <w:r>
               <w:rPr>
-                <w:rFonts w:ascii="Arial" w:hAnsi="Arial"/>
+                <w:rFonts w:ascii="Verdana" w:hAnsi="Verdana"/>
                 <w:b w:val="0"/>
                 <w:sz w:val="16"/>
               </w:rPr>
@@ -7398,7 +7520,7 @@
             <w:r/>
             <w:r>
               <w:rPr>
-                <w:rFonts w:ascii="Arial" w:hAnsi="Arial"/>
+                <w:rFonts w:ascii="Verdana" w:hAnsi="Verdana"/>
                 <w:b w:val="0"/>
                 <w:sz w:val="16"/>
               </w:rPr>
@@ -7414,7 +7536,7 @@
             <w:r/>
             <w:r>
               <w:rPr>
-                <w:rFonts w:ascii="Arial" w:hAnsi="Arial"/>
+                <w:rFonts w:ascii="Verdana" w:hAnsi="Verdana"/>
                 <w:b w:val="0"/>
                 <w:sz w:val="16"/>
               </w:rPr>
@@ -7430,7 +7552,7 @@
             <w:r/>
             <w:r>
               <w:rPr>
-                <w:rFonts w:ascii="Arial" w:hAnsi="Arial"/>
+                <w:rFonts w:ascii="Verdana" w:hAnsi="Verdana"/>
                 <w:b w:val="0"/>
                 <w:sz w:val="16"/>
               </w:rPr>
@@ -7446,7 +7568,7 @@
             <w:r/>
             <w:r>
               <w:rPr>
-                <w:rFonts w:ascii="Arial" w:hAnsi="Arial"/>
+                <w:rFonts w:ascii="Verdana" w:hAnsi="Verdana"/>
                 <w:b w:val="0"/>
                 <w:sz w:val="16"/>
               </w:rPr>
@@ -7462,7 +7584,7 @@
             <w:r/>
             <w:r>
               <w:rPr>
-                <w:rFonts w:ascii="Arial" w:hAnsi="Arial"/>
+                <w:rFonts w:ascii="Verdana" w:hAnsi="Verdana"/>
                 <w:b w:val="0"/>
                 <w:sz w:val="16"/>
               </w:rPr>
@@ -7478,7 +7600,7 @@
             <w:r/>
             <w:r>
               <w:rPr>
-                <w:rFonts w:ascii="Arial" w:hAnsi="Arial"/>
+                <w:rFonts w:ascii="Verdana" w:hAnsi="Verdana"/>
                 <w:b w:val="0"/>
                 <w:sz w:val="16"/>
               </w:rPr>
@@ -7487,15 +7609,18 @@
         </w:tc>
       </w:tr>
       <w:tr>
-        <w:tc>
-          <w:tcPr>
-            <w:tcW w:type="dxa" w:w="1514"/>
-          </w:tcPr>
-          <w:p>
-            <w:r/>
-            <w:r>
-              <w:rPr>
-                <w:rFonts w:ascii="Arial" w:hAnsi="Arial"/>
+        <w:trPr>
+          <w:cantSplit/>
+        </w:trPr>
+        <w:tc>
+          <w:tcPr>
+            <w:tcW w:type="dxa" w:w="1514"/>
+          </w:tcPr>
+          <w:p>
+            <w:r/>
+            <w:r>
+              <w:rPr>
+                <w:rFonts w:ascii="Verdana" w:hAnsi="Verdana"/>
                 <w:b w:val="0"/>
                 <w:sz w:val="16"/>
               </w:rPr>
@@ -7511,7 +7636,7 @@
             <w:r/>
             <w:r>
               <w:rPr>
-                <w:rFonts w:ascii="Arial" w:hAnsi="Arial"/>
+                <w:rFonts w:ascii="Verdana" w:hAnsi="Verdana"/>
                 <w:b w:val="0"/>
                 <w:sz w:val="16"/>
               </w:rPr>
@@ -7527,7 +7652,7 @@
             <w:r/>
             <w:r>
               <w:rPr>
-                <w:rFonts w:ascii="Arial" w:hAnsi="Arial"/>
+                <w:rFonts w:ascii="Verdana" w:hAnsi="Verdana"/>
                 <w:b w:val="0"/>
                 <w:sz w:val="16"/>
               </w:rPr>
@@ -7543,7 +7668,7 @@
             <w:r/>
             <w:r>
               <w:rPr>
-                <w:rFonts w:ascii="Arial" w:hAnsi="Arial"/>
+                <w:rFonts w:ascii="Verdana" w:hAnsi="Verdana"/>
                 <w:b w:val="0"/>
                 <w:sz w:val="16"/>
               </w:rPr>
@@ -7559,7 +7684,7 @@
             <w:r/>
             <w:r>
               <w:rPr>
-                <w:rFonts w:ascii="Arial" w:hAnsi="Arial"/>
+                <w:rFonts w:ascii="Verdana" w:hAnsi="Verdana"/>
                 <w:b w:val="0"/>
                 <w:sz w:val="16"/>
               </w:rPr>
@@ -7575,7 +7700,7 @@
             <w:r/>
             <w:r>
               <w:rPr>
-                <w:rFonts w:ascii="Arial" w:hAnsi="Arial"/>
+                <w:rFonts w:ascii="Verdana" w:hAnsi="Verdana"/>
                 <w:b w:val="0"/>
                 <w:sz w:val="16"/>
               </w:rPr>
@@ -7591,7 +7716,7 @@
             <w:r/>
             <w:r>
               <w:rPr>
-                <w:rFonts w:ascii="Arial" w:hAnsi="Arial"/>
+                <w:rFonts w:ascii="Verdana" w:hAnsi="Verdana"/>
                 <w:b w:val="0"/>
                 <w:sz w:val="16"/>
               </w:rPr>
@@ -7607,7 +7732,7 @@
             <w:r/>
             <w:r>
               <w:rPr>
-                <w:rFonts w:ascii="Arial" w:hAnsi="Arial"/>
+                <w:rFonts w:ascii="Verdana" w:hAnsi="Verdana"/>
                 <w:b w:val="0"/>
                 <w:sz w:val="16"/>
               </w:rPr>
@@ -7623,7 +7748,7 @@
             <w:r/>
             <w:r>
               <w:rPr>
-                <w:rFonts w:ascii="Arial" w:hAnsi="Arial"/>
+                <w:rFonts w:ascii="Verdana" w:hAnsi="Verdana"/>
                 <w:b w:val="0"/>
                 <w:sz w:val="16"/>
               </w:rPr>
@@ -7639,7 +7764,7 @@
             <w:r/>
             <w:r>
               <w:rPr>
-                <w:rFonts w:ascii="Arial" w:hAnsi="Arial"/>
+                <w:rFonts w:ascii="Verdana" w:hAnsi="Verdana"/>
                 <w:b w:val="0"/>
                 <w:sz w:val="16"/>
               </w:rPr>
@@ -7648,15 +7773,18 @@
         </w:tc>
       </w:tr>
       <w:tr>
-        <w:tc>
-          <w:tcPr>
-            <w:tcW w:type="dxa" w:w="1514"/>
-          </w:tcPr>
-          <w:p>
-            <w:r/>
-            <w:r>
-              <w:rPr>
-                <w:rFonts w:ascii="Arial" w:hAnsi="Arial"/>
+        <w:trPr>
+          <w:cantSplit/>
+        </w:trPr>
+        <w:tc>
+          <w:tcPr>
+            <w:tcW w:type="dxa" w:w="1514"/>
+          </w:tcPr>
+          <w:p>
+            <w:r/>
+            <w:r>
+              <w:rPr>
+                <w:rFonts w:ascii="Verdana" w:hAnsi="Verdana"/>
                 <w:b w:val="0"/>
                 <w:sz w:val="16"/>
               </w:rPr>
@@ -7672,7 +7800,7 @@
             <w:r/>
             <w:r>
               <w:rPr>
-                <w:rFonts w:ascii="Arial" w:hAnsi="Arial"/>
+                <w:rFonts w:ascii="Verdana" w:hAnsi="Verdana"/>
                 <w:b w:val="0"/>
                 <w:sz w:val="16"/>
               </w:rPr>
@@ -7688,7 +7816,7 @@
             <w:r/>
             <w:r>
               <w:rPr>
-                <w:rFonts w:ascii="Arial" w:hAnsi="Arial"/>
+                <w:rFonts w:ascii="Verdana" w:hAnsi="Verdana"/>
                 <w:b w:val="0"/>
                 <w:sz w:val="16"/>
               </w:rPr>
@@ -7704,7 +7832,7 @@
             <w:r/>
             <w:r>
               <w:rPr>
-                <w:rFonts w:ascii="Arial" w:hAnsi="Arial"/>
+                <w:rFonts w:ascii="Verdana" w:hAnsi="Verdana"/>
                 <w:b w:val="0"/>
                 <w:sz w:val="16"/>
               </w:rPr>
@@ -7720,7 +7848,7 @@
             <w:r/>
             <w:r>
               <w:rPr>
-                <w:rFonts w:ascii="Arial" w:hAnsi="Arial"/>
+                <w:rFonts w:ascii="Verdana" w:hAnsi="Verdana"/>
                 <w:b w:val="0"/>
                 <w:sz w:val="16"/>
               </w:rPr>
@@ -7736,7 +7864,7 @@
             <w:r/>
             <w:r>
               <w:rPr>
-                <w:rFonts w:ascii="Arial" w:hAnsi="Arial"/>
+                <w:rFonts w:ascii="Verdana" w:hAnsi="Verdana"/>
                 <w:b w:val="0"/>
                 <w:sz w:val="16"/>
               </w:rPr>
@@ -7752,7 +7880,7 @@
             <w:r/>
             <w:r>
               <w:rPr>
-                <w:rFonts w:ascii="Arial" w:hAnsi="Arial"/>
+                <w:rFonts w:ascii="Verdana" w:hAnsi="Verdana"/>
                 <w:b w:val="0"/>
                 <w:sz w:val="16"/>
               </w:rPr>
@@ -7768,7 +7896,7 @@
             <w:r/>
             <w:r>
               <w:rPr>
-                <w:rFonts w:ascii="Arial" w:hAnsi="Arial"/>
+                <w:rFonts w:ascii="Verdana" w:hAnsi="Verdana"/>
                 <w:b w:val="0"/>
                 <w:sz w:val="16"/>
               </w:rPr>
@@ -7784,7 +7912,7 @@
             <w:r/>
             <w:r>
               <w:rPr>
-                <w:rFonts w:ascii="Arial" w:hAnsi="Arial"/>
+                <w:rFonts w:ascii="Verdana" w:hAnsi="Verdana"/>
                 <w:b w:val="0"/>
                 <w:sz w:val="16"/>
               </w:rPr>
@@ -7800,7 +7928,7 @@
             <w:r/>
             <w:r>
               <w:rPr>
-                <w:rFonts w:ascii="Arial" w:hAnsi="Arial"/>
+                <w:rFonts w:ascii="Verdana" w:hAnsi="Verdana"/>
                 <w:b w:val="0"/>
                 <w:sz w:val="16"/>
               </w:rPr>
@@ -7809,15 +7937,18 @@
         </w:tc>
       </w:tr>
       <w:tr>
-        <w:tc>
-          <w:tcPr>
-            <w:tcW w:type="dxa" w:w="1514"/>
-          </w:tcPr>
-          <w:p>
-            <w:r/>
-            <w:r>
-              <w:rPr>
-                <w:rFonts w:ascii="Arial" w:hAnsi="Arial"/>
+        <w:trPr>
+          <w:cantSplit/>
+        </w:trPr>
+        <w:tc>
+          <w:tcPr>
+            <w:tcW w:type="dxa" w:w="1514"/>
+          </w:tcPr>
+          <w:p>
+            <w:r/>
+            <w:r>
+              <w:rPr>
+                <w:rFonts w:ascii="Verdana" w:hAnsi="Verdana"/>
                 <w:b w:val="0"/>
                 <w:sz w:val="16"/>
               </w:rPr>
@@ -7833,7 +7964,7 @@
             <w:r/>
             <w:r>
               <w:rPr>
-                <w:rFonts w:ascii="Arial" w:hAnsi="Arial"/>
+                <w:rFonts w:ascii="Verdana" w:hAnsi="Verdana"/>
                 <w:b w:val="0"/>
                 <w:sz w:val="16"/>
               </w:rPr>
@@ -7849,7 +7980,7 @@
             <w:r/>
             <w:r>
               <w:rPr>
-                <w:rFonts w:ascii="Arial" w:hAnsi="Arial"/>
+                <w:rFonts w:ascii="Verdana" w:hAnsi="Verdana"/>
                 <w:b w:val="0"/>
                 <w:sz w:val="16"/>
               </w:rPr>
@@ -7865,7 +7996,7 @@
             <w:r/>
             <w:r>
               <w:rPr>
-                <w:rFonts w:ascii="Arial" w:hAnsi="Arial"/>
+                <w:rFonts w:ascii="Verdana" w:hAnsi="Verdana"/>
                 <w:b w:val="0"/>
                 <w:sz w:val="16"/>
               </w:rPr>
@@ -7881,7 +8012,7 @@
             <w:r/>
             <w:r>
               <w:rPr>
-                <w:rFonts w:ascii="Arial" w:hAnsi="Arial"/>
+                <w:rFonts w:ascii="Verdana" w:hAnsi="Verdana"/>
                 <w:b w:val="0"/>
                 <w:sz w:val="16"/>
               </w:rPr>
@@ -7897,7 +8028,7 @@
             <w:r/>
             <w:r>
               <w:rPr>
-                <w:rFonts w:ascii="Arial" w:hAnsi="Arial"/>
+                <w:rFonts w:ascii="Verdana" w:hAnsi="Verdana"/>
                 <w:b w:val="0"/>
                 <w:sz w:val="16"/>
               </w:rPr>
@@ -7913,7 +8044,7 @@
             <w:r/>
             <w:r>
               <w:rPr>
-                <w:rFonts w:ascii="Arial" w:hAnsi="Arial"/>
+                <w:rFonts w:ascii="Verdana" w:hAnsi="Verdana"/>
                 <w:b w:val="0"/>
                 <w:sz w:val="16"/>
               </w:rPr>
@@ -7929,7 +8060,7 @@
             <w:r/>
             <w:r>
               <w:rPr>
-                <w:rFonts w:ascii="Arial" w:hAnsi="Arial"/>
+                <w:rFonts w:ascii="Verdana" w:hAnsi="Verdana"/>
                 <w:b w:val="0"/>
                 <w:sz w:val="16"/>
               </w:rPr>
@@ -7945,7 +8076,7 @@
             <w:r/>
             <w:r>
               <w:rPr>
-                <w:rFonts w:ascii="Arial" w:hAnsi="Arial"/>
+                <w:rFonts w:ascii="Verdana" w:hAnsi="Verdana"/>
                 <w:b w:val="0"/>
                 <w:sz w:val="16"/>
               </w:rPr>
@@ -7961,7 +8092,7 @@
             <w:r/>
             <w:r>
               <w:rPr>
-                <w:rFonts w:ascii="Arial" w:hAnsi="Arial"/>
+                <w:rFonts w:ascii="Verdana" w:hAnsi="Verdana"/>
                 <w:b w:val="0"/>
                 <w:sz w:val="16"/>
               </w:rPr>
@@ -7970,15 +8101,18 @@
         </w:tc>
       </w:tr>
       <w:tr>
-        <w:tc>
-          <w:tcPr>
-            <w:tcW w:type="dxa" w:w="1514"/>
-          </w:tcPr>
-          <w:p>
-            <w:r/>
-            <w:r>
-              <w:rPr>
-                <w:rFonts w:ascii="Arial" w:hAnsi="Arial"/>
+        <w:trPr>
+          <w:cantSplit/>
+        </w:trPr>
+        <w:tc>
+          <w:tcPr>
+            <w:tcW w:type="dxa" w:w="1514"/>
+          </w:tcPr>
+          <w:p>
+            <w:r/>
+            <w:r>
+              <w:rPr>
+                <w:rFonts w:ascii="Verdana" w:hAnsi="Verdana"/>
                 <w:b w:val="0"/>
                 <w:sz w:val="16"/>
               </w:rPr>
@@ -7994,7 +8128,7 @@
             <w:r/>
             <w:r>
               <w:rPr>
-                <w:rFonts w:ascii="Arial" w:hAnsi="Arial"/>
+                <w:rFonts w:ascii="Verdana" w:hAnsi="Verdana"/>
                 <w:b w:val="0"/>
                 <w:sz w:val="16"/>
               </w:rPr>
@@ -8010,7 +8144,7 @@
             <w:r/>
             <w:r>
               <w:rPr>
-                <w:rFonts w:ascii="Arial" w:hAnsi="Arial"/>
+                <w:rFonts w:ascii="Verdana" w:hAnsi="Verdana"/>
                 <w:b w:val="0"/>
                 <w:sz w:val="16"/>
               </w:rPr>
@@ -8026,7 +8160,7 @@
             <w:r/>
             <w:r>
               <w:rPr>
-                <w:rFonts w:ascii="Arial" w:hAnsi="Arial"/>
+                <w:rFonts w:ascii="Verdana" w:hAnsi="Verdana"/>
                 <w:b w:val="0"/>
                 <w:sz w:val="16"/>
               </w:rPr>
@@ -8042,7 +8176,7 @@
             <w:r/>
             <w:r>
               <w:rPr>
-                <w:rFonts w:ascii="Arial" w:hAnsi="Arial"/>
+                <w:rFonts w:ascii="Verdana" w:hAnsi="Verdana"/>
                 <w:b w:val="0"/>
                 <w:sz w:val="16"/>
               </w:rPr>
@@ -8058,7 +8192,7 @@
             <w:r/>
             <w:r>
               <w:rPr>
-                <w:rFonts w:ascii="Arial" w:hAnsi="Arial"/>
+                <w:rFonts w:ascii="Verdana" w:hAnsi="Verdana"/>
                 <w:b w:val="0"/>
                 <w:sz w:val="16"/>
               </w:rPr>
@@ -8074,7 +8208,7 @@
             <w:r/>
             <w:r>
               <w:rPr>
-                <w:rFonts w:ascii="Arial" w:hAnsi="Arial"/>
+                <w:rFonts w:ascii="Verdana" w:hAnsi="Verdana"/>
                 <w:b w:val="0"/>
                 <w:sz w:val="16"/>
               </w:rPr>
@@ -8090,7 +8224,7 @@
             <w:r/>
             <w:r>
               <w:rPr>
-                <w:rFonts w:ascii="Arial" w:hAnsi="Arial"/>
+                <w:rFonts w:ascii="Verdana" w:hAnsi="Verdana"/>
                 <w:b w:val="0"/>
                 <w:sz w:val="16"/>
               </w:rPr>
@@ -8106,7 +8240,7 @@
             <w:r/>
             <w:r>
               <w:rPr>
-                <w:rFonts w:ascii="Arial" w:hAnsi="Arial"/>
+                <w:rFonts w:ascii="Verdana" w:hAnsi="Verdana"/>
                 <w:b w:val="0"/>
                 <w:sz w:val="16"/>
               </w:rPr>
@@ -8122,7 +8256,7 @@
             <w:r/>
             <w:r>
               <w:rPr>
-                <w:rFonts w:ascii="Arial" w:hAnsi="Arial"/>
+                <w:rFonts w:ascii="Verdana" w:hAnsi="Verdana"/>
                 <w:b w:val="0"/>
                 <w:sz w:val="16"/>
               </w:rPr>
@@ -8131,15 +8265,18 @@
         </w:tc>
       </w:tr>
       <w:tr>
-        <w:tc>
-          <w:tcPr>
-            <w:tcW w:type="dxa" w:w="1514"/>
-          </w:tcPr>
-          <w:p>
-            <w:r/>
-            <w:r>
-              <w:rPr>
-                <w:rFonts w:ascii="Arial" w:hAnsi="Arial"/>
+        <w:trPr>
+          <w:cantSplit/>
+        </w:trPr>
+        <w:tc>
+          <w:tcPr>
+            <w:tcW w:type="dxa" w:w="1514"/>
+          </w:tcPr>
+          <w:p>
+            <w:r/>
+            <w:r>
+              <w:rPr>
+                <w:rFonts w:ascii="Verdana" w:hAnsi="Verdana"/>
                 <w:b w:val="0"/>
                 <w:sz w:val="16"/>
               </w:rPr>
@@ -8155,7 +8292,7 @@
             <w:r/>
             <w:r>
               <w:rPr>
-                <w:rFonts w:ascii="Arial" w:hAnsi="Arial"/>
+                <w:rFonts w:ascii="Verdana" w:hAnsi="Verdana"/>
                 <w:b w:val="0"/>
                 <w:sz w:val="16"/>
               </w:rPr>
@@ -8171,7 +8308,7 @@
             <w:r/>
             <w:r>
               <w:rPr>
-                <w:rFonts w:ascii="Arial" w:hAnsi="Arial"/>
+                <w:rFonts w:ascii="Verdana" w:hAnsi="Verdana"/>
                 <w:b w:val="0"/>
                 <w:sz w:val="16"/>
               </w:rPr>
@@ -8187,7 +8324,7 @@
             <w:r/>
             <w:r>
               <w:rPr>
-                <w:rFonts w:ascii="Arial" w:hAnsi="Arial"/>
+                <w:rFonts w:ascii="Verdana" w:hAnsi="Verdana"/>
                 <w:b w:val="0"/>
                 <w:sz w:val="16"/>
               </w:rPr>
@@ -8203,7 +8340,7 @@
             <w:r/>
             <w:r>
               <w:rPr>
-                <w:rFonts w:ascii="Arial" w:hAnsi="Arial"/>
+                <w:rFonts w:ascii="Verdana" w:hAnsi="Verdana"/>
                 <w:b w:val="0"/>
                 <w:sz w:val="16"/>
               </w:rPr>
@@ -8219,7 +8356,7 @@
             <w:r/>
             <w:r>
               <w:rPr>
-                <w:rFonts w:ascii="Arial" w:hAnsi="Arial"/>
+                <w:rFonts w:ascii="Verdana" w:hAnsi="Verdana"/>
                 <w:b w:val="0"/>
                 <w:sz w:val="16"/>
               </w:rPr>
@@ -8235,7 +8372,7 @@
             <w:r/>
             <w:r>
               <w:rPr>
-                <w:rFonts w:ascii="Arial" w:hAnsi="Arial"/>
+                <w:rFonts w:ascii="Verdana" w:hAnsi="Verdana"/>
                 <w:b w:val="0"/>
                 <w:sz w:val="16"/>
               </w:rPr>
@@ -8251,7 +8388,7 @@
             <w:r/>
             <w:r>
               <w:rPr>
-                <w:rFonts w:ascii="Arial" w:hAnsi="Arial"/>
+                <w:rFonts w:ascii="Verdana" w:hAnsi="Verdana"/>
                 <w:b w:val="0"/>
                 <w:sz w:val="16"/>
               </w:rPr>
@@ -8267,7 +8404,7 @@
             <w:r/>
             <w:r>
               <w:rPr>
-                <w:rFonts w:ascii="Arial" w:hAnsi="Arial"/>
+                <w:rFonts w:ascii="Verdana" w:hAnsi="Verdana"/>
                 <w:b w:val="0"/>
                 <w:sz w:val="16"/>
               </w:rPr>
@@ -8283,7 +8420,7 @@
             <w:r/>
             <w:r>
               <w:rPr>
-                <w:rFonts w:ascii="Arial" w:hAnsi="Arial"/>
+                <w:rFonts w:ascii="Verdana" w:hAnsi="Verdana"/>
                 <w:b w:val="0"/>
                 <w:sz w:val="16"/>
               </w:rPr>
@@ -8292,15 +8429,18 @@
         </w:tc>
       </w:tr>
       <w:tr>
-        <w:tc>
-          <w:tcPr>
-            <w:tcW w:type="dxa" w:w="1514"/>
-          </w:tcPr>
-          <w:p>
-            <w:r/>
-            <w:r>
-              <w:rPr>
-                <w:rFonts w:ascii="Arial" w:hAnsi="Arial"/>
+        <w:trPr>
+          <w:cantSplit/>
+        </w:trPr>
+        <w:tc>
+          <w:tcPr>
+            <w:tcW w:type="dxa" w:w="1514"/>
+          </w:tcPr>
+          <w:p>
+            <w:r/>
+            <w:r>
+              <w:rPr>
+                <w:rFonts w:ascii="Verdana" w:hAnsi="Verdana"/>
                 <w:b w:val="0"/>
                 <w:sz w:val="16"/>
               </w:rPr>
@@ -8316,7 +8456,7 @@
             <w:r/>
             <w:r>
               <w:rPr>
-                <w:rFonts w:ascii="Arial" w:hAnsi="Arial"/>
+                <w:rFonts w:ascii="Verdana" w:hAnsi="Verdana"/>
                 <w:b w:val="0"/>
                 <w:sz w:val="16"/>
               </w:rPr>
@@ -8332,7 +8472,7 @@
             <w:r/>
             <w:r>
               <w:rPr>
-                <w:rFonts w:ascii="Arial" w:hAnsi="Arial"/>
+                <w:rFonts w:ascii="Verdana" w:hAnsi="Verdana"/>
                 <w:b w:val="0"/>
                 <w:sz w:val="16"/>
               </w:rPr>
@@ -8348,7 +8488,7 @@
             <w:r/>
             <w:r>
               <w:rPr>
-                <w:rFonts w:ascii="Arial" w:hAnsi="Arial"/>
+                <w:rFonts w:ascii="Verdana" w:hAnsi="Verdana"/>
                 <w:b w:val="0"/>
                 <w:sz w:val="16"/>
               </w:rPr>
@@ -8364,7 +8504,7 @@
             <w:r/>
             <w:r>
               <w:rPr>
-                <w:rFonts w:ascii="Arial" w:hAnsi="Arial"/>
+                <w:rFonts w:ascii="Verdana" w:hAnsi="Verdana"/>
                 <w:b w:val="0"/>
                 <w:sz w:val="16"/>
               </w:rPr>
@@ -8380,7 +8520,7 @@
             <w:r/>
             <w:r>
               <w:rPr>
-                <w:rFonts w:ascii="Arial" w:hAnsi="Arial"/>
+                <w:rFonts w:ascii="Verdana" w:hAnsi="Verdana"/>
                 <w:b w:val="0"/>
                 <w:sz w:val="16"/>
               </w:rPr>
@@ -8396,7 +8536,7 @@
             <w:r/>
             <w:r>
               <w:rPr>
-                <w:rFonts w:ascii="Arial" w:hAnsi="Arial"/>
+                <w:rFonts w:ascii="Verdana" w:hAnsi="Verdana"/>
                 <w:b w:val="0"/>
                 <w:sz w:val="16"/>
               </w:rPr>
@@ -8412,7 +8552,7 @@
             <w:r/>
             <w:r>
               <w:rPr>
-                <w:rFonts w:ascii="Arial" w:hAnsi="Arial"/>
+                <w:rFonts w:ascii="Verdana" w:hAnsi="Verdana"/>
                 <w:b w:val="0"/>
                 <w:sz w:val="16"/>
               </w:rPr>
@@ -8428,7 +8568,7 @@
             <w:r/>
             <w:r>
               <w:rPr>
-                <w:rFonts w:ascii="Arial" w:hAnsi="Arial"/>
+                <w:rFonts w:ascii="Verdana" w:hAnsi="Verdana"/>
                 <w:b w:val="0"/>
                 <w:sz w:val="16"/>
               </w:rPr>
@@ -8444,7 +8584,7 @@
             <w:r/>
             <w:r>
               <w:rPr>
-                <w:rFonts w:ascii="Arial" w:hAnsi="Arial"/>
+                <w:rFonts w:ascii="Verdana" w:hAnsi="Verdana"/>
                 <w:b w:val="0"/>
                 <w:sz w:val="16"/>
               </w:rPr>
@@ -8453,15 +8593,18 @@
         </w:tc>
       </w:tr>
       <w:tr>
-        <w:tc>
-          <w:tcPr>
-            <w:tcW w:type="dxa" w:w="1514"/>
-          </w:tcPr>
-          <w:p>
-            <w:r/>
-            <w:r>
-              <w:rPr>
-                <w:rFonts w:ascii="Arial" w:hAnsi="Arial"/>
+        <w:trPr>
+          <w:cantSplit/>
+        </w:trPr>
+        <w:tc>
+          <w:tcPr>
+            <w:tcW w:type="dxa" w:w="1514"/>
+          </w:tcPr>
+          <w:p>
+            <w:r/>
+            <w:r>
+              <w:rPr>
+                <w:rFonts w:ascii="Verdana" w:hAnsi="Verdana"/>
                 <w:b w:val="0"/>
                 <w:sz w:val="16"/>
               </w:rPr>
@@ -8477,7 +8620,7 @@
             <w:r/>
             <w:r>
               <w:rPr>
-                <w:rFonts w:ascii="Arial" w:hAnsi="Arial"/>
+                <w:rFonts w:ascii="Verdana" w:hAnsi="Verdana"/>
                 <w:b w:val="0"/>
                 <w:sz w:val="16"/>
               </w:rPr>
@@ -8493,7 +8636,7 @@
             <w:r/>
             <w:r>
               <w:rPr>
-                <w:rFonts w:ascii="Arial" w:hAnsi="Arial"/>
+                <w:rFonts w:ascii="Verdana" w:hAnsi="Verdana"/>
                 <w:b w:val="0"/>
                 <w:sz w:val="16"/>
               </w:rPr>
@@ -8509,7 +8652,7 @@
             <w:r/>
             <w:r>
               <w:rPr>
-                <w:rFonts w:ascii="Arial" w:hAnsi="Arial"/>
+                <w:rFonts w:ascii="Verdana" w:hAnsi="Verdana"/>
                 <w:b w:val="0"/>
                 <w:sz w:val="16"/>
               </w:rPr>
@@ -8525,7 +8668,7 @@
             <w:r/>
             <w:r>
               <w:rPr>
-                <w:rFonts w:ascii="Arial" w:hAnsi="Arial"/>
+                <w:rFonts w:ascii="Verdana" w:hAnsi="Verdana"/>
                 <w:b w:val="0"/>
                 <w:sz w:val="16"/>
               </w:rPr>
@@ -8541,7 +8684,7 @@
             <w:r/>
             <w:r>
               <w:rPr>
-                <w:rFonts w:ascii="Arial" w:hAnsi="Arial"/>
+                <w:rFonts w:ascii="Verdana" w:hAnsi="Verdana"/>
                 <w:b w:val="0"/>
                 <w:sz w:val="16"/>
               </w:rPr>
@@ -8557,7 +8700,7 @@
             <w:r/>
             <w:r>
               <w:rPr>
-                <w:rFonts w:ascii="Arial" w:hAnsi="Arial"/>
+                <w:rFonts w:ascii="Verdana" w:hAnsi="Verdana"/>
                 <w:b w:val="0"/>
                 <w:sz w:val="16"/>
               </w:rPr>
@@ -8573,7 +8716,7 @@
             <w:r/>
             <w:r>
               <w:rPr>
-                <w:rFonts w:ascii="Arial" w:hAnsi="Arial"/>
+                <w:rFonts w:ascii="Verdana" w:hAnsi="Verdana"/>
                 <w:b w:val="0"/>
                 <w:sz w:val="16"/>
               </w:rPr>
@@ -8589,7 +8732,7 @@
             <w:r/>
             <w:r>
               <w:rPr>
-                <w:rFonts w:ascii="Arial" w:hAnsi="Arial"/>
+                <w:rFonts w:ascii="Verdana" w:hAnsi="Verdana"/>
                 <w:b w:val="0"/>
                 <w:sz w:val="16"/>
               </w:rPr>
@@ -8605,7 +8748,7 @@
             <w:r/>
             <w:r>
               <w:rPr>
-                <w:rFonts w:ascii="Arial" w:hAnsi="Arial"/>
+                <w:rFonts w:ascii="Verdana" w:hAnsi="Verdana"/>
                 <w:b w:val="0"/>
                 <w:sz w:val="16"/>
               </w:rPr>
@@ -8614,15 +8757,18 @@
         </w:tc>
       </w:tr>
       <w:tr>
-        <w:tc>
-          <w:tcPr>
-            <w:tcW w:type="dxa" w:w="1514"/>
-          </w:tcPr>
-          <w:p>
-            <w:r/>
-            <w:r>
-              <w:rPr>
-                <w:rFonts w:ascii="Arial" w:hAnsi="Arial"/>
+        <w:trPr>
+          <w:cantSplit/>
+        </w:trPr>
+        <w:tc>
+          <w:tcPr>
+            <w:tcW w:type="dxa" w:w="1514"/>
+          </w:tcPr>
+          <w:p>
+            <w:r/>
+            <w:r>
+              <w:rPr>
+                <w:rFonts w:ascii="Verdana" w:hAnsi="Verdana"/>
                 <w:b w:val="0"/>
                 <w:sz w:val="16"/>
               </w:rPr>
@@ -8638,7 +8784,7 @@
             <w:r/>
             <w:r>
               <w:rPr>
-                <w:rFonts w:ascii="Arial" w:hAnsi="Arial"/>
+                <w:rFonts w:ascii="Verdana" w:hAnsi="Verdana"/>
                 <w:b w:val="0"/>
                 <w:sz w:val="16"/>
               </w:rPr>
@@ -8654,7 +8800,7 @@
             <w:r/>
             <w:r>
               <w:rPr>
-                <w:rFonts w:ascii="Arial" w:hAnsi="Arial"/>
+                <w:rFonts w:ascii="Verdana" w:hAnsi="Verdana"/>
                 <w:b w:val="0"/>
                 <w:sz w:val="16"/>
               </w:rPr>
@@ -8670,7 +8816,7 @@
             <w:r/>
             <w:r>
               <w:rPr>
-                <w:rFonts w:ascii="Arial" w:hAnsi="Arial"/>
+                <w:rFonts w:ascii="Verdana" w:hAnsi="Verdana"/>
                 <w:b w:val="0"/>
                 <w:sz w:val="16"/>
               </w:rPr>
@@ -8686,7 +8832,7 @@
             <w:r/>
             <w:r>
               <w:rPr>
-                <w:rFonts w:ascii="Arial" w:hAnsi="Arial"/>
+                <w:rFonts w:ascii="Verdana" w:hAnsi="Verdana"/>
                 <w:b w:val="0"/>
                 <w:sz w:val="16"/>
               </w:rPr>
@@ -8702,7 +8848,7 @@
             <w:r/>
             <w:r>
               <w:rPr>
-                <w:rFonts w:ascii="Arial" w:hAnsi="Arial"/>
+                <w:rFonts w:ascii="Verdana" w:hAnsi="Verdana"/>
                 <w:b w:val="0"/>
                 <w:sz w:val="16"/>
               </w:rPr>
@@ -8718,7 +8864,7 @@
             <w:r/>
             <w:r>
               <w:rPr>
-                <w:rFonts w:ascii="Arial" w:hAnsi="Arial"/>
+                <w:rFonts w:ascii="Verdana" w:hAnsi="Verdana"/>
                 <w:b w:val="0"/>
                 <w:sz w:val="16"/>
               </w:rPr>
@@ -8734,7 +8880,7 @@
             <w:r/>
             <w:r>
               <w:rPr>
-                <w:rFonts w:ascii="Arial" w:hAnsi="Arial"/>
+                <w:rFonts w:ascii="Verdana" w:hAnsi="Verdana"/>
                 <w:b w:val="0"/>
                 <w:sz w:val="16"/>
               </w:rPr>
@@ -8750,7 +8896,7 @@
             <w:r/>
             <w:r>
               <w:rPr>
-                <w:rFonts w:ascii="Arial" w:hAnsi="Arial"/>
+                <w:rFonts w:ascii="Verdana" w:hAnsi="Verdana"/>
                 <w:b w:val="0"/>
                 <w:sz w:val="16"/>
               </w:rPr>
@@ -8766,7 +8912,7 @@
             <w:r/>
             <w:r>
               <w:rPr>
-                <w:rFonts w:ascii="Arial" w:hAnsi="Arial"/>
+                <w:rFonts w:ascii="Verdana" w:hAnsi="Verdana"/>
                 <w:b w:val="0"/>
                 <w:sz w:val="16"/>
               </w:rPr>
@@ -8775,15 +8921,18 @@
         </w:tc>
       </w:tr>
       <w:tr>
-        <w:tc>
-          <w:tcPr>
-            <w:tcW w:type="dxa" w:w="1514"/>
-          </w:tcPr>
-          <w:p>
-            <w:r/>
-            <w:r>
-              <w:rPr>
-                <w:rFonts w:ascii="Arial" w:hAnsi="Arial"/>
+        <w:trPr>
+          <w:cantSplit/>
+        </w:trPr>
+        <w:tc>
+          <w:tcPr>
+            <w:tcW w:type="dxa" w:w="1514"/>
+          </w:tcPr>
+          <w:p>
+            <w:r/>
+            <w:r>
+              <w:rPr>
+                <w:rFonts w:ascii="Verdana" w:hAnsi="Verdana"/>
                 <w:b w:val="0"/>
                 <w:sz w:val="16"/>
               </w:rPr>
@@ -8799,7 +8948,7 @@
             <w:r/>
             <w:r>
               <w:rPr>
-                <w:rFonts w:ascii="Arial" w:hAnsi="Arial"/>
+                <w:rFonts w:ascii="Verdana" w:hAnsi="Verdana"/>
                 <w:b w:val="0"/>
                 <w:sz w:val="16"/>
               </w:rPr>
@@ -8815,7 +8964,7 @@
             <w:r/>
             <w:r>
               <w:rPr>
-                <w:rFonts w:ascii="Arial" w:hAnsi="Arial"/>
+                <w:rFonts w:ascii="Verdana" w:hAnsi="Verdana"/>
                 <w:b w:val="0"/>
                 <w:sz w:val="16"/>
               </w:rPr>
@@ -8831,7 +8980,7 @@
             <w:r/>
             <w:r>
               <w:rPr>
-                <w:rFonts w:ascii="Arial" w:hAnsi="Arial"/>
+                <w:rFonts w:ascii="Verdana" w:hAnsi="Verdana"/>
                 <w:b w:val="0"/>
                 <w:sz w:val="16"/>
               </w:rPr>
@@ -8847,7 +8996,7 @@
             <w:r/>
             <w:r>
               <w:rPr>
-                <w:rFonts w:ascii="Arial" w:hAnsi="Arial"/>
+                <w:rFonts w:ascii="Verdana" w:hAnsi="Verdana"/>
                 <w:b w:val="0"/>
                 <w:sz w:val="16"/>
               </w:rPr>
@@ -8863,7 +9012,7 @@
             <w:r/>
             <w:r>
               <w:rPr>
-                <w:rFonts w:ascii="Arial" w:hAnsi="Arial"/>
+                <w:rFonts w:ascii="Verdana" w:hAnsi="Verdana"/>
                 <w:b w:val="0"/>
                 <w:sz w:val="16"/>
               </w:rPr>
@@ -8879,7 +9028,7 @@
             <w:r/>
             <w:r>
               <w:rPr>
-                <w:rFonts w:ascii="Arial" w:hAnsi="Arial"/>
+                <w:rFonts w:ascii="Verdana" w:hAnsi="Verdana"/>
                 <w:b w:val="0"/>
                 <w:sz w:val="16"/>
               </w:rPr>
@@ -8895,7 +9044,7 @@
             <w:r/>
             <w:r>
               <w:rPr>
-                <w:rFonts w:ascii="Arial" w:hAnsi="Arial"/>
+                <w:rFonts w:ascii="Verdana" w:hAnsi="Verdana"/>
                 <w:b w:val="0"/>
                 <w:sz w:val="16"/>
               </w:rPr>
@@ -8911,7 +9060,7 @@
             <w:r/>
             <w:r>
               <w:rPr>
-                <w:rFonts w:ascii="Arial" w:hAnsi="Arial"/>
+                <w:rFonts w:ascii="Verdana" w:hAnsi="Verdana"/>
                 <w:b w:val="0"/>
                 <w:sz w:val="16"/>
               </w:rPr>
@@ -8927,7 +9076,7 @@
             <w:r/>
             <w:r>
               <w:rPr>
-                <w:rFonts w:ascii="Arial" w:hAnsi="Arial"/>
+                <w:rFonts w:ascii="Verdana" w:hAnsi="Verdana"/>
                 <w:b w:val="0"/>
                 <w:sz w:val="16"/>
               </w:rPr>
@@ -8936,15 +9085,18 @@
         </w:tc>
       </w:tr>
       <w:tr>
-        <w:tc>
-          <w:tcPr>
-            <w:tcW w:type="dxa" w:w="1514"/>
-          </w:tcPr>
-          <w:p>
-            <w:r/>
-            <w:r>
-              <w:rPr>
-                <w:rFonts w:ascii="Arial" w:hAnsi="Arial"/>
+        <w:trPr>
+          <w:cantSplit/>
+        </w:trPr>
+        <w:tc>
+          <w:tcPr>
+            <w:tcW w:type="dxa" w:w="1514"/>
+          </w:tcPr>
+          <w:p>
+            <w:r/>
+            <w:r>
+              <w:rPr>
+                <w:rFonts w:ascii="Verdana" w:hAnsi="Verdana"/>
                 <w:b w:val="0"/>
                 <w:sz w:val="16"/>
               </w:rPr>
@@ -8960,7 +9112,7 @@
             <w:r/>
             <w:r>
               <w:rPr>
-                <w:rFonts w:ascii="Arial" w:hAnsi="Arial"/>
+                <w:rFonts w:ascii="Verdana" w:hAnsi="Verdana"/>
                 <w:b w:val="0"/>
                 <w:sz w:val="16"/>
               </w:rPr>
@@ -8976,7 +9128,7 @@
             <w:r/>
             <w:r>
               <w:rPr>
-                <w:rFonts w:ascii="Arial" w:hAnsi="Arial"/>
+                <w:rFonts w:ascii="Verdana" w:hAnsi="Verdana"/>
                 <w:b w:val="0"/>
                 <w:sz w:val="16"/>
               </w:rPr>
@@ -8992,7 +9144,7 @@
             <w:r/>
             <w:r>
               <w:rPr>
-                <w:rFonts w:ascii="Arial" w:hAnsi="Arial"/>
+                <w:rFonts w:ascii="Verdana" w:hAnsi="Verdana"/>
                 <w:b w:val="0"/>
                 <w:sz w:val="16"/>
               </w:rPr>
@@ -9008,7 +9160,7 @@
             <w:r/>
             <w:r>
               <w:rPr>
-                <w:rFonts w:ascii="Arial" w:hAnsi="Arial"/>
+                <w:rFonts w:ascii="Verdana" w:hAnsi="Verdana"/>
                 <w:b w:val="0"/>
                 <w:sz w:val="16"/>
               </w:rPr>
@@ -9024,7 +9176,7 @@
             <w:r/>
             <w:r>
               <w:rPr>
-                <w:rFonts w:ascii="Arial" w:hAnsi="Arial"/>
+                <w:rFonts w:ascii="Verdana" w:hAnsi="Verdana"/>
                 <w:b w:val="0"/>
                 <w:sz w:val="16"/>
               </w:rPr>
@@ -9040,7 +9192,7 @@
             <w:r/>
             <w:r>
               <w:rPr>
-                <w:rFonts w:ascii="Arial" w:hAnsi="Arial"/>
+                <w:rFonts w:ascii="Verdana" w:hAnsi="Verdana"/>
                 <w:b w:val="0"/>
                 <w:sz w:val="16"/>
               </w:rPr>
@@ -9056,7 +9208,7 @@
             <w:r/>
             <w:r>
               <w:rPr>
-                <w:rFonts w:ascii="Arial" w:hAnsi="Arial"/>
+                <w:rFonts w:ascii="Verdana" w:hAnsi="Verdana"/>
                 <w:b w:val="0"/>
                 <w:sz w:val="16"/>
               </w:rPr>
@@ -9072,7 +9224,7 @@
             <w:r/>
             <w:r>
               <w:rPr>
-                <w:rFonts w:ascii="Arial" w:hAnsi="Arial"/>
+                <w:rFonts w:ascii="Verdana" w:hAnsi="Verdana"/>
                 <w:b w:val="0"/>
                 <w:sz w:val="16"/>
               </w:rPr>
@@ -9088,7 +9240,7 @@
             <w:r/>
             <w:r>
               <w:rPr>
-                <w:rFonts w:ascii="Arial" w:hAnsi="Arial"/>
+                <w:rFonts w:ascii="Verdana" w:hAnsi="Verdana"/>
                 <w:b w:val="0"/>
                 <w:sz w:val="16"/>
               </w:rPr>
@@ -9097,15 +9249,18 @@
         </w:tc>
       </w:tr>
       <w:tr>
-        <w:tc>
-          <w:tcPr>
-            <w:tcW w:type="dxa" w:w="1514"/>
-          </w:tcPr>
-          <w:p>
-            <w:r/>
-            <w:r>
-              <w:rPr>
-                <w:rFonts w:ascii="Arial" w:hAnsi="Arial"/>
+        <w:trPr>
+          <w:cantSplit/>
+        </w:trPr>
+        <w:tc>
+          <w:tcPr>
+            <w:tcW w:type="dxa" w:w="1514"/>
+          </w:tcPr>
+          <w:p>
+            <w:r/>
+            <w:r>
+              <w:rPr>
+                <w:rFonts w:ascii="Verdana" w:hAnsi="Verdana"/>
                 <w:b w:val="0"/>
                 <w:sz w:val="16"/>
               </w:rPr>
@@ -9121,7 +9276,7 @@
             <w:r/>
             <w:r>
               <w:rPr>
-                <w:rFonts w:ascii="Arial" w:hAnsi="Arial"/>
+                <w:rFonts w:ascii="Verdana" w:hAnsi="Verdana"/>
                 <w:b w:val="0"/>
                 <w:sz w:val="16"/>
               </w:rPr>
@@ -9137,7 +9292,7 @@
             <w:r/>
             <w:r>
               <w:rPr>
-                <w:rFonts w:ascii="Arial" w:hAnsi="Arial"/>
+                <w:rFonts w:ascii="Verdana" w:hAnsi="Verdana"/>
                 <w:b w:val="0"/>
                 <w:sz w:val="16"/>
               </w:rPr>
@@ -9153,7 +9308,7 @@
             <w:r/>
             <w:r>
               <w:rPr>
-                <w:rFonts w:ascii="Arial" w:hAnsi="Arial"/>
+                <w:rFonts w:ascii="Verdana" w:hAnsi="Verdana"/>
                 <w:b w:val="0"/>
                 <w:sz w:val="16"/>
               </w:rPr>
@@ -9169,7 +9324,7 @@
             <w:r/>
             <w:r>
               <w:rPr>
-                <w:rFonts w:ascii="Arial" w:hAnsi="Arial"/>
+                <w:rFonts w:ascii="Verdana" w:hAnsi="Verdana"/>
                 <w:b w:val="0"/>
                 <w:sz w:val="16"/>
               </w:rPr>
@@ -9185,7 +9340,7 @@
             <w:r/>
             <w:r>
               <w:rPr>
-                <w:rFonts w:ascii="Arial" w:hAnsi="Arial"/>
+                <w:rFonts w:ascii="Verdana" w:hAnsi="Verdana"/>
                 <w:b w:val="0"/>
                 <w:sz w:val="16"/>
               </w:rPr>
@@ -9201,7 +9356,7 @@
             <w:r/>
             <w:r>
               <w:rPr>
-                <w:rFonts w:ascii="Arial" w:hAnsi="Arial"/>
+                <w:rFonts w:ascii="Verdana" w:hAnsi="Verdana"/>
                 <w:b w:val="0"/>
                 <w:sz w:val="16"/>
               </w:rPr>
@@ -9217,7 +9372,7 @@
             <w:r/>
             <w:r>
               <w:rPr>
-                <w:rFonts w:ascii="Arial" w:hAnsi="Arial"/>
+                <w:rFonts w:ascii="Verdana" w:hAnsi="Verdana"/>
                 <w:b w:val="0"/>
                 <w:sz w:val="16"/>
               </w:rPr>
@@ -9233,7 +9388,7 @@
             <w:r/>
             <w:r>
               <w:rPr>
-                <w:rFonts w:ascii="Arial" w:hAnsi="Arial"/>
+                <w:rFonts w:ascii="Verdana" w:hAnsi="Verdana"/>
                 <w:b w:val="0"/>
                 <w:sz w:val="16"/>
               </w:rPr>
@@ -9249,7 +9404,7 @@
             <w:r/>
             <w:r>
               <w:rPr>
-                <w:rFonts w:ascii="Arial" w:hAnsi="Arial"/>
+                <w:rFonts w:ascii="Verdana" w:hAnsi="Verdana"/>
                 <w:b w:val="0"/>
                 <w:sz w:val="16"/>
               </w:rPr>
@@ -9258,15 +9413,18 @@
         </w:tc>
       </w:tr>
       <w:tr>
-        <w:tc>
-          <w:tcPr>
-            <w:tcW w:type="dxa" w:w="1514"/>
-          </w:tcPr>
-          <w:p>
-            <w:r/>
-            <w:r>
-              <w:rPr>
-                <w:rFonts w:ascii="Arial" w:hAnsi="Arial"/>
+        <w:trPr>
+          <w:cantSplit/>
+        </w:trPr>
+        <w:tc>
+          <w:tcPr>
+            <w:tcW w:type="dxa" w:w="1514"/>
+          </w:tcPr>
+          <w:p>
+            <w:r/>
+            <w:r>
+              <w:rPr>
+                <w:rFonts w:ascii="Verdana" w:hAnsi="Verdana"/>
                 <w:b w:val="0"/>
                 <w:sz w:val="16"/>
               </w:rPr>
@@ -9282,7 +9440,7 @@
             <w:r/>
             <w:r>
               <w:rPr>
-                <w:rFonts w:ascii="Arial" w:hAnsi="Arial"/>
+                <w:rFonts w:ascii="Verdana" w:hAnsi="Verdana"/>
                 <w:b w:val="0"/>
                 <w:sz w:val="16"/>
               </w:rPr>
@@ -9298,7 +9456,7 @@
             <w:r/>
             <w:r>
               <w:rPr>
-                <w:rFonts w:ascii="Arial" w:hAnsi="Arial"/>
+                <w:rFonts w:ascii="Verdana" w:hAnsi="Verdana"/>
                 <w:b w:val="0"/>
                 <w:sz w:val="16"/>
               </w:rPr>
@@ -9314,7 +9472,7 @@
             <w:r/>
             <w:r>
               <w:rPr>
-                <w:rFonts w:ascii="Arial" w:hAnsi="Arial"/>
+                <w:rFonts w:ascii="Verdana" w:hAnsi="Verdana"/>
                 <w:b w:val="0"/>
                 <w:sz w:val="16"/>
               </w:rPr>
@@ -9330,7 +9488,7 @@
             <w:r/>
             <w:r>
               <w:rPr>
-                <w:rFonts w:ascii="Arial" w:hAnsi="Arial"/>
+                <w:rFonts w:ascii="Verdana" w:hAnsi="Verdana"/>
                 <w:b w:val="0"/>
                 <w:sz w:val="16"/>
               </w:rPr>
@@ -9346,7 +9504,7 @@
             <w:r/>
             <w:r>
               <w:rPr>
-                <w:rFonts w:ascii="Arial" w:hAnsi="Arial"/>
+                <w:rFonts w:ascii="Verdana" w:hAnsi="Verdana"/>
                 <w:b w:val="0"/>
                 <w:sz w:val="16"/>
               </w:rPr>
@@ -9362,7 +9520,7 @@
             <w:r/>
             <w:r>
               <w:rPr>
-                <w:rFonts w:ascii="Arial" w:hAnsi="Arial"/>
+                <w:rFonts w:ascii="Verdana" w:hAnsi="Verdana"/>
                 <w:b w:val="0"/>
                 <w:sz w:val="16"/>
               </w:rPr>
@@ -9378,7 +9536,7 @@
             <w:r/>
             <w:r>
               <w:rPr>
-                <w:rFonts w:ascii="Arial" w:hAnsi="Arial"/>
+                <w:rFonts w:ascii="Verdana" w:hAnsi="Verdana"/>
                 <w:b w:val="0"/>
                 <w:sz w:val="16"/>
               </w:rPr>
@@ -9394,7 +9552,7 @@
             <w:r/>
             <w:r>
               <w:rPr>
-                <w:rFonts w:ascii="Arial" w:hAnsi="Arial"/>
+                <w:rFonts w:ascii="Verdana" w:hAnsi="Verdana"/>
                 <w:b w:val="0"/>
                 <w:sz w:val="16"/>
               </w:rPr>
@@ -9410,7 +9568,7 @@
             <w:r/>
             <w:r>
               <w:rPr>
-                <w:rFonts w:ascii="Arial" w:hAnsi="Arial"/>
+                <w:rFonts w:ascii="Verdana" w:hAnsi="Verdana"/>
                 <w:b w:val="0"/>
                 <w:sz w:val="16"/>
               </w:rPr>
@@ -9419,15 +9577,18 @@
         </w:tc>
       </w:tr>
       <w:tr>
-        <w:tc>
-          <w:tcPr>
-            <w:tcW w:type="dxa" w:w="1514"/>
-          </w:tcPr>
-          <w:p>
-            <w:r/>
-            <w:r>
-              <w:rPr>
-                <w:rFonts w:ascii="Arial" w:hAnsi="Arial"/>
+        <w:trPr>
+          <w:cantSplit/>
+        </w:trPr>
+        <w:tc>
+          <w:tcPr>
+            <w:tcW w:type="dxa" w:w="1514"/>
+          </w:tcPr>
+          <w:p>
+            <w:r/>
+            <w:r>
+              <w:rPr>
+                <w:rFonts w:ascii="Verdana" w:hAnsi="Verdana"/>
                 <w:b w:val="0"/>
                 <w:sz w:val="16"/>
               </w:rPr>
@@ -9443,7 +9604,7 @@
             <w:r/>
             <w:r>
               <w:rPr>
-                <w:rFonts w:ascii="Arial" w:hAnsi="Arial"/>
+                <w:rFonts w:ascii="Verdana" w:hAnsi="Verdana"/>
                 <w:b w:val="0"/>
                 <w:sz w:val="16"/>
               </w:rPr>
@@ -9459,7 +9620,7 @@
             <w:r/>
             <w:r>
               <w:rPr>
-                <w:rFonts w:ascii="Arial" w:hAnsi="Arial"/>
+                <w:rFonts w:ascii="Verdana" w:hAnsi="Verdana"/>
                 <w:b w:val="0"/>
                 <w:sz w:val="16"/>
               </w:rPr>
@@ -9475,7 +9636,7 @@
             <w:r/>
             <w:r>
               <w:rPr>
-                <w:rFonts w:ascii="Arial" w:hAnsi="Arial"/>
+                <w:rFonts w:ascii="Verdana" w:hAnsi="Verdana"/>
                 <w:b w:val="0"/>
                 <w:sz w:val="16"/>
               </w:rPr>
@@ -9491,7 +9652,7 @@
             <w:r/>
             <w:r>
               <w:rPr>
-                <w:rFonts w:ascii="Arial" w:hAnsi="Arial"/>
+                <w:rFonts w:ascii="Verdana" w:hAnsi="Verdana"/>
                 <w:b w:val="0"/>
                 <w:sz w:val="16"/>
               </w:rPr>
@@ -9507,7 +9668,7 @@
             <w:r/>
             <w:r>
               <w:rPr>
-                <w:rFonts w:ascii="Arial" w:hAnsi="Arial"/>
+                <w:rFonts w:ascii="Verdana" w:hAnsi="Verdana"/>
                 <w:b w:val="0"/>
                 <w:sz w:val="16"/>
               </w:rPr>
@@ -9523,7 +9684,7 @@
             <w:r/>
             <w:r>
               <w:rPr>
-                <w:rFonts w:ascii="Arial" w:hAnsi="Arial"/>
+                <w:rFonts w:ascii="Verdana" w:hAnsi="Verdana"/>
                 <w:b w:val="0"/>
                 <w:sz w:val="16"/>
               </w:rPr>
@@ -9539,7 +9700,7 @@
             <w:r/>
             <w:r>
               <w:rPr>
-                <w:rFonts w:ascii="Arial" w:hAnsi="Arial"/>
+                <w:rFonts w:ascii="Verdana" w:hAnsi="Verdana"/>
                 <w:b w:val="0"/>
                 <w:sz w:val="16"/>
               </w:rPr>
@@ -9555,7 +9716,7 @@
             <w:r/>
             <w:r>
               <w:rPr>
-                <w:rFonts w:ascii="Arial" w:hAnsi="Arial"/>
+                <w:rFonts w:ascii="Verdana" w:hAnsi="Verdana"/>
                 <w:b w:val="0"/>
                 <w:sz w:val="16"/>
               </w:rPr>
@@ -9571,7 +9732,7 @@
             <w:r/>
             <w:r>
               <w:rPr>
-                <w:rFonts w:ascii="Arial" w:hAnsi="Arial"/>
+                <w:rFonts w:ascii="Verdana" w:hAnsi="Verdana"/>
                 <w:b w:val="0"/>
                 <w:sz w:val="16"/>
               </w:rPr>
@@ -9580,15 +9741,18 @@
         </w:tc>
       </w:tr>
       <w:tr>
-        <w:tc>
-          <w:tcPr>
-            <w:tcW w:type="dxa" w:w="1514"/>
-          </w:tcPr>
-          <w:p>
-            <w:r/>
-            <w:r>
-              <w:rPr>
-                <w:rFonts w:ascii="Arial" w:hAnsi="Arial"/>
+        <w:trPr>
+          <w:cantSplit/>
+        </w:trPr>
+        <w:tc>
+          <w:tcPr>
+            <w:tcW w:type="dxa" w:w="1514"/>
+          </w:tcPr>
+          <w:p>
+            <w:r/>
+            <w:r>
+              <w:rPr>
+                <w:rFonts w:ascii="Verdana" w:hAnsi="Verdana"/>
                 <w:b w:val="0"/>
                 <w:sz w:val="16"/>
               </w:rPr>
@@ -9604,7 +9768,7 @@
             <w:r/>
             <w:r>
               <w:rPr>
-                <w:rFonts w:ascii="Arial" w:hAnsi="Arial"/>
+                <w:rFonts w:ascii="Verdana" w:hAnsi="Verdana"/>
                 <w:b w:val="0"/>
                 <w:sz w:val="16"/>
               </w:rPr>
@@ -9620,7 +9784,7 @@
             <w:r/>
             <w:r>
               <w:rPr>
-                <w:rFonts w:ascii="Arial" w:hAnsi="Arial"/>
+                <w:rFonts w:ascii="Verdana" w:hAnsi="Verdana"/>
                 <w:b w:val="0"/>
                 <w:sz w:val="16"/>
               </w:rPr>
@@ -9636,7 +9800,7 @@
             <w:r/>
             <w:r>
               <w:rPr>
-                <w:rFonts w:ascii="Arial" w:hAnsi="Arial"/>
+                <w:rFonts w:ascii="Verdana" w:hAnsi="Verdana"/>
                 <w:b w:val="0"/>
                 <w:sz w:val="16"/>
               </w:rPr>
@@ -9652,7 +9816,7 @@
             <w:r/>
             <w:r>
               <w:rPr>
-                <w:rFonts w:ascii="Arial" w:hAnsi="Arial"/>
+                <w:rFonts w:ascii="Verdana" w:hAnsi="Verdana"/>
                 <w:b w:val="0"/>
                 <w:sz w:val="16"/>
               </w:rPr>
@@ -9668,7 +9832,7 @@
             <w:r/>
             <w:r>
               <w:rPr>
-                <w:rFonts w:ascii="Arial" w:hAnsi="Arial"/>
+                <w:rFonts w:ascii="Verdana" w:hAnsi="Verdana"/>
                 <w:b w:val="0"/>
                 <w:sz w:val="16"/>
               </w:rPr>
@@ -9684,7 +9848,7 @@
             <w:r/>
             <w:r>
               <w:rPr>
-                <w:rFonts w:ascii="Arial" w:hAnsi="Arial"/>
+                <w:rFonts w:ascii="Verdana" w:hAnsi="Verdana"/>
                 <w:b w:val="0"/>
                 <w:sz w:val="16"/>
               </w:rPr>
@@ -9700,7 +9864,7 @@
             <w:r/>
             <w:r>
               <w:rPr>
-                <w:rFonts w:ascii="Arial" w:hAnsi="Arial"/>
+                <w:rFonts w:ascii="Verdana" w:hAnsi="Verdana"/>
                 <w:b w:val="0"/>
                 <w:sz w:val="16"/>
               </w:rPr>
@@ -9716,7 +9880,7 @@
             <w:r/>
             <w:r>
               <w:rPr>
-                <w:rFonts w:ascii="Arial" w:hAnsi="Arial"/>
+                <w:rFonts w:ascii="Verdana" w:hAnsi="Verdana"/>
                 <w:b w:val="0"/>
                 <w:sz w:val="16"/>
               </w:rPr>
@@ -9732,7 +9896,7 @@
             <w:r/>
             <w:r>
               <w:rPr>
-                <w:rFonts w:ascii="Arial" w:hAnsi="Arial"/>
+                <w:rFonts w:ascii="Verdana" w:hAnsi="Verdana"/>
                 <w:b w:val="0"/>
                 <w:sz w:val="16"/>
               </w:rPr>
@@ -9741,15 +9905,18 @@
         </w:tc>
       </w:tr>
       <w:tr>
-        <w:tc>
-          <w:tcPr>
-            <w:tcW w:type="dxa" w:w="1514"/>
-          </w:tcPr>
-          <w:p>
-            <w:r/>
-            <w:r>
-              <w:rPr>
-                <w:rFonts w:ascii="Arial" w:hAnsi="Arial"/>
+        <w:trPr>
+          <w:cantSplit/>
+        </w:trPr>
+        <w:tc>
+          <w:tcPr>
+            <w:tcW w:type="dxa" w:w="1514"/>
+          </w:tcPr>
+          <w:p>
+            <w:r/>
+            <w:r>
+              <w:rPr>
+                <w:rFonts w:ascii="Verdana" w:hAnsi="Verdana"/>
                 <w:b w:val="0"/>
                 <w:sz w:val="16"/>
               </w:rPr>
@@ -9765,7 +9932,7 @@
             <w:r/>
             <w:r>
               <w:rPr>
-                <w:rFonts w:ascii="Arial" w:hAnsi="Arial"/>
+                <w:rFonts w:ascii="Verdana" w:hAnsi="Verdana"/>
                 <w:b w:val="0"/>
                 <w:sz w:val="16"/>
               </w:rPr>
@@ -9781,7 +9948,7 @@
             <w:r/>
             <w:r>
               <w:rPr>
-                <w:rFonts w:ascii="Arial" w:hAnsi="Arial"/>
+                <w:rFonts w:ascii="Verdana" w:hAnsi="Verdana"/>
                 <w:b w:val="0"/>
                 <w:sz w:val="16"/>
               </w:rPr>
@@ -9797,7 +9964,7 @@
             <w:r/>
             <w:r>
               <w:rPr>
-                <w:rFonts w:ascii="Arial" w:hAnsi="Arial"/>
+                <w:rFonts w:ascii="Verdana" w:hAnsi="Verdana"/>
                 <w:b w:val="0"/>
                 <w:sz w:val="16"/>
               </w:rPr>
@@ -9813,7 +9980,7 @@
             <w:r/>
             <w:r>
               <w:rPr>
-                <w:rFonts w:ascii="Arial" w:hAnsi="Arial"/>
+                <w:rFonts w:ascii="Verdana" w:hAnsi="Verdana"/>
                 <w:b w:val="0"/>
                 <w:sz w:val="16"/>
               </w:rPr>
@@ -9829,7 +9996,7 @@
             <w:r/>
             <w:r>
               <w:rPr>
-                <w:rFonts w:ascii="Arial" w:hAnsi="Arial"/>
+                <w:rFonts w:ascii="Verdana" w:hAnsi="Verdana"/>
                 <w:b w:val="0"/>
                 <w:sz w:val="16"/>
               </w:rPr>
@@ -9845,7 +10012,7 @@
             <w:r/>
             <w:r>
               <w:rPr>
-                <w:rFonts w:ascii="Arial" w:hAnsi="Arial"/>
+                <w:rFonts w:ascii="Verdana" w:hAnsi="Verdana"/>
                 <w:b w:val="0"/>
                 <w:sz w:val="16"/>
               </w:rPr>
@@ -9861,7 +10028,7 @@
             <w:r/>
             <w:r>
               <w:rPr>
-                <w:rFonts w:ascii="Arial" w:hAnsi="Arial"/>
+                <w:rFonts w:ascii="Verdana" w:hAnsi="Verdana"/>
                 <w:b w:val="0"/>
                 <w:sz w:val="16"/>
               </w:rPr>
@@ -9877,7 +10044,7 @@
             <w:r/>
             <w:r>
               <w:rPr>
-                <w:rFonts w:ascii="Arial" w:hAnsi="Arial"/>
+                <w:rFonts w:ascii="Verdana" w:hAnsi="Verdana"/>
                 <w:b w:val="0"/>
                 <w:sz w:val="16"/>
               </w:rPr>
@@ -9893,7 +10060,7 @@
             <w:r/>
             <w:r>
               <w:rPr>
-                <w:rFonts w:ascii="Arial" w:hAnsi="Arial"/>
+                <w:rFonts w:ascii="Verdana" w:hAnsi="Verdana"/>
                 <w:b w:val="0"/>
                 <w:sz w:val="16"/>
               </w:rPr>
@@ -9902,15 +10069,18 @@
         </w:tc>
       </w:tr>
       <w:tr>
-        <w:tc>
-          <w:tcPr>
-            <w:tcW w:type="dxa" w:w="1514"/>
-          </w:tcPr>
-          <w:p>
-            <w:r/>
-            <w:r>
-              <w:rPr>
-                <w:rFonts w:ascii="Arial" w:hAnsi="Arial"/>
+        <w:trPr>
+          <w:cantSplit/>
+        </w:trPr>
+        <w:tc>
+          <w:tcPr>
+            <w:tcW w:type="dxa" w:w="1514"/>
+          </w:tcPr>
+          <w:p>
+            <w:r/>
+            <w:r>
+              <w:rPr>
+                <w:rFonts w:ascii="Verdana" w:hAnsi="Verdana"/>
                 <w:b w:val="0"/>
                 <w:sz w:val="16"/>
               </w:rPr>
@@ -9926,7 +10096,7 @@
             <w:r/>
             <w:r>
               <w:rPr>
-                <w:rFonts w:ascii="Arial" w:hAnsi="Arial"/>
+                <w:rFonts w:ascii="Verdana" w:hAnsi="Verdana"/>
                 <w:b w:val="0"/>
                 <w:sz w:val="16"/>
               </w:rPr>
@@ -9942,7 +10112,7 @@
             <w:r/>
             <w:r>
               <w:rPr>
-                <w:rFonts w:ascii="Arial" w:hAnsi="Arial"/>
+                <w:rFonts w:ascii="Verdana" w:hAnsi="Verdana"/>
                 <w:b w:val="0"/>
                 <w:sz w:val="16"/>
               </w:rPr>
@@ -9958,7 +10128,7 @@
             <w:r/>
             <w:r>
               <w:rPr>
-                <w:rFonts w:ascii="Arial" w:hAnsi="Arial"/>
+                <w:rFonts w:ascii="Verdana" w:hAnsi="Verdana"/>
                 <w:b w:val="0"/>
                 <w:sz w:val="16"/>
               </w:rPr>
@@ -9974,7 +10144,7 @@
             <w:r/>
             <w:r>
               <w:rPr>
-                <w:rFonts w:ascii="Arial" w:hAnsi="Arial"/>
+                <w:rFonts w:ascii="Verdana" w:hAnsi="Verdana"/>
                 <w:b w:val="0"/>
                 <w:sz w:val="16"/>
               </w:rPr>
@@ -9990,7 +10160,7 @@
             <w:r/>
             <w:r>
               <w:rPr>
-                <w:rFonts w:ascii="Arial" w:hAnsi="Arial"/>
+                <w:rFonts w:ascii="Verdana" w:hAnsi="Verdana"/>
                 <w:b w:val="0"/>
                 <w:sz w:val="16"/>
               </w:rPr>
@@ -10006,7 +10176,7 @@
             <w:r/>
             <w:r>
               <w:rPr>
-                <w:rFonts w:ascii="Arial" w:hAnsi="Arial"/>
+                <w:rFonts w:ascii="Verdana" w:hAnsi="Verdana"/>
                 <w:b w:val="0"/>
                 <w:sz w:val="16"/>
               </w:rPr>
@@ -10022,7 +10192,7 @@
             <w:r/>
             <w:r>
               <w:rPr>
-                <w:rFonts w:ascii="Arial" w:hAnsi="Arial"/>
+                <w:rFonts w:ascii="Verdana" w:hAnsi="Verdana"/>
                 <w:b w:val="0"/>
                 <w:sz w:val="16"/>
               </w:rPr>
@@ -10038,7 +10208,7 @@
             <w:r/>
             <w:r>
               <w:rPr>
-                <w:rFonts w:ascii="Arial" w:hAnsi="Arial"/>
+                <w:rFonts w:ascii="Verdana" w:hAnsi="Verdana"/>
                 <w:b w:val="0"/>
                 <w:sz w:val="16"/>
               </w:rPr>
@@ -10054,7 +10224,7 @@
             <w:r/>
             <w:r>
               <w:rPr>
-                <w:rFonts w:ascii="Arial" w:hAnsi="Arial"/>
+                <w:rFonts w:ascii="Verdana" w:hAnsi="Verdana"/>
                 <w:b w:val="0"/>
                 <w:sz w:val="16"/>
               </w:rPr>
@@ -10063,15 +10233,18 @@
         </w:tc>
       </w:tr>
       <w:tr>
-        <w:tc>
-          <w:tcPr>
-            <w:tcW w:type="dxa" w:w="1514"/>
-          </w:tcPr>
-          <w:p>
-            <w:r/>
-            <w:r>
-              <w:rPr>
-                <w:rFonts w:ascii="Arial" w:hAnsi="Arial"/>
+        <w:trPr>
+          <w:cantSplit/>
+        </w:trPr>
+        <w:tc>
+          <w:tcPr>
+            <w:tcW w:type="dxa" w:w="1514"/>
+          </w:tcPr>
+          <w:p>
+            <w:r/>
+            <w:r>
+              <w:rPr>
+                <w:rFonts w:ascii="Verdana" w:hAnsi="Verdana"/>
                 <w:b w:val="0"/>
                 <w:sz w:val="16"/>
               </w:rPr>
@@ -10087,7 +10260,7 @@
             <w:r/>
             <w:r>
               <w:rPr>
-                <w:rFonts w:ascii="Arial" w:hAnsi="Arial"/>
+                <w:rFonts w:ascii="Verdana" w:hAnsi="Verdana"/>
                 <w:b w:val="0"/>
                 <w:sz w:val="16"/>
               </w:rPr>
@@ -10103,7 +10276,7 @@
             <w:r/>
             <w:r>
               <w:rPr>
-                <w:rFonts w:ascii="Arial" w:hAnsi="Arial"/>
+                <w:rFonts w:ascii="Verdana" w:hAnsi="Verdana"/>
                 <w:b w:val="0"/>
                 <w:sz w:val="16"/>
               </w:rPr>
@@ -10119,7 +10292,7 @@
             <w:r/>
             <w:r>
               <w:rPr>
-                <w:rFonts w:ascii="Arial" w:hAnsi="Arial"/>
+                <w:rFonts w:ascii="Verdana" w:hAnsi="Verdana"/>
                 <w:b w:val="0"/>
                 <w:sz w:val="16"/>
               </w:rPr>
@@ -10135,7 +10308,7 @@
             <w:r/>
             <w:r>
               <w:rPr>
-                <w:rFonts w:ascii="Arial" w:hAnsi="Arial"/>
+                <w:rFonts w:ascii="Verdana" w:hAnsi="Verdana"/>
                 <w:b w:val="0"/>
                 <w:sz w:val="16"/>
               </w:rPr>
@@ -10151,7 +10324,7 @@
             <w:r/>
             <w:r>
               <w:rPr>
-                <w:rFonts w:ascii="Arial" w:hAnsi="Arial"/>
+                <w:rFonts w:ascii="Verdana" w:hAnsi="Verdana"/>
                 <w:b w:val="0"/>
                 <w:sz w:val="16"/>
               </w:rPr>
@@ -10167,7 +10340,7 @@
             <w:r/>
             <w:r>
               <w:rPr>
-                <w:rFonts w:ascii="Arial" w:hAnsi="Arial"/>
+                <w:rFonts w:ascii="Verdana" w:hAnsi="Verdana"/>
                 <w:b w:val="0"/>
                 <w:sz w:val="16"/>
               </w:rPr>
@@ -10183,7 +10356,7 @@
             <w:r/>
             <w:r>
               <w:rPr>
-                <w:rFonts w:ascii="Arial" w:hAnsi="Arial"/>
+                <w:rFonts w:ascii="Verdana" w:hAnsi="Verdana"/>
                 <w:b w:val="0"/>
                 <w:sz w:val="16"/>
               </w:rPr>
@@ -10199,7 +10372,7 @@
             <w:r/>
             <w:r>
               <w:rPr>
-                <w:rFonts w:ascii="Arial" w:hAnsi="Arial"/>
+                <w:rFonts w:ascii="Verdana" w:hAnsi="Verdana"/>
                 <w:b w:val="0"/>
                 <w:sz w:val="16"/>
               </w:rPr>
@@ -10215,7 +10388,7 @@
             <w:r/>
             <w:r>
               <w:rPr>
-                <w:rFonts w:ascii="Arial" w:hAnsi="Arial"/>
+                <w:rFonts w:ascii="Verdana" w:hAnsi="Verdana"/>
                 <w:b w:val="0"/>
                 <w:sz w:val="16"/>
               </w:rPr>
@@ -10224,15 +10397,18 @@
         </w:tc>
       </w:tr>
       <w:tr>
-        <w:tc>
-          <w:tcPr>
-            <w:tcW w:type="dxa" w:w="1514"/>
-          </w:tcPr>
-          <w:p>
-            <w:r/>
-            <w:r>
-              <w:rPr>
-                <w:rFonts w:ascii="Arial" w:hAnsi="Arial"/>
+        <w:trPr>
+          <w:cantSplit/>
+        </w:trPr>
+        <w:tc>
+          <w:tcPr>
+            <w:tcW w:type="dxa" w:w="1514"/>
+          </w:tcPr>
+          <w:p>
+            <w:r/>
+            <w:r>
+              <w:rPr>
+                <w:rFonts w:ascii="Verdana" w:hAnsi="Verdana"/>
                 <w:b w:val="0"/>
                 <w:sz w:val="16"/>
               </w:rPr>
@@ -10248,7 +10424,7 @@
             <w:r/>
             <w:r>
               <w:rPr>
-                <w:rFonts w:ascii="Arial" w:hAnsi="Arial"/>
+                <w:rFonts w:ascii="Verdana" w:hAnsi="Verdana"/>
                 <w:b w:val="0"/>
                 <w:sz w:val="16"/>
               </w:rPr>
@@ -10264,7 +10440,7 @@
             <w:r/>
             <w:r>
               <w:rPr>
-                <w:rFonts w:ascii="Arial" w:hAnsi="Arial"/>
+                <w:rFonts w:ascii="Verdana" w:hAnsi="Verdana"/>
                 <w:b w:val="0"/>
                 <w:sz w:val="16"/>
               </w:rPr>
@@ -10280,7 +10456,7 @@
             <w:r/>
             <w:r>
               <w:rPr>
-                <w:rFonts w:ascii="Arial" w:hAnsi="Arial"/>
+                <w:rFonts w:ascii="Verdana" w:hAnsi="Verdana"/>
                 <w:b w:val="0"/>
                 <w:sz w:val="16"/>
               </w:rPr>
@@ -10296,7 +10472,7 @@
             <w:r/>
             <w:r>
               <w:rPr>
-                <w:rFonts w:ascii="Arial" w:hAnsi="Arial"/>
+                <w:rFonts w:ascii="Verdana" w:hAnsi="Verdana"/>
                 <w:b w:val="0"/>
                 <w:sz w:val="16"/>
               </w:rPr>
@@ -10312,7 +10488,7 @@
             <w:r/>
             <w:r>
               <w:rPr>
-                <w:rFonts w:ascii="Arial" w:hAnsi="Arial"/>
+                <w:rFonts w:ascii="Verdana" w:hAnsi="Verdana"/>
                 <w:b w:val="0"/>
                 <w:sz w:val="16"/>
               </w:rPr>
@@ -10328,7 +10504,7 @@
             <w:r/>
             <w:r>
               <w:rPr>
-                <w:rFonts w:ascii="Arial" w:hAnsi="Arial"/>
+                <w:rFonts w:ascii="Verdana" w:hAnsi="Verdana"/>
                 <w:b w:val="0"/>
                 <w:sz w:val="16"/>
               </w:rPr>
@@ -10344,7 +10520,7 @@
             <w:r/>
             <w:r>
               <w:rPr>
-                <w:rFonts w:ascii="Arial" w:hAnsi="Arial"/>
+                <w:rFonts w:ascii="Verdana" w:hAnsi="Verdana"/>
                 <w:b w:val="0"/>
                 <w:sz w:val="16"/>
               </w:rPr>
@@ -10360,7 +10536,7 @@
             <w:r/>
             <w:r>
               <w:rPr>
-                <w:rFonts w:ascii="Arial" w:hAnsi="Arial"/>
+                <w:rFonts w:ascii="Verdana" w:hAnsi="Verdana"/>
                 <w:b w:val="0"/>
                 <w:sz w:val="16"/>
               </w:rPr>
@@ -10376,7 +10552,7 @@
             <w:r/>
             <w:r>
               <w:rPr>
-                <w:rFonts w:ascii="Arial" w:hAnsi="Arial"/>
+                <w:rFonts w:ascii="Verdana" w:hAnsi="Verdana"/>
                 <w:b w:val="0"/>
                 <w:sz w:val="16"/>
               </w:rPr>
@@ -10385,15 +10561,18 @@
         </w:tc>
       </w:tr>
       <w:tr>
-        <w:tc>
-          <w:tcPr>
-            <w:tcW w:type="dxa" w:w="1514"/>
-          </w:tcPr>
-          <w:p>
-            <w:r/>
-            <w:r>
-              <w:rPr>
-                <w:rFonts w:ascii="Arial" w:hAnsi="Arial"/>
+        <w:trPr>
+          <w:cantSplit/>
+        </w:trPr>
+        <w:tc>
+          <w:tcPr>
+            <w:tcW w:type="dxa" w:w="1514"/>
+          </w:tcPr>
+          <w:p>
+            <w:r/>
+            <w:r>
+              <w:rPr>
+                <w:rFonts w:ascii="Verdana" w:hAnsi="Verdana"/>
                 <w:b w:val="0"/>
                 <w:sz w:val="16"/>
               </w:rPr>
@@ -10409,7 +10588,7 @@
             <w:r/>
             <w:r>
               <w:rPr>
-                <w:rFonts w:ascii="Arial" w:hAnsi="Arial"/>
+                <w:rFonts w:ascii="Verdana" w:hAnsi="Verdana"/>
                 <w:b w:val="0"/>
                 <w:sz w:val="16"/>
               </w:rPr>
@@ -10425,7 +10604,7 @@
             <w:r/>
             <w:r>
               <w:rPr>
-                <w:rFonts w:ascii="Arial" w:hAnsi="Arial"/>
+                <w:rFonts w:ascii="Verdana" w:hAnsi="Verdana"/>
                 <w:b w:val="0"/>
                 <w:sz w:val="16"/>
               </w:rPr>
@@ -10441,7 +10620,7 @@
             <w:r/>
             <w:r>
               <w:rPr>
-                <w:rFonts w:ascii="Arial" w:hAnsi="Arial"/>
+                <w:rFonts w:ascii="Verdana" w:hAnsi="Verdana"/>
                 <w:b w:val="0"/>
                 <w:sz w:val="16"/>
               </w:rPr>
@@ -10457,7 +10636,7 @@
             <w:r/>
             <w:r>
               <w:rPr>
-                <w:rFonts w:ascii="Arial" w:hAnsi="Arial"/>
+                <w:rFonts w:ascii="Verdana" w:hAnsi="Verdana"/>
                 <w:b w:val="0"/>
                 <w:sz w:val="16"/>
               </w:rPr>
@@ -10473,7 +10652,7 @@
             <w:r/>
             <w:r>
               <w:rPr>
-                <w:rFonts w:ascii="Arial" w:hAnsi="Arial"/>
+                <w:rFonts w:ascii="Verdana" w:hAnsi="Verdana"/>
                 <w:b w:val="0"/>
                 <w:sz w:val="16"/>
               </w:rPr>
@@ -10489,7 +10668,7 @@
             <w:r/>
             <w:r>
               <w:rPr>
-                <w:rFonts w:ascii="Arial" w:hAnsi="Arial"/>
+                <w:rFonts w:ascii="Verdana" w:hAnsi="Verdana"/>
                 <w:b w:val="0"/>
                 <w:sz w:val="16"/>
               </w:rPr>
@@ -10505,7 +10684,7 @@
             <w:r/>
             <w:r>
               <w:rPr>
-                <w:rFonts w:ascii="Arial" w:hAnsi="Arial"/>
+                <w:rFonts w:ascii="Verdana" w:hAnsi="Verdana"/>
                 <w:b w:val="0"/>
                 <w:sz w:val="16"/>
               </w:rPr>
@@ -10521,7 +10700,7 @@
             <w:r/>
             <w:r>
               <w:rPr>
-                <w:rFonts w:ascii="Arial" w:hAnsi="Arial"/>
+                <w:rFonts w:ascii="Verdana" w:hAnsi="Verdana"/>
                 <w:b w:val="0"/>
                 <w:sz w:val="16"/>
               </w:rPr>
@@ -10537,7 +10716,7 @@
             <w:r/>
             <w:r>
               <w:rPr>
-                <w:rFonts w:ascii="Arial" w:hAnsi="Arial"/>
+                <w:rFonts w:ascii="Verdana" w:hAnsi="Verdana"/>
                 <w:b w:val="0"/>
                 <w:sz w:val="16"/>
               </w:rPr>
@@ -10546,15 +10725,18 @@
         </w:tc>
       </w:tr>
       <w:tr>
-        <w:tc>
-          <w:tcPr>
-            <w:tcW w:type="dxa" w:w="1514"/>
-          </w:tcPr>
-          <w:p>
-            <w:r/>
-            <w:r>
-              <w:rPr>
-                <w:rFonts w:ascii="Arial" w:hAnsi="Arial"/>
+        <w:trPr>
+          <w:cantSplit/>
+        </w:trPr>
+        <w:tc>
+          <w:tcPr>
+            <w:tcW w:type="dxa" w:w="1514"/>
+          </w:tcPr>
+          <w:p>
+            <w:r/>
+            <w:r>
+              <w:rPr>
+                <w:rFonts w:ascii="Verdana" w:hAnsi="Verdana"/>
                 <w:b w:val="0"/>
                 <w:sz w:val="16"/>
               </w:rPr>
@@ -10570,7 +10752,7 @@
             <w:r/>
             <w:r>
               <w:rPr>
-                <w:rFonts w:ascii="Arial" w:hAnsi="Arial"/>
+                <w:rFonts w:ascii="Verdana" w:hAnsi="Verdana"/>
                 <w:b w:val="0"/>
                 <w:sz w:val="16"/>
               </w:rPr>
@@ -10586,7 +10768,7 @@
             <w:r/>
             <w:r>
               <w:rPr>
-                <w:rFonts w:ascii="Arial" w:hAnsi="Arial"/>
+                <w:rFonts w:ascii="Verdana" w:hAnsi="Verdana"/>
                 <w:b w:val="0"/>
                 <w:sz w:val="16"/>
               </w:rPr>
@@ -10602,7 +10784,7 @@
             <w:r/>
             <w:r>
               <w:rPr>
-                <w:rFonts w:ascii="Arial" w:hAnsi="Arial"/>
+                <w:rFonts w:ascii="Verdana" w:hAnsi="Verdana"/>
                 <w:b w:val="0"/>
                 <w:sz w:val="16"/>
               </w:rPr>
@@ -10618,7 +10800,7 @@
             <w:r/>
             <w:r>
               <w:rPr>
-                <w:rFonts w:ascii="Arial" w:hAnsi="Arial"/>
+                <w:rFonts w:ascii="Verdana" w:hAnsi="Verdana"/>
                 <w:b w:val="0"/>
                 <w:sz w:val="16"/>
               </w:rPr>
@@ -10634,7 +10816,7 @@
             <w:r/>
             <w:r>
               <w:rPr>
-                <w:rFonts w:ascii="Arial" w:hAnsi="Arial"/>
+                <w:rFonts w:ascii="Verdana" w:hAnsi="Verdana"/>
                 <w:b w:val="0"/>
                 <w:sz w:val="16"/>
               </w:rPr>
@@ -10650,7 +10832,7 @@
             <w:r/>
             <w:r>
               <w:rPr>
-                <w:rFonts w:ascii="Arial" w:hAnsi="Arial"/>
+                <w:rFonts w:ascii="Verdana" w:hAnsi="Verdana"/>
                 <w:b w:val="0"/>
                 <w:sz w:val="16"/>
               </w:rPr>
@@ -10666,7 +10848,7 @@
             <w:r/>
             <w:r>
               <w:rPr>
-                <w:rFonts w:ascii="Arial" w:hAnsi="Arial"/>
+                <w:rFonts w:ascii="Verdana" w:hAnsi="Verdana"/>
                 <w:b w:val="0"/>
                 <w:sz w:val="16"/>
               </w:rPr>
@@ -10682,7 +10864,7 @@
             <w:r/>
             <w:r>
               <w:rPr>
-                <w:rFonts w:ascii="Arial" w:hAnsi="Arial"/>
+                <w:rFonts w:ascii="Verdana" w:hAnsi="Verdana"/>
                 <w:b w:val="0"/>
                 <w:sz w:val="16"/>
               </w:rPr>
@@ -10698,7 +10880,7 @@
             <w:r/>
             <w:r>
               <w:rPr>
-                <w:rFonts w:ascii="Arial" w:hAnsi="Arial"/>
+                <w:rFonts w:ascii="Verdana" w:hAnsi="Verdana"/>
                 <w:b w:val="0"/>
                 <w:sz w:val="16"/>
               </w:rPr>
@@ -10707,15 +10889,18 @@
         </w:tc>
       </w:tr>
       <w:tr>
-        <w:tc>
-          <w:tcPr>
-            <w:tcW w:type="dxa" w:w="1514"/>
-          </w:tcPr>
-          <w:p>
-            <w:r/>
-            <w:r>
-              <w:rPr>
-                <w:rFonts w:ascii="Arial" w:hAnsi="Arial"/>
+        <w:trPr>
+          <w:cantSplit/>
+        </w:trPr>
+        <w:tc>
+          <w:tcPr>
+            <w:tcW w:type="dxa" w:w="1514"/>
+          </w:tcPr>
+          <w:p>
+            <w:r/>
+            <w:r>
+              <w:rPr>
+                <w:rFonts w:ascii="Verdana" w:hAnsi="Verdana"/>
                 <w:b w:val="0"/>
                 <w:sz w:val="16"/>
               </w:rPr>
@@ -10731,7 +10916,7 @@
             <w:r/>
             <w:r>
               <w:rPr>
-                <w:rFonts w:ascii="Arial" w:hAnsi="Arial"/>
+                <w:rFonts w:ascii="Verdana" w:hAnsi="Verdana"/>
                 <w:b w:val="0"/>
                 <w:sz w:val="16"/>
               </w:rPr>
@@ -10747,7 +10932,7 @@
             <w:r/>
             <w:r>
               <w:rPr>
-                <w:rFonts w:ascii="Arial" w:hAnsi="Arial"/>
+                <w:rFonts w:ascii="Verdana" w:hAnsi="Verdana"/>
                 <w:b w:val="0"/>
                 <w:sz w:val="16"/>
               </w:rPr>
@@ -10763,7 +10948,7 @@
             <w:r/>
             <w:r>
               <w:rPr>
-                <w:rFonts w:ascii="Arial" w:hAnsi="Arial"/>
+                <w:rFonts w:ascii="Verdana" w:hAnsi="Verdana"/>
                 <w:b w:val="0"/>
                 <w:sz w:val="16"/>
               </w:rPr>
@@ -10779,7 +10964,7 @@
             <w:r/>
             <w:r>
               <w:rPr>
-                <w:rFonts w:ascii="Arial" w:hAnsi="Arial"/>
+                <w:rFonts w:ascii="Verdana" w:hAnsi="Verdana"/>
                 <w:b w:val="0"/>
                 <w:sz w:val="16"/>
               </w:rPr>
@@ -10795,7 +10980,7 @@
             <w:r/>
             <w:r>
               <w:rPr>
-                <w:rFonts w:ascii="Arial" w:hAnsi="Arial"/>
+                <w:rFonts w:ascii="Verdana" w:hAnsi="Verdana"/>
                 <w:b w:val="0"/>
                 <w:sz w:val="16"/>
               </w:rPr>
@@ -10811,7 +10996,7 @@
             <w:r/>
             <w:r>
               <w:rPr>
-                <w:rFonts w:ascii="Arial" w:hAnsi="Arial"/>
+                <w:rFonts w:ascii="Verdana" w:hAnsi="Verdana"/>
                 <w:b w:val="0"/>
                 <w:sz w:val="16"/>
               </w:rPr>
@@ -10827,7 +11012,7 @@
             <w:r/>
             <w:r>
               <w:rPr>
-                <w:rFonts w:ascii="Arial" w:hAnsi="Arial"/>
+                <w:rFonts w:ascii="Verdana" w:hAnsi="Verdana"/>
                 <w:b w:val="0"/>
                 <w:sz w:val="16"/>
               </w:rPr>
@@ -10843,7 +11028,7 @@
             <w:r/>
             <w:r>
               <w:rPr>
-                <w:rFonts w:ascii="Arial" w:hAnsi="Arial"/>
+                <w:rFonts w:ascii="Verdana" w:hAnsi="Verdana"/>
                 <w:b w:val="0"/>
                 <w:sz w:val="16"/>
               </w:rPr>
@@ -10859,7 +11044,7 @@
             <w:r/>
             <w:r>
               <w:rPr>
-                <w:rFonts w:ascii="Arial" w:hAnsi="Arial"/>
+                <w:rFonts w:ascii="Verdana" w:hAnsi="Verdana"/>
                 <w:b w:val="0"/>
                 <w:sz w:val="16"/>
               </w:rPr>
@@ -10868,15 +11053,18 @@
         </w:tc>
       </w:tr>
       <w:tr>
-        <w:tc>
-          <w:tcPr>
-            <w:tcW w:type="dxa" w:w="1514"/>
-          </w:tcPr>
-          <w:p>
-            <w:r/>
-            <w:r>
-              <w:rPr>
-                <w:rFonts w:ascii="Arial" w:hAnsi="Arial"/>
+        <w:trPr>
+          <w:cantSplit/>
+        </w:trPr>
+        <w:tc>
+          <w:tcPr>
+            <w:tcW w:type="dxa" w:w="1514"/>
+          </w:tcPr>
+          <w:p>
+            <w:r/>
+            <w:r>
+              <w:rPr>
+                <w:rFonts w:ascii="Verdana" w:hAnsi="Verdana"/>
                 <w:b w:val="0"/>
                 <w:sz w:val="16"/>
               </w:rPr>
@@ -10892,7 +11080,7 @@
             <w:r/>
             <w:r>
               <w:rPr>
-                <w:rFonts w:ascii="Arial" w:hAnsi="Arial"/>
+                <w:rFonts w:ascii="Verdana" w:hAnsi="Verdana"/>
                 <w:b w:val="0"/>
                 <w:sz w:val="16"/>
               </w:rPr>
@@ -10908,7 +11096,7 @@
             <w:r/>
             <w:r>
               <w:rPr>
-                <w:rFonts w:ascii="Arial" w:hAnsi="Arial"/>
+                <w:rFonts w:ascii="Verdana" w:hAnsi="Verdana"/>
                 <w:b w:val="0"/>
                 <w:sz w:val="16"/>
               </w:rPr>
@@ -10924,7 +11112,7 @@
             <w:r/>
             <w:r>
               <w:rPr>
-                <w:rFonts w:ascii="Arial" w:hAnsi="Arial"/>
+                <w:rFonts w:ascii="Verdana" w:hAnsi="Verdana"/>
                 <w:b w:val="0"/>
                 <w:sz w:val="16"/>
               </w:rPr>
@@ -10940,7 +11128,7 @@
             <w:r/>
             <w:r>
               <w:rPr>
-                <w:rFonts w:ascii="Arial" w:hAnsi="Arial"/>
+                <w:rFonts w:ascii="Verdana" w:hAnsi="Verdana"/>
                 <w:b w:val="0"/>
                 <w:sz w:val="16"/>
               </w:rPr>
@@ -10956,7 +11144,7 @@
             <w:r/>
             <w:r>
               <w:rPr>
-                <w:rFonts w:ascii="Arial" w:hAnsi="Arial"/>
+                <w:rFonts w:ascii="Verdana" w:hAnsi="Verdana"/>
                 <w:b w:val="0"/>
                 <w:sz w:val="16"/>
               </w:rPr>
@@ -10972,7 +11160,7 @@
             <w:r/>
             <w:r>
               <w:rPr>
-                <w:rFonts w:ascii="Arial" w:hAnsi="Arial"/>
+                <w:rFonts w:ascii="Verdana" w:hAnsi="Verdana"/>
                 <w:b w:val="0"/>
                 <w:sz w:val="16"/>
               </w:rPr>
@@ -10988,7 +11176,7 @@
             <w:r/>
             <w:r>
               <w:rPr>
-                <w:rFonts w:ascii="Arial" w:hAnsi="Arial"/>
+                <w:rFonts w:ascii="Verdana" w:hAnsi="Verdana"/>
                 <w:b w:val="0"/>
                 <w:sz w:val="16"/>
               </w:rPr>
@@ -11004,7 +11192,7 @@
             <w:r/>
             <w:r>
               <w:rPr>
-                <w:rFonts w:ascii="Arial" w:hAnsi="Arial"/>
+                <w:rFonts w:ascii="Verdana" w:hAnsi="Verdana"/>
                 <w:b w:val="0"/>
                 <w:sz w:val="16"/>
               </w:rPr>
@@ -11020,7 +11208,7 @@
             <w:r/>
             <w:r>
               <w:rPr>
-                <w:rFonts w:ascii="Arial" w:hAnsi="Arial"/>
+                <w:rFonts w:ascii="Verdana" w:hAnsi="Verdana"/>
                 <w:b w:val="0"/>
                 <w:sz w:val="16"/>
               </w:rPr>
@@ -11029,15 +11217,18 @@
         </w:tc>
       </w:tr>
       <w:tr>
-        <w:tc>
-          <w:tcPr>
-            <w:tcW w:type="dxa" w:w="1514"/>
-          </w:tcPr>
-          <w:p>
-            <w:r/>
-            <w:r>
-              <w:rPr>
-                <w:rFonts w:ascii="Arial" w:hAnsi="Arial"/>
+        <w:trPr>
+          <w:cantSplit/>
+        </w:trPr>
+        <w:tc>
+          <w:tcPr>
+            <w:tcW w:type="dxa" w:w="1514"/>
+          </w:tcPr>
+          <w:p>
+            <w:r/>
+            <w:r>
+              <w:rPr>
+                <w:rFonts w:ascii="Verdana" w:hAnsi="Verdana"/>
                 <w:b w:val="0"/>
                 <w:sz w:val="16"/>
               </w:rPr>
@@ -11053,7 +11244,7 @@
             <w:r/>
             <w:r>
               <w:rPr>
-                <w:rFonts w:ascii="Arial" w:hAnsi="Arial"/>
+                <w:rFonts w:ascii="Verdana" w:hAnsi="Verdana"/>
                 <w:b w:val="0"/>
                 <w:sz w:val="16"/>
               </w:rPr>
@@ -11069,7 +11260,7 @@
             <w:r/>
             <w:r>
               <w:rPr>
-                <w:rFonts w:ascii="Arial" w:hAnsi="Arial"/>
+                <w:rFonts w:ascii="Verdana" w:hAnsi="Verdana"/>
                 <w:b w:val="0"/>
                 <w:sz w:val="16"/>
               </w:rPr>
@@ -11085,7 +11276,7 @@
             <w:r/>
             <w:r>
               <w:rPr>
-                <w:rFonts w:ascii="Arial" w:hAnsi="Arial"/>
+                <w:rFonts w:ascii="Verdana" w:hAnsi="Verdana"/>
                 <w:b w:val="0"/>
                 <w:sz w:val="16"/>
               </w:rPr>
@@ -11101,7 +11292,7 @@
             <w:r/>
             <w:r>
               <w:rPr>
-                <w:rFonts w:ascii="Arial" w:hAnsi="Arial"/>
+                <w:rFonts w:ascii="Verdana" w:hAnsi="Verdana"/>
                 <w:b w:val="0"/>
                 <w:sz w:val="16"/>
               </w:rPr>
@@ -11117,7 +11308,7 @@
             <w:r/>
             <w:r>
               <w:rPr>
-                <w:rFonts w:ascii="Arial" w:hAnsi="Arial"/>
+                <w:rFonts w:ascii="Verdana" w:hAnsi="Verdana"/>
                 <w:b w:val="0"/>
                 <w:sz w:val="16"/>
               </w:rPr>
@@ -11133,7 +11324,7 @@
             <w:r/>
             <w:r>
               <w:rPr>
-                <w:rFonts w:ascii="Arial" w:hAnsi="Arial"/>
+                <w:rFonts w:ascii="Verdana" w:hAnsi="Verdana"/>
                 <w:b w:val="0"/>
                 <w:sz w:val="16"/>
               </w:rPr>
@@ -11149,7 +11340,7 @@
             <w:r/>
             <w:r>
               <w:rPr>
-                <w:rFonts w:ascii="Arial" w:hAnsi="Arial"/>
+                <w:rFonts w:ascii="Verdana" w:hAnsi="Verdana"/>
                 <w:b w:val="0"/>
                 <w:sz w:val="16"/>
               </w:rPr>
@@ -11165,7 +11356,7 @@
             <w:r/>
             <w:r>
               <w:rPr>
-                <w:rFonts w:ascii="Arial" w:hAnsi="Arial"/>
+                <w:rFonts w:ascii="Verdana" w:hAnsi="Verdana"/>
                 <w:b w:val="0"/>
                 <w:sz w:val="16"/>
               </w:rPr>
@@ -11181,25 +11372,28 @@
             <w:r/>
             <w:r>
               <w:rPr>
-                <w:rFonts w:ascii="Arial" w:hAnsi="Arial"/>
-                <w:b w:val="0"/>
-                <w:sz w:val="16"/>
-              </w:rPr>
-              <w:t>Note 51: В связи с наблюдением водяных смерчей или воронкообразных облаков — в радиусе 3 км от станции.</w:t>
+                <w:rFonts w:ascii="Verdana" w:hAnsi="Verdana"/>
+                <w:b w:val="0"/>
+                <w:sz w:val="16"/>
+              </w:rPr>
+              <w:t>Note 51: Число отсутствующих годов в рамках периода отсчета, полученное в результате расчета нормы для средней экстремальной температуры воздуха, следует указывать, если оно имеется, как для расчета нормальной максимальной температуры, так и для расчета нормальной минимальной температуры в дополнение к числу отсутствующих годов для экстремальных температур воздуха, указанных в 0 08 020 с предшествующим 0 08 050, в котором используется цифра 3.</w:t>
             </w:r>
           </w:p>
         </w:tc>
       </w:tr>
       <w:tr>
-        <w:tc>
-          <w:tcPr>
-            <w:tcW w:type="dxa" w:w="1514"/>
-          </w:tcPr>
-          <w:p>
-            <w:r/>
-            <w:r>
-              <w:rPr>
-                <w:rFonts w:ascii="Arial" w:hAnsi="Arial"/>
+        <w:trPr>
+          <w:cantSplit/>
+        </w:trPr>
+        <w:tc>
+          <w:tcPr>
+            <w:tcW w:type="dxa" w:w="1514"/>
+          </w:tcPr>
+          <w:p>
+            <w:r/>
+            <w:r>
+              <w:rPr>
+                <w:rFonts w:ascii="Verdana" w:hAnsi="Verdana"/>
                 <w:b w:val="0"/>
                 <w:sz w:val="16"/>
               </w:rPr>
@@ -11215,7 +11409,7 @@
             <w:r/>
             <w:r>
               <w:rPr>
-                <w:rFonts w:ascii="Arial" w:hAnsi="Arial"/>
+                <w:rFonts w:ascii="Verdana" w:hAnsi="Verdana"/>
                 <w:b w:val="0"/>
                 <w:sz w:val="16"/>
               </w:rPr>
@@ -11231,7 +11425,7 @@
             <w:r/>
             <w:r>
               <w:rPr>
-                <w:rFonts w:ascii="Arial" w:hAnsi="Arial"/>
+                <w:rFonts w:ascii="Verdana" w:hAnsi="Verdana"/>
                 <w:b w:val="0"/>
                 <w:sz w:val="16"/>
               </w:rPr>
@@ -11247,7 +11441,7 @@
             <w:r/>
             <w:r>
               <w:rPr>
-                <w:rFonts w:ascii="Arial" w:hAnsi="Arial"/>
+                <w:rFonts w:ascii="Verdana" w:hAnsi="Verdana"/>
                 <w:b w:val="0"/>
                 <w:sz w:val="16"/>
               </w:rPr>
@@ -11263,7 +11457,7 @@
             <w:r/>
             <w:r>
               <w:rPr>
-                <w:rFonts w:ascii="Arial" w:hAnsi="Arial"/>
+                <w:rFonts w:ascii="Verdana" w:hAnsi="Verdana"/>
                 <w:b w:val="0"/>
                 <w:sz w:val="16"/>
               </w:rPr>
@@ -11279,7 +11473,7 @@
             <w:r/>
             <w:r>
               <w:rPr>
-                <w:rFonts w:ascii="Arial" w:hAnsi="Arial"/>
+                <w:rFonts w:ascii="Verdana" w:hAnsi="Verdana"/>
                 <w:b w:val="0"/>
                 <w:sz w:val="16"/>
               </w:rPr>
@@ -11295,7 +11489,7 @@
             <w:r/>
             <w:r>
               <w:rPr>
-                <w:rFonts w:ascii="Arial" w:hAnsi="Arial"/>
+                <w:rFonts w:ascii="Verdana" w:hAnsi="Verdana"/>
                 <w:b w:val="0"/>
                 <w:sz w:val="16"/>
               </w:rPr>
@@ -11311,7 +11505,7 @@
             <w:r/>
             <w:r>
               <w:rPr>
-                <w:rFonts w:ascii="Arial" w:hAnsi="Arial"/>
+                <w:rFonts w:ascii="Verdana" w:hAnsi="Verdana"/>
                 <w:b w:val="0"/>
                 <w:sz w:val="16"/>
               </w:rPr>
@@ -11327,7 +11521,7 @@
             <w:r/>
             <w:r>
               <w:rPr>
-                <w:rFonts w:ascii="Arial" w:hAnsi="Arial"/>
+                <w:rFonts w:ascii="Verdana" w:hAnsi="Verdana"/>
                 <w:b w:val="0"/>
                 <w:sz w:val="16"/>
               </w:rPr>
@@ -11343,7 +11537,7 @@
             <w:r/>
             <w:r>
               <w:rPr>
-                <w:rFonts w:ascii="Arial" w:hAnsi="Arial"/>
+                <w:rFonts w:ascii="Verdana" w:hAnsi="Verdana"/>
                 <w:b w:val="0"/>
                 <w:sz w:val="16"/>
               </w:rPr>
@@ -11352,15 +11546,18 @@
         </w:tc>
       </w:tr>
       <w:tr>
-        <w:tc>
-          <w:tcPr>
-            <w:tcW w:type="dxa" w:w="1514"/>
-          </w:tcPr>
-          <w:p>
-            <w:r/>
-            <w:r>
-              <w:rPr>
-                <w:rFonts w:ascii="Arial" w:hAnsi="Arial"/>
+        <w:trPr>
+          <w:cantSplit/>
+        </w:trPr>
+        <w:tc>
+          <w:tcPr>
+            <w:tcW w:type="dxa" w:w="1514"/>
+          </w:tcPr>
+          <w:p>
+            <w:r/>
+            <w:r>
+              <w:rPr>
+                <w:rFonts w:ascii="Verdana" w:hAnsi="Verdana"/>
                 <w:b w:val="0"/>
                 <w:sz w:val="16"/>
               </w:rPr>
@@ -11376,7 +11573,7 @@
             <w:r/>
             <w:r>
               <w:rPr>
-                <w:rFonts w:ascii="Arial" w:hAnsi="Arial"/>
+                <w:rFonts w:ascii="Verdana" w:hAnsi="Verdana"/>
                 <w:b w:val="0"/>
                 <w:sz w:val="16"/>
               </w:rPr>
@@ -11392,7 +11589,7 @@
             <w:r/>
             <w:r>
               <w:rPr>
-                <w:rFonts w:ascii="Arial" w:hAnsi="Arial"/>
+                <w:rFonts w:ascii="Verdana" w:hAnsi="Verdana"/>
                 <w:b w:val="0"/>
                 <w:sz w:val="16"/>
               </w:rPr>
@@ -11408,7 +11605,7 @@
             <w:r/>
             <w:r>
               <w:rPr>
-                <w:rFonts w:ascii="Arial" w:hAnsi="Arial"/>
+                <w:rFonts w:ascii="Verdana" w:hAnsi="Verdana"/>
                 <w:b w:val="0"/>
                 <w:sz w:val="16"/>
               </w:rPr>
@@ -11424,7 +11621,7 @@
             <w:r/>
             <w:r>
               <w:rPr>
-                <w:rFonts w:ascii="Arial" w:hAnsi="Arial"/>
+                <w:rFonts w:ascii="Verdana" w:hAnsi="Verdana"/>
                 <w:b w:val="0"/>
                 <w:sz w:val="16"/>
               </w:rPr>
@@ -11440,7 +11637,7 @@
             <w:r/>
             <w:r>
               <w:rPr>
-                <w:rFonts w:ascii="Arial" w:hAnsi="Arial"/>
+                <w:rFonts w:ascii="Verdana" w:hAnsi="Verdana"/>
                 <w:b w:val="0"/>
                 <w:sz w:val="16"/>
               </w:rPr>
@@ -11456,7 +11653,7 @@
             <w:r/>
             <w:r>
               <w:rPr>
-                <w:rFonts w:ascii="Arial" w:hAnsi="Arial"/>
+                <w:rFonts w:ascii="Verdana" w:hAnsi="Verdana"/>
                 <w:b w:val="0"/>
                 <w:sz w:val="16"/>
               </w:rPr>
@@ -11472,7 +11669,7 @@
             <w:r/>
             <w:r>
               <w:rPr>
-                <w:rFonts w:ascii="Arial" w:hAnsi="Arial"/>
+                <w:rFonts w:ascii="Verdana" w:hAnsi="Verdana"/>
                 <w:b w:val="0"/>
                 <w:sz w:val="16"/>
               </w:rPr>
@@ -11488,7 +11685,7 @@
             <w:r/>
             <w:r>
               <w:rPr>
-                <w:rFonts w:ascii="Arial" w:hAnsi="Arial"/>
+                <w:rFonts w:ascii="Verdana" w:hAnsi="Verdana"/>
                 <w:b w:val="0"/>
                 <w:sz w:val="16"/>
               </w:rPr>
@@ -11504,7 +11701,7 @@
             <w:r/>
             <w:r>
               <w:rPr>
-                <w:rFonts w:ascii="Arial" w:hAnsi="Arial"/>
+                <w:rFonts w:ascii="Verdana" w:hAnsi="Verdana"/>
                 <w:b w:val="0"/>
                 <w:sz w:val="16"/>
               </w:rPr>
@@ -11513,15 +11710,18 @@
         </w:tc>
       </w:tr>
       <w:tr>
-        <w:tc>
-          <w:tcPr>
-            <w:tcW w:type="dxa" w:w="1514"/>
-          </w:tcPr>
-          <w:p>
-            <w:r/>
-            <w:r>
-              <w:rPr>
-                <w:rFonts w:ascii="Arial" w:hAnsi="Arial"/>
+        <w:trPr>
+          <w:cantSplit/>
+        </w:trPr>
+        <w:tc>
+          <w:tcPr>
+            <w:tcW w:type="dxa" w:w="1514"/>
+          </w:tcPr>
+          <w:p>
+            <w:r/>
+            <w:r>
+              <w:rPr>
+                <w:rFonts w:ascii="Verdana" w:hAnsi="Verdana"/>
                 <w:b w:val="0"/>
                 <w:sz w:val="16"/>
               </w:rPr>
@@ -11537,7 +11737,7 @@
             <w:r/>
             <w:r>
               <w:rPr>
-                <w:rFonts w:ascii="Arial" w:hAnsi="Arial"/>
+                <w:rFonts w:ascii="Verdana" w:hAnsi="Verdana"/>
                 <w:b w:val="0"/>
                 <w:sz w:val="16"/>
               </w:rPr>
@@ -11553,7 +11753,7 @@
             <w:r/>
             <w:r>
               <w:rPr>
-                <w:rFonts w:ascii="Arial" w:hAnsi="Arial"/>
+                <w:rFonts w:ascii="Verdana" w:hAnsi="Verdana"/>
                 <w:b w:val="0"/>
                 <w:sz w:val="16"/>
               </w:rPr>
@@ -11569,7 +11769,7 @@
             <w:r/>
             <w:r>
               <w:rPr>
-                <w:rFonts w:ascii="Arial" w:hAnsi="Arial"/>
+                <w:rFonts w:ascii="Verdana" w:hAnsi="Verdana"/>
                 <w:b w:val="0"/>
                 <w:sz w:val="16"/>
               </w:rPr>
@@ -11585,7 +11785,7 @@
             <w:r/>
             <w:r>
               <w:rPr>
-                <w:rFonts w:ascii="Arial" w:hAnsi="Arial"/>
+                <w:rFonts w:ascii="Verdana" w:hAnsi="Verdana"/>
                 <w:b w:val="0"/>
                 <w:sz w:val="16"/>
               </w:rPr>
@@ -11601,7 +11801,7 @@
             <w:r/>
             <w:r>
               <w:rPr>
-                <w:rFonts w:ascii="Arial" w:hAnsi="Arial"/>
+                <w:rFonts w:ascii="Verdana" w:hAnsi="Verdana"/>
                 <w:b w:val="0"/>
                 <w:sz w:val="16"/>
               </w:rPr>
@@ -11617,7 +11817,7 @@
             <w:r/>
             <w:r>
               <w:rPr>
-                <w:rFonts w:ascii="Arial" w:hAnsi="Arial"/>
+                <w:rFonts w:ascii="Verdana" w:hAnsi="Verdana"/>
                 <w:b w:val="0"/>
                 <w:sz w:val="16"/>
               </w:rPr>
@@ -11633,7 +11833,7 @@
             <w:r/>
             <w:r>
               <w:rPr>
-                <w:rFonts w:ascii="Arial" w:hAnsi="Arial"/>
+                <w:rFonts w:ascii="Verdana" w:hAnsi="Verdana"/>
                 <w:b w:val="0"/>
                 <w:sz w:val="16"/>
               </w:rPr>
@@ -11649,7 +11849,7 @@
             <w:r/>
             <w:r>
               <w:rPr>
-                <w:rFonts w:ascii="Arial" w:hAnsi="Arial"/>
+                <w:rFonts w:ascii="Verdana" w:hAnsi="Verdana"/>
                 <w:b w:val="0"/>
                 <w:sz w:val="16"/>
               </w:rPr>
@@ -11665,7 +11865,7 @@
             <w:r/>
             <w:r>
               <w:rPr>
-                <w:rFonts w:ascii="Arial" w:hAnsi="Arial"/>
+                <w:rFonts w:ascii="Verdana" w:hAnsi="Verdana"/>
                 <w:b w:val="0"/>
                 <w:sz w:val="16"/>
               </w:rPr>

--- a/docx/ru/BUFRCREX_TableB_ru_08.docx
+++ b/docx/ru/BUFRCREX_TableB_ru_08.docx
@@ -239,7 +239,7 @@
                 <w:b w:val="0"/>
                 <w:sz w:val="16"/>
               </w:rPr>
-              <w:t>008001</w:t>
+              <w:t>0 08 001</w:t>
             </w:r>
           </w:p>
         </w:tc>
@@ -403,7 +403,7 @@
                 <w:b w:val="0"/>
                 <w:sz w:val="16"/>
               </w:rPr>
-              <w:t>008002</w:t>
+              <w:t>0 08 002</w:t>
             </w:r>
           </w:p>
         </w:tc>
@@ -567,7 +567,7 @@
                 <w:b w:val="0"/>
                 <w:sz w:val="16"/>
               </w:rPr>
-              <w:t>008003</w:t>
+              <w:t>0 08 003</w:t>
             </w:r>
           </w:p>
         </w:tc>
@@ -731,7 +731,7 @@
                 <w:b w:val="0"/>
                 <w:sz w:val="16"/>
               </w:rPr>
-              <w:t>008004</w:t>
+              <w:t>0 08 004</w:t>
             </w:r>
           </w:p>
         </w:tc>
@@ -895,7 +895,7 @@
                 <w:b w:val="0"/>
                 <w:sz w:val="16"/>
               </w:rPr>
-              <w:t>008005</w:t>
+              <w:t>0 08 005</w:t>
             </w:r>
           </w:p>
         </w:tc>
@@ -1059,7 +1059,7 @@
                 <w:b w:val="0"/>
                 <w:sz w:val="16"/>
               </w:rPr>
-              <w:t>008006</w:t>
+              <w:t>0 08 006</w:t>
             </w:r>
           </w:p>
         </w:tc>
@@ -1223,7 +1223,7 @@
                 <w:b w:val="0"/>
                 <w:sz w:val="16"/>
               </w:rPr>
-              <w:t>008007</w:t>
+              <w:t>0 08 007</w:t>
             </w:r>
           </w:p>
         </w:tc>
@@ -1387,7 +1387,7 @@
                 <w:b w:val="0"/>
                 <w:sz w:val="16"/>
               </w:rPr>
-              <w:t>008008</w:t>
+              <w:t>0 08 008</w:t>
             </w:r>
           </w:p>
         </w:tc>
@@ -1551,7 +1551,7 @@
                 <w:b w:val="0"/>
                 <w:sz w:val="16"/>
               </w:rPr>
-              <w:t>008009</w:t>
+              <w:t>0 08 009</w:t>
             </w:r>
           </w:p>
         </w:tc>
@@ -1715,7 +1715,7 @@
                 <w:b w:val="0"/>
                 <w:sz w:val="16"/>
               </w:rPr>
-              <w:t>008010</w:t>
+              <w:t>0 08 010</w:t>
             </w:r>
           </w:p>
         </w:tc>
@@ -1879,7 +1879,7 @@
                 <w:b w:val="0"/>
                 <w:sz w:val="16"/>
               </w:rPr>
-              <w:t>008011</w:t>
+              <w:t>0 08 011</w:t>
             </w:r>
           </w:p>
         </w:tc>
@@ -2043,7 +2043,7 @@
                 <w:b w:val="0"/>
                 <w:sz w:val="16"/>
               </w:rPr>
-              <w:t>008012</w:t>
+              <w:t>0 08 012</w:t>
             </w:r>
           </w:p>
         </w:tc>
@@ -2207,7 +2207,7 @@
                 <w:b w:val="0"/>
                 <w:sz w:val="16"/>
               </w:rPr>
-              <w:t>008013</w:t>
+              <w:t>0 08 013</w:t>
             </w:r>
           </w:p>
         </w:tc>
@@ -2371,7 +2371,7 @@
                 <w:b w:val="0"/>
                 <w:sz w:val="16"/>
               </w:rPr>
-              <w:t>008014</w:t>
+              <w:t>0 08 014</w:t>
             </w:r>
           </w:p>
         </w:tc>
@@ -2535,7 +2535,7 @@
                 <w:b w:val="0"/>
                 <w:sz w:val="16"/>
               </w:rPr>
-              <w:t>008015</w:t>
+              <w:t>0 08 015</w:t>
             </w:r>
           </w:p>
         </w:tc>
@@ -2699,7 +2699,7 @@
                 <w:b w:val="0"/>
                 <w:sz w:val="16"/>
               </w:rPr>
-              <w:t>008016</w:t>
+              <w:t>0 08 016</w:t>
             </w:r>
           </w:p>
         </w:tc>
@@ -2863,7 +2863,7 @@
                 <w:b w:val="0"/>
                 <w:sz w:val="16"/>
               </w:rPr>
-              <w:t>008017</w:t>
+              <w:t>0 08 017</w:t>
             </w:r>
           </w:p>
         </w:tc>
@@ -3027,7 +3027,7 @@
                 <w:b w:val="0"/>
                 <w:sz w:val="16"/>
               </w:rPr>
-              <w:t>008018</w:t>
+              <w:t>0 08 018</w:t>
             </w:r>
           </w:p>
         </w:tc>
@@ -3191,7 +3191,7 @@
                 <w:b w:val="0"/>
                 <w:sz w:val="16"/>
               </w:rPr>
-              <w:t>008019</w:t>
+              <w:t>0 08 019</w:t>
             </w:r>
           </w:p>
         </w:tc>
@@ -3355,7 +3355,7 @@
                 <w:b w:val="0"/>
                 <w:sz w:val="16"/>
               </w:rPr>
-              <w:t>008020</w:t>
+              <w:t>0 08 020</w:t>
             </w:r>
           </w:p>
         </w:tc>
@@ -3519,7 +3519,7 @@
                 <w:b w:val="0"/>
                 <w:sz w:val="16"/>
               </w:rPr>
-              <w:t>008021</w:t>
+              <w:t>0 08 021</w:t>
             </w:r>
           </w:p>
         </w:tc>
@@ -3683,7 +3683,7 @@
                 <w:b w:val="0"/>
                 <w:sz w:val="16"/>
               </w:rPr>
-              <w:t>008022</w:t>
+              <w:t>0 08 022</w:t>
             </w:r>
           </w:p>
         </w:tc>
@@ -3847,7 +3847,7 @@
                 <w:b w:val="0"/>
                 <w:sz w:val="16"/>
               </w:rPr>
-              <w:t>008023</w:t>
+              <w:t>0 08 023</w:t>
             </w:r>
           </w:p>
         </w:tc>
@@ -4012,7 +4012,7 @@
                 <w:b w:val="0"/>
                 <w:sz w:val="16"/>
               </w:rPr>
-              <w:t>008024</w:t>
+              <w:t>0 08 024</w:t>
             </w:r>
           </w:p>
         </w:tc>
@@ -4177,7 +4177,7 @@
                 <w:b w:val="0"/>
                 <w:sz w:val="16"/>
               </w:rPr>
-              <w:t>008025</w:t>
+              <w:t>0 08 025</w:t>
             </w:r>
           </w:p>
         </w:tc>
@@ -4342,7 +4342,7 @@
                 <w:b w:val="0"/>
                 <w:sz w:val="16"/>
               </w:rPr>
-              <w:t>008026</w:t>
+              <w:t>0 08 026</w:t>
             </w:r>
           </w:p>
         </w:tc>
@@ -4506,7 +4506,7 @@
                 <w:b w:val="0"/>
                 <w:sz w:val="16"/>
               </w:rPr>
-              <w:t>008029</w:t>
+              <w:t>0 08 029</w:t>
             </w:r>
           </w:p>
         </w:tc>
@@ -4670,7 +4670,7 @@
                 <w:b w:val="0"/>
                 <w:sz w:val="16"/>
               </w:rPr>
-              <w:t>008030</w:t>
+              <w:t>0 08 030</w:t>
             </w:r>
           </w:p>
         </w:tc>
@@ -4834,7 +4834,7 @@
                 <w:b w:val="0"/>
                 <w:sz w:val="16"/>
               </w:rPr>
-              <w:t>008031</w:t>
+              <w:t>0 08 031</w:t>
             </w:r>
           </w:p>
         </w:tc>
@@ -4998,7 +4998,7 @@
                 <w:b w:val="0"/>
                 <w:sz w:val="16"/>
               </w:rPr>
-              <w:t>008032</w:t>
+              <w:t>0 08 032</w:t>
             </w:r>
           </w:p>
         </w:tc>
@@ -5162,7 +5162,7 @@
                 <w:b w:val="0"/>
                 <w:sz w:val="16"/>
               </w:rPr>
-              <w:t>008033</w:t>
+              <w:t>0 08 033</w:t>
             </w:r>
           </w:p>
         </w:tc>
@@ -5327,7 +5327,7 @@
                 <w:b w:val="0"/>
                 <w:sz w:val="16"/>
               </w:rPr>
-              <w:t>008034</w:t>
+              <w:t>0 08 034</w:t>
             </w:r>
           </w:p>
         </w:tc>
@@ -5491,7 +5491,7 @@
                 <w:b w:val="0"/>
                 <w:sz w:val="16"/>
               </w:rPr>
-              <w:t>008035</w:t>
+              <w:t>0 08 035</w:t>
             </w:r>
           </w:p>
         </w:tc>
@@ -5655,7 +5655,7 @@
                 <w:b w:val="0"/>
                 <w:sz w:val="16"/>
               </w:rPr>
-              <w:t>008036</w:t>
+              <w:t>0 08 036</w:t>
             </w:r>
           </w:p>
         </w:tc>
@@ -5819,7 +5819,7 @@
                 <w:b w:val="0"/>
                 <w:sz w:val="16"/>
               </w:rPr>
-              <w:t>008037</w:t>
+              <w:t>0 08 037</w:t>
             </w:r>
           </w:p>
         </w:tc>
@@ -5983,7 +5983,7 @@
                 <w:b w:val="0"/>
                 <w:sz w:val="16"/>
               </w:rPr>
-              <w:t>008038</w:t>
+              <w:t>0 08 038</w:t>
             </w:r>
           </w:p>
         </w:tc>
@@ -6147,7 +6147,7 @@
                 <w:b w:val="0"/>
                 <w:sz w:val="16"/>
               </w:rPr>
-              <w:t>008039</w:t>
+              <w:t>0 08 039</w:t>
             </w:r>
           </w:p>
         </w:tc>
@@ -6311,7 +6311,7 @@
                 <w:b w:val="0"/>
                 <w:sz w:val="16"/>
               </w:rPr>
-              <w:t>008040</w:t>
+              <w:t>0 08 040</w:t>
             </w:r>
           </w:p>
         </w:tc>
@@ -6475,7 +6475,7 @@
                 <w:b w:val="0"/>
                 <w:sz w:val="16"/>
               </w:rPr>
-              <w:t>008041</w:t>
+              <w:t>0 08 041</w:t>
             </w:r>
           </w:p>
         </w:tc>
@@ -6639,7 +6639,7 @@
                 <w:b w:val="0"/>
                 <w:sz w:val="16"/>
               </w:rPr>
-              <w:t>008042</w:t>
+              <w:t>0 08 042</w:t>
             </w:r>
           </w:p>
         </w:tc>
@@ -6803,7 +6803,7 @@
                 <w:b w:val="0"/>
                 <w:sz w:val="16"/>
               </w:rPr>
-              <w:t>008043</w:t>
+              <w:t>0 08 043</w:t>
             </w:r>
           </w:p>
         </w:tc>
@@ -6968,7 +6968,7 @@
                 <w:b w:val="0"/>
                 <w:sz w:val="16"/>
               </w:rPr>
-              <w:t>008044</w:t>
+              <w:t>0 08 044</w:t>
             </w:r>
           </w:p>
         </w:tc>
@@ -7132,7 +7132,7 @@
                 <w:b w:val="0"/>
                 <w:sz w:val="16"/>
               </w:rPr>
-              <w:t>008046</w:t>
+              <w:t>0 08 046</w:t>
             </w:r>
           </w:p>
         </w:tc>
@@ -7296,7 +7296,7 @@
                 <w:b w:val="0"/>
                 <w:sz w:val="16"/>
               </w:rPr>
-              <w:t>008049</w:t>
+              <w:t>0 08 049</w:t>
             </w:r>
           </w:p>
         </w:tc>
@@ -7460,7 +7460,7 @@
                 <w:b w:val="0"/>
                 <w:sz w:val="16"/>
               </w:rPr>
-              <w:t>008050</w:t>
+              <w:t>0 08 050</w:t>
             </w:r>
           </w:p>
         </w:tc>
@@ -7624,7 +7624,7 @@
                 <w:b w:val="0"/>
                 <w:sz w:val="16"/>
               </w:rPr>
-              <w:t>008051</w:t>
+              <w:t>0 08 051</w:t>
             </w:r>
           </w:p>
         </w:tc>
@@ -7788,7 +7788,7 @@
                 <w:b w:val="0"/>
                 <w:sz w:val="16"/>
               </w:rPr>
-              <w:t>008052</w:t>
+              <w:t>0 08 052</w:t>
             </w:r>
           </w:p>
         </w:tc>
@@ -7952,7 +7952,7 @@
                 <w:b w:val="0"/>
                 <w:sz w:val="16"/>
               </w:rPr>
-              <w:t>008053</w:t>
+              <w:t>0 08 053</w:t>
             </w:r>
           </w:p>
         </w:tc>
@@ -8116,7 +8116,7 @@
                 <w:b w:val="0"/>
                 <w:sz w:val="16"/>
               </w:rPr>
-              <w:t>008054</w:t>
+              <w:t>0 08 054</w:t>
             </w:r>
           </w:p>
         </w:tc>
@@ -8280,7 +8280,7 @@
                 <w:b w:val="0"/>
                 <w:sz w:val="16"/>
               </w:rPr>
-              <w:t>008060</w:t>
+              <w:t>0 08 060</w:t>
             </w:r>
           </w:p>
         </w:tc>
@@ -8444,7 +8444,7 @@
                 <w:b w:val="0"/>
                 <w:sz w:val="16"/>
               </w:rPr>
-              <w:t>008065</w:t>
+              <w:t>0 08 065</w:t>
             </w:r>
           </w:p>
         </w:tc>
@@ -8608,7 +8608,7 @@
                 <w:b w:val="0"/>
                 <w:sz w:val="16"/>
               </w:rPr>
-              <w:t>008066</w:t>
+              <w:t>0 08 066</w:t>
             </w:r>
           </w:p>
         </w:tc>
@@ -8772,7 +8772,7 @@
                 <w:b w:val="0"/>
                 <w:sz w:val="16"/>
               </w:rPr>
-              <w:t>008070</w:t>
+              <w:t>0 08 070</w:t>
             </w:r>
           </w:p>
         </w:tc>
@@ -8936,7 +8936,7 @@
                 <w:b w:val="0"/>
                 <w:sz w:val="16"/>
               </w:rPr>
-              <w:t>008072</w:t>
+              <w:t>0 08 072</w:t>
             </w:r>
           </w:p>
         </w:tc>
@@ -9100,7 +9100,7 @@
                 <w:b w:val="0"/>
                 <w:sz w:val="16"/>
               </w:rPr>
-              <w:t>008074</w:t>
+              <w:t>0 08 074</w:t>
             </w:r>
           </w:p>
         </w:tc>
@@ -9264,7 +9264,7 @@
                 <w:b w:val="0"/>
                 <w:sz w:val="16"/>
               </w:rPr>
-              <w:t>008075</w:t>
+              <w:t>0 08 075</w:t>
             </w:r>
           </w:p>
         </w:tc>
@@ -9428,7 +9428,7 @@
                 <w:b w:val="0"/>
                 <w:sz w:val="16"/>
               </w:rPr>
-              <w:t>008076</w:t>
+              <w:t>0 08 076</w:t>
             </w:r>
           </w:p>
         </w:tc>
@@ -9592,7 +9592,7 @@
                 <w:b w:val="0"/>
                 <w:sz w:val="16"/>
               </w:rPr>
-              <w:t>008077</w:t>
+              <w:t>0 08 077</w:t>
             </w:r>
           </w:p>
         </w:tc>
@@ -9756,7 +9756,7 @@
                 <w:b w:val="0"/>
                 <w:sz w:val="16"/>
               </w:rPr>
-              <w:t>008079</w:t>
+              <w:t>0 08 079</w:t>
             </w:r>
           </w:p>
         </w:tc>
@@ -9920,7 +9920,7 @@
                 <w:b w:val="0"/>
                 <w:sz w:val="16"/>
               </w:rPr>
-              <w:t>008080</w:t>
+              <w:t>0 08 080</w:t>
             </w:r>
           </w:p>
         </w:tc>
@@ -10084,7 +10084,7 @@
                 <w:b w:val="0"/>
                 <w:sz w:val="16"/>
               </w:rPr>
-              <w:t>008081</w:t>
+              <w:t>0 08 081</w:t>
             </w:r>
           </w:p>
         </w:tc>
@@ -10248,7 +10248,7 @@
                 <w:b w:val="0"/>
                 <w:sz w:val="16"/>
               </w:rPr>
-              <w:t>008082</w:t>
+              <w:t>0 08 082</w:t>
             </w:r>
           </w:p>
         </w:tc>
@@ -10412,7 +10412,7 @@
                 <w:b w:val="0"/>
                 <w:sz w:val="16"/>
               </w:rPr>
-              <w:t>008083</w:t>
+              <w:t>0 08 083</w:t>
             </w:r>
           </w:p>
         </w:tc>
@@ -10576,7 +10576,7 @@
                 <w:b w:val="0"/>
                 <w:sz w:val="16"/>
               </w:rPr>
-              <w:t>008085</w:t>
+              <w:t>0 08 085</w:t>
             </w:r>
           </w:p>
         </w:tc>
@@ -10740,7 +10740,7 @@
                 <w:b w:val="0"/>
                 <w:sz w:val="16"/>
               </w:rPr>
-              <w:t>008086</w:t>
+              <w:t>0 08 086</w:t>
             </w:r>
           </w:p>
         </w:tc>
@@ -10904,7 +10904,7 @@
                 <w:b w:val="0"/>
                 <w:sz w:val="16"/>
               </w:rPr>
-              <w:t>008087</w:t>
+              <w:t>0 08 087</w:t>
             </w:r>
           </w:p>
         </w:tc>
@@ -11068,7 +11068,7 @@
                 <w:b w:val="0"/>
                 <w:sz w:val="16"/>
               </w:rPr>
-              <w:t>008088</w:t>
+              <w:t>0 08 088</w:t>
             </w:r>
           </w:p>
         </w:tc>
@@ -11232,7 +11232,7 @@
                 <w:b w:val="0"/>
                 <w:sz w:val="16"/>
               </w:rPr>
-              <w:t>008090</w:t>
+              <w:t>0 08 090</w:t>
             </w:r>
           </w:p>
         </w:tc>
@@ -11397,7 +11397,7 @@
                 <w:b w:val="0"/>
                 <w:sz w:val="16"/>
               </w:rPr>
-              <w:t>008091</w:t>
+              <w:t>0 08 091</w:t>
             </w:r>
           </w:p>
         </w:tc>
@@ -11561,7 +11561,7 @@
                 <w:b w:val="0"/>
                 <w:sz w:val="16"/>
               </w:rPr>
-              <w:t>008092</w:t>
+              <w:t>0 08 092</w:t>
             </w:r>
           </w:p>
         </w:tc>
@@ -11725,7 +11725,7 @@
                 <w:b w:val="0"/>
                 <w:sz w:val="16"/>
               </w:rPr>
-              <w:t>008093</w:t>
+              <w:t>0 08 093</w:t>
             </w:r>
           </w:p>
         </w:tc>

--- a/docx/ru/BUFRCREX_TableB_ru_08.docx
+++ b/docx/ru/BUFRCREX_TableB_ru_08.docx
@@ -12,7 +12,367 @@
           <w:b/>
           <w:sz w:val="22"/>
         </w:rPr>
-        <w:t>Класс 08: Описатели значимости в BUFR/CREX</w:t>
+        <w:t>Класс 08: Описатели значимости</w:t>
+      </w:r>
+    </w:p>
+    <w:p>
+      <w:r>
+        <w:rPr>
+          <w:rFonts w:ascii="Verdana" w:hAnsi="Verdana"/>
+          <w:i/>
+          <w:sz w:val="14"/>
+        </w:rPr>
+        <w:t>Note 23: Значение осадков –0,1 кг·м-2 до масштабирования (–1 после масштабирования или в коде CREX) должно указывать на «следы» осадков (не поддающиеся измерению, менее 0,05 кг·м-2).</w:t>
+      </w:r>
+    </w:p>
+    <w:p>
+      <w:r>
+        <w:rPr>
+          <w:rFonts w:ascii="Verdana" w:hAnsi="Verdana"/>
+          <w:i/>
+          <w:sz w:val="14"/>
+        </w:rPr>
+        <w:t>Note 25: Ранее определенное значение может быть отменено путем передачи «отсутствующего значения» из соответствующей кодовой таблицы или таблицы флагов.</w:t>
+      </w:r>
+    </w:p>
+    <w:p>
+      <w:r>
+        <w:rPr>
+          <w:rFonts w:ascii="Verdana" w:hAnsi="Verdana"/>
+          <w:i/>
+          <w:sz w:val="14"/>
+        </w:rPr>
+        <w:t>Note 27: Все время дается во Всемирном скоординированном времени (ВСВ), если не предусмотрено иного.</w:t>
+      </w:r>
+    </w:p>
+    <w:p>
+      <w:r>
+        <w:rPr>
+          <w:rFonts w:ascii="Verdana" w:hAnsi="Verdana"/>
+          <w:i/>
+          <w:sz w:val="14"/>
+        </w:rPr>
+        <w:t>Note 32: Пеленг или азимут следует использовать только для установленного местоположения и не должен переопределять это местоположение.</w:t>
+      </w:r>
+    </w:p>
+    <w:p>
+      <w:r>
+        <w:rPr>
+          <w:rFonts w:ascii="Verdana" w:hAnsi="Verdana"/>
+          <w:i/>
+          <w:sz w:val="14"/>
+        </w:rPr>
+        <w:t>Note 62: Расстояние следует использовать только для установленного местоположения, а также пеленга, азимута или превышения; оно не должно переопределять это местоположение.</w:t>
+      </w:r>
+    </w:p>
+    <w:p>
+      <w:r>
+        <w:rPr>
+          <w:rFonts w:ascii="Verdana" w:hAnsi="Verdana"/>
+          <w:i/>
+          <w:sz w:val="14"/>
+        </w:rPr>
+        <w:t>Note 63: Приходящей радиации следует присваивать положительные значения.</w:t>
+      </w:r>
+    </w:p>
+    <w:p>
+      <w:r>
+        <w:rPr>
+          <w:rFonts w:ascii="Verdana" w:hAnsi="Verdana"/>
+          <w:i/>
+          <w:sz w:val="14"/>
+        </w:rPr>
+        <w:t>Note 64: Для компонент w, направленных вниз, следует выделять положительные значения с единицами измерения в Па·с-1.</w:t>
+      </w:r>
+    </w:p>
+    <w:p>
+      <w:r>
+        <w:rPr>
+          <w:rFonts w:ascii="Verdana" w:hAnsi="Verdana"/>
+          <w:i/>
+          <w:sz w:val="14"/>
+        </w:rPr>
+        <w:t>Note 66: Увеличение широты с востока на запад следует выражать отрицательным значением.</w:t>
+      </w:r>
+    </w:p>
+    <w:p>
+      <w:r>
+        <w:rPr>
+          <w:rFonts w:ascii="Verdana" w:hAnsi="Verdana"/>
+          <w:i/>
+          <w:sz w:val="14"/>
+        </w:rPr>
+        <w:t>Note 75: Для дескрипторов кода CREX F = B, а не 0.</w:t>
+      </w:r>
+    </w:p>
+    <w:p>
+      <w:r>
+        <w:rPr>
+          <w:rFonts w:ascii="Verdana" w:hAnsi="Verdana"/>
+          <w:i/>
+          <w:sz w:val="14"/>
+        </w:rPr>
+        <w:t>Note 92: Для однозначного различения случаев отсутствия данных и насыщенных пикселей, n-битовые данные об изображении следует кодировать, используя длину данных n+1. Когда такого дескриптора еще нет в классе 30, дескриптор оператора 2 01 YYY следует использовать для изменения длины данных существующей позиции, по мере необходимости.</w:t>
+      </w:r>
+    </w:p>
+    <w:p>
+      <w:r>
+        <w:rPr>
+          <w:rFonts w:ascii="Verdana" w:hAnsi="Verdana"/>
+          <w:i/>
+          <w:sz w:val="14"/>
+        </w:rPr>
+        <w:t>Note 105: Негативные временные периоды или отклонения следует использовать для указания временных периодов или отклонений, предшествующих определенному текущему времени.</w:t>
+      </w:r>
+    </w:p>
+    <w:p>
+      <w:r>
+        <w:rPr>
+          <w:rFonts w:ascii="Verdana" w:hAnsi="Verdana"/>
+          <w:i/>
+          <w:sz w:val="14"/>
+        </w:rPr>
+        <w:t>Note 110: Увеличение широты с севера на юг следует выражать отрицательными значениями.</w:t>
+      </w:r>
+    </w:p>
+    <w:p>
+      <w:r>
+        <w:rPr>
+          <w:rFonts w:ascii="Verdana" w:hAnsi="Verdana"/>
+          <w:i/>
+          <w:sz w:val="14"/>
+        </w:rPr>
+        <w:t>Note 115: Длина данных пикселя может быть изменена с помощью дескриптора 2 01 YYY.</w:t>
+      </w:r>
+    </w:p>
+    <w:p>
+      <w:r>
+        <w:rPr>
+          <w:rFonts w:ascii="Verdana" w:hAnsi="Verdana"/>
+          <w:i/>
+          <w:sz w:val="14"/>
+        </w:rPr>
+        <w:t>Note 121: Некоторые указания ожидаемой точности могут в неявной форме содержаться в ряде элементов данного класса.</w:t>
+      </w:r>
+    </w:p>
+    <w:p>
+      <w:r>
+        <w:rPr>
+          <w:rFonts w:ascii="Verdana" w:hAnsi="Verdana"/>
+          <w:i/>
+          <w:sz w:val="14"/>
+        </w:rPr>
+        <w:t>Note 122: Южную широту следует выражать отрицательными значениями.</w:t>
+      </w:r>
+    </w:p>
+    <w:p>
+      <w:r>
+        <w:rPr>
+          <w:rFonts w:ascii="Verdana" w:hAnsi="Verdana"/>
+          <w:i/>
+          <w:sz w:val="14"/>
+        </w:rPr>
+        <w:t>Note 123: Для компонент v, направленных с юга на север, следует выделять положительные значения.</w:t>
+      </w:r>
+    </w:p>
+    <w:p>
+      <w:r>
+        <w:rPr>
+          <w:rFonts w:ascii="Verdana" w:hAnsi="Verdana"/>
+          <w:i/>
+          <w:sz w:val="14"/>
+        </w:rPr>
+        <w:t>Note 126: Направление приземного ветра, измеренное на станции в пределах 1° от Северного полюса или в пределах 1° от Южного полюса, следует сообщать таким образом, чтобы азимутальный круг был выровнен с нулем прибора, соответствуя 0° по Гринвичскому меридиану.</w:t>
+      </w:r>
+    </w:p>
+    <w:p>
+      <w:r>
+        <w:rPr>
+          <w:rFonts w:ascii="Verdana" w:hAnsi="Verdana"/>
+          <w:i/>
+          <w:sz w:val="14"/>
+        </w:rPr>
+        <w:t>Note 140: Размер элемента изображения на горизонтали — 1 приводится в положении, где масштабный коэффициент карты равен единице.</w:t>
+      </w:r>
+    </w:p>
+    <w:p>
+      <w:r>
+        <w:rPr>
+          <w:rFonts w:ascii="Verdana" w:hAnsi="Verdana"/>
+          <w:i/>
+          <w:sz w:val="14"/>
+        </w:rPr>
+        <w:t>Note 141: Размер элемента изображения на горизонтали — 2 указывается в положении, где масштабный коэффициент карты равен единице.</w:t>
+      </w:r>
+    </w:p>
+    <w:p>
+      <w:r>
+        <w:rPr>
+          <w:rFonts w:ascii="Verdana" w:hAnsi="Verdana"/>
+          <w:i/>
+          <w:sz w:val="14"/>
+        </w:rPr>
+        <w:t>Note 145: Значение временных периодов или отклонений может быть указано с использованием значений времени в коде, соответствующем табличной ссылке 0 08 021.</w:t>
+      </w:r>
+    </w:p>
+    <w:p>
+      <w:r>
+        <w:rPr>
+          <w:rFonts w:ascii="Verdana" w:hAnsi="Verdana"/>
+          <w:i/>
+          <w:sz w:val="14"/>
+        </w:rPr>
+        <w:t>Note 149: При использовании с прогнозируемыми величинами временное местоположение должно указывать время исходного состояния или начала для прогностического периода; при использовании с множеством средних прогностических значений временное местоположение должно указывать исходное состояние или начало первого прогноза, по которому получены множественные средние.</w:t>
+      </w:r>
+    </w:p>
+    <w:p>
+      <w:r>
+        <w:rPr>
+          <w:rFonts w:ascii="Verdana" w:hAnsi="Verdana"/>
+          <w:i/>
+          <w:sz w:val="14"/>
+        </w:rPr>
+        <w:t>Note 155: В данный класс могут также войти элементы, относящиеся к процедурам наблюдений.</w:t>
+      </w:r>
+    </w:p>
+    <w:p>
+      <w:r>
+        <w:rPr>
+          <w:rFonts w:ascii="Verdana" w:hAnsi="Verdana"/>
+          <w:i/>
+          <w:sz w:val="14"/>
+        </w:rPr>
+        <w:t>Note 156: Данный класс должен содержать элементы описания приборов, используемых для получения сообщаемых метеорологических элементов.</w:t>
+      </w:r>
+    </w:p>
+    <w:p>
+      <w:r>
+        <w:rPr>
+          <w:rFonts w:ascii="Verdana" w:hAnsi="Verdana"/>
+          <w:i/>
+          <w:sz w:val="14"/>
+        </w:rPr>
+        <w:t>Note 158: Прежде чем использовать временные периоды или отклонения и временные инкременты, необходимо определить исходное временное местоположение, за которым, по мере необходимости, следует определение значимости времени.</w:t>
+      </w:r>
+    </w:p>
+    <w:p>
+      <w:r>
+        <w:rPr>
+          <w:rFonts w:ascii="Verdana" w:hAnsi="Verdana"/>
+          <w:i/>
+          <w:sz w:val="14"/>
+        </w:rPr>
+        <w:t>Note 160: Уходящей радиации следует присваивать отрицательные значения.</w:t>
+      </w:r>
+    </w:p>
+    <w:p>
+      <w:r>
+        <w:rPr>
+          <w:rFonts w:ascii="Verdana" w:hAnsi="Verdana"/>
+          <w:i/>
+          <w:sz w:val="14"/>
+        </w:rPr>
+        <w:t>Note 161: Для компонент w, направленных вверх, следует выделять положительные значения с единицами измерения в м·с-1.</w:t>
+      </w:r>
+    </w:p>
+    <w:p>
+      <w:r>
+        <w:rPr>
+          <w:rFonts w:ascii="Verdana" w:hAnsi="Verdana"/>
+          <w:i/>
+          <w:sz w:val="14"/>
+        </w:rPr>
+        <w:t>Note 162: Пригодные диапазоны, использованные выше: 1011–1019 Бк для выбросов; 10-2–107 Бк и 10-2–107 мЗв для концентраций и доз.</w:t>
+      </w:r>
+    </w:p>
+    <w:p>
+      <w:r>
+        <w:rPr>
+          <w:rFonts w:ascii="Verdana" w:hAnsi="Verdana"/>
+          <w:i/>
+          <w:sz w:val="14"/>
+        </w:rPr>
+        <w:t>Note 163: Величины широты и приращений широты ограничены диапазоном от –90 до +90 градусов.</w:t>
+      </w:r>
+    </w:p>
+    <w:p>
+      <w:r>
+        <w:rPr>
+          <w:rFonts w:ascii="Verdana" w:hAnsi="Verdana"/>
+          <w:i/>
+          <w:sz w:val="14"/>
+        </w:rPr>
+        <w:t>Note 164: Величины долготы ограничены диапазоном от –180 до +180 градусов.</w:t>
+      </w:r>
+    </w:p>
+    <w:p>
+      <w:r>
+        <w:rPr>
+          <w:rFonts w:ascii="Verdana" w:hAnsi="Verdana"/>
+          <w:i/>
+          <w:sz w:val="14"/>
+        </w:rPr>
+        <w:t>Note 165: Вертикальные элементы и давление следует использовать для определения значений этих элементов независимо от элемента или переменной, означающей вертикальную координату.</w:t>
+      </w:r>
+    </w:p>
+    <w:p>
+      <w:r>
+        <w:rPr>
+          <w:rFonts w:ascii="Verdana" w:hAnsi="Verdana"/>
+          <w:i/>
+          <w:sz w:val="14"/>
+        </w:rPr>
+        <w:t>Note 166: Западная долгота выражается отрицательными величинами.</w:t>
+      </w:r>
+    </w:p>
+    <w:p>
+      <w:r>
+        <w:rPr>
+          <w:rFonts w:ascii="Verdana" w:hAnsi="Verdana"/>
+          <w:i/>
+          <w:sz w:val="14"/>
+        </w:rPr>
+        <w:t>Note 167: Для компонент u, направленных с запада на восток, следует выделять положительные значения.</w:t>
+      </w:r>
+    </w:p>
+    <w:p>
+      <w:r>
+        <w:rPr>
+          <w:rFonts w:ascii="Verdana" w:hAnsi="Verdana"/>
+          <w:i/>
+          <w:sz w:val="14"/>
+        </w:rPr>
+        <w:t>Note 176: Там, где в колонку «НАЗВАНИЕ ЭЛЕМЕНТА» вводится выражение «на указанной высоте и за указанный период», соответствующее вертикальное местоположение должно быть определено с использованием дескрипторов из класса 07 совместно с соответствующим периодом с использованием дескрипторов из класса 04.</w:t>
+      </w:r>
+    </w:p>
+    <w:p>
+      <w:r>
+        <w:rPr>
+          <w:rFonts w:ascii="Verdana" w:hAnsi="Verdana"/>
+          <w:i/>
+          <w:sz w:val="14"/>
+        </w:rPr>
+        <w:t>Note 178: Там, где величины суммируются или усредняются (например, за временной период), общее число значений, из которых получается сумма или среднее значение, может быть представлено с использованием ссылки 0 08 022.</w:t>
+      </w:r>
+    </w:p>
+    <w:p>
+      <w:r>
+        <w:rPr>
+          <w:rFonts w:ascii="Verdana" w:hAnsi="Verdana"/>
+          <w:i/>
+          <w:sz w:val="14"/>
+        </w:rPr>
+        <w:t>Note 179: Стандарты ветровых данных: Скорость Направление; Наблюдение отсутствует Отсутствует Отсутствует; Штиль 0 0; Обычное наблюдение &gt;0 1°–360°; Только скорость &gt;0 Отсутствует; Только направление Отсутствует 1°–360°; «Слабый и переменный» &gt;0 0</w:t>
+      </w:r>
+    </w:p>
+    <w:p>
+      <w:r>
+        <w:rPr>
+          <w:rFonts w:ascii="Verdana" w:hAnsi="Verdana"/>
+          <w:i/>
+          <w:sz w:val="14"/>
+        </w:rPr>
+        <w:t>Note 180: Стандарты сообщения о ветровых волнах и волнении: Наблюдения Скорость Направление; Нет наблюдений Отсутствует Отсутствует; Штиль 0 0; Обычное наблюдение &gt;0 1–360; Только скорость &gt;0 Отсутствует; Только направление Отсутствует 1–360; «Легкий и переменный» &gt;0 0</w:t>
       </w:r>
     </w:p>
     <w:tbl>
@@ -58,6 +418,9 @@
             <w:shd w:val="clear" w:color="auto" w:fill="D9D9D9"/>
           </w:tcPr>
           <w:p>
+            <w:pPr>
+              <w:spacing w:before="20" w:after="20"/>
+            </w:pPr>
             <w:r/>
             <w:r>
               <w:rPr>
@@ -75,6 +438,9 @@
             <w:shd w:val="clear" w:color="auto" w:fill="D9D9D9"/>
           </w:tcPr>
           <w:p>
+            <w:pPr>
+              <w:spacing w:before="20" w:after="20"/>
+            </w:pPr>
             <w:r/>
             <w:r>
               <w:rPr>
@@ -92,6 +458,9 @@
             <w:shd w:val="clear" w:color="auto" w:fill="D9D9D9"/>
           </w:tcPr>
           <w:p>
+            <w:pPr>
+              <w:spacing w:before="20" w:after="20"/>
+            </w:pPr>
             <w:r/>
             <w:r>
               <w:rPr>
@@ -109,6 +478,9 @@
             <w:shd w:val="clear" w:color="auto" w:fill="D9D9D9"/>
           </w:tcPr>
           <w:p>
+            <w:pPr>
+              <w:spacing w:before="20" w:after="20"/>
+            </w:pPr>
             <w:r/>
             <w:r>
               <w:rPr>
@@ -126,6 +498,9 @@
             <w:shd w:val="clear" w:color="auto" w:fill="D9D9D9"/>
           </w:tcPr>
           <w:p>
+            <w:pPr>
+              <w:spacing w:before="20" w:after="20"/>
+            </w:pPr>
             <w:r/>
             <w:r>
               <w:rPr>
@@ -143,6 +518,9 @@
             <w:shd w:val="clear" w:color="auto" w:fill="D9D9D9"/>
           </w:tcPr>
           <w:p>
+            <w:pPr>
+              <w:spacing w:before="20" w:after="20"/>
+            </w:pPr>
             <w:r/>
             <w:r>
               <w:rPr>
@@ -160,6 +538,9 @@
             <w:shd w:val="clear" w:color="auto" w:fill="D9D9D9"/>
           </w:tcPr>
           <w:p>
+            <w:pPr>
+              <w:spacing w:before="20" w:after="20"/>
+            </w:pPr>
             <w:r/>
             <w:r>
               <w:rPr>
@@ -177,6 +558,9 @@
             <w:shd w:val="clear" w:color="auto" w:fill="D9D9D9"/>
           </w:tcPr>
           <w:p>
+            <w:pPr>
+              <w:spacing w:before="20" w:after="20"/>
+            </w:pPr>
             <w:r/>
             <w:r>
               <w:rPr>
@@ -194,6 +578,9 @@
             <w:shd w:val="clear" w:color="auto" w:fill="D9D9D9"/>
           </w:tcPr>
           <w:p>
+            <w:pPr>
+              <w:spacing w:before="20" w:after="20"/>
+            </w:pPr>
             <w:r/>
             <w:r>
               <w:rPr>
@@ -211,6 +598,9 @@
             <w:shd w:val="clear" w:color="auto" w:fill="D9D9D9"/>
           </w:tcPr>
           <w:p>
+            <w:pPr>
+              <w:spacing w:before="20" w:after="20"/>
+            </w:pPr>
             <w:r/>
             <w:r>
               <w:rPr>
@@ -232,6 +622,9 @@
             <w:tcW w:type="dxa" w:w="1514"/>
           </w:tcPr>
           <w:p>
+            <w:pPr>
+              <w:spacing w:before="20" w:after="20"/>
+            </w:pPr>
             <w:r/>
             <w:r>
               <w:rPr>
@@ -248,6 +641,9 @@
             <w:tcW w:type="dxa" w:w="1514"/>
           </w:tcPr>
           <w:p>
+            <w:pPr>
+              <w:spacing w:before="20" w:after="20"/>
+            </w:pPr>
             <w:r/>
             <w:r>
               <w:rPr>
@@ -264,11 +660,13 @@
             <w:tcW w:type="dxa" w:w="1514"/>
           </w:tcPr>
           <w:p>
-            <w:r/>
-            <w:r>
-              <w:rPr>
-                <w:rFonts w:ascii="Verdana" w:hAnsi="Verdana"/>
-                <w:b w:val="0"/>
+            <w:pPr>
+              <w:spacing w:before="20" w:after="20"/>
+            </w:pPr>
+            <w:r/>
+            <w:r>
+              <w:rPr>
+                <w:rFonts w:ascii="Verdana" w:hAnsi="Verdana"/>
                 <w:sz w:val="16"/>
               </w:rPr>
               <w:t>Таблица флагов</w:t>
@@ -280,6 +678,9 @@
             <w:tcW w:type="dxa" w:w="1514"/>
           </w:tcPr>
           <w:p>
+            <w:pPr>
+              <w:spacing w:before="20" w:after="20"/>
+            </w:pPr>
             <w:r/>
             <w:r>
               <w:rPr>
@@ -296,6 +697,9 @@
             <w:tcW w:type="dxa" w:w="1514"/>
           </w:tcPr>
           <w:p>
+            <w:pPr>
+              <w:spacing w:before="20" w:after="20"/>
+            </w:pPr>
             <w:r/>
             <w:r>
               <w:rPr>
@@ -312,6 +716,9 @@
             <w:tcW w:type="dxa" w:w="1514"/>
           </w:tcPr>
           <w:p>
+            <w:pPr>
+              <w:spacing w:before="20" w:after="20"/>
+            </w:pPr>
             <w:r/>
             <w:r>
               <w:rPr>
@@ -328,11 +735,13 @@
             <w:tcW w:type="dxa" w:w="1514"/>
           </w:tcPr>
           <w:p>
-            <w:r/>
-            <w:r>
-              <w:rPr>
-                <w:rFonts w:ascii="Verdana" w:hAnsi="Verdana"/>
-                <w:b w:val="0"/>
+            <w:pPr>
+              <w:spacing w:before="20" w:after="20"/>
+            </w:pPr>
+            <w:r/>
+            <w:r>
+              <w:rPr>
+                <w:rFonts w:ascii="Verdana" w:hAnsi="Verdana"/>
                 <w:sz w:val="16"/>
               </w:rPr>
               <w:t>Таблица флагов</w:t>
@@ -344,6 +753,9 @@
             <w:tcW w:type="dxa" w:w="1514"/>
           </w:tcPr>
           <w:p>
+            <w:pPr>
+              <w:spacing w:before="20" w:after="20"/>
+            </w:pPr>
             <w:r/>
             <w:r>
               <w:rPr>
@@ -360,6 +772,9 @@
             <w:tcW w:type="dxa" w:w="1514"/>
           </w:tcPr>
           <w:p>
+            <w:pPr>
+              <w:spacing w:before="20" w:after="20"/>
+            </w:pPr>
             <w:r/>
             <w:r>
               <w:rPr>
@@ -376,6 +791,9 @@
             <w:tcW w:type="dxa" w:w="1514"/>
           </w:tcPr>
           <w:p>
+            <w:pPr>
+              <w:spacing w:before="20" w:after="20"/>
+            </w:pPr>
             <w:r/>
             <w:r>
               <w:rPr>
@@ -396,6 +814,9 @@
             <w:tcW w:type="dxa" w:w="1514"/>
           </w:tcPr>
           <w:p>
+            <w:pPr>
+              <w:spacing w:before="20" w:after="20"/>
+            </w:pPr>
             <w:r/>
             <w:r>
               <w:rPr>
@@ -412,6 +833,9 @@
             <w:tcW w:type="dxa" w:w="1514"/>
           </w:tcPr>
           <w:p>
+            <w:pPr>
+              <w:spacing w:before="20" w:after="20"/>
+            </w:pPr>
             <w:r/>
             <w:r>
               <w:rPr>
@@ -428,11 +852,13 @@
             <w:tcW w:type="dxa" w:w="1514"/>
           </w:tcPr>
           <w:p>
-            <w:r/>
-            <w:r>
-              <w:rPr>
-                <w:rFonts w:ascii="Verdana" w:hAnsi="Verdana"/>
-                <w:b w:val="0"/>
+            <w:pPr>
+              <w:spacing w:before="20" w:after="20"/>
+            </w:pPr>
+            <w:r/>
+            <w:r>
+              <w:rPr>
+                <w:rFonts w:ascii="Verdana" w:hAnsi="Verdana"/>
                 <w:sz w:val="16"/>
               </w:rPr>
               <w:t>Кодовая таблица</w:t>
@@ -444,6 +870,9 @@
             <w:tcW w:type="dxa" w:w="1514"/>
           </w:tcPr>
           <w:p>
+            <w:pPr>
+              <w:spacing w:before="20" w:after="20"/>
+            </w:pPr>
             <w:r/>
             <w:r>
               <w:rPr>
@@ -460,6 +889,9 @@
             <w:tcW w:type="dxa" w:w="1514"/>
           </w:tcPr>
           <w:p>
+            <w:pPr>
+              <w:spacing w:before="20" w:after="20"/>
+            </w:pPr>
             <w:r/>
             <w:r>
               <w:rPr>
@@ -476,6 +908,9 @@
             <w:tcW w:type="dxa" w:w="1514"/>
           </w:tcPr>
           <w:p>
+            <w:pPr>
+              <w:spacing w:before="20" w:after="20"/>
+            </w:pPr>
             <w:r/>
             <w:r>
               <w:rPr>
@@ -492,11 +927,13 @@
             <w:tcW w:type="dxa" w:w="1514"/>
           </w:tcPr>
           <w:p>
-            <w:r/>
-            <w:r>
-              <w:rPr>
-                <w:rFonts w:ascii="Verdana" w:hAnsi="Verdana"/>
-                <w:b w:val="0"/>
+            <w:pPr>
+              <w:spacing w:before="20" w:after="20"/>
+            </w:pPr>
+            <w:r/>
+            <w:r>
+              <w:rPr>
+                <w:rFonts w:ascii="Verdana" w:hAnsi="Verdana"/>
                 <w:sz w:val="16"/>
               </w:rPr>
               <w:t>Кодовая таблица</w:t>
@@ -508,6 +945,9 @@
             <w:tcW w:type="dxa" w:w="1514"/>
           </w:tcPr>
           <w:p>
+            <w:pPr>
+              <w:spacing w:before="20" w:after="20"/>
+            </w:pPr>
             <w:r/>
             <w:r>
               <w:rPr>
@@ -524,6 +964,9 @@
             <w:tcW w:type="dxa" w:w="1514"/>
           </w:tcPr>
           <w:p>
+            <w:pPr>
+              <w:spacing w:before="20" w:after="20"/>
+            </w:pPr>
             <w:r/>
             <w:r>
               <w:rPr>
@@ -540,6 +983,9 @@
             <w:tcW w:type="dxa" w:w="1514"/>
           </w:tcPr>
           <w:p>
+            <w:pPr>
+              <w:spacing w:before="20" w:after="20"/>
+            </w:pPr>
             <w:r/>
             <w:r>
               <w:rPr>
@@ -560,6 +1006,9 @@
             <w:tcW w:type="dxa" w:w="1514"/>
           </w:tcPr>
           <w:p>
+            <w:pPr>
+              <w:spacing w:before="20" w:after="20"/>
+            </w:pPr>
             <w:r/>
             <w:r>
               <w:rPr>
@@ -576,6 +1025,9 @@
             <w:tcW w:type="dxa" w:w="1514"/>
           </w:tcPr>
           <w:p>
+            <w:pPr>
+              <w:spacing w:before="20" w:after="20"/>
+            </w:pPr>
             <w:r/>
             <w:r>
               <w:rPr>
@@ -592,11 +1044,13 @@
             <w:tcW w:type="dxa" w:w="1514"/>
           </w:tcPr>
           <w:p>
-            <w:r/>
-            <w:r>
-              <w:rPr>
-                <w:rFonts w:ascii="Verdana" w:hAnsi="Verdana"/>
-                <w:b w:val="0"/>
+            <w:pPr>
+              <w:spacing w:before="20" w:after="20"/>
+            </w:pPr>
+            <w:r/>
+            <w:r>
+              <w:rPr>
+                <w:rFonts w:ascii="Verdana" w:hAnsi="Verdana"/>
                 <w:sz w:val="16"/>
               </w:rPr>
               <w:t>Кодовая таблица</w:t>
@@ -608,6 +1062,9 @@
             <w:tcW w:type="dxa" w:w="1514"/>
           </w:tcPr>
           <w:p>
+            <w:pPr>
+              <w:spacing w:before="20" w:after="20"/>
+            </w:pPr>
             <w:r/>
             <w:r>
               <w:rPr>
@@ -624,6 +1081,9 @@
             <w:tcW w:type="dxa" w:w="1514"/>
           </w:tcPr>
           <w:p>
+            <w:pPr>
+              <w:spacing w:before="20" w:after="20"/>
+            </w:pPr>
             <w:r/>
             <w:r>
               <w:rPr>
@@ -640,6 +1100,9 @@
             <w:tcW w:type="dxa" w:w="1514"/>
           </w:tcPr>
           <w:p>
+            <w:pPr>
+              <w:spacing w:before="20" w:after="20"/>
+            </w:pPr>
             <w:r/>
             <w:r>
               <w:rPr>
@@ -656,11 +1119,13 @@
             <w:tcW w:type="dxa" w:w="1514"/>
           </w:tcPr>
           <w:p>
-            <w:r/>
-            <w:r>
-              <w:rPr>
-                <w:rFonts w:ascii="Verdana" w:hAnsi="Verdana"/>
-                <w:b w:val="0"/>
+            <w:pPr>
+              <w:spacing w:before="20" w:after="20"/>
+            </w:pPr>
+            <w:r/>
+            <w:r>
+              <w:rPr>
+                <w:rFonts w:ascii="Verdana" w:hAnsi="Verdana"/>
                 <w:sz w:val="16"/>
               </w:rPr>
               <w:t>Кодовая таблица</w:t>
@@ -672,6 +1137,9 @@
             <w:tcW w:type="dxa" w:w="1514"/>
           </w:tcPr>
           <w:p>
+            <w:pPr>
+              <w:spacing w:before="20" w:after="20"/>
+            </w:pPr>
             <w:r/>
             <w:r>
               <w:rPr>
@@ -688,6 +1156,9 @@
             <w:tcW w:type="dxa" w:w="1514"/>
           </w:tcPr>
           <w:p>
+            <w:pPr>
+              <w:spacing w:before="20" w:after="20"/>
+            </w:pPr>
             <w:r/>
             <w:r>
               <w:rPr>
@@ -704,6 +1175,9 @@
             <w:tcW w:type="dxa" w:w="1514"/>
           </w:tcPr>
           <w:p>
+            <w:pPr>
+              <w:spacing w:before="20" w:after="20"/>
+            </w:pPr>
             <w:r/>
             <w:r>
               <w:rPr>
@@ -724,6 +1198,9 @@
             <w:tcW w:type="dxa" w:w="1514"/>
           </w:tcPr>
           <w:p>
+            <w:pPr>
+              <w:spacing w:before="20" w:after="20"/>
+            </w:pPr>
             <w:r/>
             <w:r>
               <w:rPr>
@@ -740,6 +1217,9 @@
             <w:tcW w:type="dxa" w:w="1514"/>
           </w:tcPr>
           <w:p>
+            <w:pPr>
+              <w:spacing w:before="20" w:after="20"/>
+            </w:pPr>
             <w:r/>
             <w:r>
               <w:rPr>
@@ -756,11 +1236,13 @@
             <w:tcW w:type="dxa" w:w="1514"/>
           </w:tcPr>
           <w:p>
-            <w:r/>
-            <w:r>
-              <w:rPr>
-                <w:rFonts w:ascii="Verdana" w:hAnsi="Verdana"/>
-                <w:b w:val="0"/>
+            <w:pPr>
+              <w:spacing w:before="20" w:after="20"/>
+            </w:pPr>
+            <w:r/>
+            <w:r>
+              <w:rPr>
+                <w:rFonts w:ascii="Verdana" w:hAnsi="Verdana"/>
                 <w:sz w:val="16"/>
               </w:rPr>
               <w:t>Кодовая таблица</w:t>
@@ -772,6 +1254,9 @@
             <w:tcW w:type="dxa" w:w="1514"/>
           </w:tcPr>
           <w:p>
+            <w:pPr>
+              <w:spacing w:before="20" w:after="20"/>
+            </w:pPr>
             <w:r/>
             <w:r>
               <w:rPr>
@@ -788,6 +1273,9 @@
             <w:tcW w:type="dxa" w:w="1514"/>
           </w:tcPr>
           <w:p>
+            <w:pPr>
+              <w:spacing w:before="20" w:after="20"/>
+            </w:pPr>
             <w:r/>
             <w:r>
               <w:rPr>
@@ -804,6 +1292,9 @@
             <w:tcW w:type="dxa" w:w="1514"/>
           </w:tcPr>
           <w:p>
+            <w:pPr>
+              <w:spacing w:before="20" w:after="20"/>
+            </w:pPr>
             <w:r/>
             <w:r>
               <w:rPr>
@@ -820,11 +1311,13 @@
             <w:tcW w:type="dxa" w:w="1514"/>
           </w:tcPr>
           <w:p>
-            <w:r/>
-            <w:r>
-              <w:rPr>
-                <w:rFonts w:ascii="Verdana" w:hAnsi="Verdana"/>
-                <w:b w:val="0"/>
+            <w:pPr>
+              <w:spacing w:before="20" w:after="20"/>
+            </w:pPr>
+            <w:r/>
+            <w:r>
+              <w:rPr>
+                <w:rFonts w:ascii="Verdana" w:hAnsi="Verdana"/>
                 <w:sz w:val="16"/>
               </w:rPr>
               <w:t>Кодовая таблица</w:t>
@@ -836,6 +1329,9 @@
             <w:tcW w:type="dxa" w:w="1514"/>
           </w:tcPr>
           <w:p>
+            <w:pPr>
+              <w:spacing w:before="20" w:after="20"/>
+            </w:pPr>
             <w:r/>
             <w:r>
               <w:rPr>
@@ -852,6 +1348,9 @@
             <w:tcW w:type="dxa" w:w="1514"/>
           </w:tcPr>
           <w:p>
+            <w:pPr>
+              <w:spacing w:before="20" w:after="20"/>
+            </w:pPr>
             <w:r/>
             <w:r>
               <w:rPr>
@@ -868,6 +1367,9 @@
             <w:tcW w:type="dxa" w:w="1514"/>
           </w:tcPr>
           <w:p>
+            <w:pPr>
+              <w:spacing w:before="20" w:after="20"/>
+            </w:pPr>
             <w:r/>
             <w:r>
               <w:rPr>
@@ -888,6 +1390,9 @@
             <w:tcW w:type="dxa" w:w="1514"/>
           </w:tcPr>
           <w:p>
+            <w:pPr>
+              <w:spacing w:before="20" w:after="20"/>
+            </w:pPr>
             <w:r/>
             <w:r>
               <w:rPr>
@@ -904,6 +1409,9 @@
             <w:tcW w:type="dxa" w:w="1514"/>
           </w:tcPr>
           <w:p>
+            <w:pPr>
+              <w:spacing w:before="20" w:after="20"/>
+            </w:pPr>
             <w:r/>
             <w:r>
               <w:rPr>
@@ -920,11 +1428,13 @@
             <w:tcW w:type="dxa" w:w="1514"/>
           </w:tcPr>
           <w:p>
-            <w:r/>
-            <w:r>
-              <w:rPr>
-                <w:rFonts w:ascii="Verdana" w:hAnsi="Verdana"/>
-                <w:b w:val="0"/>
+            <w:pPr>
+              <w:spacing w:before="20" w:after="20"/>
+            </w:pPr>
+            <w:r/>
+            <w:r>
+              <w:rPr>
+                <w:rFonts w:ascii="Verdana" w:hAnsi="Verdana"/>
                 <w:sz w:val="16"/>
               </w:rPr>
               <w:t>Кодовая таблица</w:t>
@@ -936,6 +1446,9 @@
             <w:tcW w:type="dxa" w:w="1514"/>
           </w:tcPr>
           <w:p>
+            <w:pPr>
+              <w:spacing w:before="20" w:after="20"/>
+            </w:pPr>
             <w:r/>
             <w:r>
               <w:rPr>
@@ -952,6 +1465,9 @@
             <w:tcW w:type="dxa" w:w="1514"/>
           </w:tcPr>
           <w:p>
+            <w:pPr>
+              <w:spacing w:before="20" w:after="20"/>
+            </w:pPr>
             <w:r/>
             <w:r>
               <w:rPr>
@@ -968,6 +1484,9 @@
             <w:tcW w:type="dxa" w:w="1514"/>
           </w:tcPr>
           <w:p>
+            <w:pPr>
+              <w:spacing w:before="20" w:after="20"/>
+            </w:pPr>
             <w:r/>
             <w:r>
               <w:rPr>
@@ -984,11 +1503,13 @@
             <w:tcW w:type="dxa" w:w="1514"/>
           </w:tcPr>
           <w:p>
-            <w:r/>
-            <w:r>
-              <w:rPr>
-                <w:rFonts w:ascii="Verdana" w:hAnsi="Verdana"/>
-                <w:b w:val="0"/>
+            <w:pPr>
+              <w:spacing w:before="20" w:after="20"/>
+            </w:pPr>
+            <w:r/>
+            <w:r>
+              <w:rPr>
+                <w:rFonts w:ascii="Verdana" w:hAnsi="Verdana"/>
                 <w:sz w:val="16"/>
               </w:rPr>
               <w:t>Кодовая таблица</w:t>
@@ -1000,6 +1521,9 @@
             <w:tcW w:type="dxa" w:w="1514"/>
           </w:tcPr>
           <w:p>
+            <w:pPr>
+              <w:spacing w:before="20" w:after="20"/>
+            </w:pPr>
             <w:r/>
             <w:r>
               <w:rPr>
@@ -1016,6 +1540,9 @@
             <w:tcW w:type="dxa" w:w="1514"/>
           </w:tcPr>
           <w:p>
+            <w:pPr>
+              <w:spacing w:before="20" w:after="20"/>
+            </w:pPr>
             <w:r/>
             <w:r>
               <w:rPr>
@@ -1032,6 +1559,9 @@
             <w:tcW w:type="dxa" w:w="1514"/>
           </w:tcPr>
           <w:p>
+            <w:pPr>
+              <w:spacing w:before="20" w:after="20"/>
+            </w:pPr>
             <w:r/>
             <w:r>
               <w:rPr>
@@ -1052,6 +1582,9 @@
             <w:tcW w:type="dxa" w:w="1514"/>
           </w:tcPr>
           <w:p>
+            <w:pPr>
+              <w:spacing w:before="20" w:after="20"/>
+            </w:pPr>
             <w:r/>
             <w:r>
               <w:rPr>
@@ -1068,6 +1601,9 @@
             <w:tcW w:type="dxa" w:w="1514"/>
           </w:tcPr>
           <w:p>
+            <w:pPr>
+              <w:spacing w:before="20" w:after="20"/>
+            </w:pPr>
             <w:r/>
             <w:r>
               <w:rPr>
@@ -1084,11 +1620,13 @@
             <w:tcW w:type="dxa" w:w="1514"/>
           </w:tcPr>
           <w:p>
-            <w:r/>
-            <w:r>
-              <w:rPr>
-                <w:rFonts w:ascii="Verdana" w:hAnsi="Verdana"/>
-                <w:b w:val="0"/>
+            <w:pPr>
+              <w:spacing w:before="20" w:after="20"/>
+            </w:pPr>
+            <w:r/>
+            <w:r>
+              <w:rPr>
+                <w:rFonts w:ascii="Verdana" w:hAnsi="Verdana"/>
                 <w:sz w:val="16"/>
               </w:rPr>
               <w:t>Таблица флагов</w:t>
@@ -1100,6 +1638,9 @@
             <w:tcW w:type="dxa" w:w="1514"/>
           </w:tcPr>
           <w:p>
+            <w:pPr>
+              <w:spacing w:before="20" w:after="20"/>
+            </w:pPr>
             <w:r/>
             <w:r>
               <w:rPr>
@@ -1116,6 +1657,9 @@
             <w:tcW w:type="dxa" w:w="1514"/>
           </w:tcPr>
           <w:p>
+            <w:pPr>
+              <w:spacing w:before="20" w:after="20"/>
+            </w:pPr>
             <w:r/>
             <w:r>
               <w:rPr>
@@ -1132,6 +1676,9 @@
             <w:tcW w:type="dxa" w:w="1514"/>
           </w:tcPr>
           <w:p>
+            <w:pPr>
+              <w:spacing w:before="20" w:after="20"/>
+            </w:pPr>
             <w:r/>
             <w:r>
               <w:rPr>
@@ -1148,11 +1695,13 @@
             <w:tcW w:type="dxa" w:w="1514"/>
           </w:tcPr>
           <w:p>
-            <w:r/>
-            <w:r>
-              <w:rPr>
-                <w:rFonts w:ascii="Verdana" w:hAnsi="Verdana"/>
-                <w:b w:val="0"/>
+            <w:pPr>
+              <w:spacing w:before="20" w:after="20"/>
+            </w:pPr>
+            <w:r/>
+            <w:r>
+              <w:rPr>
+                <w:rFonts w:ascii="Verdana" w:hAnsi="Verdana"/>
                 <w:sz w:val="16"/>
               </w:rPr>
               <w:t>Таблица флагов</w:t>
@@ -1164,6 +1713,9 @@
             <w:tcW w:type="dxa" w:w="1514"/>
           </w:tcPr>
           <w:p>
+            <w:pPr>
+              <w:spacing w:before="20" w:after="20"/>
+            </w:pPr>
             <w:r/>
             <w:r>
               <w:rPr>
@@ -1180,6 +1732,9 @@
             <w:tcW w:type="dxa" w:w="1514"/>
           </w:tcPr>
           <w:p>
+            <w:pPr>
+              <w:spacing w:before="20" w:after="20"/>
+            </w:pPr>
             <w:r/>
             <w:r>
               <w:rPr>
@@ -1196,6 +1751,9 @@
             <w:tcW w:type="dxa" w:w="1514"/>
           </w:tcPr>
           <w:p>
+            <w:pPr>
+              <w:spacing w:before="20" w:after="20"/>
+            </w:pPr>
             <w:r/>
             <w:r>
               <w:rPr>
@@ -1216,6 +1774,9 @@
             <w:tcW w:type="dxa" w:w="1514"/>
           </w:tcPr>
           <w:p>
+            <w:pPr>
+              <w:spacing w:before="20" w:after="20"/>
+            </w:pPr>
             <w:r/>
             <w:r>
               <w:rPr>
@@ -1232,6 +1793,9 @@
             <w:tcW w:type="dxa" w:w="1514"/>
           </w:tcPr>
           <w:p>
+            <w:pPr>
+              <w:spacing w:before="20" w:after="20"/>
+            </w:pPr>
             <w:r/>
             <w:r>
               <w:rPr>
@@ -1248,11 +1812,13 @@
             <w:tcW w:type="dxa" w:w="1514"/>
           </w:tcPr>
           <w:p>
-            <w:r/>
-            <w:r>
-              <w:rPr>
-                <w:rFonts w:ascii="Verdana" w:hAnsi="Verdana"/>
-                <w:b w:val="0"/>
+            <w:pPr>
+              <w:spacing w:before="20" w:after="20"/>
+            </w:pPr>
+            <w:r/>
+            <w:r>
+              <w:rPr>
+                <w:rFonts w:ascii="Verdana" w:hAnsi="Verdana"/>
                 <w:sz w:val="16"/>
               </w:rPr>
               <w:t>Кодовая таблица</w:t>
@@ -1264,6 +1830,9 @@
             <w:tcW w:type="dxa" w:w="1514"/>
           </w:tcPr>
           <w:p>
+            <w:pPr>
+              <w:spacing w:before="20" w:after="20"/>
+            </w:pPr>
             <w:r/>
             <w:r>
               <w:rPr>
@@ -1280,6 +1849,9 @@
             <w:tcW w:type="dxa" w:w="1514"/>
           </w:tcPr>
           <w:p>
+            <w:pPr>
+              <w:spacing w:before="20" w:after="20"/>
+            </w:pPr>
             <w:r/>
             <w:r>
               <w:rPr>
@@ -1296,6 +1868,9 @@
             <w:tcW w:type="dxa" w:w="1514"/>
           </w:tcPr>
           <w:p>
+            <w:pPr>
+              <w:spacing w:before="20" w:after="20"/>
+            </w:pPr>
             <w:r/>
             <w:r>
               <w:rPr>
@@ -1312,11 +1887,13 @@
             <w:tcW w:type="dxa" w:w="1514"/>
           </w:tcPr>
           <w:p>
-            <w:r/>
-            <w:r>
-              <w:rPr>
-                <w:rFonts w:ascii="Verdana" w:hAnsi="Verdana"/>
-                <w:b w:val="0"/>
+            <w:pPr>
+              <w:spacing w:before="20" w:after="20"/>
+            </w:pPr>
+            <w:r/>
+            <w:r>
+              <w:rPr>
+                <w:rFonts w:ascii="Verdana" w:hAnsi="Verdana"/>
                 <w:sz w:val="16"/>
               </w:rPr>
               <w:t>Кодовая таблица</w:t>
@@ -1328,6 +1905,9 @@
             <w:tcW w:type="dxa" w:w="1514"/>
           </w:tcPr>
           <w:p>
+            <w:pPr>
+              <w:spacing w:before="20" w:after="20"/>
+            </w:pPr>
             <w:r/>
             <w:r>
               <w:rPr>
@@ -1344,6 +1924,9 @@
             <w:tcW w:type="dxa" w:w="1514"/>
           </w:tcPr>
           <w:p>
+            <w:pPr>
+              <w:spacing w:before="20" w:after="20"/>
+            </w:pPr>
             <w:r/>
             <w:r>
               <w:rPr>
@@ -1360,6 +1943,9 @@
             <w:tcW w:type="dxa" w:w="1514"/>
           </w:tcPr>
           <w:p>
+            <w:pPr>
+              <w:spacing w:before="20" w:after="20"/>
+            </w:pPr>
             <w:r/>
             <w:r>
               <w:rPr>
@@ -1380,6 +1966,9 @@
             <w:tcW w:type="dxa" w:w="1514"/>
           </w:tcPr>
           <w:p>
+            <w:pPr>
+              <w:spacing w:before="20" w:after="20"/>
+            </w:pPr>
             <w:r/>
             <w:r>
               <w:rPr>
@@ -1396,6 +1985,9 @@
             <w:tcW w:type="dxa" w:w="1514"/>
           </w:tcPr>
           <w:p>
+            <w:pPr>
+              <w:spacing w:before="20" w:after="20"/>
+            </w:pPr>
             <w:r/>
             <w:r>
               <w:rPr>
@@ -1412,11 +2004,13 @@
             <w:tcW w:type="dxa" w:w="1514"/>
           </w:tcPr>
           <w:p>
-            <w:r/>
-            <w:r>
-              <w:rPr>
-                <w:rFonts w:ascii="Verdana" w:hAnsi="Verdana"/>
-                <w:b w:val="0"/>
+            <w:pPr>
+              <w:spacing w:before="20" w:after="20"/>
+            </w:pPr>
+            <w:r/>
+            <w:r>
+              <w:rPr>
+                <w:rFonts w:ascii="Verdana" w:hAnsi="Verdana"/>
                 <w:sz w:val="16"/>
               </w:rPr>
               <w:t>Таблица флагов</w:t>
@@ -1428,6 +2022,9 @@
             <w:tcW w:type="dxa" w:w="1514"/>
           </w:tcPr>
           <w:p>
+            <w:pPr>
+              <w:spacing w:before="20" w:after="20"/>
+            </w:pPr>
             <w:r/>
             <w:r>
               <w:rPr>
@@ -1444,6 +2041,9 @@
             <w:tcW w:type="dxa" w:w="1514"/>
           </w:tcPr>
           <w:p>
+            <w:pPr>
+              <w:spacing w:before="20" w:after="20"/>
+            </w:pPr>
             <w:r/>
             <w:r>
               <w:rPr>
@@ -1460,6 +2060,9 @@
             <w:tcW w:type="dxa" w:w="1514"/>
           </w:tcPr>
           <w:p>
+            <w:pPr>
+              <w:spacing w:before="20" w:after="20"/>
+            </w:pPr>
             <w:r/>
             <w:r>
               <w:rPr>
@@ -1476,11 +2079,13 @@
             <w:tcW w:type="dxa" w:w="1514"/>
           </w:tcPr>
           <w:p>
-            <w:r/>
-            <w:r>
-              <w:rPr>
-                <w:rFonts w:ascii="Verdana" w:hAnsi="Verdana"/>
-                <w:b w:val="0"/>
+            <w:pPr>
+              <w:spacing w:before="20" w:after="20"/>
+            </w:pPr>
+            <w:r/>
+            <w:r>
+              <w:rPr>
+                <w:rFonts w:ascii="Verdana" w:hAnsi="Verdana"/>
                 <w:sz w:val="16"/>
               </w:rPr>
               <w:t>Таблица флагов</w:t>
@@ -1492,6 +2097,9 @@
             <w:tcW w:type="dxa" w:w="1514"/>
           </w:tcPr>
           <w:p>
+            <w:pPr>
+              <w:spacing w:before="20" w:after="20"/>
+            </w:pPr>
             <w:r/>
             <w:r>
               <w:rPr>
@@ -1508,6 +2116,9 @@
             <w:tcW w:type="dxa" w:w="1514"/>
           </w:tcPr>
           <w:p>
+            <w:pPr>
+              <w:spacing w:before="20" w:after="20"/>
+            </w:pPr>
             <w:r/>
             <w:r>
               <w:rPr>
@@ -1524,6 +2135,9 @@
             <w:tcW w:type="dxa" w:w="1514"/>
           </w:tcPr>
           <w:p>
+            <w:pPr>
+              <w:spacing w:before="20" w:after="20"/>
+            </w:pPr>
             <w:r/>
             <w:r>
               <w:rPr>
@@ -1544,6 +2158,9 @@
             <w:tcW w:type="dxa" w:w="1514"/>
           </w:tcPr>
           <w:p>
+            <w:pPr>
+              <w:spacing w:before="20" w:after="20"/>
+            </w:pPr>
             <w:r/>
             <w:r>
               <w:rPr>
@@ -1560,6 +2177,9 @@
             <w:tcW w:type="dxa" w:w="1514"/>
           </w:tcPr>
           <w:p>
+            <w:pPr>
+              <w:spacing w:before="20" w:after="20"/>
+            </w:pPr>
             <w:r/>
             <w:r>
               <w:rPr>
@@ -1576,11 +2196,13 @@
             <w:tcW w:type="dxa" w:w="1514"/>
           </w:tcPr>
           <w:p>
-            <w:r/>
-            <w:r>
-              <w:rPr>
-                <w:rFonts w:ascii="Verdana" w:hAnsi="Verdana"/>
-                <w:b w:val="0"/>
+            <w:pPr>
+              <w:spacing w:before="20" w:after="20"/>
+            </w:pPr>
+            <w:r/>
+            <w:r>
+              <w:rPr>
+                <w:rFonts w:ascii="Verdana" w:hAnsi="Verdana"/>
                 <w:sz w:val="16"/>
               </w:rPr>
               <w:t>Кодовая таблица</w:t>
@@ -1592,6 +2214,9 @@
             <w:tcW w:type="dxa" w:w="1514"/>
           </w:tcPr>
           <w:p>
+            <w:pPr>
+              <w:spacing w:before="20" w:after="20"/>
+            </w:pPr>
             <w:r/>
             <w:r>
               <w:rPr>
@@ -1608,6 +2233,9 @@
             <w:tcW w:type="dxa" w:w="1514"/>
           </w:tcPr>
           <w:p>
+            <w:pPr>
+              <w:spacing w:before="20" w:after="20"/>
+            </w:pPr>
             <w:r/>
             <w:r>
               <w:rPr>
@@ -1624,6 +2252,9 @@
             <w:tcW w:type="dxa" w:w="1514"/>
           </w:tcPr>
           <w:p>
+            <w:pPr>
+              <w:spacing w:before="20" w:after="20"/>
+            </w:pPr>
             <w:r/>
             <w:r>
               <w:rPr>
@@ -1640,11 +2271,13 @@
             <w:tcW w:type="dxa" w:w="1514"/>
           </w:tcPr>
           <w:p>
-            <w:r/>
-            <w:r>
-              <w:rPr>
-                <w:rFonts w:ascii="Verdana" w:hAnsi="Verdana"/>
-                <w:b w:val="0"/>
+            <w:pPr>
+              <w:spacing w:before="20" w:after="20"/>
+            </w:pPr>
+            <w:r/>
+            <w:r>
+              <w:rPr>
+                <w:rFonts w:ascii="Verdana" w:hAnsi="Verdana"/>
                 <w:sz w:val="16"/>
               </w:rPr>
               <w:t>Кодовая таблица</w:t>
@@ -1656,6 +2289,9 @@
             <w:tcW w:type="dxa" w:w="1514"/>
           </w:tcPr>
           <w:p>
+            <w:pPr>
+              <w:spacing w:before="20" w:after="20"/>
+            </w:pPr>
             <w:r/>
             <w:r>
               <w:rPr>
@@ -1672,6 +2308,9 @@
             <w:tcW w:type="dxa" w:w="1514"/>
           </w:tcPr>
           <w:p>
+            <w:pPr>
+              <w:spacing w:before="20" w:after="20"/>
+            </w:pPr>
             <w:r/>
             <w:r>
               <w:rPr>
@@ -1688,6 +2327,9 @@
             <w:tcW w:type="dxa" w:w="1514"/>
           </w:tcPr>
           <w:p>
+            <w:pPr>
+              <w:spacing w:before="20" w:after="20"/>
+            </w:pPr>
             <w:r/>
             <w:r>
               <w:rPr>
@@ -1708,6 +2350,9 @@
             <w:tcW w:type="dxa" w:w="1514"/>
           </w:tcPr>
           <w:p>
+            <w:pPr>
+              <w:spacing w:before="20" w:after="20"/>
+            </w:pPr>
             <w:r/>
             <w:r>
               <w:rPr>
@@ -1724,6 +2369,9 @@
             <w:tcW w:type="dxa" w:w="1514"/>
           </w:tcPr>
           <w:p>
+            <w:pPr>
+              <w:spacing w:before="20" w:after="20"/>
+            </w:pPr>
             <w:r/>
             <w:r>
               <w:rPr>
@@ -1740,11 +2388,13 @@
             <w:tcW w:type="dxa" w:w="1514"/>
           </w:tcPr>
           <w:p>
-            <w:r/>
-            <w:r>
-              <w:rPr>
-                <w:rFonts w:ascii="Verdana" w:hAnsi="Verdana"/>
-                <w:b w:val="0"/>
+            <w:pPr>
+              <w:spacing w:before="20" w:after="20"/>
+            </w:pPr>
+            <w:r/>
+            <w:r>
+              <w:rPr>
+                <w:rFonts w:ascii="Verdana" w:hAnsi="Verdana"/>
                 <w:sz w:val="16"/>
               </w:rPr>
               <w:t>Кодовая таблица</w:t>
@@ -1756,6 +2406,9 @@
             <w:tcW w:type="dxa" w:w="1514"/>
           </w:tcPr>
           <w:p>
+            <w:pPr>
+              <w:spacing w:before="20" w:after="20"/>
+            </w:pPr>
             <w:r/>
             <w:r>
               <w:rPr>
@@ -1772,6 +2425,9 @@
             <w:tcW w:type="dxa" w:w="1514"/>
           </w:tcPr>
           <w:p>
+            <w:pPr>
+              <w:spacing w:before="20" w:after="20"/>
+            </w:pPr>
             <w:r/>
             <w:r>
               <w:rPr>
@@ -1788,6 +2444,9 @@
             <w:tcW w:type="dxa" w:w="1514"/>
           </w:tcPr>
           <w:p>
+            <w:pPr>
+              <w:spacing w:before="20" w:after="20"/>
+            </w:pPr>
             <w:r/>
             <w:r>
               <w:rPr>
@@ -1804,11 +2463,13 @@
             <w:tcW w:type="dxa" w:w="1514"/>
           </w:tcPr>
           <w:p>
-            <w:r/>
-            <w:r>
-              <w:rPr>
-                <w:rFonts w:ascii="Verdana" w:hAnsi="Verdana"/>
-                <w:b w:val="0"/>
+            <w:pPr>
+              <w:spacing w:before="20" w:after="20"/>
+            </w:pPr>
+            <w:r/>
+            <w:r>
+              <w:rPr>
+                <w:rFonts w:ascii="Verdana" w:hAnsi="Verdana"/>
                 <w:sz w:val="16"/>
               </w:rPr>
               <w:t>Кодовая таблица</w:t>
@@ -1820,6 +2481,9 @@
             <w:tcW w:type="dxa" w:w="1514"/>
           </w:tcPr>
           <w:p>
+            <w:pPr>
+              <w:spacing w:before="20" w:after="20"/>
+            </w:pPr>
             <w:r/>
             <w:r>
               <w:rPr>
@@ -1836,6 +2500,9 @@
             <w:tcW w:type="dxa" w:w="1514"/>
           </w:tcPr>
           <w:p>
+            <w:pPr>
+              <w:spacing w:before="20" w:after="20"/>
+            </w:pPr>
             <w:r/>
             <w:r>
               <w:rPr>
@@ -1852,6 +2519,9 @@
             <w:tcW w:type="dxa" w:w="1514"/>
           </w:tcPr>
           <w:p>
+            <w:pPr>
+              <w:spacing w:before="20" w:after="20"/>
+            </w:pPr>
             <w:r/>
             <w:r>
               <w:rPr>
@@ -1872,6 +2542,9 @@
             <w:tcW w:type="dxa" w:w="1514"/>
           </w:tcPr>
           <w:p>
+            <w:pPr>
+              <w:spacing w:before="20" w:after="20"/>
+            </w:pPr>
             <w:r/>
             <w:r>
               <w:rPr>
@@ -1888,6 +2561,9 @@
             <w:tcW w:type="dxa" w:w="1514"/>
           </w:tcPr>
           <w:p>
+            <w:pPr>
+              <w:spacing w:before="20" w:after="20"/>
+            </w:pPr>
             <w:r/>
             <w:r>
               <w:rPr>
@@ -1904,11 +2580,13 @@
             <w:tcW w:type="dxa" w:w="1514"/>
           </w:tcPr>
           <w:p>
-            <w:r/>
-            <w:r>
-              <w:rPr>
-                <w:rFonts w:ascii="Verdana" w:hAnsi="Verdana"/>
-                <w:b w:val="0"/>
+            <w:pPr>
+              <w:spacing w:before="20" w:after="20"/>
+            </w:pPr>
+            <w:r/>
+            <w:r>
+              <w:rPr>
+                <w:rFonts w:ascii="Verdana" w:hAnsi="Verdana"/>
                 <w:sz w:val="16"/>
               </w:rPr>
               <w:t>Кодовая таблица</w:t>
@@ -1920,6 +2598,9 @@
             <w:tcW w:type="dxa" w:w="1514"/>
           </w:tcPr>
           <w:p>
+            <w:pPr>
+              <w:spacing w:before="20" w:after="20"/>
+            </w:pPr>
             <w:r/>
             <w:r>
               <w:rPr>
@@ -1936,6 +2617,9 @@
             <w:tcW w:type="dxa" w:w="1514"/>
           </w:tcPr>
           <w:p>
+            <w:pPr>
+              <w:spacing w:before="20" w:after="20"/>
+            </w:pPr>
             <w:r/>
             <w:r>
               <w:rPr>
@@ -1952,6 +2636,9 @@
             <w:tcW w:type="dxa" w:w="1514"/>
           </w:tcPr>
           <w:p>
+            <w:pPr>
+              <w:spacing w:before="20" w:after="20"/>
+            </w:pPr>
             <w:r/>
             <w:r>
               <w:rPr>
@@ -1968,11 +2655,13 @@
             <w:tcW w:type="dxa" w:w="1514"/>
           </w:tcPr>
           <w:p>
-            <w:r/>
-            <w:r>
-              <w:rPr>
-                <w:rFonts w:ascii="Verdana" w:hAnsi="Verdana"/>
-                <w:b w:val="0"/>
+            <w:pPr>
+              <w:spacing w:before="20" w:after="20"/>
+            </w:pPr>
+            <w:r/>
+            <w:r>
+              <w:rPr>
+                <w:rFonts w:ascii="Verdana" w:hAnsi="Verdana"/>
                 <w:sz w:val="16"/>
               </w:rPr>
               <w:t>Кодовая таблица</w:t>
@@ -1984,6 +2673,9 @@
             <w:tcW w:type="dxa" w:w="1514"/>
           </w:tcPr>
           <w:p>
+            <w:pPr>
+              <w:spacing w:before="20" w:after="20"/>
+            </w:pPr>
             <w:r/>
             <w:r>
               <w:rPr>
@@ -2000,6 +2692,9 @@
             <w:tcW w:type="dxa" w:w="1514"/>
           </w:tcPr>
           <w:p>
+            <w:pPr>
+              <w:spacing w:before="20" w:after="20"/>
+            </w:pPr>
             <w:r/>
             <w:r>
               <w:rPr>
@@ -2016,6 +2711,9 @@
             <w:tcW w:type="dxa" w:w="1514"/>
           </w:tcPr>
           <w:p>
+            <w:pPr>
+              <w:spacing w:before="20" w:after="20"/>
+            </w:pPr>
             <w:r/>
             <w:r>
               <w:rPr>
@@ -2036,6 +2734,9 @@
             <w:tcW w:type="dxa" w:w="1514"/>
           </w:tcPr>
           <w:p>
+            <w:pPr>
+              <w:spacing w:before="20" w:after="20"/>
+            </w:pPr>
             <w:r/>
             <w:r>
               <w:rPr>
@@ -2052,6 +2753,9 @@
             <w:tcW w:type="dxa" w:w="1514"/>
           </w:tcPr>
           <w:p>
+            <w:pPr>
+              <w:spacing w:before="20" w:after="20"/>
+            </w:pPr>
             <w:r/>
             <w:r>
               <w:rPr>
@@ -2068,11 +2772,13 @@
             <w:tcW w:type="dxa" w:w="1514"/>
           </w:tcPr>
           <w:p>
-            <w:r/>
-            <w:r>
-              <w:rPr>
-                <w:rFonts w:ascii="Verdana" w:hAnsi="Verdana"/>
-                <w:b w:val="0"/>
+            <w:pPr>
+              <w:spacing w:before="20" w:after="20"/>
+            </w:pPr>
+            <w:r/>
+            <w:r>
+              <w:rPr>
+                <w:rFonts w:ascii="Verdana" w:hAnsi="Verdana"/>
                 <w:sz w:val="16"/>
               </w:rPr>
               <w:t>Кодовая таблица</w:t>
@@ -2084,6 +2790,9 @@
             <w:tcW w:type="dxa" w:w="1514"/>
           </w:tcPr>
           <w:p>
+            <w:pPr>
+              <w:spacing w:before="20" w:after="20"/>
+            </w:pPr>
             <w:r/>
             <w:r>
               <w:rPr>
@@ -2100,6 +2809,9 @@
             <w:tcW w:type="dxa" w:w="1514"/>
           </w:tcPr>
           <w:p>
+            <w:pPr>
+              <w:spacing w:before="20" w:after="20"/>
+            </w:pPr>
             <w:r/>
             <w:r>
               <w:rPr>
@@ -2116,6 +2828,9 @@
             <w:tcW w:type="dxa" w:w="1514"/>
           </w:tcPr>
           <w:p>
+            <w:pPr>
+              <w:spacing w:before="20" w:after="20"/>
+            </w:pPr>
             <w:r/>
             <w:r>
               <w:rPr>
@@ -2132,11 +2847,13 @@
             <w:tcW w:type="dxa" w:w="1514"/>
           </w:tcPr>
           <w:p>
-            <w:r/>
-            <w:r>
-              <w:rPr>
-                <w:rFonts w:ascii="Verdana" w:hAnsi="Verdana"/>
-                <w:b w:val="0"/>
+            <w:pPr>
+              <w:spacing w:before="20" w:after="20"/>
+            </w:pPr>
+            <w:r/>
+            <w:r>
+              <w:rPr>
+                <w:rFonts w:ascii="Verdana" w:hAnsi="Verdana"/>
                 <w:sz w:val="16"/>
               </w:rPr>
               <w:t>Кодовая таблица</w:t>
@@ -2148,6 +2865,9 @@
             <w:tcW w:type="dxa" w:w="1514"/>
           </w:tcPr>
           <w:p>
+            <w:pPr>
+              <w:spacing w:before="20" w:after="20"/>
+            </w:pPr>
             <w:r/>
             <w:r>
               <w:rPr>
@@ -2164,6 +2884,9 @@
             <w:tcW w:type="dxa" w:w="1514"/>
           </w:tcPr>
           <w:p>
+            <w:pPr>
+              <w:spacing w:before="20" w:after="20"/>
+            </w:pPr>
             <w:r/>
             <w:r>
               <w:rPr>
@@ -2180,6 +2903,9 @@
             <w:tcW w:type="dxa" w:w="1514"/>
           </w:tcPr>
           <w:p>
+            <w:pPr>
+              <w:spacing w:before="20" w:after="20"/>
+            </w:pPr>
             <w:r/>
             <w:r>
               <w:rPr>
@@ -2200,6 +2926,9 @@
             <w:tcW w:type="dxa" w:w="1514"/>
           </w:tcPr>
           <w:p>
+            <w:pPr>
+              <w:spacing w:before="20" w:after="20"/>
+            </w:pPr>
             <w:r/>
             <w:r>
               <w:rPr>
@@ -2216,6 +2945,9 @@
             <w:tcW w:type="dxa" w:w="1514"/>
           </w:tcPr>
           <w:p>
+            <w:pPr>
+              <w:spacing w:before="20" w:after="20"/>
+            </w:pPr>
             <w:r/>
             <w:r>
               <w:rPr>
@@ -2232,11 +2964,13 @@
             <w:tcW w:type="dxa" w:w="1514"/>
           </w:tcPr>
           <w:p>
-            <w:r/>
-            <w:r>
-              <w:rPr>
-                <w:rFonts w:ascii="Verdana" w:hAnsi="Verdana"/>
-                <w:b w:val="0"/>
+            <w:pPr>
+              <w:spacing w:before="20" w:after="20"/>
+            </w:pPr>
+            <w:r/>
+            <w:r>
+              <w:rPr>
+                <w:rFonts w:ascii="Verdana" w:hAnsi="Verdana"/>
                 <w:sz w:val="16"/>
               </w:rPr>
               <w:t>Кодовая таблица</w:t>
@@ -2248,6 +2982,9 @@
             <w:tcW w:type="dxa" w:w="1514"/>
           </w:tcPr>
           <w:p>
+            <w:pPr>
+              <w:spacing w:before="20" w:after="20"/>
+            </w:pPr>
             <w:r/>
             <w:r>
               <w:rPr>
@@ -2264,6 +3001,9 @@
             <w:tcW w:type="dxa" w:w="1514"/>
           </w:tcPr>
           <w:p>
+            <w:pPr>
+              <w:spacing w:before="20" w:after="20"/>
+            </w:pPr>
             <w:r/>
             <w:r>
               <w:rPr>
@@ -2280,6 +3020,9 @@
             <w:tcW w:type="dxa" w:w="1514"/>
           </w:tcPr>
           <w:p>
+            <w:pPr>
+              <w:spacing w:before="20" w:after="20"/>
+            </w:pPr>
             <w:r/>
             <w:r>
               <w:rPr>
@@ -2296,11 +3039,13 @@
             <w:tcW w:type="dxa" w:w="1514"/>
           </w:tcPr>
           <w:p>
-            <w:r/>
-            <w:r>
-              <w:rPr>
-                <w:rFonts w:ascii="Verdana" w:hAnsi="Verdana"/>
-                <w:b w:val="0"/>
+            <w:pPr>
+              <w:spacing w:before="20" w:after="20"/>
+            </w:pPr>
+            <w:r/>
+            <w:r>
+              <w:rPr>
+                <w:rFonts w:ascii="Verdana" w:hAnsi="Verdana"/>
                 <w:sz w:val="16"/>
               </w:rPr>
               <w:t>Кодовая таблица</w:t>
@@ -2312,6 +3057,9 @@
             <w:tcW w:type="dxa" w:w="1514"/>
           </w:tcPr>
           <w:p>
+            <w:pPr>
+              <w:spacing w:before="20" w:after="20"/>
+            </w:pPr>
             <w:r/>
             <w:r>
               <w:rPr>
@@ -2328,6 +3076,9 @@
             <w:tcW w:type="dxa" w:w="1514"/>
           </w:tcPr>
           <w:p>
+            <w:pPr>
+              <w:spacing w:before="20" w:after="20"/>
+            </w:pPr>
             <w:r/>
             <w:r>
               <w:rPr>
@@ -2344,6 +3095,9 @@
             <w:tcW w:type="dxa" w:w="1514"/>
           </w:tcPr>
           <w:p>
+            <w:pPr>
+              <w:spacing w:before="20" w:after="20"/>
+            </w:pPr>
             <w:r/>
             <w:r>
               <w:rPr>
@@ -2364,6 +3118,9 @@
             <w:tcW w:type="dxa" w:w="1514"/>
           </w:tcPr>
           <w:p>
+            <w:pPr>
+              <w:spacing w:before="20" w:after="20"/>
+            </w:pPr>
             <w:r/>
             <w:r>
               <w:rPr>
@@ -2380,6 +3137,9 @@
             <w:tcW w:type="dxa" w:w="1514"/>
           </w:tcPr>
           <w:p>
+            <w:pPr>
+              <w:spacing w:before="20" w:after="20"/>
+            </w:pPr>
             <w:r/>
             <w:r>
               <w:rPr>
@@ -2396,11 +3156,13 @@
             <w:tcW w:type="dxa" w:w="1514"/>
           </w:tcPr>
           <w:p>
-            <w:r/>
-            <w:r>
-              <w:rPr>
-                <w:rFonts w:ascii="Verdana" w:hAnsi="Verdana"/>
-                <w:b w:val="0"/>
+            <w:pPr>
+              <w:spacing w:before="20" w:after="20"/>
+            </w:pPr>
+            <w:r/>
+            <w:r>
+              <w:rPr>
+                <w:rFonts w:ascii="Verdana" w:hAnsi="Verdana"/>
                 <w:sz w:val="16"/>
               </w:rPr>
               <w:t>Кодовая таблица</w:t>
@@ -2412,6 +3174,9 @@
             <w:tcW w:type="dxa" w:w="1514"/>
           </w:tcPr>
           <w:p>
+            <w:pPr>
+              <w:spacing w:before="20" w:after="20"/>
+            </w:pPr>
             <w:r/>
             <w:r>
               <w:rPr>
@@ -2428,6 +3193,9 @@
             <w:tcW w:type="dxa" w:w="1514"/>
           </w:tcPr>
           <w:p>
+            <w:pPr>
+              <w:spacing w:before="20" w:after="20"/>
+            </w:pPr>
             <w:r/>
             <w:r>
               <w:rPr>
@@ -2444,6 +3212,9 @@
             <w:tcW w:type="dxa" w:w="1514"/>
           </w:tcPr>
           <w:p>
+            <w:pPr>
+              <w:spacing w:before="20" w:after="20"/>
+            </w:pPr>
             <w:r/>
             <w:r>
               <w:rPr>
@@ -2460,11 +3231,13 @@
             <w:tcW w:type="dxa" w:w="1514"/>
           </w:tcPr>
           <w:p>
-            <w:r/>
-            <w:r>
-              <w:rPr>
-                <w:rFonts w:ascii="Verdana" w:hAnsi="Verdana"/>
-                <w:b w:val="0"/>
+            <w:pPr>
+              <w:spacing w:before="20" w:after="20"/>
+            </w:pPr>
+            <w:r/>
+            <w:r>
+              <w:rPr>
+                <w:rFonts w:ascii="Verdana" w:hAnsi="Verdana"/>
                 <w:sz w:val="16"/>
               </w:rPr>
               <w:t>Кодовая таблица</w:t>
@@ -2476,6 +3249,9 @@
             <w:tcW w:type="dxa" w:w="1514"/>
           </w:tcPr>
           <w:p>
+            <w:pPr>
+              <w:spacing w:before="20" w:after="20"/>
+            </w:pPr>
             <w:r/>
             <w:r>
               <w:rPr>
@@ -2492,6 +3268,9 @@
             <w:tcW w:type="dxa" w:w="1514"/>
           </w:tcPr>
           <w:p>
+            <w:pPr>
+              <w:spacing w:before="20" w:after="20"/>
+            </w:pPr>
             <w:r/>
             <w:r>
               <w:rPr>
@@ -2508,6 +3287,9 @@
             <w:tcW w:type="dxa" w:w="1514"/>
           </w:tcPr>
           <w:p>
+            <w:pPr>
+              <w:spacing w:before="20" w:after="20"/>
+            </w:pPr>
             <w:r/>
             <w:r>
               <w:rPr>
@@ -2528,6 +3310,9 @@
             <w:tcW w:type="dxa" w:w="1514"/>
           </w:tcPr>
           <w:p>
+            <w:pPr>
+              <w:spacing w:before="20" w:after="20"/>
+            </w:pPr>
             <w:r/>
             <w:r>
               <w:rPr>
@@ -2544,6 +3329,9 @@
             <w:tcW w:type="dxa" w:w="1514"/>
           </w:tcPr>
           <w:p>
+            <w:pPr>
+              <w:spacing w:before="20" w:after="20"/>
+            </w:pPr>
             <w:r/>
             <w:r>
               <w:rPr>
@@ -2560,11 +3348,13 @@
             <w:tcW w:type="dxa" w:w="1514"/>
           </w:tcPr>
           <w:p>
-            <w:r/>
-            <w:r>
-              <w:rPr>
-                <w:rFonts w:ascii="Verdana" w:hAnsi="Verdana"/>
-                <w:b w:val="0"/>
+            <w:pPr>
+              <w:spacing w:before="20" w:after="20"/>
+            </w:pPr>
+            <w:r/>
+            <w:r>
+              <w:rPr>
+                <w:rFonts w:ascii="Verdana" w:hAnsi="Verdana"/>
                 <w:sz w:val="16"/>
               </w:rPr>
               <w:t>Кодовая таблица</w:t>
@@ -2576,6 +3366,9 @@
             <w:tcW w:type="dxa" w:w="1514"/>
           </w:tcPr>
           <w:p>
+            <w:pPr>
+              <w:spacing w:before="20" w:after="20"/>
+            </w:pPr>
             <w:r/>
             <w:r>
               <w:rPr>
@@ -2592,6 +3385,9 @@
             <w:tcW w:type="dxa" w:w="1514"/>
           </w:tcPr>
           <w:p>
+            <w:pPr>
+              <w:spacing w:before="20" w:after="20"/>
+            </w:pPr>
             <w:r/>
             <w:r>
               <w:rPr>
@@ -2608,6 +3404,9 @@
             <w:tcW w:type="dxa" w:w="1514"/>
           </w:tcPr>
           <w:p>
+            <w:pPr>
+              <w:spacing w:before="20" w:after="20"/>
+            </w:pPr>
             <w:r/>
             <w:r>
               <w:rPr>
@@ -2624,11 +3423,13 @@
             <w:tcW w:type="dxa" w:w="1514"/>
           </w:tcPr>
           <w:p>
-            <w:r/>
-            <w:r>
-              <w:rPr>
-                <w:rFonts w:ascii="Verdana" w:hAnsi="Verdana"/>
-                <w:b w:val="0"/>
+            <w:pPr>
+              <w:spacing w:before="20" w:after="20"/>
+            </w:pPr>
+            <w:r/>
+            <w:r>
+              <w:rPr>
+                <w:rFonts w:ascii="Verdana" w:hAnsi="Verdana"/>
                 <w:sz w:val="16"/>
               </w:rPr>
               <w:t>Кодовая таблица</w:t>
@@ -2640,6 +3441,9 @@
             <w:tcW w:type="dxa" w:w="1514"/>
           </w:tcPr>
           <w:p>
+            <w:pPr>
+              <w:spacing w:before="20" w:after="20"/>
+            </w:pPr>
             <w:r/>
             <w:r>
               <w:rPr>
@@ -2656,6 +3460,9 @@
             <w:tcW w:type="dxa" w:w="1514"/>
           </w:tcPr>
           <w:p>
+            <w:pPr>
+              <w:spacing w:before="20" w:after="20"/>
+            </w:pPr>
             <w:r/>
             <w:r>
               <w:rPr>
@@ -2672,6 +3479,9 @@
             <w:tcW w:type="dxa" w:w="1514"/>
           </w:tcPr>
           <w:p>
+            <w:pPr>
+              <w:spacing w:before="20" w:after="20"/>
+            </w:pPr>
             <w:r/>
             <w:r>
               <w:rPr>
@@ -2692,6 +3502,9 @@
             <w:tcW w:type="dxa" w:w="1514"/>
           </w:tcPr>
           <w:p>
+            <w:pPr>
+              <w:spacing w:before="20" w:after="20"/>
+            </w:pPr>
             <w:r/>
             <w:r>
               <w:rPr>
@@ -2708,6 +3521,9 @@
             <w:tcW w:type="dxa" w:w="1514"/>
           </w:tcPr>
           <w:p>
+            <w:pPr>
+              <w:spacing w:before="20" w:after="20"/>
+            </w:pPr>
             <w:r/>
             <w:r>
               <w:rPr>
@@ -2724,11 +3540,13 @@
             <w:tcW w:type="dxa" w:w="1514"/>
           </w:tcPr>
           <w:p>
-            <w:r/>
-            <w:r>
-              <w:rPr>
-                <w:rFonts w:ascii="Verdana" w:hAnsi="Verdana"/>
-                <w:b w:val="0"/>
+            <w:pPr>
+              <w:spacing w:before="20" w:after="20"/>
+            </w:pPr>
+            <w:r/>
+            <w:r>
+              <w:rPr>
+                <w:rFonts w:ascii="Verdana" w:hAnsi="Verdana"/>
                 <w:sz w:val="16"/>
               </w:rPr>
               <w:t>Кодовая таблица</w:t>
@@ -2740,6 +3558,9 @@
             <w:tcW w:type="dxa" w:w="1514"/>
           </w:tcPr>
           <w:p>
+            <w:pPr>
+              <w:spacing w:before="20" w:after="20"/>
+            </w:pPr>
             <w:r/>
             <w:r>
               <w:rPr>
@@ -2756,6 +3577,9 @@
             <w:tcW w:type="dxa" w:w="1514"/>
           </w:tcPr>
           <w:p>
+            <w:pPr>
+              <w:spacing w:before="20" w:after="20"/>
+            </w:pPr>
             <w:r/>
             <w:r>
               <w:rPr>
@@ -2772,6 +3596,9 @@
             <w:tcW w:type="dxa" w:w="1514"/>
           </w:tcPr>
           <w:p>
+            <w:pPr>
+              <w:spacing w:before="20" w:after="20"/>
+            </w:pPr>
             <w:r/>
             <w:r>
               <w:rPr>
@@ -2788,11 +3615,13 @@
             <w:tcW w:type="dxa" w:w="1514"/>
           </w:tcPr>
           <w:p>
-            <w:r/>
-            <w:r>
-              <w:rPr>
-                <w:rFonts w:ascii="Verdana" w:hAnsi="Verdana"/>
-                <w:b w:val="0"/>
+            <w:pPr>
+              <w:spacing w:before="20" w:after="20"/>
+            </w:pPr>
+            <w:r/>
+            <w:r>
+              <w:rPr>
+                <w:rFonts w:ascii="Verdana" w:hAnsi="Verdana"/>
                 <w:sz w:val="16"/>
               </w:rPr>
               <w:t>Кодовая таблица</w:t>
@@ -2804,6 +3633,9 @@
             <w:tcW w:type="dxa" w:w="1514"/>
           </w:tcPr>
           <w:p>
+            <w:pPr>
+              <w:spacing w:before="20" w:after="20"/>
+            </w:pPr>
             <w:r/>
             <w:r>
               <w:rPr>
@@ -2820,6 +3652,9 @@
             <w:tcW w:type="dxa" w:w="1514"/>
           </w:tcPr>
           <w:p>
+            <w:pPr>
+              <w:spacing w:before="20" w:after="20"/>
+            </w:pPr>
             <w:r/>
             <w:r>
               <w:rPr>
@@ -2836,6 +3671,9 @@
             <w:tcW w:type="dxa" w:w="1514"/>
           </w:tcPr>
           <w:p>
+            <w:pPr>
+              <w:spacing w:before="20" w:after="20"/>
+            </w:pPr>
             <w:r/>
             <w:r>
               <w:rPr>
@@ -2856,6 +3694,9 @@
             <w:tcW w:type="dxa" w:w="1514"/>
           </w:tcPr>
           <w:p>
+            <w:pPr>
+              <w:spacing w:before="20" w:after="20"/>
+            </w:pPr>
             <w:r/>
             <w:r>
               <w:rPr>
@@ -2872,6 +3713,9 @@
             <w:tcW w:type="dxa" w:w="1514"/>
           </w:tcPr>
           <w:p>
+            <w:pPr>
+              <w:spacing w:before="20" w:after="20"/>
+            </w:pPr>
             <w:r/>
             <w:r>
               <w:rPr>
@@ -2888,11 +3732,13 @@
             <w:tcW w:type="dxa" w:w="1514"/>
           </w:tcPr>
           <w:p>
-            <w:r/>
-            <w:r>
-              <w:rPr>
-                <w:rFonts w:ascii="Verdana" w:hAnsi="Verdana"/>
-                <w:b w:val="0"/>
+            <w:pPr>
+              <w:spacing w:before="20" w:after="20"/>
+            </w:pPr>
+            <w:r/>
+            <w:r>
+              <w:rPr>
+                <w:rFonts w:ascii="Verdana" w:hAnsi="Verdana"/>
                 <w:sz w:val="16"/>
               </w:rPr>
               <w:t>Кодовая таблица</w:t>
@@ -2904,6 +3750,9 @@
             <w:tcW w:type="dxa" w:w="1514"/>
           </w:tcPr>
           <w:p>
+            <w:pPr>
+              <w:spacing w:before="20" w:after="20"/>
+            </w:pPr>
             <w:r/>
             <w:r>
               <w:rPr>
@@ -2920,6 +3769,9 @@
             <w:tcW w:type="dxa" w:w="1514"/>
           </w:tcPr>
           <w:p>
+            <w:pPr>
+              <w:spacing w:before="20" w:after="20"/>
+            </w:pPr>
             <w:r/>
             <w:r>
               <w:rPr>
@@ -2936,6 +3788,9 @@
             <w:tcW w:type="dxa" w:w="1514"/>
           </w:tcPr>
           <w:p>
+            <w:pPr>
+              <w:spacing w:before="20" w:after="20"/>
+            </w:pPr>
             <w:r/>
             <w:r>
               <w:rPr>
@@ -2952,11 +3807,13 @@
             <w:tcW w:type="dxa" w:w="1514"/>
           </w:tcPr>
           <w:p>
-            <w:r/>
-            <w:r>
-              <w:rPr>
-                <w:rFonts w:ascii="Verdana" w:hAnsi="Verdana"/>
-                <w:b w:val="0"/>
+            <w:pPr>
+              <w:spacing w:before="20" w:after="20"/>
+            </w:pPr>
+            <w:r/>
+            <w:r>
+              <w:rPr>
+                <w:rFonts w:ascii="Verdana" w:hAnsi="Verdana"/>
                 <w:sz w:val="16"/>
               </w:rPr>
               <w:t>Кодовая таблица</w:t>
@@ -2968,6 +3825,9 @@
             <w:tcW w:type="dxa" w:w="1514"/>
           </w:tcPr>
           <w:p>
+            <w:pPr>
+              <w:spacing w:before="20" w:after="20"/>
+            </w:pPr>
             <w:r/>
             <w:r>
               <w:rPr>
@@ -2984,6 +3844,9 @@
             <w:tcW w:type="dxa" w:w="1514"/>
           </w:tcPr>
           <w:p>
+            <w:pPr>
+              <w:spacing w:before="20" w:after="20"/>
+            </w:pPr>
             <w:r/>
             <w:r>
               <w:rPr>
@@ -3000,6 +3863,9 @@
             <w:tcW w:type="dxa" w:w="1514"/>
           </w:tcPr>
           <w:p>
+            <w:pPr>
+              <w:spacing w:before="20" w:after="20"/>
+            </w:pPr>
             <w:r/>
             <w:r>
               <w:rPr>
@@ -3020,6 +3886,9 @@
             <w:tcW w:type="dxa" w:w="1514"/>
           </w:tcPr>
           <w:p>
+            <w:pPr>
+              <w:spacing w:before="20" w:after="20"/>
+            </w:pPr>
             <w:r/>
             <w:r>
               <w:rPr>
@@ -3036,6 +3905,9 @@
             <w:tcW w:type="dxa" w:w="1514"/>
           </w:tcPr>
           <w:p>
+            <w:pPr>
+              <w:spacing w:before="20" w:after="20"/>
+            </w:pPr>
             <w:r/>
             <w:r>
               <w:rPr>
@@ -3052,11 +3924,13 @@
             <w:tcW w:type="dxa" w:w="1514"/>
           </w:tcPr>
           <w:p>
-            <w:r/>
-            <w:r>
-              <w:rPr>
-                <w:rFonts w:ascii="Verdana" w:hAnsi="Verdana"/>
-                <w:b w:val="0"/>
+            <w:pPr>
+              <w:spacing w:before="20" w:after="20"/>
+            </w:pPr>
+            <w:r/>
+            <w:r>
+              <w:rPr>
+                <w:rFonts w:ascii="Verdana" w:hAnsi="Verdana"/>
                 <w:sz w:val="16"/>
               </w:rPr>
               <w:t>Таблица флагов</w:t>
@@ -3068,6 +3942,9 @@
             <w:tcW w:type="dxa" w:w="1514"/>
           </w:tcPr>
           <w:p>
+            <w:pPr>
+              <w:spacing w:before="20" w:after="20"/>
+            </w:pPr>
             <w:r/>
             <w:r>
               <w:rPr>
@@ -3084,6 +3961,9 @@
             <w:tcW w:type="dxa" w:w="1514"/>
           </w:tcPr>
           <w:p>
+            <w:pPr>
+              <w:spacing w:before="20" w:after="20"/>
+            </w:pPr>
             <w:r/>
             <w:r>
               <w:rPr>
@@ -3100,6 +3980,9 @@
             <w:tcW w:type="dxa" w:w="1514"/>
           </w:tcPr>
           <w:p>
+            <w:pPr>
+              <w:spacing w:before="20" w:after="20"/>
+            </w:pPr>
             <w:r/>
             <w:r>
               <w:rPr>
@@ -3116,11 +3999,13 @@
             <w:tcW w:type="dxa" w:w="1514"/>
           </w:tcPr>
           <w:p>
-            <w:r/>
-            <w:r>
-              <w:rPr>
-                <w:rFonts w:ascii="Verdana" w:hAnsi="Verdana"/>
-                <w:b w:val="0"/>
+            <w:pPr>
+              <w:spacing w:before="20" w:after="20"/>
+            </w:pPr>
+            <w:r/>
+            <w:r>
+              <w:rPr>
+                <w:rFonts w:ascii="Verdana" w:hAnsi="Verdana"/>
                 <w:sz w:val="16"/>
               </w:rPr>
               <w:t>Таблица флагов</w:t>
@@ -3132,6 +4017,9 @@
             <w:tcW w:type="dxa" w:w="1514"/>
           </w:tcPr>
           <w:p>
+            <w:pPr>
+              <w:spacing w:before="20" w:after="20"/>
+            </w:pPr>
             <w:r/>
             <w:r>
               <w:rPr>
@@ -3148,6 +4036,9 @@
             <w:tcW w:type="dxa" w:w="1514"/>
           </w:tcPr>
           <w:p>
+            <w:pPr>
+              <w:spacing w:before="20" w:after="20"/>
+            </w:pPr>
             <w:r/>
             <w:r>
               <w:rPr>
@@ -3164,6 +4055,9 @@
             <w:tcW w:type="dxa" w:w="1514"/>
           </w:tcPr>
           <w:p>
+            <w:pPr>
+              <w:spacing w:before="20" w:after="20"/>
+            </w:pPr>
             <w:r/>
             <w:r>
               <w:rPr>
@@ -3184,6 +4078,9 @@
             <w:tcW w:type="dxa" w:w="1514"/>
           </w:tcPr>
           <w:p>
+            <w:pPr>
+              <w:spacing w:before="20" w:after="20"/>
+            </w:pPr>
             <w:r/>
             <w:r>
               <w:rPr>
@@ -3200,6 +4097,9 @@
             <w:tcW w:type="dxa" w:w="1514"/>
           </w:tcPr>
           <w:p>
+            <w:pPr>
+              <w:spacing w:before="20" w:after="20"/>
+            </w:pPr>
             <w:r/>
             <w:r>
               <w:rPr>
@@ -3216,11 +4116,13 @@
             <w:tcW w:type="dxa" w:w="1514"/>
           </w:tcPr>
           <w:p>
-            <w:r/>
-            <w:r>
-              <w:rPr>
-                <w:rFonts w:ascii="Verdana" w:hAnsi="Verdana"/>
-                <w:b w:val="0"/>
+            <w:pPr>
+              <w:spacing w:before="20" w:after="20"/>
+            </w:pPr>
+            <w:r/>
+            <w:r>
+              <w:rPr>
+                <w:rFonts w:ascii="Verdana" w:hAnsi="Verdana"/>
                 <w:sz w:val="16"/>
               </w:rPr>
               <w:t>Кодовая таблица</w:t>
@@ -3232,6 +4134,9 @@
             <w:tcW w:type="dxa" w:w="1514"/>
           </w:tcPr>
           <w:p>
+            <w:pPr>
+              <w:spacing w:before="20" w:after="20"/>
+            </w:pPr>
             <w:r/>
             <w:r>
               <w:rPr>
@@ -3248,6 +4153,9 @@
             <w:tcW w:type="dxa" w:w="1514"/>
           </w:tcPr>
           <w:p>
+            <w:pPr>
+              <w:spacing w:before="20" w:after="20"/>
+            </w:pPr>
             <w:r/>
             <w:r>
               <w:rPr>
@@ -3264,6 +4172,9 @@
             <w:tcW w:type="dxa" w:w="1514"/>
           </w:tcPr>
           <w:p>
+            <w:pPr>
+              <w:spacing w:before="20" w:after="20"/>
+            </w:pPr>
             <w:r/>
             <w:r>
               <w:rPr>
@@ -3280,11 +4191,13 @@
             <w:tcW w:type="dxa" w:w="1514"/>
           </w:tcPr>
           <w:p>
-            <w:r/>
-            <w:r>
-              <w:rPr>
-                <w:rFonts w:ascii="Verdana" w:hAnsi="Verdana"/>
-                <w:b w:val="0"/>
+            <w:pPr>
+              <w:spacing w:before="20" w:after="20"/>
+            </w:pPr>
+            <w:r/>
+            <w:r>
+              <w:rPr>
+                <w:rFonts w:ascii="Verdana" w:hAnsi="Verdana"/>
                 <w:sz w:val="16"/>
               </w:rPr>
               <w:t>Кодовая таблица</w:t>
@@ -3296,6 +4209,9 @@
             <w:tcW w:type="dxa" w:w="1514"/>
           </w:tcPr>
           <w:p>
+            <w:pPr>
+              <w:spacing w:before="20" w:after="20"/>
+            </w:pPr>
             <w:r/>
             <w:r>
               <w:rPr>
@@ -3312,6 +4228,9 @@
             <w:tcW w:type="dxa" w:w="1514"/>
           </w:tcPr>
           <w:p>
+            <w:pPr>
+              <w:spacing w:before="20" w:after="20"/>
+            </w:pPr>
             <w:r/>
             <w:r>
               <w:rPr>
@@ -3328,6 +4247,9 @@
             <w:tcW w:type="dxa" w:w="1514"/>
           </w:tcPr>
           <w:p>
+            <w:pPr>
+              <w:spacing w:before="20" w:after="20"/>
+            </w:pPr>
             <w:r/>
             <w:r>
               <w:rPr>
@@ -3348,6 +4270,9 @@
             <w:tcW w:type="dxa" w:w="1514"/>
           </w:tcPr>
           <w:p>
+            <w:pPr>
+              <w:spacing w:before="20" w:after="20"/>
+            </w:pPr>
             <w:r/>
             <w:r>
               <w:rPr>
@@ -3364,6 +4289,9 @@
             <w:tcW w:type="dxa" w:w="1514"/>
           </w:tcPr>
           <w:p>
+            <w:pPr>
+              <w:spacing w:before="20" w:after="20"/>
+            </w:pPr>
             <w:r/>
             <w:r>
               <w:rPr>
@@ -3380,11 +4308,13 @@
             <w:tcW w:type="dxa" w:w="1514"/>
           </w:tcPr>
           <w:p>
-            <w:r/>
-            <w:r>
-              <w:rPr>
-                <w:rFonts w:ascii="Verdana" w:hAnsi="Verdana"/>
-                <w:b w:val="0"/>
+            <w:pPr>
+              <w:spacing w:before="20" w:after="20"/>
+            </w:pPr>
+            <w:r/>
+            <w:r>
+              <w:rPr>
+                <w:rFonts w:ascii="Verdana" w:hAnsi="Verdana"/>
                 <w:sz w:val="16"/>
               </w:rPr>
               <w:t>Числовой</w:t>
@@ -3396,6 +4326,9 @@
             <w:tcW w:type="dxa" w:w="1514"/>
           </w:tcPr>
           <w:p>
+            <w:pPr>
+              <w:spacing w:before="20" w:after="20"/>
+            </w:pPr>
             <w:r/>
             <w:r>
               <w:rPr>
@@ -3412,6 +4345,9 @@
             <w:tcW w:type="dxa" w:w="1514"/>
           </w:tcPr>
           <w:p>
+            <w:pPr>
+              <w:spacing w:before="20" w:after="20"/>
+            </w:pPr>
             <w:r/>
             <w:r>
               <w:rPr>
@@ -3428,6 +4364,9 @@
             <w:tcW w:type="dxa" w:w="1514"/>
           </w:tcPr>
           <w:p>
+            <w:pPr>
+              <w:spacing w:before="20" w:after="20"/>
+            </w:pPr>
             <w:r/>
             <w:r>
               <w:rPr>
@@ -3444,11 +4383,13 @@
             <w:tcW w:type="dxa" w:w="1514"/>
           </w:tcPr>
           <w:p>
-            <w:r/>
-            <w:r>
-              <w:rPr>
-                <w:rFonts w:ascii="Verdana" w:hAnsi="Verdana"/>
-                <w:b w:val="0"/>
+            <w:pPr>
+              <w:spacing w:before="20" w:after="20"/>
+            </w:pPr>
+            <w:r/>
+            <w:r>
+              <w:rPr>
+                <w:rFonts w:ascii="Verdana" w:hAnsi="Verdana"/>
                 <w:sz w:val="16"/>
               </w:rPr>
               <w:t>Числовой</w:t>
@@ -3460,6 +4401,9 @@
             <w:tcW w:type="dxa" w:w="1514"/>
           </w:tcPr>
           <w:p>
+            <w:pPr>
+              <w:spacing w:before="20" w:after="20"/>
+            </w:pPr>
             <w:r/>
             <w:r>
               <w:rPr>
@@ -3476,6 +4420,9 @@
             <w:tcW w:type="dxa" w:w="1514"/>
           </w:tcPr>
           <w:p>
+            <w:pPr>
+              <w:spacing w:before="20" w:after="20"/>
+            </w:pPr>
             <w:r/>
             <w:r>
               <w:rPr>
@@ -3492,6 +4439,9 @@
             <w:tcW w:type="dxa" w:w="1514"/>
           </w:tcPr>
           <w:p>
+            <w:pPr>
+              <w:spacing w:before="20" w:after="20"/>
+            </w:pPr>
             <w:r/>
             <w:r>
               <w:rPr>
@@ -3512,6 +4462,9 @@
             <w:tcW w:type="dxa" w:w="1514"/>
           </w:tcPr>
           <w:p>
+            <w:pPr>
+              <w:spacing w:before="20" w:after="20"/>
+            </w:pPr>
             <w:r/>
             <w:r>
               <w:rPr>
@@ -3528,6 +4481,9 @@
             <w:tcW w:type="dxa" w:w="1514"/>
           </w:tcPr>
           <w:p>
+            <w:pPr>
+              <w:spacing w:before="20" w:after="20"/>
+            </w:pPr>
             <w:r/>
             <w:r>
               <w:rPr>
@@ -3544,11 +4500,13 @@
             <w:tcW w:type="dxa" w:w="1514"/>
           </w:tcPr>
           <w:p>
-            <w:r/>
-            <w:r>
-              <w:rPr>
-                <w:rFonts w:ascii="Verdana" w:hAnsi="Verdana"/>
-                <w:b w:val="0"/>
+            <w:pPr>
+              <w:spacing w:before="20" w:after="20"/>
+            </w:pPr>
+            <w:r/>
+            <w:r>
+              <w:rPr>
+                <w:rFonts w:ascii="Verdana" w:hAnsi="Verdana"/>
                 <w:sz w:val="16"/>
               </w:rPr>
               <w:t>Кодовая таблица</w:t>
@@ -3560,6 +4518,9 @@
             <w:tcW w:type="dxa" w:w="1514"/>
           </w:tcPr>
           <w:p>
+            <w:pPr>
+              <w:spacing w:before="20" w:after="20"/>
+            </w:pPr>
             <w:r/>
             <w:r>
               <w:rPr>
@@ -3576,6 +4537,9 @@
             <w:tcW w:type="dxa" w:w="1514"/>
           </w:tcPr>
           <w:p>
+            <w:pPr>
+              <w:spacing w:before="20" w:after="20"/>
+            </w:pPr>
             <w:r/>
             <w:r>
               <w:rPr>
@@ -3592,6 +4556,9 @@
             <w:tcW w:type="dxa" w:w="1514"/>
           </w:tcPr>
           <w:p>
+            <w:pPr>
+              <w:spacing w:before="20" w:after="20"/>
+            </w:pPr>
             <w:r/>
             <w:r>
               <w:rPr>
@@ -3608,11 +4575,13 @@
             <w:tcW w:type="dxa" w:w="1514"/>
           </w:tcPr>
           <w:p>
-            <w:r/>
-            <w:r>
-              <w:rPr>
-                <w:rFonts w:ascii="Verdana" w:hAnsi="Verdana"/>
-                <w:b w:val="0"/>
+            <w:pPr>
+              <w:spacing w:before="20" w:after="20"/>
+            </w:pPr>
+            <w:r/>
+            <w:r>
+              <w:rPr>
+                <w:rFonts w:ascii="Verdana" w:hAnsi="Verdana"/>
                 <w:sz w:val="16"/>
               </w:rPr>
               <w:t>Кодовая таблица</w:t>
@@ -3624,6 +4593,9 @@
             <w:tcW w:type="dxa" w:w="1514"/>
           </w:tcPr>
           <w:p>
+            <w:pPr>
+              <w:spacing w:before="20" w:after="20"/>
+            </w:pPr>
             <w:r/>
             <w:r>
               <w:rPr>
@@ -3640,6 +4612,9 @@
             <w:tcW w:type="dxa" w:w="1514"/>
           </w:tcPr>
           <w:p>
+            <w:pPr>
+              <w:spacing w:before="20" w:after="20"/>
+            </w:pPr>
             <w:r/>
             <w:r>
               <w:rPr>
@@ -3656,6 +4631,9 @@
             <w:tcW w:type="dxa" w:w="1514"/>
           </w:tcPr>
           <w:p>
+            <w:pPr>
+              <w:spacing w:before="20" w:after="20"/>
+            </w:pPr>
             <w:r/>
             <w:r>
               <w:rPr>
@@ -3676,6 +4654,9 @@
             <w:tcW w:type="dxa" w:w="1514"/>
           </w:tcPr>
           <w:p>
+            <w:pPr>
+              <w:spacing w:before="20" w:after="20"/>
+            </w:pPr>
             <w:r/>
             <w:r>
               <w:rPr>
@@ -3692,6 +4673,9 @@
             <w:tcW w:type="dxa" w:w="1514"/>
           </w:tcPr>
           <w:p>
+            <w:pPr>
+              <w:spacing w:before="20" w:after="20"/>
+            </w:pPr>
             <w:r/>
             <w:r>
               <w:rPr>
@@ -3708,11 +4692,13 @@
             <w:tcW w:type="dxa" w:w="1514"/>
           </w:tcPr>
           <w:p>
-            <w:r/>
-            <w:r>
-              <w:rPr>
-                <w:rFonts w:ascii="Verdana" w:hAnsi="Verdana"/>
-                <w:b w:val="0"/>
+            <w:pPr>
+              <w:spacing w:before="20" w:after="20"/>
+            </w:pPr>
+            <w:r/>
+            <w:r>
+              <w:rPr>
+                <w:rFonts w:ascii="Verdana" w:hAnsi="Verdana"/>
                 <w:sz w:val="16"/>
               </w:rPr>
               <w:t>Числовой</w:t>
@@ -3724,6 +4710,9 @@
             <w:tcW w:type="dxa" w:w="1514"/>
           </w:tcPr>
           <w:p>
+            <w:pPr>
+              <w:spacing w:before="20" w:after="20"/>
+            </w:pPr>
             <w:r/>
             <w:r>
               <w:rPr>
@@ -3740,6 +4729,9 @@
             <w:tcW w:type="dxa" w:w="1514"/>
           </w:tcPr>
           <w:p>
+            <w:pPr>
+              <w:spacing w:before="20" w:after="20"/>
+            </w:pPr>
             <w:r/>
             <w:r>
               <w:rPr>
@@ -3756,6 +4748,9 @@
             <w:tcW w:type="dxa" w:w="1514"/>
           </w:tcPr>
           <w:p>
+            <w:pPr>
+              <w:spacing w:before="20" w:after="20"/>
+            </w:pPr>
             <w:r/>
             <w:r>
               <w:rPr>
@@ -3772,11 +4767,13 @@
             <w:tcW w:type="dxa" w:w="1514"/>
           </w:tcPr>
           <w:p>
-            <w:r/>
-            <w:r>
-              <w:rPr>
-                <w:rFonts w:ascii="Verdana" w:hAnsi="Verdana"/>
-                <w:b w:val="0"/>
+            <w:pPr>
+              <w:spacing w:before="20" w:after="20"/>
+            </w:pPr>
+            <w:r/>
+            <w:r>
+              <w:rPr>
+                <w:rFonts w:ascii="Verdana" w:hAnsi="Verdana"/>
                 <w:sz w:val="16"/>
               </w:rPr>
               <w:t>Числовой</w:t>
@@ -3788,6 +4785,9 @@
             <w:tcW w:type="dxa" w:w="1514"/>
           </w:tcPr>
           <w:p>
+            <w:pPr>
+              <w:spacing w:before="20" w:after="20"/>
+            </w:pPr>
             <w:r/>
             <w:r>
               <w:rPr>
@@ -3804,6 +4804,9 @@
             <w:tcW w:type="dxa" w:w="1514"/>
           </w:tcPr>
           <w:p>
+            <w:pPr>
+              <w:spacing w:before="20" w:after="20"/>
+            </w:pPr>
             <w:r/>
             <w:r>
               <w:rPr>
@@ -3820,6 +4823,9 @@
             <w:tcW w:type="dxa" w:w="1514"/>
           </w:tcPr>
           <w:p>
+            <w:pPr>
+              <w:spacing w:before="20" w:after="20"/>
+            </w:pPr>
             <w:r/>
             <w:r>
               <w:rPr>
@@ -3840,6 +4846,9 @@
             <w:tcW w:type="dxa" w:w="1514"/>
           </w:tcPr>
           <w:p>
+            <w:pPr>
+              <w:spacing w:before="20" w:after="20"/>
+            </w:pPr>
             <w:r/>
             <w:r>
               <w:rPr>
@@ -3856,6 +4865,9 @@
             <w:tcW w:type="dxa" w:w="1514"/>
           </w:tcPr>
           <w:p>
+            <w:pPr>
+              <w:spacing w:before="20" w:after="20"/>
+            </w:pPr>
             <w:r/>
             <w:r>
               <w:rPr>
@@ -3872,11 +4884,13 @@
             <w:tcW w:type="dxa" w:w="1514"/>
           </w:tcPr>
           <w:p>
-            <w:r/>
-            <w:r>
-              <w:rPr>
-                <w:rFonts w:ascii="Verdana" w:hAnsi="Verdana"/>
-                <w:b w:val="0"/>
+            <w:pPr>
+              <w:spacing w:before="20" w:after="20"/>
+            </w:pPr>
+            <w:r/>
+            <w:r>
+              <w:rPr>
+                <w:rFonts w:ascii="Verdana" w:hAnsi="Verdana"/>
                 <w:sz w:val="16"/>
               </w:rPr>
               <w:t>Кодовая таблица</w:t>
@@ -3888,6 +4902,9 @@
             <w:tcW w:type="dxa" w:w="1514"/>
           </w:tcPr>
           <w:p>
+            <w:pPr>
+              <w:spacing w:before="20" w:after="20"/>
+            </w:pPr>
             <w:r/>
             <w:r>
               <w:rPr>
@@ -3904,6 +4921,9 @@
             <w:tcW w:type="dxa" w:w="1514"/>
           </w:tcPr>
           <w:p>
+            <w:pPr>
+              <w:spacing w:before="20" w:after="20"/>
+            </w:pPr>
             <w:r/>
             <w:r>
               <w:rPr>
@@ -3920,6 +4940,9 @@
             <w:tcW w:type="dxa" w:w="1514"/>
           </w:tcPr>
           <w:p>
+            <w:pPr>
+              <w:spacing w:before="20" w:after="20"/>
+            </w:pPr>
             <w:r/>
             <w:r>
               <w:rPr>
@@ -3936,11 +4959,13 @@
             <w:tcW w:type="dxa" w:w="1514"/>
           </w:tcPr>
           <w:p>
-            <w:r/>
-            <w:r>
-              <w:rPr>
-                <w:rFonts w:ascii="Verdana" w:hAnsi="Verdana"/>
-                <w:b w:val="0"/>
+            <w:pPr>
+              <w:spacing w:before="20" w:after="20"/>
+            </w:pPr>
+            <w:r/>
+            <w:r>
+              <w:rPr>
+                <w:rFonts w:ascii="Verdana" w:hAnsi="Verdana"/>
                 <w:sz w:val="16"/>
               </w:rPr>
               <w:t>Кодовая таблица</w:t>
@@ -3952,6 +4977,9 @@
             <w:tcW w:type="dxa" w:w="1514"/>
           </w:tcPr>
           <w:p>
+            <w:pPr>
+              <w:spacing w:before="20" w:after="20"/>
+            </w:pPr>
             <w:r/>
             <w:r>
               <w:rPr>
@@ -3968,6 +4996,9 @@
             <w:tcW w:type="dxa" w:w="1514"/>
           </w:tcPr>
           <w:p>
+            <w:pPr>
+              <w:spacing w:before="20" w:after="20"/>
+            </w:pPr>
             <w:r/>
             <w:r>
               <w:rPr>
@@ -3984,6 +5015,9 @@
             <w:tcW w:type="dxa" w:w="1514"/>
           </w:tcPr>
           <w:p>
+            <w:pPr>
+              <w:spacing w:before="20" w:after="20"/>
+            </w:pPr>
             <w:r/>
             <w:r>
               <w:rPr>
@@ -4005,6 +5039,9 @@
             <w:tcW w:type="dxa" w:w="1514"/>
           </w:tcPr>
           <w:p>
+            <w:pPr>
+              <w:spacing w:before="20" w:after="20"/>
+            </w:pPr>
             <w:r/>
             <w:r>
               <w:rPr>
@@ -4021,6 +5058,9 @@
             <w:tcW w:type="dxa" w:w="1514"/>
           </w:tcPr>
           <w:p>
+            <w:pPr>
+              <w:spacing w:before="20" w:after="20"/>
+            </w:pPr>
             <w:r/>
             <w:r>
               <w:rPr>
@@ -4037,11 +5077,13 @@
             <w:tcW w:type="dxa" w:w="1514"/>
           </w:tcPr>
           <w:p>
-            <w:r/>
-            <w:r>
-              <w:rPr>
-                <w:rFonts w:ascii="Verdana" w:hAnsi="Verdana"/>
-                <w:b w:val="0"/>
+            <w:pPr>
+              <w:spacing w:before="20" w:after="20"/>
+            </w:pPr>
+            <w:r/>
+            <w:r>
+              <w:rPr>
+                <w:rFonts w:ascii="Verdana" w:hAnsi="Verdana"/>
                 <w:sz w:val="16"/>
               </w:rPr>
               <w:t>Кодовая таблица</w:t>
@@ -4053,6 +5095,9 @@
             <w:tcW w:type="dxa" w:w="1514"/>
           </w:tcPr>
           <w:p>
+            <w:pPr>
+              <w:spacing w:before="20" w:after="20"/>
+            </w:pPr>
             <w:r/>
             <w:r>
               <w:rPr>
@@ -4069,6 +5114,9 @@
             <w:tcW w:type="dxa" w:w="1514"/>
           </w:tcPr>
           <w:p>
+            <w:pPr>
+              <w:spacing w:before="20" w:after="20"/>
+            </w:pPr>
             <w:r/>
             <w:r>
               <w:rPr>
@@ -4085,6 +5133,9 @@
             <w:tcW w:type="dxa" w:w="1514"/>
           </w:tcPr>
           <w:p>
+            <w:pPr>
+              <w:spacing w:before="20" w:after="20"/>
+            </w:pPr>
             <w:r/>
             <w:r>
               <w:rPr>
@@ -4101,11 +5152,13 @@
             <w:tcW w:type="dxa" w:w="1514"/>
           </w:tcPr>
           <w:p>
-            <w:r/>
-            <w:r>
-              <w:rPr>
-                <w:rFonts w:ascii="Verdana" w:hAnsi="Verdana"/>
-                <w:b w:val="0"/>
+            <w:pPr>
+              <w:spacing w:before="20" w:after="20"/>
+            </w:pPr>
+            <w:r/>
+            <w:r>
+              <w:rPr>
+                <w:rFonts w:ascii="Verdana" w:hAnsi="Verdana"/>
                 <w:sz w:val="16"/>
               </w:rPr>
               <w:t>Кодовая таблица</w:t>
@@ -4117,6 +5170,9 @@
             <w:tcW w:type="dxa" w:w="1514"/>
           </w:tcPr>
           <w:p>
+            <w:pPr>
+              <w:spacing w:before="20" w:after="20"/>
+            </w:pPr>
             <w:r/>
             <w:r>
               <w:rPr>
@@ -4133,6 +5189,9 @@
             <w:tcW w:type="dxa" w:w="1514"/>
           </w:tcPr>
           <w:p>
+            <w:pPr>
+              <w:spacing w:before="20" w:after="20"/>
+            </w:pPr>
             <w:r/>
             <w:r>
               <w:rPr>
@@ -4149,6 +5208,9 @@
             <w:tcW w:type="dxa" w:w="1514"/>
           </w:tcPr>
           <w:p>
+            <w:pPr>
+              <w:spacing w:before="20" w:after="20"/>
+            </w:pPr>
             <w:r/>
             <w:r>
               <w:rPr>
@@ -4170,6 +5232,9 @@
             <w:tcW w:type="dxa" w:w="1514"/>
           </w:tcPr>
           <w:p>
+            <w:pPr>
+              <w:spacing w:before="20" w:after="20"/>
+            </w:pPr>
             <w:r/>
             <w:r>
               <w:rPr>
@@ -4186,6 +5251,9 @@
             <w:tcW w:type="dxa" w:w="1514"/>
           </w:tcPr>
           <w:p>
+            <w:pPr>
+              <w:spacing w:before="20" w:after="20"/>
+            </w:pPr>
             <w:r/>
             <w:r>
               <w:rPr>
@@ -4202,11 +5270,13 @@
             <w:tcW w:type="dxa" w:w="1514"/>
           </w:tcPr>
           <w:p>
-            <w:r/>
-            <w:r>
-              <w:rPr>
-                <w:rFonts w:ascii="Verdana" w:hAnsi="Verdana"/>
-                <w:b w:val="0"/>
+            <w:pPr>
+              <w:spacing w:before="20" w:after="20"/>
+            </w:pPr>
+            <w:r/>
+            <w:r>
+              <w:rPr>
+                <w:rFonts w:ascii="Verdana" w:hAnsi="Verdana"/>
                 <w:sz w:val="16"/>
               </w:rPr>
               <w:t>Кодовая таблица</w:t>
@@ -4218,6 +5288,9 @@
             <w:tcW w:type="dxa" w:w="1514"/>
           </w:tcPr>
           <w:p>
+            <w:pPr>
+              <w:spacing w:before="20" w:after="20"/>
+            </w:pPr>
             <w:r/>
             <w:r>
               <w:rPr>
@@ -4234,6 +5307,9 @@
             <w:tcW w:type="dxa" w:w="1514"/>
           </w:tcPr>
           <w:p>
+            <w:pPr>
+              <w:spacing w:before="20" w:after="20"/>
+            </w:pPr>
             <w:r/>
             <w:r>
               <w:rPr>
@@ -4250,6 +5326,9 @@
             <w:tcW w:type="dxa" w:w="1514"/>
           </w:tcPr>
           <w:p>
+            <w:pPr>
+              <w:spacing w:before="20" w:after="20"/>
+            </w:pPr>
             <w:r/>
             <w:r>
               <w:rPr>
@@ -4266,11 +5345,13 @@
             <w:tcW w:type="dxa" w:w="1514"/>
           </w:tcPr>
           <w:p>
-            <w:r/>
-            <w:r>
-              <w:rPr>
-                <w:rFonts w:ascii="Verdana" w:hAnsi="Verdana"/>
-                <w:b w:val="0"/>
+            <w:pPr>
+              <w:spacing w:before="20" w:after="20"/>
+            </w:pPr>
+            <w:r/>
+            <w:r>
+              <w:rPr>
+                <w:rFonts w:ascii="Verdana" w:hAnsi="Verdana"/>
                 <w:sz w:val="16"/>
               </w:rPr>
               <w:t>Кодовая таблица</w:t>
@@ -4282,6 +5363,9 @@
             <w:tcW w:type="dxa" w:w="1514"/>
           </w:tcPr>
           <w:p>
+            <w:pPr>
+              <w:spacing w:before="20" w:after="20"/>
+            </w:pPr>
             <w:r/>
             <w:r>
               <w:rPr>
@@ -4298,6 +5382,9 @@
             <w:tcW w:type="dxa" w:w="1514"/>
           </w:tcPr>
           <w:p>
+            <w:pPr>
+              <w:spacing w:before="20" w:after="20"/>
+            </w:pPr>
             <w:r/>
             <w:r>
               <w:rPr>
@@ -4314,6 +5401,9 @@
             <w:tcW w:type="dxa" w:w="1514"/>
           </w:tcPr>
           <w:p>
+            <w:pPr>
+              <w:spacing w:before="20" w:after="20"/>
+            </w:pPr>
             <w:r/>
             <w:r>
               <w:rPr>
@@ -4335,6 +5425,9 @@
             <w:tcW w:type="dxa" w:w="1514"/>
           </w:tcPr>
           <w:p>
+            <w:pPr>
+              <w:spacing w:before="20" w:after="20"/>
+            </w:pPr>
             <w:r/>
             <w:r>
               <w:rPr>
@@ -4351,6 +5444,9 @@
             <w:tcW w:type="dxa" w:w="1514"/>
           </w:tcPr>
           <w:p>
+            <w:pPr>
+              <w:spacing w:before="20" w:after="20"/>
+            </w:pPr>
             <w:r/>
             <w:r>
               <w:rPr>
@@ -4367,11 +5463,13 @@
             <w:tcW w:type="dxa" w:w="1514"/>
           </w:tcPr>
           <w:p>
-            <w:r/>
-            <w:r>
-              <w:rPr>
-                <w:rFonts w:ascii="Verdana" w:hAnsi="Verdana"/>
-                <w:b w:val="0"/>
+            <w:pPr>
+              <w:spacing w:before="20" w:after="20"/>
+            </w:pPr>
+            <w:r/>
+            <w:r>
+              <w:rPr>
+                <w:rFonts w:ascii="Verdana" w:hAnsi="Verdana"/>
                 <w:sz w:val="16"/>
               </w:rPr>
               <w:t>Кодовая таблица</w:t>
@@ -4383,6 +5481,9 @@
             <w:tcW w:type="dxa" w:w="1514"/>
           </w:tcPr>
           <w:p>
+            <w:pPr>
+              <w:spacing w:before="20" w:after="20"/>
+            </w:pPr>
             <w:r/>
             <w:r>
               <w:rPr>
@@ -4399,6 +5500,9 @@
             <w:tcW w:type="dxa" w:w="1514"/>
           </w:tcPr>
           <w:p>
+            <w:pPr>
+              <w:spacing w:before="20" w:after="20"/>
+            </w:pPr>
             <w:r/>
             <w:r>
               <w:rPr>
@@ -4415,6 +5519,9 @@
             <w:tcW w:type="dxa" w:w="1514"/>
           </w:tcPr>
           <w:p>
+            <w:pPr>
+              <w:spacing w:before="20" w:after="20"/>
+            </w:pPr>
             <w:r/>
             <w:r>
               <w:rPr>
@@ -4431,11 +5538,13 @@
             <w:tcW w:type="dxa" w:w="1514"/>
           </w:tcPr>
           <w:p>
-            <w:r/>
-            <w:r>
-              <w:rPr>
-                <w:rFonts w:ascii="Verdana" w:hAnsi="Verdana"/>
-                <w:b w:val="0"/>
+            <w:pPr>
+              <w:spacing w:before="20" w:after="20"/>
+            </w:pPr>
+            <w:r/>
+            <w:r>
+              <w:rPr>
+                <w:rFonts w:ascii="Verdana" w:hAnsi="Verdana"/>
                 <w:sz w:val="16"/>
               </w:rPr>
               <w:t>Кодовая таблица</w:t>
@@ -4447,6 +5556,9 @@
             <w:tcW w:type="dxa" w:w="1514"/>
           </w:tcPr>
           <w:p>
+            <w:pPr>
+              <w:spacing w:before="20" w:after="20"/>
+            </w:pPr>
             <w:r/>
             <w:r>
               <w:rPr>
@@ -4463,6 +5575,9 @@
             <w:tcW w:type="dxa" w:w="1514"/>
           </w:tcPr>
           <w:p>
+            <w:pPr>
+              <w:spacing w:before="20" w:after="20"/>
+            </w:pPr>
             <w:r/>
             <w:r>
               <w:rPr>
@@ -4479,6 +5594,9 @@
             <w:tcW w:type="dxa" w:w="1514"/>
           </w:tcPr>
           <w:p>
+            <w:pPr>
+              <w:spacing w:before="20" w:after="20"/>
+            </w:pPr>
             <w:r/>
             <w:r>
               <w:rPr>
@@ -4499,6 +5617,9 @@
             <w:tcW w:type="dxa" w:w="1514"/>
           </w:tcPr>
           <w:p>
+            <w:pPr>
+              <w:spacing w:before="20" w:after="20"/>
+            </w:pPr>
             <w:r/>
             <w:r>
               <w:rPr>
@@ -4515,6 +5636,9 @@
             <w:tcW w:type="dxa" w:w="1514"/>
           </w:tcPr>
           <w:p>
+            <w:pPr>
+              <w:spacing w:before="20" w:after="20"/>
+            </w:pPr>
             <w:r/>
             <w:r>
               <w:rPr>
@@ -4531,11 +5655,13 @@
             <w:tcW w:type="dxa" w:w="1514"/>
           </w:tcPr>
           <w:p>
-            <w:r/>
-            <w:r>
-              <w:rPr>
-                <w:rFonts w:ascii="Verdana" w:hAnsi="Verdana"/>
-                <w:b w:val="0"/>
+            <w:pPr>
+              <w:spacing w:before="20" w:after="20"/>
+            </w:pPr>
+            <w:r/>
+            <w:r>
+              <w:rPr>
+                <w:rFonts w:ascii="Verdana" w:hAnsi="Verdana"/>
                 <w:sz w:val="16"/>
               </w:rPr>
               <w:t>Кодовая таблица</w:t>
@@ -4547,6 +5673,9 @@
             <w:tcW w:type="dxa" w:w="1514"/>
           </w:tcPr>
           <w:p>
+            <w:pPr>
+              <w:spacing w:before="20" w:after="20"/>
+            </w:pPr>
             <w:r/>
             <w:r>
               <w:rPr>
@@ -4563,6 +5692,9 @@
             <w:tcW w:type="dxa" w:w="1514"/>
           </w:tcPr>
           <w:p>
+            <w:pPr>
+              <w:spacing w:before="20" w:after="20"/>
+            </w:pPr>
             <w:r/>
             <w:r>
               <w:rPr>
@@ -4579,6 +5711,9 @@
             <w:tcW w:type="dxa" w:w="1514"/>
           </w:tcPr>
           <w:p>
+            <w:pPr>
+              <w:spacing w:before="20" w:after="20"/>
+            </w:pPr>
             <w:r/>
             <w:r>
               <w:rPr>
@@ -4595,11 +5730,13 @@
             <w:tcW w:type="dxa" w:w="1514"/>
           </w:tcPr>
           <w:p>
-            <w:r/>
-            <w:r>
-              <w:rPr>
-                <w:rFonts w:ascii="Verdana" w:hAnsi="Verdana"/>
-                <w:b w:val="0"/>
+            <w:pPr>
+              <w:spacing w:before="20" w:after="20"/>
+            </w:pPr>
+            <w:r/>
+            <w:r>
+              <w:rPr>
+                <w:rFonts w:ascii="Verdana" w:hAnsi="Verdana"/>
                 <w:sz w:val="16"/>
               </w:rPr>
               <w:t>Кодовая таблица</w:t>
@@ -4611,6 +5748,9 @@
             <w:tcW w:type="dxa" w:w="1514"/>
           </w:tcPr>
           <w:p>
+            <w:pPr>
+              <w:spacing w:before="20" w:after="20"/>
+            </w:pPr>
             <w:r/>
             <w:r>
               <w:rPr>
@@ -4627,6 +5767,9 @@
             <w:tcW w:type="dxa" w:w="1514"/>
           </w:tcPr>
           <w:p>
+            <w:pPr>
+              <w:spacing w:before="20" w:after="20"/>
+            </w:pPr>
             <w:r/>
             <w:r>
               <w:rPr>
@@ -4643,6 +5786,9 @@
             <w:tcW w:type="dxa" w:w="1514"/>
           </w:tcPr>
           <w:p>
+            <w:pPr>
+              <w:spacing w:before="20" w:after="20"/>
+            </w:pPr>
             <w:r/>
             <w:r>
               <w:rPr>
@@ -4663,6 +5809,9 @@
             <w:tcW w:type="dxa" w:w="1514"/>
           </w:tcPr>
           <w:p>
+            <w:pPr>
+              <w:spacing w:before="20" w:after="20"/>
+            </w:pPr>
             <w:r/>
             <w:r>
               <w:rPr>
@@ -4679,6 +5828,9 @@
             <w:tcW w:type="dxa" w:w="1514"/>
           </w:tcPr>
           <w:p>
+            <w:pPr>
+              <w:spacing w:before="20" w:after="20"/>
+            </w:pPr>
             <w:r/>
             <w:r>
               <w:rPr>
@@ -4695,11 +5847,13 @@
             <w:tcW w:type="dxa" w:w="1514"/>
           </w:tcPr>
           <w:p>
-            <w:r/>
-            <w:r>
-              <w:rPr>
-                <w:rFonts w:ascii="Verdana" w:hAnsi="Verdana"/>
-                <w:b w:val="0"/>
+            <w:pPr>
+              <w:spacing w:before="20" w:after="20"/>
+            </w:pPr>
+            <w:r/>
+            <w:r>
+              <w:rPr>
+                <w:rFonts w:ascii="Verdana" w:hAnsi="Verdana"/>
                 <w:sz w:val="16"/>
               </w:rPr>
               <w:t>Числовой</w:t>
@@ -4711,6 +5865,9 @@
             <w:tcW w:type="dxa" w:w="1514"/>
           </w:tcPr>
           <w:p>
+            <w:pPr>
+              <w:spacing w:before="20" w:after="20"/>
+            </w:pPr>
             <w:r/>
             <w:r>
               <w:rPr>
@@ -4727,6 +5884,9 @@
             <w:tcW w:type="dxa" w:w="1514"/>
           </w:tcPr>
           <w:p>
+            <w:pPr>
+              <w:spacing w:before="20" w:after="20"/>
+            </w:pPr>
             <w:r/>
             <w:r>
               <w:rPr>
@@ -4743,6 +5903,9 @@
             <w:tcW w:type="dxa" w:w="1514"/>
           </w:tcPr>
           <w:p>
+            <w:pPr>
+              <w:spacing w:before="20" w:after="20"/>
+            </w:pPr>
             <w:r/>
             <w:r>
               <w:rPr>
@@ -4759,11 +5922,13 @@
             <w:tcW w:type="dxa" w:w="1514"/>
           </w:tcPr>
           <w:p>
-            <w:r/>
-            <w:r>
-              <w:rPr>
-                <w:rFonts w:ascii="Verdana" w:hAnsi="Verdana"/>
-                <w:b w:val="0"/>
+            <w:pPr>
+              <w:spacing w:before="20" w:after="20"/>
+            </w:pPr>
+            <w:r/>
+            <w:r>
+              <w:rPr>
+                <w:rFonts w:ascii="Verdana" w:hAnsi="Verdana"/>
                 <w:sz w:val="16"/>
               </w:rPr>
               <w:t>Числовой</w:t>
@@ -4775,6 +5940,9 @@
             <w:tcW w:type="dxa" w:w="1514"/>
           </w:tcPr>
           <w:p>
+            <w:pPr>
+              <w:spacing w:before="20" w:after="20"/>
+            </w:pPr>
             <w:r/>
             <w:r>
               <w:rPr>
@@ -4791,6 +5959,9 @@
             <w:tcW w:type="dxa" w:w="1514"/>
           </w:tcPr>
           <w:p>
+            <w:pPr>
+              <w:spacing w:before="20" w:after="20"/>
+            </w:pPr>
             <w:r/>
             <w:r>
               <w:rPr>
@@ -4807,6 +5978,9 @@
             <w:tcW w:type="dxa" w:w="1514"/>
           </w:tcPr>
           <w:p>
+            <w:pPr>
+              <w:spacing w:before="20" w:after="20"/>
+            </w:pPr>
             <w:r/>
             <w:r>
               <w:rPr>
@@ -4827,6 +6001,9 @@
             <w:tcW w:type="dxa" w:w="1514"/>
           </w:tcPr>
           <w:p>
+            <w:pPr>
+              <w:spacing w:before="20" w:after="20"/>
+            </w:pPr>
             <w:r/>
             <w:r>
               <w:rPr>
@@ -4843,6 +6020,9 @@
             <w:tcW w:type="dxa" w:w="1514"/>
           </w:tcPr>
           <w:p>
+            <w:pPr>
+              <w:spacing w:before="20" w:after="20"/>
+            </w:pPr>
             <w:r/>
             <w:r>
               <w:rPr>
@@ -4859,11 +6039,13 @@
             <w:tcW w:type="dxa" w:w="1514"/>
           </w:tcPr>
           <w:p>
-            <w:r/>
-            <w:r>
-              <w:rPr>
-                <w:rFonts w:ascii="Verdana" w:hAnsi="Verdana"/>
-                <w:b w:val="0"/>
+            <w:pPr>
+              <w:spacing w:before="20" w:after="20"/>
+            </w:pPr>
+            <w:r/>
+            <w:r>
+              <w:rPr>
+                <w:rFonts w:ascii="Verdana" w:hAnsi="Verdana"/>
                 <w:sz w:val="16"/>
               </w:rPr>
               <w:t>Числовой</w:t>
@@ -4875,6 +6057,9 @@
             <w:tcW w:type="dxa" w:w="1514"/>
           </w:tcPr>
           <w:p>
+            <w:pPr>
+              <w:spacing w:before="20" w:after="20"/>
+            </w:pPr>
             <w:r/>
             <w:r>
               <w:rPr>
@@ -4891,6 +6076,9 @@
             <w:tcW w:type="dxa" w:w="1514"/>
           </w:tcPr>
           <w:p>
+            <w:pPr>
+              <w:spacing w:before="20" w:after="20"/>
+            </w:pPr>
             <w:r/>
             <w:r>
               <w:rPr>
@@ -4907,6 +6095,9 @@
             <w:tcW w:type="dxa" w:w="1514"/>
           </w:tcPr>
           <w:p>
+            <w:pPr>
+              <w:spacing w:before="20" w:after="20"/>
+            </w:pPr>
             <w:r/>
             <w:r>
               <w:rPr>
@@ -4923,11 +6114,13 @@
             <w:tcW w:type="dxa" w:w="1514"/>
           </w:tcPr>
           <w:p>
-            <w:r/>
-            <w:r>
-              <w:rPr>
-                <w:rFonts w:ascii="Verdana" w:hAnsi="Verdana"/>
-                <w:b w:val="0"/>
+            <w:pPr>
+              <w:spacing w:before="20" w:after="20"/>
+            </w:pPr>
+            <w:r/>
+            <w:r>
+              <w:rPr>
+                <w:rFonts w:ascii="Verdana" w:hAnsi="Verdana"/>
                 <w:sz w:val="16"/>
               </w:rPr>
               <w:t>Числовой</w:t>
@@ -4939,6 +6132,9 @@
             <w:tcW w:type="dxa" w:w="1514"/>
           </w:tcPr>
           <w:p>
+            <w:pPr>
+              <w:spacing w:before="20" w:after="20"/>
+            </w:pPr>
             <w:r/>
             <w:r>
               <w:rPr>
@@ -4955,6 +6151,9 @@
             <w:tcW w:type="dxa" w:w="1514"/>
           </w:tcPr>
           <w:p>
+            <w:pPr>
+              <w:spacing w:before="20" w:after="20"/>
+            </w:pPr>
             <w:r/>
             <w:r>
               <w:rPr>
@@ -4971,6 +6170,9 @@
             <w:tcW w:type="dxa" w:w="1514"/>
           </w:tcPr>
           <w:p>
+            <w:pPr>
+              <w:spacing w:before="20" w:after="20"/>
+            </w:pPr>
             <w:r/>
             <w:r>
               <w:rPr>
@@ -4991,6 +6193,9 @@
             <w:tcW w:type="dxa" w:w="1514"/>
           </w:tcPr>
           <w:p>
+            <w:pPr>
+              <w:spacing w:before="20" w:after="20"/>
+            </w:pPr>
             <w:r/>
             <w:r>
               <w:rPr>
@@ -5007,6 +6212,9 @@
             <w:tcW w:type="dxa" w:w="1514"/>
           </w:tcPr>
           <w:p>
+            <w:pPr>
+              <w:spacing w:before="20" w:after="20"/>
+            </w:pPr>
             <w:r/>
             <w:r>
               <w:rPr>
@@ -5023,11 +6231,13 @@
             <w:tcW w:type="dxa" w:w="1514"/>
           </w:tcPr>
           <w:p>
-            <w:r/>
-            <w:r>
-              <w:rPr>
-                <w:rFonts w:ascii="Verdana" w:hAnsi="Verdana"/>
-                <w:b w:val="0"/>
+            <w:pPr>
+              <w:spacing w:before="20" w:after="20"/>
+            </w:pPr>
+            <w:r/>
+            <w:r>
+              <w:rPr>
+                <w:rFonts w:ascii="Verdana" w:hAnsi="Verdana"/>
                 <w:sz w:val="16"/>
               </w:rPr>
               <w:t>Кодовая таблица</w:t>
@@ -5039,6 +6249,9 @@
             <w:tcW w:type="dxa" w:w="1514"/>
           </w:tcPr>
           <w:p>
+            <w:pPr>
+              <w:spacing w:before="20" w:after="20"/>
+            </w:pPr>
             <w:r/>
             <w:r>
               <w:rPr>
@@ -5055,6 +6268,9 @@
             <w:tcW w:type="dxa" w:w="1514"/>
           </w:tcPr>
           <w:p>
+            <w:pPr>
+              <w:spacing w:before="20" w:after="20"/>
+            </w:pPr>
             <w:r/>
             <w:r>
               <w:rPr>
@@ -5071,6 +6287,9 @@
             <w:tcW w:type="dxa" w:w="1514"/>
           </w:tcPr>
           <w:p>
+            <w:pPr>
+              <w:spacing w:before="20" w:after="20"/>
+            </w:pPr>
             <w:r/>
             <w:r>
               <w:rPr>
@@ -5087,11 +6306,13 @@
             <w:tcW w:type="dxa" w:w="1514"/>
           </w:tcPr>
           <w:p>
-            <w:r/>
-            <w:r>
-              <w:rPr>
-                <w:rFonts w:ascii="Verdana" w:hAnsi="Verdana"/>
-                <w:b w:val="0"/>
+            <w:pPr>
+              <w:spacing w:before="20" w:after="20"/>
+            </w:pPr>
+            <w:r/>
+            <w:r>
+              <w:rPr>
+                <w:rFonts w:ascii="Verdana" w:hAnsi="Verdana"/>
                 <w:sz w:val="16"/>
               </w:rPr>
               <w:t>Кодовая таблица</w:t>
@@ -5103,6 +6324,9 @@
             <w:tcW w:type="dxa" w:w="1514"/>
           </w:tcPr>
           <w:p>
+            <w:pPr>
+              <w:spacing w:before="20" w:after="20"/>
+            </w:pPr>
             <w:r/>
             <w:r>
               <w:rPr>
@@ -5119,6 +6343,9 @@
             <w:tcW w:type="dxa" w:w="1514"/>
           </w:tcPr>
           <w:p>
+            <w:pPr>
+              <w:spacing w:before="20" w:after="20"/>
+            </w:pPr>
             <w:r/>
             <w:r>
               <w:rPr>
@@ -5135,6 +6362,9 @@
             <w:tcW w:type="dxa" w:w="1514"/>
           </w:tcPr>
           <w:p>
+            <w:pPr>
+              <w:spacing w:before="20" w:after="20"/>
+            </w:pPr>
             <w:r/>
             <w:r>
               <w:rPr>
@@ -5155,6 +6385,9 @@
             <w:tcW w:type="dxa" w:w="1514"/>
           </w:tcPr>
           <w:p>
+            <w:pPr>
+              <w:spacing w:before="20" w:after="20"/>
+            </w:pPr>
             <w:r/>
             <w:r>
               <w:rPr>
@@ -5171,6 +6404,9 @@
             <w:tcW w:type="dxa" w:w="1514"/>
           </w:tcPr>
           <w:p>
+            <w:pPr>
+              <w:spacing w:before="20" w:after="20"/>
+            </w:pPr>
             <w:r/>
             <w:r>
               <w:rPr>
@@ -5187,11 +6423,13 @@
             <w:tcW w:type="dxa" w:w="1514"/>
           </w:tcPr>
           <w:p>
-            <w:r/>
-            <w:r>
-              <w:rPr>
-                <w:rFonts w:ascii="Verdana" w:hAnsi="Verdana"/>
-                <w:b w:val="0"/>
+            <w:pPr>
+              <w:spacing w:before="20" w:after="20"/>
+            </w:pPr>
+            <w:r/>
+            <w:r>
+              <w:rPr>
+                <w:rFonts w:ascii="Verdana" w:hAnsi="Verdana"/>
                 <w:sz w:val="16"/>
               </w:rPr>
               <w:t>Кодовая таблица</w:t>
@@ -5203,6 +6441,9 @@
             <w:tcW w:type="dxa" w:w="1514"/>
           </w:tcPr>
           <w:p>
+            <w:pPr>
+              <w:spacing w:before="20" w:after="20"/>
+            </w:pPr>
             <w:r/>
             <w:r>
               <w:rPr>
@@ -5219,6 +6460,9 @@
             <w:tcW w:type="dxa" w:w="1514"/>
           </w:tcPr>
           <w:p>
+            <w:pPr>
+              <w:spacing w:before="20" w:after="20"/>
+            </w:pPr>
             <w:r/>
             <w:r>
               <w:rPr>
@@ -5235,6 +6479,9 @@
             <w:tcW w:type="dxa" w:w="1514"/>
           </w:tcPr>
           <w:p>
+            <w:pPr>
+              <w:spacing w:before="20" w:after="20"/>
+            </w:pPr>
             <w:r/>
             <w:r>
               <w:rPr>
@@ -5251,11 +6498,13 @@
             <w:tcW w:type="dxa" w:w="1514"/>
           </w:tcPr>
           <w:p>
-            <w:r/>
-            <w:r>
-              <w:rPr>
-                <w:rFonts w:ascii="Verdana" w:hAnsi="Verdana"/>
-                <w:b w:val="0"/>
+            <w:pPr>
+              <w:spacing w:before="20" w:after="20"/>
+            </w:pPr>
+            <w:r/>
+            <w:r>
+              <w:rPr>
+                <w:rFonts w:ascii="Verdana" w:hAnsi="Verdana"/>
                 <w:sz w:val="16"/>
               </w:rPr>
               <w:t>Кодовая таблица</w:t>
@@ -5267,6 +6516,9 @@
             <w:tcW w:type="dxa" w:w="1514"/>
           </w:tcPr>
           <w:p>
+            <w:pPr>
+              <w:spacing w:before="20" w:after="20"/>
+            </w:pPr>
             <w:r/>
             <w:r>
               <w:rPr>
@@ -5283,6 +6535,9 @@
             <w:tcW w:type="dxa" w:w="1514"/>
           </w:tcPr>
           <w:p>
+            <w:pPr>
+              <w:spacing w:before="20" w:after="20"/>
+            </w:pPr>
             <w:r/>
             <w:r>
               <w:rPr>
@@ -5299,6 +6554,9 @@
             <w:tcW w:type="dxa" w:w="1514"/>
           </w:tcPr>
           <w:p>
+            <w:pPr>
+              <w:spacing w:before="20" w:after="20"/>
+            </w:pPr>
             <w:r/>
             <w:r>
               <w:rPr>
@@ -5320,6 +6578,9 @@
             <w:tcW w:type="dxa" w:w="1514"/>
           </w:tcPr>
           <w:p>
+            <w:pPr>
+              <w:spacing w:before="20" w:after="20"/>
+            </w:pPr>
             <w:r/>
             <w:r>
               <w:rPr>
@@ -5336,6 +6597,9 @@
             <w:tcW w:type="dxa" w:w="1514"/>
           </w:tcPr>
           <w:p>
+            <w:pPr>
+              <w:spacing w:before="20" w:after="20"/>
+            </w:pPr>
             <w:r/>
             <w:r>
               <w:rPr>
@@ -5352,11 +6616,13 @@
             <w:tcW w:type="dxa" w:w="1514"/>
           </w:tcPr>
           <w:p>
-            <w:r/>
-            <w:r>
-              <w:rPr>
-                <w:rFonts w:ascii="Verdana" w:hAnsi="Verdana"/>
-                <w:b w:val="0"/>
+            <w:pPr>
+              <w:spacing w:before="20" w:after="20"/>
+            </w:pPr>
+            <w:r/>
+            <w:r>
+              <w:rPr>
+                <w:rFonts w:ascii="Verdana" w:hAnsi="Verdana"/>
                 <w:sz w:val="16"/>
               </w:rPr>
               <w:t>Кодовая таблица</w:t>
@@ -5368,6 +6634,9 @@
             <w:tcW w:type="dxa" w:w="1514"/>
           </w:tcPr>
           <w:p>
+            <w:pPr>
+              <w:spacing w:before="20" w:after="20"/>
+            </w:pPr>
             <w:r/>
             <w:r>
               <w:rPr>
@@ -5384,6 +6653,9 @@
             <w:tcW w:type="dxa" w:w="1514"/>
           </w:tcPr>
           <w:p>
+            <w:pPr>
+              <w:spacing w:before="20" w:after="20"/>
+            </w:pPr>
             <w:r/>
             <w:r>
               <w:rPr>
@@ -5400,6 +6672,9 @@
             <w:tcW w:type="dxa" w:w="1514"/>
           </w:tcPr>
           <w:p>
+            <w:pPr>
+              <w:spacing w:before="20" w:after="20"/>
+            </w:pPr>
             <w:r/>
             <w:r>
               <w:rPr>
@@ -5416,11 +6691,13 @@
             <w:tcW w:type="dxa" w:w="1514"/>
           </w:tcPr>
           <w:p>
-            <w:r/>
-            <w:r>
-              <w:rPr>
-                <w:rFonts w:ascii="Verdana" w:hAnsi="Verdana"/>
-                <w:b w:val="0"/>
+            <w:pPr>
+              <w:spacing w:before="20" w:after="20"/>
+            </w:pPr>
+            <w:r/>
+            <w:r>
+              <w:rPr>
+                <w:rFonts w:ascii="Verdana" w:hAnsi="Verdana"/>
                 <w:sz w:val="16"/>
               </w:rPr>
               <w:t>Кодовая таблица</w:t>
@@ -5432,6 +6709,9 @@
             <w:tcW w:type="dxa" w:w="1514"/>
           </w:tcPr>
           <w:p>
+            <w:pPr>
+              <w:spacing w:before="20" w:after="20"/>
+            </w:pPr>
             <w:r/>
             <w:r>
               <w:rPr>
@@ -5448,6 +6728,9 @@
             <w:tcW w:type="dxa" w:w="1514"/>
           </w:tcPr>
           <w:p>
+            <w:pPr>
+              <w:spacing w:before="20" w:after="20"/>
+            </w:pPr>
             <w:r/>
             <w:r>
               <w:rPr>
@@ -5464,6 +6747,9 @@
             <w:tcW w:type="dxa" w:w="1514"/>
           </w:tcPr>
           <w:p>
+            <w:pPr>
+              <w:spacing w:before="20" w:after="20"/>
+            </w:pPr>
             <w:r/>
             <w:r>
               <w:rPr>
@@ -5484,6 +6770,9 @@
             <w:tcW w:type="dxa" w:w="1514"/>
           </w:tcPr>
           <w:p>
+            <w:pPr>
+              <w:spacing w:before="20" w:after="20"/>
+            </w:pPr>
             <w:r/>
             <w:r>
               <w:rPr>
@@ -5500,6 +6789,9 @@
             <w:tcW w:type="dxa" w:w="1514"/>
           </w:tcPr>
           <w:p>
+            <w:pPr>
+              <w:spacing w:before="20" w:after="20"/>
+            </w:pPr>
             <w:r/>
             <w:r>
               <w:rPr>
@@ -5516,11 +6808,13 @@
             <w:tcW w:type="dxa" w:w="1514"/>
           </w:tcPr>
           <w:p>
-            <w:r/>
-            <w:r>
-              <w:rPr>
-                <w:rFonts w:ascii="Verdana" w:hAnsi="Verdana"/>
-                <w:b w:val="0"/>
+            <w:pPr>
+              <w:spacing w:before="20" w:after="20"/>
+            </w:pPr>
+            <w:r/>
+            <w:r>
+              <w:rPr>
+                <w:rFonts w:ascii="Verdana" w:hAnsi="Verdana"/>
                 <w:sz w:val="16"/>
               </w:rPr>
               <w:t>Кодовая таблица</w:t>
@@ -5532,6 +6826,9 @@
             <w:tcW w:type="dxa" w:w="1514"/>
           </w:tcPr>
           <w:p>
+            <w:pPr>
+              <w:spacing w:before="20" w:after="20"/>
+            </w:pPr>
             <w:r/>
             <w:r>
               <w:rPr>
@@ -5548,6 +6845,9 @@
             <w:tcW w:type="dxa" w:w="1514"/>
           </w:tcPr>
           <w:p>
+            <w:pPr>
+              <w:spacing w:before="20" w:after="20"/>
+            </w:pPr>
             <w:r/>
             <w:r>
               <w:rPr>
@@ -5564,6 +6864,9 @@
             <w:tcW w:type="dxa" w:w="1514"/>
           </w:tcPr>
           <w:p>
+            <w:pPr>
+              <w:spacing w:before="20" w:after="20"/>
+            </w:pPr>
             <w:r/>
             <w:r>
               <w:rPr>
@@ -5580,11 +6883,13 @@
             <w:tcW w:type="dxa" w:w="1514"/>
           </w:tcPr>
           <w:p>
-            <w:r/>
-            <w:r>
-              <w:rPr>
-                <w:rFonts w:ascii="Verdana" w:hAnsi="Verdana"/>
-                <w:b w:val="0"/>
+            <w:pPr>
+              <w:spacing w:before="20" w:after="20"/>
+            </w:pPr>
+            <w:r/>
+            <w:r>
+              <w:rPr>
+                <w:rFonts w:ascii="Verdana" w:hAnsi="Verdana"/>
                 <w:sz w:val="16"/>
               </w:rPr>
               <w:t>Кодовая таблица</w:t>
@@ -5596,6 +6901,9 @@
             <w:tcW w:type="dxa" w:w="1514"/>
           </w:tcPr>
           <w:p>
+            <w:pPr>
+              <w:spacing w:before="20" w:after="20"/>
+            </w:pPr>
             <w:r/>
             <w:r>
               <w:rPr>
@@ -5612,6 +6920,9 @@
             <w:tcW w:type="dxa" w:w="1514"/>
           </w:tcPr>
           <w:p>
+            <w:pPr>
+              <w:spacing w:before="20" w:after="20"/>
+            </w:pPr>
             <w:r/>
             <w:r>
               <w:rPr>
@@ -5628,6 +6939,9 @@
             <w:tcW w:type="dxa" w:w="1514"/>
           </w:tcPr>
           <w:p>
+            <w:pPr>
+              <w:spacing w:before="20" w:after="20"/>
+            </w:pPr>
             <w:r/>
             <w:r>
               <w:rPr>
@@ -5648,6 +6962,9 @@
             <w:tcW w:type="dxa" w:w="1514"/>
           </w:tcPr>
           <w:p>
+            <w:pPr>
+              <w:spacing w:before="20" w:after="20"/>
+            </w:pPr>
             <w:r/>
             <w:r>
               <w:rPr>
@@ -5664,6 +6981,9 @@
             <w:tcW w:type="dxa" w:w="1514"/>
           </w:tcPr>
           <w:p>
+            <w:pPr>
+              <w:spacing w:before="20" w:after="20"/>
+            </w:pPr>
             <w:r/>
             <w:r>
               <w:rPr>
@@ -5680,11 +7000,13 @@
             <w:tcW w:type="dxa" w:w="1514"/>
           </w:tcPr>
           <w:p>
-            <w:r/>
-            <w:r>
-              <w:rPr>
-                <w:rFonts w:ascii="Verdana" w:hAnsi="Verdana"/>
-                <w:b w:val="0"/>
+            <w:pPr>
+              <w:spacing w:before="20" w:after="20"/>
+            </w:pPr>
+            <w:r/>
+            <w:r>
+              <w:rPr>
+                <w:rFonts w:ascii="Verdana" w:hAnsi="Verdana"/>
                 <w:sz w:val="16"/>
               </w:rPr>
               <w:t>Кодовая таблица</w:t>
@@ -5696,6 +7018,9 @@
             <w:tcW w:type="dxa" w:w="1514"/>
           </w:tcPr>
           <w:p>
+            <w:pPr>
+              <w:spacing w:before="20" w:after="20"/>
+            </w:pPr>
             <w:r/>
             <w:r>
               <w:rPr>
@@ -5712,6 +7037,9 @@
             <w:tcW w:type="dxa" w:w="1514"/>
           </w:tcPr>
           <w:p>
+            <w:pPr>
+              <w:spacing w:before="20" w:after="20"/>
+            </w:pPr>
             <w:r/>
             <w:r>
               <w:rPr>
@@ -5728,6 +7056,9 @@
             <w:tcW w:type="dxa" w:w="1514"/>
           </w:tcPr>
           <w:p>
+            <w:pPr>
+              <w:spacing w:before="20" w:after="20"/>
+            </w:pPr>
             <w:r/>
             <w:r>
               <w:rPr>
@@ -5744,11 +7075,13 @@
             <w:tcW w:type="dxa" w:w="1514"/>
           </w:tcPr>
           <w:p>
-            <w:r/>
-            <w:r>
-              <w:rPr>
-                <w:rFonts w:ascii="Verdana" w:hAnsi="Verdana"/>
-                <w:b w:val="0"/>
+            <w:pPr>
+              <w:spacing w:before="20" w:after="20"/>
+            </w:pPr>
+            <w:r/>
+            <w:r>
+              <w:rPr>
+                <w:rFonts w:ascii="Verdana" w:hAnsi="Verdana"/>
                 <w:sz w:val="16"/>
               </w:rPr>
               <w:t>Кодовая таблица</w:t>
@@ -5760,6 +7093,9 @@
             <w:tcW w:type="dxa" w:w="1514"/>
           </w:tcPr>
           <w:p>
+            <w:pPr>
+              <w:spacing w:before="20" w:after="20"/>
+            </w:pPr>
             <w:r/>
             <w:r>
               <w:rPr>
@@ -5776,6 +7112,9 @@
             <w:tcW w:type="dxa" w:w="1514"/>
           </w:tcPr>
           <w:p>
+            <w:pPr>
+              <w:spacing w:before="20" w:after="20"/>
+            </w:pPr>
             <w:r/>
             <w:r>
               <w:rPr>
@@ -5792,6 +7131,9 @@
             <w:tcW w:type="dxa" w:w="1514"/>
           </w:tcPr>
           <w:p>
+            <w:pPr>
+              <w:spacing w:before="20" w:after="20"/>
+            </w:pPr>
             <w:r/>
             <w:r>
               <w:rPr>
@@ -5812,6 +7154,9 @@
             <w:tcW w:type="dxa" w:w="1514"/>
           </w:tcPr>
           <w:p>
+            <w:pPr>
+              <w:spacing w:before="20" w:after="20"/>
+            </w:pPr>
             <w:r/>
             <w:r>
               <w:rPr>
@@ -5828,6 +7173,9 @@
             <w:tcW w:type="dxa" w:w="1514"/>
           </w:tcPr>
           <w:p>
+            <w:pPr>
+              <w:spacing w:before="20" w:after="20"/>
+            </w:pPr>
             <w:r/>
             <w:r>
               <w:rPr>
@@ -5844,11 +7192,13 @@
             <w:tcW w:type="dxa" w:w="1514"/>
           </w:tcPr>
           <w:p>
-            <w:r/>
-            <w:r>
-              <w:rPr>
-                <w:rFonts w:ascii="Verdana" w:hAnsi="Verdana"/>
-                <w:b w:val="0"/>
+            <w:pPr>
+              <w:spacing w:before="20" w:after="20"/>
+            </w:pPr>
+            <w:r/>
+            <w:r>
+              <w:rPr>
+                <w:rFonts w:ascii="Verdana" w:hAnsi="Verdana"/>
                 <w:sz w:val="16"/>
               </w:rPr>
               <w:t>Кодовая таблица</w:t>
@@ -5860,6 +7210,9 @@
             <w:tcW w:type="dxa" w:w="1514"/>
           </w:tcPr>
           <w:p>
+            <w:pPr>
+              <w:spacing w:before="20" w:after="20"/>
+            </w:pPr>
             <w:r/>
             <w:r>
               <w:rPr>
@@ -5876,6 +7229,9 @@
             <w:tcW w:type="dxa" w:w="1514"/>
           </w:tcPr>
           <w:p>
+            <w:pPr>
+              <w:spacing w:before="20" w:after="20"/>
+            </w:pPr>
             <w:r/>
             <w:r>
               <w:rPr>
@@ -5892,6 +7248,9 @@
             <w:tcW w:type="dxa" w:w="1514"/>
           </w:tcPr>
           <w:p>
+            <w:pPr>
+              <w:spacing w:before="20" w:after="20"/>
+            </w:pPr>
             <w:r/>
             <w:r>
               <w:rPr>
@@ -5908,11 +7267,13 @@
             <w:tcW w:type="dxa" w:w="1514"/>
           </w:tcPr>
           <w:p>
-            <w:r/>
-            <w:r>
-              <w:rPr>
-                <w:rFonts w:ascii="Verdana" w:hAnsi="Verdana"/>
-                <w:b w:val="0"/>
+            <w:pPr>
+              <w:spacing w:before="20" w:after="20"/>
+            </w:pPr>
+            <w:r/>
+            <w:r>
+              <w:rPr>
+                <w:rFonts w:ascii="Verdana" w:hAnsi="Verdana"/>
                 <w:sz w:val="16"/>
               </w:rPr>
               <w:t>Кодовая таблица</w:t>
@@ -5924,6 +7285,9 @@
             <w:tcW w:type="dxa" w:w="1514"/>
           </w:tcPr>
           <w:p>
+            <w:pPr>
+              <w:spacing w:before="20" w:after="20"/>
+            </w:pPr>
             <w:r/>
             <w:r>
               <w:rPr>
@@ -5940,6 +7304,9 @@
             <w:tcW w:type="dxa" w:w="1514"/>
           </w:tcPr>
           <w:p>
+            <w:pPr>
+              <w:spacing w:before="20" w:after="20"/>
+            </w:pPr>
             <w:r/>
             <w:r>
               <w:rPr>
@@ -5956,6 +7323,9 @@
             <w:tcW w:type="dxa" w:w="1514"/>
           </w:tcPr>
           <w:p>
+            <w:pPr>
+              <w:spacing w:before="20" w:after="20"/>
+            </w:pPr>
             <w:r/>
             <w:r>
               <w:rPr>
@@ -5976,6 +7346,9 @@
             <w:tcW w:type="dxa" w:w="1514"/>
           </w:tcPr>
           <w:p>
+            <w:pPr>
+              <w:spacing w:before="20" w:after="20"/>
+            </w:pPr>
             <w:r/>
             <w:r>
               <w:rPr>
@@ -5992,6 +7365,9 @@
             <w:tcW w:type="dxa" w:w="1514"/>
           </w:tcPr>
           <w:p>
+            <w:pPr>
+              <w:spacing w:before="20" w:after="20"/>
+            </w:pPr>
             <w:r/>
             <w:r>
               <w:rPr>
@@ -6008,11 +7384,13 @@
             <w:tcW w:type="dxa" w:w="1514"/>
           </w:tcPr>
           <w:p>
-            <w:r/>
-            <w:r>
-              <w:rPr>
-                <w:rFonts w:ascii="Verdana" w:hAnsi="Verdana"/>
-                <w:b w:val="0"/>
+            <w:pPr>
+              <w:spacing w:before="20" w:after="20"/>
+            </w:pPr>
+            <w:r/>
+            <w:r>
+              <w:rPr>
+                <w:rFonts w:ascii="Verdana" w:hAnsi="Verdana"/>
                 <w:sz w:val="16"/>
               </w:rPr>
               <w:t>Кодовая таблица</w:t>
@@ -6024,6 +7402,9 @@
             <w:tcW w:type="dxa" w:w="1514"/>
           </w:tcPr>
           <w:p>
+            <w:pPr>
+              <w:spacing w:before="20" w:after="20"/>
+            </w:pPr>
             <w:r/>
             <w:r>
               <w:rPr>
@@ -6040,6 +7421,9 @@
             <w:tcW w:type="dxa" w:w="1514"/>
           </w:tcPr>
           <w:p>
+            <w:pPr>
+              <w:spacing w:before="20" w:after="20"/>
+            </w:pPr>
             <w:r/>
             <w:r>
               <w:rPr>
@@ -6056,6 +7440,9 @@
             <w:tcW w:type="dxa" w:w="1514"/>
           </w:tcPr>
           <w:p>
+            <w:pPr>
+              <w:spacing w:before="20" w:after="20"/>
+            </w:pPr>
             <w:r/>
             <w:r>
               <w:rPr>
@@ -6072,11 +7459,13 @@
             <w:tcW w:type="dxa" w:w="1514"/>
           </w:tcPr>
           <w:p>
-            <w:r/>
-            <w:r>
-              <w:rPr>
-                <w:rFonts w:ascii="Verdana" w:hAnsi="Verdana"/>
-                <w:b w:val="0"/>
+            <w:pPr>
+              <w:spacing w:before="20" w:after="20"/>
+            </w:pPr>
+            <w:r/>
+            <w:r>
+              <w:rPr>
+                <w:rFonts w:ascii="Verdana" w:hAnsi="Verdana"/>
                 <w:sz w:val="16"/>
               </w:rPr>
               <w:t>Кодовая таблица</w:t>
@@ -6088,6 +7477,9 @@
             <w:tcW w:type="dxa" w:w="1514"/>
           </w:tcPr>
           <w:p>
+            <w:pPr>
+              <w:spacing w:before="20" w:after="20"/>
+            </w:pPr>
             <w:r/>
             <w:r>
               <w:rPr>
@@ -6104,6 +7496,9 @@
             <w:tcW w:type="dxa" w:w="1514"/>
           </w:tcPr>
           <w:p>
+            <w:pPr>
+              <w:spacing w:before="20" w:after="20"/>
+            </w:pPr>
             <w:r/>
             <w:r>
               <w:rPr>
@@ -6120,6 +7515,9 @@
             <w:tcW w:type="dxa" w:w="1514"/>
           </w:tcPr>
           <w:p>
+            <w:pPr>
+              <w:spacing w:before="20" w:after="20"/>
+            </w:pPr>
             <w:r/>
             <w:r>
               <w:rPr>
@@ -6140,6 +7538,9 @@
             <w:tcW w:type="dxa" w:w="1514"/>
           </w:tcPr>
           <w:p>
+            <w:pPr>
+              <w:spacing w:before="20" w:after="20"/>
+            </w:pPr>
             <w:r/>
             <w:r>
               <w:rPr>
@@ -6156,6 +7557,9 @@
             <w:tcW w:type="dxa" w:w="1514"/>
           </w:tcPr>
           <w:p>
+            <w:pPr>
+              <w:spacing w:before="20" w:after="20"/>
+            </w:pPr>
             <w:r/>
             <w:r>
               <w:rPr>
@@ -6172,11 +7576,13 @@
             <w:tcW w:type="dxa" w:w="1514"/>
           </w:tcPr>
           <w:p>
-            <w:r/>
-            <w:r>
-              <w:rPr>
-                <w:rFonts w:ascii="Verdana" w:hAnsi="Verdana"/>
-                <w:b w:val="0"/>
+            <w:pPr>
+              <w:spacing w:before="20" w:after="20"/>
+            </w:pPr>
+            <w:r/>
+            <w:r>
+              <w:rPr>
+                <w:rFonts w:ascii="Verdana" w:hAnsi="Verdana"/>
                 <w:sz w:val="16"/>
               </w:rPr>
               <w:t>Кодовая таблица</w:t>
@@ -6188,6 +7594,9 @@
             <w:tcW w:type="dxa" w:w="1514"/>
           </w:tcPr>
           <w:p>
+            <w:pPr>
+              <w:spacing w:before="20" w:after="20"/>
+            </w:pPr>
             <w:r/>
             <w:r>
               <w:rPr>
@@ -6204,6 +7613,9 @@
             <w:tcW w:type="dxa" w:w="1514"/>
           </w:tcPr>
           <w:p>
+            <w:pPr>
+              <w:spacing w:before="20" w:after="20"/>
+            </w:pPr>
             <w:r/>
             <w:r>
               <w:rPr>
@@ -6220,6 +7632,9 @@
             <w:tcW w:type="dxa" w:w="1514"/>
           </w:tcPr>
           <w:p>
+            <w:pPr>
+              <w:spacing w:before="20" w:after="20"/>
+            </w:pPr>
             <w:r/>
             <w:r>
               <w:rPr>
@@ -6236,11 +7651,13 @@
             <w:tcW w:type="dxa" w:w="1514"/>
           </w:tcPr>
           <w:p>
-            <w:r/>
-            <w:r>
-              <w:rPr>
-                <w:rFonts w:ascii="Verdana" w:hAnsi="Verdana"/>
-                <w:b w:val="0"/>
+            <w:pPr>
+              <w:spacing w:before="20" w:after="20"/>
+            </w:pPr>
+            <w:r/>
+            <w:r>
+              <w:rPr>
+                <w:rFonts w:ascii="Verdana" w:hAnsi="Verdana"/>
                 <w:sz w:val="16"/>
               </w:rPr>
               <w:t>Кодовая таблица</w:t>
@@ -6252,6 +7669,9 @@
             <w:tcW w:type="dxa" w:w="1514"/>
           </w:tcPr>
           <w:p>
+            <w:pPr>
+              <w:spacing w:before="20" w:after="20"/>
+            </w:pPr>
             <w:r/>
             <w:r>
               <w:rPr>
@@ -6268,6 +7688,9 @@
             <w:tcW w:type="dxa" w:w="1514"/>
           </w:tcPr>
           <w:p>
+            <w:pPr>
+              <w:spacing w:before="20" w:after="20"/>
+            </w:pPr>
             <w:r/>
             <w:r>
               <w:rPr>
@@ -6284,6 +7707,9 @@
             <w:tcW w:type="dxa" w:w="1514"/>
           </w:tcPr>
           <w:p>
+            <w:pPr>
+              <w:spacing w:before="20" w:after="20"/>
+            </w:pPr>
             <w:r/>
             <w:r>
               <w:rPr>
@@ -6304,6 +7730,9 @@
             <w:tcW w:type="dxa" w:w="1514"/>
           </w:tcPr>
           <w:p>
+            <w:pPr>
+              <w:spacing w:before="20" w:after="20"/>
+            </w:pPr>
             <w:r/>
             <w:r>
               <w:rPr>
@@ -6320,6 +7749,9 @@
             <w:tcW w:type="dxa" w:w="1514"/>
           </w:tcPr>
           <w:p>
+            <w:pPr>
+              <w:spacing w:before="20" w:after="20"/>
+            </w:pPr>
             <w:r/>
             <w:r>
               <w:rPr>
@@ -6336,11 +7768,13 @@
             <w:tcW w:type="dxa" w:w="1514"/>
           </w:tcPr>
           <w:p>
-            <w:r/>
-            <w:r>
-              <w:rPr>
-                <w:rFonts w:ascii="Verdana" w:hAnsi="Verdana"/>
-                <w:b w:val="0"/>
+            <w:pPr>
+              <w:spacing w:before="20" w:after="20"/>
+            </w:pPr>
+            <w:r/>
+            <w:r>
+              <w:rPr>
+                <w:rFonts w:ascii="Verdana" w:hAnsi="Verdana"/>
                 <w:sz w:val="16"/>
               </w:rPr>
               <w:t>Кодовая таблица</w:t>
@@ -6352,6 +7786,9 @@
             <w:tcW w:type="dxa" w:w="1514"/>
           </w:tcPr>
           <w:p>
+            <w:pPr>
+              <w:spacing w:before="20" w:after="20"/>
+            </w:pPr>
             <w:r/>
             <w:r>
               <w:rPr>
@@ -6368,6 +7805,9 @@
             <w:tcW w:type="dxa" w:w="1514"/>
           </w:tcPr>
           <w:p>
+            <w:pPr>
+              <w:spacing w:before="20" w:after="20"/>
+            </w:pPr>
             <w:r/>
             <w:r>
               <w:rPr>
@@ -6384,6 +7824,9 @@
             <w:tcW w:type="dxa" w:w="1514"/>
           </w:tcPr>
           <w:p>
+            <w:pPr>
+              <w:spacing w:before="20" w:after="20"/>
+            </w:pPr>
             <w:r/>
             <w:r>
               <w:rPr>
@@ -6400,11 +7843,13 @@
             <w:tcW w:type="dxa" w:w="1514"/>
           </w:tcPr>
           <w:p>
-            <w:r/>
-            <w:r>
-              <w:rPr>
-                <w:rFonts w:ascii="Verdana" w:hAnsi="Verdana"/>
-                <w:b w:val="0"/>
+            <w:pPr>
+              <w:spacing w:before="20" w:after="20"/>
+            </w:pPr>
+            <w:r/>
+            <w:r>
+              <w:rPr>
+                <w:rFonts w:ascii="Verdana" w:hAnsi="Verdana"/>
                 <w:sz w:val="16"/>
               </w:rPr>
               <w:t>Кодовая таблица</w:t>
@@ -6416,6 +7861,9 @@
             <w:tcW w:type="dxa" w:w="1514"/>
           </w:tcPr>
           <w:p>
+            <w:pPr>
+              <w:spacing w:before="20" w:after="20"/>
+            </w:pPr>
             <w:r/>
             <w:r>
               <w:rPr>
@@ -6432,6 +7880,9 @@
             <w:tcW w:type="dxa" w:w="1514"/>
           </w:tcPr>
           <w:p>
+            <w:pPr>
+              <w:spacing w:before="20" w:after="20"/>
+            </w:pPr>
             <w:r/>
             <w:r>
               <w:rPr>
@@ -6448,6 +7899,9 @@
             <w:tcW w:type="dxa" w:w="1514"/>
           </w:tcPr>
           <w:p>
+            <w:pPr>
+              <w:spacing w:before="20" w:after="20"/>
+            </w:pPr>
             <w:r/>
             <w:r>
               <w:rPr>
@@ -6468,6 +7922,9 @@
             <w:tcW w:type="dxa" w:w="1514"/>
           </w:tcPr>
           <w:p>
+            <w:pPr>
+              <w:spacing w:before="20" w:after="20"/>
+            </w:pPr>
             <w:r/>
             <w:r>
               <w:rPr>
@@ -6484,6 +7941,9 @@
             <w:tcW w:type="dxa" w:w="1514"/>
           </w:tcPr>
           <w:p>
+            <w:pPr>
+              <w:spacing w:before="20" w:after="20"/>
+            </w:pPr>
             <w:r/>
             <w:r>
               <w:rPr>
@@ -6500,11 +7960,13 @@
             <w:tcW w:type="dxa" w:w="1514"/>
           </w:tcPr>
           <w:p>
-            <w:r/>
-            <w:r>
-              <w:rPr>
-                <w:rFonts w:ascii="Verdana" w:hAnsi="Verdana"/>
-                <w:b w:val="0"/>
+            <w:pPr>
+              <w:spacing w:before="20" w:after="20"/>
+            </w:pPr>
+            <w:r/>
+            <w:r>
+              <w:rPr>
+                <w:rFonts w:ascii="Verdana" w:hAnsi="Verdana"/>
                 <w:sz w:val="16"/>
               </w:rPr>
               <w:t>Кодовая таблица</w:t>
@@ -6516,6 +7978,9 @@
             <w:tcW w:type="dxa" w:w="1514"/>
           </w:tcPr>
           <w:p>
+            <w:pPr>
+              <w:spacing w:before="20" w:after="20"/>
+            </w:pPr>
             <w:r/>
             <w:r>
               <w:rPr>
@@ -6532,6 +7997,9 @@
             <w:tcW w:type="dxa" w:w="1514"/>
           </w:tcPr>
           <w:p>
+            <w:pPr>
+              <w:spacing w:before="20" w:after="20"/>
+            </w:pPr>
             <w:r/>
             <w:r>
               <w:rPr>
@@ -6548,6 +8016,9 @@
             <w:tcW w:type="dxa" w:w="1514"/>
           </w:tcPr>
           <w:p>
+            <w:pPr>
+              <w:spacing w:before="20" w:after="20"/>
+            </w:pPr>
             <w:r/>
             <w:r>
               <w:rPr>
@@ -6564,11 +8035,13 @@
             <w:tcW w:type="dxa" w:w="1514"/>
           </w:tcPr>
           <w:p>
-            <w:r/>
-            <w:r>
-              <w:rPr>
-                <w:rFonts w:ascii="Verdana" w:hAnsi="Verdana"/>
-                <w:b w:val="0"/>
+            <w:pPr>
+              <w:spacing w:before="20" w:after="20"/>
+            </w:pPr>
+            <w:r/>
+            <w:r>
+              <w:rPr>
+                <w:rFonts w:ascii="Verdana" w:hAnsi="Verdana"/>
                 <w:sz w:val="16"/>
               </w:rPr>
               <w:t>Кодовая таблица</w:t>
@@ -6580,6 +8053,9 @@
             <w:tcW w:type="dxa" w:w="1514"/>
           </w:tcPr>
           <w:p>
+            <w:pPr>
+              <w:spacing w:before="20" w:after="20"/>
+            </w:pPr>
             <w:r/>
             <w:r>
               <w:rPr>
@@ -6596,6 +8072,9 @@
             <w:tcW w:type="dxa" w:w="1514"/>
           </w:tcPr>
           <w:p>
+            <w:pPr>
+              <w:spacing w:before="20" w:after="20"/>
+            </w:pPr>
             <w:r/>
             <w:r>
               <w:rPr>
@@ -6612,6 +8091,9 @@
             <w:tcW w:type="dxa" w:w="1514"/>
           </w:tcPr>
           <w:p>
+            <w:pPr>
+              <w:spacing w:before="20" w:after="20"/>
+            </w:pPr>
             <w:r/>
             <w:r>
               <w:rPr>
@@ -6632,6 +8114,9 @@
             <w:tcW w:type="dxa" w:w="1514"/>
           </w:tcPr>
           <w:p>
+            <w:pPr>
+              <w:spacing w:before="20" w:after="20"/>
+            </w:pPr>
             <w:r/>
             <w:r>
               <w:rPr>
@@ -6648,6 +8133,9 @@
             <w:tcW w:type="dxa" w:w="1514"/>
           </w:tcPr>
           <w:p>
+            <w:pPr>
+              <w:spacing w:before="20" w:after="20"/>
+            </w:pPr>
             <w:r/>
             <w:r>
               <w:rPr>
@@ -6664,11 +8152,13 @@
             <w:tcW w:type="dxa" w:w="1514"/>
           </w:tcPr>
           <w:p>
-            <w:r/>
-            <w:r>
-              <w:rPr>
-                <w:rFonts w:ascii="Verdana" w:hAnsi="Verdana"/>
-                <w:b w:val="0"/>
+            <w:pPr>
+              <w:spacing w:before="20" w:after="20"/>
+            </w:pPr>
+            <w:r/>
+            <w:r>
+              <w:rPr>
+                <w:rFonts w:ascii="Verdana" w:hAnsi="Verdana"/>
                 <w:sz w:val="16"/>
               </w:rPr>
               <w:t>Таблица флагов</w:t>
@@ -6680,6 +8170,9 @@
             <w:tcW w:type="dxa" w:w="1514"/>
           </w:tcPr>
           <w:p>
+            <w:pPr>
+              <w:spacing w:before="20" w:after="20"/>
+            </w:pPr>
             <w:r/>
             <w:r>
               <w:rPr>
@@ -6696,6 +8189,9 @@
             <w:tcW w:type="dxa" w:w="1514"/>
           </w:tcPr>
           <w:p>
+            <w:pPr>
+              <w:spacing w:before="20" w:after="20"/>
+            </w:pPr>
             <w:r/>
             <w:r>
               <w:rPr>
@@ -6712,6 +8208,9 @@
             <w:tcW w:type="dxa" w:w="1514"/>
           </w:tcPr>
           <w:p>
+            <w:pPr>
+              <w:spacing w:before="20" w:after="20"/>
+            </w:pPr>
             <w:r/>
             <w:r>
               <w:rPr>
@@ -6728,11 +8227,13 @@
             <w:tcW w:type="dxa" w:w="1514"/>
           </w:tcPr>
           <w:p>
-            <w:r/>
-            <w:r>
-              <w:rPr>
-                <w:rFonts w:ascii="Verdana" w:hAnsi="Verdana"/>
-                <w:b w:val="0"/>
+            <w:pPr>
+              <w:spacing w:before="20" w:after="20"/>
+            </w:pPr>
+            <w:r/>
+            <w:r>
+              <w:rPr>
+                <w:rFonts w:ascii="Verdana" w:hAnsi="Verdana"/>
                 <w:sz w:val="16"/>
               </w:rPr>
               <w:t>Таблица флагов</w:t>
@@ -6744,6 +8245,9 @@
             <w:tcW w:type="dxa" w:w="1514"/>
           </w:tcPr>
           <w:p>
+            <w:pPr>
+              <w:spacing w:before="20" w:after="20"/>
+            </w:pPr>
             <w:r/>
             <w:r>
               <w:rPr>
@@ -6760,6 +8264,9 @@
             <w:tcW w:type="dxa" w:w="1514"/>
           </w:tcPr>
           <w:p>
+            <w:pPr>
+              <w:spacing w:before="20" w:after="20"/>
+            </w:pPr>
             <w:r/>
             <w:r>
               <w:rPr>
@@ -6776,6 +8283,9 @@
             <w:tcW w:type="dxa" w:w="1514"/>
           </w:tcPr>
           <w:p>
+            <w:pPr>
+              <w:spacing w:before="20" w:after="20"/>
+            </w:pPr>
             <w:r/>
             <w:r>
               <w:rPr>
@@ -6796,6 +8306,9 @@
             <w:tcW w:type="dxa" w:w="1514"/>
           </w:tcPr>
           <w:p>
+            <w:pPr>
+              <w:spacing w:before="20" w:after="20"/>
+            </w:pPr>
             <w:r/>
             <w:r>
               <w:rPr>
@@ -6812,6 +8325,9 @@
             <w:tcW w:type="dxa" w:w="1514"/>
           </w:tcPr>
           <w:p>
+            <w:pPr>
+              <w:spacing w:before="20" w:after="20"/>
+            </w:pPr>
             <w:r/>
             <w:r>
               <w:rPr>
@@ -6828,11 +8344,13 @@
             <w:tcW w:type="dxa" w:w="1514"/>
           </w:tcPr>
           <w:p>
-            <w:r/>
-            <w:r>
-              <w:rPr>
-                <w:rFonts w:ascii="Verdana" w:hAnsi="Verdana"/>
-                <w:b w:val="0"/>
+            <w:pPr>
+              <w:spacing w:before="20" w:after="20"/>
+            </w:pPr>
+            <w:r/>
+            <w:r>
+              <w:rPr>
+                <w:rFonts w:ascii="Verdana" w:hAnsi="Verdana"/>
                 <w:sz w:val="16"/>
               </w:rPr>
               <w:t>Кодовая таблица</w:t>
@@ -6844,6 +8362,9 @@
             <w:tcW w:type="dxa" w:w="1514"/>
           </w:tcPr>
           <w:p>
+            <w:pPr>
+              <w:spacing w:before="20" w:after="20"/>
+            </w:pPr>
             <w:r/>
             <w:r>
               <w:rPr>
@@ -6860,6 +8381,9 @@
             <w:tcW w:type="dxa" w:w="1514"/>
           </w:tcPr>
           <w:p>
+            <w:pPr>
+              <w:spacing w:before="20" w:after="20"/>
+            </w:pPr>
             <w:r/>
             <w:r>
               <w:rPr>
@@ -6876,6 +8400,9 @@
             <w:tcW w:type="dxa" w:w="1514"/>
           </w:tcPr>
           <w:p>
+            <w:pPr>
+              <w:spacing w:before="20" w:after="20"/>
+            </w:pPr>
             <w:r/>
             <w:r>
               <w:rPr>
@@ -6892,11 +8419,13 @@
             <w:tcW w:type="dxa" w:w="1514"/>
           </w:tcPr>
           <w:p>
-            <w:r/>
-            <w:r>
-              <w:rPr>
-                <w:rFonts w:ascii="Verdana" w:hAnsi="Verdana"/>
-                <w:b w:val="0"/>
+            <w:pPr>
+              <w:spacing w:before="20" w:after="20"/>
+            </w:pPr>
+            <w:r/>
+            <w:r>
+              <w:rPr>
+                <w:rFonts w:ascii="Verdana" w:hAnsi="Verdana"/>
                 <w:sz w:val="16"/>
               </w:rPr>
               <w:t>Кодовая таблица</w:t>
@@ -6908,6 +8437,9 @@
             <w:tcW w:type="dxa" w:w="1514"/>
           </w:tcPr>
           <w:p>
+            <w:pPr>
+              <w:spacing w:before="20" w:after="20"/>
+            </w:pPr>
             <w:r/>
             <w:r>
               <w:rPr>
@@ -6924,6 +8456,9 @@
             <w:tcW w:type="dxa" w:w="1514"/>
           </w:tcPr>
           <w:p>
+            <w:pPr>
+              <w:spacing w:before="20" w:after="20"/>
+            </w:pPr>
             <w:r/>
             <w:r>
               <w:rPr>
@@ -6940,6 +8475,9 @@
             <w:tcW w:type="dxa" w:w="1514"/>
           </w:tcPr>
           <w:p>
+            <w:pPr>
+              <w:spacing w:before="20" w:after="20"/>
+            </w:pPr>
             <w:r/>
             <w:r>
               <w:rPr>
@@ -6961,6 +8499,9 @@
             <w:tcW w:type="dxa" w:w="1514"/>
           </w:tcPr>
           <w:p>
+            <w:pPr>
+              <w:spacing w:before="20" w:after="20"/>
+            </w:pPr>
             <w:r/>
             <w:r>
               <w:rPr>
@@ -6977,6 +8518,9 @@
             <w:tcW w:type="dxa" w:w="1514"/>
           </w:tcPr>
           <w:p>
+            <w:pPr>
+              <w:spacing w:before="20" w:after="20"/>
+            </w:pPr>
             <w:r/>
             <w:r>
               <w:rPr>
@@ -6993,11 +8537,13 @@
             <w:tcW w:type="dxa" w:w="1514"/>
           </w:tcPr>
           <w:p>
-            <w:r/>
-            <w:r>
-              <w:rPr>
-                <w:rFonts w:ascii="Verdana" w:hAnsi="Verdana"/>
-                <w:b w:val="0"/>
+            <w:pPr>
+              <w:spacing w:before="20" w:after="20"/>
+            </w:pPr>
+            <w:r/>
+            <w:r>
+              <w:rPr>
+                <w:rFonts w:ascii="Verdana" w:hAnsi="Verdana"/>
                 <w:sz w:val="16"/>
               </w:rPr>
               <w:t>CCITT IA5</w:t>
@@ -7009,6 +8555,9 @@
             <w:tcW w:type="dxa" w:w="1514"/>
           </w:tcPr>
           <w:p>
+            <w:pPr>
+              <w:spacing w:before="20" w:after="20"/>
+            </w:pPr>
             <w:r/>
             <w:r>
               <w:rPr>
@@ -7025,6 +8574,9 @@
             <w:tcW w:type="dxa" w:w="1514"/>
           </w:tcPr>
           <w:p>
+            <w:pPr>
+              <w:spacing w:before="20" w:after="20"/>
+            </w:pPr>
             <w:r/>
             <w:r>
               <w:rPr>
@@ -7041,6 +8593,9 @@
             <w:tcW w:type="dxa" w:w="1514"/>
           </w:tcPr>
           <w:p>
+            <w:pPr>
+              <w:spacing w:before="20" w:after="20"/>
+            </w:pPr>
             <w:r/>
             <w:r>
               <w:rPr>
@@ -7057,11 +8612,13 @@
             <w:tcW w:type="dxa" w:w="1514"/>
           </w:tcPr>
           <w:p>
-            <w:r/>
-            <w:r>
-              <w:rPr>
-                <w:rFonts w:ascii="Verdana" w:hAnsi="Verdana"/>
-                <w:b w:val="0"/>
+            <w:pPr>
+              <w:spacing w:before="20" w:after="20"/>
+            </w:pPr>
+            <w:r/>
+            <w:r>
+              <w:rPr>
+                <w:rFonts w:ascii="Verdana" w:hAnsi="Verdana"/>
                 <w:sz w:val="16"/>
               </w:rPr>
               <w:t>Символ</w:t>
@@ -7073,6 +8630,9 @@
             <w:tcW w:type="dxa" w:w="1514"/>
           </w:tcPr>
           <w:p>
+            <w:pPr>
+              <w:spacing w:before="20" w:after="20"/>
+            </w:pPr>
             <w:r/>
             <w:r>
               <w:rPr>
@@ -7089,6 +8649,9 @@
             <w:tcW w:type="dxa" w:w="1514"/>
           </w:tcPr>
           <w:p>
+            <w:pPr>
+              <w:spacing w:before="20" w:after="20"/>
+            </w:pPr>
             <w:r/>
             <w:r>
               <w:rPr>
@@ -7105,6 +8668,9 @@
             <w:tcW w:type="dxa" w:w="1514"/>
           </w:tcPr>
           <w:p>
+            <w:pPr>
+              <w:spacing w:before="20" w:after="20"/>
+            </w:pPr>
             <w:r/>
             <w:r>
               <w:rPr>
@@ -7125,6 +8691,9 @@
             <w:tcW w:type="dxa" w:w="1514"/>
           </w:tcPr>
           <w:p>
+            <w:pPr>
+              <w:spacing w:before="20" w:after="20"/>
+            </w:pPr>
             <w:r/>
             <w:r>
               <w:rPr>
@@ -7141,6 +8710,9 @@
             <w:tcW w:type="dxa" w:w="1514"/>
           </w:tcPr>
           <w:p>
+            <w:pPr>
+              <w:spacing w:before="20" w:after="20"/>
+            </w:pPr>
             <w:r/>
             <w:r>
               <w:rPr>
@@ -7157,11 +8729,13 @@
             <w:tcW w:type="dxa" w:w="1514"/>
           </w:tcPr>
           <w:p>
-            <w:r/>
-            <w:r>
-              <w:rPr>
-                <w:rFonts w:ascii="Verdana" w:hAnsi="Verdana"/>
-                <w:b w:val="0"/>
+            <w:pPr>
+              <w:spacing w:before="20" w:after="20"/>
+            </w:pPr>
+            <w:r/>
+            <w:r>
+              <w:rPr>
+                <w:rFonts w:ascii="Verdana" w:hAnsi="Verdana"/>
                 <w:sz w:val="16"/>
               </w:rPr>
               <w:t>Общая кодовая таблица C-14</w:t>
@@ -7173,6 +8747,9 @@
             <w:tcW w:type="dxa" w:w="1514"/>
           </w:tcPr>
           <w:p>
+            <w:pPr>
+              <w:spacing w:before="20" w:after="20"/>
+            </w:pPr>
             <w:r/>
             <w:r>
               <w:rPr>
@@ -7189,6 +8766,9 @@
             <w:tcW w:type="dxa" w:w="1514"/>
           </w:tcPr>
           <w:p>
+            <w:pPr>
+              <w:spacing w:before="20" w:after="20"/>
+            </w:pPr>
             <w:r/>
             <w:r>
               <w:rPr>
@@ -7205,6 +8785,9 @@
             <w:tcW w:type="dxa" w:w="1514"/>
           </w:tcPr>
           <w:p>
+            <w:pPr>
+              <w:spacing w:before="20" w:after="20"/>
+            </w:pPr>
             <w:r/>
             <w:r>
               <w:rPr>
@@ -7221,11 +8804,13 @@
             <w:tcW w:type="dxa" w:w="1514"/>
           </w:tcPr>
           <w:p>
-            <w:r/>
-            <w:r>
-              <w:rPr>
-                <w:rFonts w:ascii="Verdana" w:hAnsi="Verdana"/>
-                <w:b w:val="0"/>
+            <w:pPr>
+              <w:spacing w:before="20" w:after="20"/>
+            </w:pPr>
+            <w:r/>
+            <w:r>
+              <w:rPr>
+                <w:rFonts w:ascii="Verdana" w:hAnsi="Verdana"/>
                 <w:sz w:val="16"/>
               </w:rPr>
               <w:t>Общая кодовая таблица C-14</w:t>
@@ -7237,6 +8822,9 @@
             <w:tcW w:type="dxa" w:w="1514"/>
           </w:tcPr>
           <w:p>
+            <w:pPr>
+              <w:spacing w:before="20" w:after="20"/>
+            </w:pPr>
             <w:r/>
             <w:r>
               <w:rPr>
@@ -7253,6 +8841,9 @@
             <w:tcW w:type="dxa" w:w="1514"/>
           </w:tcPr>
           <w:p>
+            <w:pPr>
+              <w:spacing w:before="20" w:after="20"/>
+            </w:pPr>
             <w:r/>
             <w:r>
               <w:rPr>
@@ -7269,6 +8860,9 @@
             <w:tcW w:type="dxa" w:w="1514"/>
           </w:tcPr>
           <w:p>
+            <w:pPr>
+              <w:spacing w:before="20" w:after="20"/>
+            </w:pPr>
             <w:r/>
             <w:r>
               <w:rPr>
@@ -7289,6 +8883,9 @@
             <w:tcW w:type="dxa" w:w="1514"/>
           </w:tcPr>
           <w:p>
+            <w:pPr>
+              <w:spacing w:before="20" w:after="20"/>
+            </w:pPr>
             <w:r/>
             <w:r>
               <w:rPr>
@@ -7305,6 +8902,9 @@
             <w:tcW w:type="dxa" w:w="1514"/>
           </w:tcPr>
           <w:p>
+            <w:pPr>
+              <w:spacing w:before="20" w:after="20"/>
+            </w:pPr>
             <w:r/>
             <w:r>
               <w:rPr>
@@ -7321,11 +8921,13 @@
             <w:tcW w:type="dxa" w:w="1514"/>
           </w:tcPr>
           <w:p>
-            <w:r/>
-            <w:r>
-              <w:rPr>
-                <w:rFonts w:ascii="Verdana" w:hAnsi="Verdana"/>
-                <w:b w:val="0"/>
+            <w:pPr>
+              <w:spacing w:before="20" w:after="20"/>
+            </w:pPr>
+            <w:r/>
+            <w:r>
+              <w:rPr>
+                <w:rFonts w:ascii="Verdana" w:hAnsi="Verdana"/>
                 <w:sz w:val="16"/>
               </w:rPr>
               <w:t>Числовой</w:t>
@@ -7337,6 +8939,9 @@
             <w:tcW w:type="dxa" w:w="1514"/>
           </w:tcPr>
           <w:p>
+            <w:pPr>
+              <w:spacing w:before="20" w:after="20"/>
+            </w:pPr>
             <w:r/>
             <w:r>
               <w:rPr>
@@ -7353,6 +8958,9 @@
             <w:tcW w:type="dxa" w:w="1514"/>
           </w:tcPr>
           <w:p>
+            <w:pPr>
+              <w:spacing w:before="20" w:after="20"/>
+            </w:pPr>
             <w:r/>
             <w:r>
               <w:rPr>
@@ -7369,6 +8977,9 @@
             <w:tcW w:type="dxa" w:w="1514"/>
           </w:tcPr>
           <w:p>
+            <w:pPr>
+              <w:spacing w:before="20" w:after="20"/>
+            </w:pPr>
             <w:r/>
             <w:r>
               <w:rPr>
@@ -7385,11 +8996,13 @@
             <w:tcW w:type="dxa" w:w="1514"/>
           </w:tcPr>
           <w:p>
-            <w:r/>
-            <w:r>
-              <w:rPr>
-                <w:rFonts w:ascii="Verdana" w:hAnsi="Verdana"/>
-                <w:b w:val="0"/>
+            <w:pPr>
+              <w:spacing w:before="20" w:after="20"/>
+            </w:pPr>
+            <w:r/>
+            <w:r>
+              <w:rPr>
+                <w:rFonts w:ascii="Verdana" w:hAnsi="Verdana"/>
                 <w:sz w:val="16"/>
               </w:rPr>
               <w:t>Числовой</w:t>
@@ -7401,6 +9014,9 @@
             <w:tcW w:type="dxa" w:w="1514"/>
           </w:tcPr>
           <w:p>
+            <w:pPr>
+              <w:spacing w:before="20" w:after="20"/>
+            </w:pPr>
             <w:r/>
             <w:r>
               <w:rPr>
@@ -7417,6 +9033,9 @@
             <w:tcW w:type="dxa" w:w="1514"/>
           </w:tcPr>
           <w:p>
+            <w:pPr>
+              <w:spacing w:before="20" w:after="20"/>
+            </w:pPr>
             <w:r/>
             <w:r>
               <w:rPr>
@@ -7433,6 +9052,9 @@
             <w:tcW w:type="dxa" w:w="1514"/>
           </w:tcPr>
           <w:p>
+            <w:pPr>
+              <w:spacing w:before="20" w:after="20"/>
+            </w:pPr>
             <w:r/>
             <w:r>
               <w:rPr>
@@ -7453,6 +9075,9 @@
             <w:tcW w:type="dxa" w:w="1514"/>
           </w:tcPr>
           <w:p>
+            <w:pPr>
+              <w:spacing w:before="20" w:after="20"/>
+            </w:pPr>
             <w:r/>
             <w:r>
               <w:rPr>
@@ -7469,6 +9094,9 @@
             <w:tcW w:type="dxa" w:w="1514"/>
           </w:tcPr>
           <w:p>
+            <w:pPr>
+              <w:spacing w:before="20" w:after="20"/>
+            </w:pPr>
             <w:r/>
             <w:r>
               <w:rPr>
@@ -7485,11 +9113,13 @@
             <w:tcW w:type="dxa" w:w="1514"/>
           </w:tcPr>
           <w:p>
-            <w:r/>
-            <w:r>
-              <w:rPr>
-                <w:rFonts w:ascii="Verdana" w:hAnsi="Verdana"/>
-                <w:b w:val="0"/>
+            <w:pPr>
+              <w:spacing w:before="20" w:after="20"/>
+            </w:pPr>
+            <w:r/>
+            <w:r>
+              <w:rPr>
+                <w:rFonts w:ascii="Verdana" w:hAnsi="Verdana"/>
                 <w:sz w:val="16"/>
               </w:rPr>
               <w:t>Кодовая таблица</w:t>
@@ -7501,6 +9131,9 @@
             <w:tcW w:type="dxa" w:w="1514"/>
           </w:tcPr>
           <w:p>
+            <w:pPr>
+              <w:spacing w:before="20" w:after="20"/>
+            </w:pPr>
             <w:r/>
             <w:r>
               <w:rPr>
@@ -7517,6 +9150,9 @@
             <w:tcW w:type="dxa" w:w="1514"/>
           </w:tcPr>
           <w:p>
+            <w:pPr>
+              <w:spacing w:before="20" w:after="20"/>
+            </w:pPr>
             <w:r/>
             <w:r>
               <w:rPr>
@@ -7533,6 +9169,9 @@
             <w:tcW w:type="dxa" w:w="1514"/>
           </w:tcPr>
           <w:p>
+            <w:pPr>
+              <w:spacing w:before="20" w:after="20"/>
+            </w:pPr>
             <w:r/>
             <w:r>
               <w:rPr>
@@ -7549,11 +9188,13 @@
             <w:tcW w:type="dxa" w:w="1514"/>
           </w:tcPr>
           <w:p>
-            <w:r/>
-            <w:r>
-              <w:rPr>
-                <w:rFonts w:ascii="Verdana" w:hAnsi="Verdana"/>
-                <w:b w:val="0"/>
+            <w:pPr>
+              <w:spacing w:before="20" w:after="20"/>
+            </w:pPr>
+            <w:r/>
+            <w:r>
+              <w:rPr>
+                <w:rFonts w:ascii="Verdana" w:hAnsi="Verdana"/>
                 <w:sz w:val="16"/>
               </w:rPr>
               <w:t>Кодовая таблица</w:t>
@@ -7565,6 +9206,9 @@
             <w:tcW w:type="dxa" w:w="1514"/>
           </w:tcPr>
           <w:p>
+            <w:pPr>
+              <w:spacing w:before="20" w:after="20"/>
+            </w:pPr>
             <w:r/>
             <w:r>
               <w:rPr>
@@ -7581,6 +9225,9 @@
             <w:tcW w:type="dxa" w:w="1514"/>
           </w:tcPr>
           <w:p>
+            <w:pPr>
+              <w:spacing w:before="20" w:after="20"/>
+            </w:pPr>
             <w:r/>
             <w:r>
               <w:rPr>
@@ -7597,6 +9244,9 @@
             <w:tcW w:type="dxa" w:w="1514"/>
           </w:tcPr>
           <w:p>
+            <w:pPr>
+              <w:spacing w:before="20" w:after="20"/>
+            </w:pPr>
             <w:r/>
             <w:r>
               <w:rPr>
@@ -7617,6 +9267,9 @@
             <w:tcW w:type="dxa" w:w="1514"/>
           </w:tcPr>
           <w:p>
+            <w:pPr>
+              <w:spacing w:before="20" w:after="20"/>
+            </w:pPr>
             <w:r/>
             <w:r>
               <w:rPr>
@@ -7633,6 +9286,9 @@
             <w:tcW w:type="dxa" w:w="1514"/>
           </w:tcPr>
           <w:p>
+            <w:pPr>
+              <w:spacing w:before="20" w:after="20"/>
+            </w:pPr>
             <w:r/>
             <w:r>
               <w:rPr>
@@ -7649,11 +9305,13 @@
             <w:tcW w:type="dxa" w:w="1514"/>
           </w:tcPr>
           <w:p>
-            <w:r/>
-            <w:r>
-              <w:rPr>
-                <w:rFonts w:ascii="Verdana" w:hAnsi="Verdana"/>
-                <w:b w:val="0"/>
+            <w:pPr>
+              <w:spacing w:before="20" w:after="20"/>
+            </w:pPr>
+            <w:r/>
+            <w:r>
+              <w:rPr>
+                <w:rFonts w:ascii="Verdana" w:hAnsi="Verdana"/>
                 <w:sz w:val="16"/>
               </w:rPr>
               <w:t>Кодовая таблица</w:t>
@@ -7665,6 +9323,9 @@
             <w:tcW w:type="dxa" w:w="1514"/>
           </w:tcPr>
           <w:p>
+            <w:pPr>
+              <w:spacing w:before="20" w:after="20"/>
+            </w:pPr>
             <w:r/>
             <w:r>
               <w:rPr>
@@ -7681,6 +9342,9 @@
             <w:tcW w:type="dxa" w:w="1514"/>
           </w:tcPr>
           <w:p>
+            <w:pPr>
+              <w:spacing w:before="20" w:after="20"/>
+            </w:pPr>
             <w:r/>
             <w:r>
               <w:rPr>
@@ -7697,6 +9361,9 @@
             <w:tcW w:type="dxa" w:w="1514"/>
           </w:tcPr>
           <w:p>
+            <w:pPr>
+              <w:spacing w:before="20" w:after="20"/>
+            </w:pPr>
             <w:r/>
             <w:r>
               <w:rPr>
@@ -7713,11 +9380,13 @@
             <w:tcW w:type="dxa" w:w="1514"/>
           </w:tcPr>
           <w:p>
-            <w:r/>
-            <w:r>
-              <w:rPr>
-                <w:rFonts w:ascii="Verdana" w:hAnsi="Verdana"/>
-                <w:b w:val="0"/>
+            <w:pPr>
+              <w:spacing w:before="20" w:after="20"/>
+            </w:pPr>
+            <w:r/>
+            <w:r>
+              <w:rPr>
+                <w:rFonts w:ascii="Verdana" w:hAnsi="Verdana"/>
                 <w:sz w:val="16"/>
               </w:rPr>
               <w:t>Кодовая таблица</w:t>
@@ -7729,6 +9398,9 @@
             <w:tcW w:type="dxa" w:w="1514"/>
           </w:tcPr>
           <w:p>
+            <w:pPr>
+              <w:spacing w:before="20" w:after="20"/>
+            </w:pPr>
             <w:r/>
             <w:r>
               <w:rPr>
@@ -7745,6 +9417,9 @@
             <w:tcW w:type="dxa" w:w="1514"/>
           </w:tcPr>
           <w:p>
+            <w:pPr>
+              <w:spacing w:before="20" w:after="20"/>
+            </w:pPr>
             <w:r/>
             <w:r>
               <w:rPr>
@@ -7761,6 +9436,9 @@
             <w:tcW w:type="dxa" w:w="1514"/>
           </w:tcPr>
           <w:p>
+            <w:pPr>
+              <w:spacing w:before="20" w:after="20"/>
+            </w:pPr>
             <w:r/>
             <w:r>
               <w:rPr>
@@ -7781,6 +9459,9 @@
             <w:tcW w:type="dxa" w:w="1514"/>
           </w:tcPr>
           <w:p>
+            <w:pPr>
+              <w:spacing w:before="20" w:after="20"/>
+            </w:pPr>
             <w:r/>
             <w:r>
               <w:rPr>
@@ -7797,6 +9478,9 @@
             <w:tcW w:type="dxa" w:w="1514"/>
           </w:tcPr>
           <w:p>
+            <w:pPr>
+              <w:spacing w:before="20" w:after="20"/>
+            </w:pPr>
             <w:r/>
             <w:r>
               <w:rPr>
@@ -7813,11 +9497,13 @@
             <w:tcW w:type="dxa" w:w="1514"/>
           </w:tcPr>
           <w:p>
-            <w:r/>
-            <w:r>
-              <w:rPr>
-                <w:rFonts w:ascii="Verdana" w:hAnsi="Verdana"/>
-                <w:b w:val="0"/>
+            <w:pPr>
+              <w:spacing w:before="20" w:after="20"/>
+            </w:pPr>
+            <w:r/>
+            <w:r>
+              <w:rPr>
+                <w:rFonts w:ascii="Verdana" w:hAnsi="Verdana"/>
                 <w:sz w:val="16"/>
               </w:rPr>
               <w:t>Кодовая таблица</w:t>
@@ -7829,6 +9515,9 @@
             <w:tcW w:type="dxa" w:w="1514"/>
           </w:tcPr>
           <w:p>
+            <w:pPr>
+              <w:spacing w:before="20" w:after="20"/>
+            </w:pPr>
             <w:r/>
             <w:r>
               <w:rPr>
@@ -7845,6 +9534,9 @@
             <w:tcW w:type="dxa" w:w="1514"/>
           </w:tcPr>
           <w:p>
+            <w:pPr>
+              <w:spacing w:before="20" w:after="20"/>
+            </w:pPr>
             <w:r/>
             <w:r>
               <w:rPr>
@@ -7861,6 +9553,9 @@
             <w:tcW w:type="dxa" w:w="1514"/>
           </w:tcPr>
           <w:p>
+            <w:pPr>
+              <w:spacing w:before="20" w:after="20"/>
+            </w:pPr>
             <w:r/>
             <w:r>
               <w:rPr>
@@ -7877,11 +9572,13 @@
             <w:tcW w:type="dxa" w:w="1514"/>
           </w:tcPr>
           <w:p>
-            <w:r/>
-            <w:r>
-              <w:rPr>
-                <w:rFonts w:ascii="Verdana" w:hAnsi="Verdana"/>
-                <w:b w:val="0"/>
+            <w:pPr>
+              <w:spacing w:before="20" w:after="20"/>
+            </w:pPr>
+            <w:r/>
+            <w:r>
+              <w:rPr>
+                <w:rFonts w:ascii="Verdana" w:hAnsi="Verdana"/>
                 <w:sz w:val="16"/>
               </w:rPr>
               <w:t>Кодовая таблица</w:t>
@@ -7893,6 +9590,9 @@
             <w:tcW w:type="dxa" w:w="1514"/>
           </w:tcPr>
           <w:p>
+            <w:pPr>
+              <w:spacing w:before="20" w:after="20"/>
+            </w:pPr>
             <w:r/>
             <w:r>
               <w:rPr>
@@ -7909,6 +9609,9 @@
             <w:tcW w:type="dxa" w:w="1514"/>
           </w:tcPr>
           <w:p>
+            <w:pPr>
+              <w:spacing w:before="20" w:after="20"/>
+            </w:pPr>
             <w:r/>
             <w:r>
               <w:rPr>
@@ -7925,6 +9628,9 @@
             <w:tcW w:type="dxa" w:w="1514"/>
           </w:tcPr>
           <w:p>
+            <w:pPr>
+              <w:spacing w:before="20" w:after="20"/>
+            </w:pPr>
             <w:r/>
             <w:r>
               <w:rPr>
@@ -7945,6 +9651,9 @@
             <w:tcW w:type="dxa" w:w="1514"/>
           </w:tcPr>
           <w:p>
+            <w:pPr>
+              <w:spacing w:before="20" w:after="20"/>
+            </w:pPr>
             <w:r/>
             <w:r>
               <w:rPr>
@@ -7961,6 +9670,9 @@
             <w:tcW w:type="dxa" w:w="1514"/>
           </w:tcPr>
           <w:p>
+            <w:pPr>
+              <w:spacing w:before="20" w:after="20"/>
+            </w:pPr>
             <w:r/>
             <w:r>
               <w:rPr>
@@ -7977,11 +9689,13 @@
             <w:tcW w:type="dxa" w:w="1514"/>
           </w:tcPr>
           <w:p>
-            <w:r/>
-            <w:r>
-              <w:rPr>
-                <w:rFonts w:ascii="Verdana" w:hAnsi="Verdana"/>
-                <w:b w:val="0"/>
+            <w:pPr>
+              <w:spacing w:before="20" w:after="20"/>
+            </w:pPr>
+            <w:r/>
+            <w:r>
+              <w:rPr>
+                <w:rFonts w:ascii="Verdana" w:hAnsi="Verdana"/>
                 <w:sz w:val="16"/>
               </w:rPr>
               <w:t>Кодовая таблица</w:t>
@@ -7993,6 +9707,9 @@
             <w:tcW w:type="dxa" w:w="1514"/>
           </w:tcPr>
           <w:p>
+            <w:pPr>
+              <w:spacing w:before="20" w:after="20"/>
+            </w:pPr>
             <w:r/>
             <w:r>
               <w:rPr>
@@ -8009,6 +9726,9 @@
             <w:tcW w:type="dxa" w:w="1514"/>
           </w:tcPr>
           <w:p>
+            <w:pPr>
+              <w:spacing w:before="20" w:after="20"/>
+            </w:pPr>
             <w:r/>
             <w:r>
               <w:rPr>
@@ -8025,6 +9745,9 @@
             <w:tcW w:type="dxa" w:w="1514"/>
           </w:tcPr>
           <w:p>
+            <w:pPr>
+              <w:spacing w:before="20" w:after="20"/>
+            </w:pPr>
             <w:r/>
             <w:r>
               <w:rPr>
@@ -8041,11 +9764,13 @@
             <w:tcW w:type="dxa" w:w="1514"/>
           </w:tcPr>
           <w:p>
-            <w:r/>
-            <w:r>
-              <w:rPr>
-                <w:rFonts w:ascii="Verdana" w:hAnsi="Verdana"/>
-                <w:b w:val="0"/>
+            <w:pPr>
+              <w:spacing w:before="20" w:after="20"/>
+            </w:pPr>
+            <w:r/>
+            <w:r>
+              <w:rPr>
+                <w:rFonts w:ascii="Verdana" w:hAnsi="Verdana"/>
                 <w:sz w:val="16"/>
               </w:rPr>
               <w:t>Кодовая таблица</w:t>
@@ -8057,6 +9782,9 @@
             <w:tcW w:type="dxa" w:w="1514"/>
           </w:tcPr>
           <w:p>
+            <w:pPr>
+              <w:spacing w:before="20" w:after="20"/>
+            </w:pPr>
             <w:r/>
             <w:r>
               <w:rPr>
@@ -8073,6 +9801,9 @@
             <w:tcW w:type="dxa" w:w="1514"/>
           </w:tcPr>
           <w:p>
+            <w:pPr>
+              <w:spacing w:before="20" w:after="20"/>
+            </w:pPr>
             <w:r/>
             <w:r>
               <w:rPr>
@@ -8089,6 +9820,9 @@
             <w:tcW w:type="dxa" w:w="1514"/>
           </w:tcPr>
           <w:p>
+            <w:pPr>
+              <w:spacing w:before="20" w:after="20"/>
+            </w:pPr>
             <w:r/>
             <w:r>
               <w:rPr>
@@ -8109,6 +9843,9 @@
             <w:tcW w:type="dxa" w:w="1514"/>
           </w:tcPr>
           <w:p>
+            <w:pPr>
+              <w:spacing w:before="20" w:after="20"/>
+            </w:pPr>
             <w:r/>
             <w:r>
               <w:rPr>
@@ -8125,6 +9862,9 @@
             <w:tcW w:type="dxa" w:w="1514"/>
           </w:tcPr>
           <w:p>
+            <w:pPr>
+              <w:spacing w:before="20" w:after="20"/>
+            </w:pPr>
             <w:r/>
             <w:r>
               <w:rPr>
@@ -8141,11 +9881,13 @@
             <w:tcW w:type="dxa" w:w="1514"/>
           </w:tcPr>
           <w:p>
-            <w:r/>
-            <w:r>
-              <w:rPr>
-                <w:rFonts w:ascii="Verdana" w:hAnsi="Verdana"/>
-                <w:b w:val="0"/>
+            <w:pPr>
+              <w:spacing w:before="20" w:after="20"/>
+            </w:pPr>
+            <w:r/>
+            <w:r>
+              <w:rPr>
+                <w:rFonts w:ascii="Verdana" w:hAnsi="Verdana"/>
                 <w:sz w:val="16"/>
               </w:rPr>
               <w:t>Кодовая таблица</w:t>
@@ -8157,6 +9899,9 @@
             <w:tcW w:type="dxa" w:w="1514"/>
           </w:tcPr>
           <w:p>
+            <w:pPr>
+              <w:spacing w:before="20" w:after="20"/>
+            </w:pPr>
             <w:r/>
             <w:r>
               <w:rPr>
@@ -8173,6 +9918,9 @@
             <w:tcW w:type="dxa" w:w="1514"/>
           </w:tcPr>
           <w:p>
+            <w:pPr>
+              <w:spacing w:before="20" w:after="20"/>
+            </w:pPr>
             <w:r/>
             <w:r>
               <w:rPr>
@@ -8189,6 +9937,9 @@
             <w:tcW w:type="dxa" w:w="1514"/>
           </w:tcPr>
           <w:p>
+            <w:pPr>
+              <w:spacing w:before="20" w:after="20"/>
+            </w:pPr>
             <w:r/>
             <w:r>
               <w:rPr>
@@ -8205,11 +9956,13 @@
             <w:tcW w:type="dxa" w:w="1514"/>
           </w:tcPr>
           <w:p>
-            <w:r/>
-            <w:r>
-              <w:rPr>
-                <w:rFonts w:ascii="Verdana" w:hAnsi="Verdana"/>
-                <w:b w:val="0"/>
+            <w:pPr>
+              <w:spacing w:before="20" w:after="20"/>
+            </w:pPr>
+            <w:r/>
+            <w:r>
+              <w:rPr>
+                <w:rFonts w:ascii="Verdana" w:hAnsi="Verdana"/>
                 <w:sz w:val="16"/>
               </w:rPr>
               <w:t>Кодовая таблица</w:t>
@@ -8221,6 +9974,9 @@
             <w:tcW w:type="dxa" w:w="1514"/>
           </w:tcPr>
           <w:p>
+            <w:pPr>
+              <w:spacing w:before="20" w:after="20"/>
+            </w:pPr>
             <w:r/>
             <w:r>
               <w:rPr>
@@ -8237,6 +9993,9 @@
             <w:tcW w:type="dxa" w:w="1514"/>
           </w:tcPr>
           <w:p>
+            <w:pPr>
+              <w:spacing w:before="20" w:after="20"/>
+            </w:pPr>
             <w:r/>
             <w:r>
               <w:rPr>
@@ -8253,6 +10012,9 @@
             <w:tcW w:type="dxa" w:w="1514"/>
           </w:tcPr>
           <w:p>
+            <w:pPr>
+              <w:spacing w:before="20" w:after="20"/>
+            </w:pPr>
             <w:r/>
             <w:r>
               <w:rPr>
@@ -8273,6 +10035,9 @@
             <w:tcW w:type="dxa" w:w="1514"/>
           </w:tcPr>
           <w:p>
+            <w:pPr>
+              <w:spacing w:before="20" w:after="20"/>
+            </w:pPr>
             <w:r/>
             <w:r>
               <w:rPr>
@@ -8289,6 +10054,9 @@
             <w:tcW w:type="dxa" w:w="1514"/>
           </w:tcPr>
           <w:p>
+            <w:pPr>
+              <w:spacing w:before="20" w:after="20"/>
+            </w:pPr>
             <w:r/>
             <w:r>
               <w:rPr>
@@ -8305,11 +10073,13 @@
             <w:tcW w:type="dxa" w:w="1514"/>
           </w:tcPr>
           <w:p>
-            <w:r/>
-            <w:r>
-              <w:rPr>
-                <w:rFonts w:ascii="Verdana" w:hAnsi="Verdana"/>
-                <w:b w:val="0"/>
+            <w:pPr>
+              <w:spacing w:before="20" w:after="20"/>
+            </w:pPr>
+            <w:r/>
+            <w:r>
+              <w:rPr>
+                <w:rFonts w:ascii="Verdana" w:hAnsi="Verdana"/>
                 <w:sz w:val="16"/>
               </w:rPr>
               <w:t>Кодовая таблица</w:t>
@@ -8321,6 +10091,9 @@
             <w:tcW w:type="dxa" w:w="1514"/>
           </w:tcPr>
           <w:p>
+            <w:pPr>
+              <w:spacing w:before="20" w:after="20"/>
+            </w:pPr>
             <w:r/>
             <w:r>
               <w:rPr>
@@ -8337,6 +10110,9 @@
             <w:tcW w:type="dxa" w:w="1514"/>
           </w:tcPr>
           <w:p>
+            <w:pPr>
+              <w:spacing w:before="20" w:after="20"/>
+            </w:pPr>
             <w:r/>
             <w:r>
               <w:rPr>
@@ -8353,6 +10129,9 @@
             <w:tcW w:type="dxa" w:w="1514"/>
           </w:tcPr>
           <w:p>
+            <w:pPr>
+              <w:spacing w:before="20" w:after="20"/>
+            </w:pPr>
             <w:r/>
             <w:r>
               <w:rPr>
@@ -8369,11 +10148,13 @@
             <w:tcW w:type="dxa" w:w="1514"/>
           </w:tcPr>
           <w:p>
-            <w:r/>
-            <w:r>
-              <w:rPr>
-                <w:rFonts w:ascii="Verdana" w:hAnsi="Verdana"/>
-                <w:b w:val="0"/>
+            <w:pPr>
+              <w:spacing w:before="20" w:after="20"/>
+            </w:pPr>
+            <w:r/>
+            <w:r>
+              <w:rPr>
+                <w:rFonts w:ascii="Verdana" w:hAnsi="Verdana"/>
                 <w:sz w:val="16"/>
               </w:rPr>
               <w:t>Кодовая таблица</w:t>
@@ -8385,6 +10166,9 @@
             <w:tcW w:type="dxa" w:w="1514"/>
           </w:tcPr>
           <w:p>
+            <w:pPr>
+              <w:spacing w:before="20" w:after="20"/>
+            </w:pPr>
             <w:r/>
             <w:r>
               <w:rPr>
@@ -8401,6 +10185,9 @@
             <w:tcW w:type="dxa" w:w="1514"/>
           </w:tcPr>
           <w:p>
+            <w:pPr>
+              <w:spacing w:before="20" w:after="20"/>
+            </w:pPr>
             <w:r/>
             <w:r>
               <w:rPr>
@@ -8417,6 +10204,9 @@
             <w:tcW w:type="dxa" w:w="1514"/>
           </w:tcPr>
           <w:p>
+            <w:pPr>
+              <w:spacing w:before="20" w:after="20"/>
+            </w:pPr>
             <w:r/>
             <w:r>
               <w:rPr>
@@ -8437,6 +10227,9 @@
             <w:tcW w:type="dxa" w:w="1514"/>
           </w:tcPr>
           <w:p>
+            <w:pPr>
+              <w:spacing w:before="20" w:after="20"/>
+            </w:pPr>
             <w:r/>
             <w:r>
               <w:rPr>
@@ -8453,6 +10246,9 @@
             <w:tcW w:type="dxa" w:w="1514"/>
           </w:tcPr>
           <w:p>
+            <w:pPr>
+              <w:spacing w:before="20" w:after="20"/>
+            </w:pPr>
             <w:r/>
             <w:r>
               <w:rPr>
@@ -8469,11 +10265,13 @@
             <w:tcW w:type="dxa" w:w="1514"/>
           </w:tcPr>
           <w:p>
-            <w:r/>
-            <w:r>
-              <w:rPr>
-                <w:rFonts w:ascii="Verdana" w:hAnsi="Verdana"/>
-                <w:b w:val="0"/>
+            <w:pPr>
+              <w:spacing w:before="20" w:after="20"/>
+            </w:pPr>
+            <w:r/>
+            <w:r>
+              <w:rPr>
+                <w:rFonts w:ascii="Verdana" w:hAnsi="Verdana"/>
                 <w:sz w:val="16"/>
               </w:rPr>
               <w:t>Кодовая таблица</w:t>
@@ -8485,6 +10283,9 @@
             <w:tcW w:type="dxa" w:w="1514"/>
           </w:tcPr>
           <w:p>
+            <w:pPr>
+              <w:spacing w:before="20" w:after="20"/>
+            </w:pPr>
             <w:r/>
             <w:r>
               <w:rPr>
@@ -8501,6 +10302,9 @@
             <w:tcW w:type="dxa" w:w="1514"/>
           </w:tcPr>
           <w:p>
+            <w:pPr>
+              <w:spacing w:before="20" w:after="20"/>
+            </w:pPr>
             <w:r/>
             <w:r>
               <w:rPr>
@@ -8517,6 +10321,9 @@
             <w:tcW w:type="dxa" w:w="1514"/>
           </w:tcPr>
           <w:p>
+            <w:pPr>
+              <w:spacing w:before="20" w:after="20"/>
+            </w:pPr>
             <w:r/>
             <w:r>
               <w:rPr>
@@ -8533,11 +10340,13 @@
             <w:tcW w:type="dxa" w:w="1514"/>
           </w:tcPr>
           <w:p>
-            <w:r/>
-            <w:r>
-              <w:rPr>
-                <w:rFonts w:ascii="Verdana" w:hAnsi="Verdana"/>
-                <w:b w:val="0"/>
+            <w:pPr>
+              <w:spacing w:before="20" w:after="20"/>
+            </w:pPr>
+            <w:r/>
+            <w:r>
+              <w:rPr>
+                <w:rFonts w:ascii="Verdana" w:hAnsi="Verdana"/>
                 <w:sz w:val="16"/>
               </w:rPr>
               <w:t>Кодовая таблица</w:t>
@@ -8549,6 +10358,9 @@
             <w:tcW w:type="dxa" w:w="1514"/>
           </w:tcPr>
           <w:p>
+            <w:pPr>
+              <w:spacing w:before="20" w:after="20"/>
+            </w:pPr>
             <w:r/>
             <w:r>
               <w:rPr>
@@ -8565,6 +10377,9 @@
             <w:tcW w:type="dxa" w:w="1514"/>
           </w:tcPr>
           <w:p>
+            <w:pPr>
+              <w:spacing w:before="20" w:after="20"/>
+            </w:pPr>
             <w:r/>
             <w:r>
               <w:rPr>
@@ -8581,6 +10396,9 @@
             <w:tcW w:type="dxa" w:w="1514"/>
           </w:tcPr>
           <w:p>
+            <w:pPr>
+              <w:spacing w:before="20" w:after="20"/>
+            </w:pPr>
             <w:r/>
             <w:r>
               <w:rPr>
@@ -8601,6 +10419,9 @@
             <w:tcW w:type="dxa" w:w="1514"/>
           </w:tcPr>
           <w:p>
+            <w:pPr>
+              <w:spacing w:before="20" w:after="20"/>
+            </w:pPr>
             <w:r/>
             <w:r>
               <w:rPr>
@@ -8617,6 +10438,9 @@
             <w:tcW w:type="dxa" w:w="1514"/>
           </w:tcPr>
           <w:p>
+            <w:pPr>
+              <w:spacing w:before="20" w:after="20"/>
+            </w:pPr>
             <w:r/>
             <w:r>
               <w:rPr>
@@ -8633,11 +10457,13 @@
             <w:tcW w:type="dxa" w:w="1514"/>
           </w:tcPr>
           <w:p>
-            <w:r/>
-            <w:r>
-              <w:rPr>
-                <w:rFonts w:ascii="Verdana" w:hAnsi="Verdana"/>
-                <w:b w:val="0"/>
+            <w:pPr>
+              <w:spacing w:before="20" w:after="20"/>
+            </w:pPr>
+            <w:r/>
+            <w:r>
+              <w:rPr>
+                <w:rFonts w:ascii="Verdana" w:hAnsi="Verdana"/>
                 <w:sz w:val="16"/>
               </w:rPr>
               <w:t>Кодовая таблица</w:t>
@@ -8649,6 +10475,9 @@
             <w:tcW w:type="dxa" w:w="1514"/>
           </w:tcPr>
           <w:p>
+            <w:pPr>
+              <w:spacing w:before="20" w:after="20"/>
+            </w:pPr>
             <w:r/>
             <w:r>
               <w:rPr>
@@ -8665,6 +10494,9 @@
             <w:tcW w:type="dxa" w:w="1514"/>
           </w:tcPr>
           <w:p>
+            <w:pPr>
+              <w:spacing w:before="20" w:after="20"/>
+            </w:pPr>
             <w:r/>
             <w:r>
               <w:rPr>
@@ -8681,6 +10513,9 @@
             <w:tcW w:type="dxa" w:w="1514"/>
           </w:tcPr>
           <w:p>
+            <w:pPr>
+              <w:spacing w:before="20" w:after="20"/>
+            </w:pPr>
             <w:r/>
             <w:r>
               <w:rPr>
@@ -8697,11 +10532,13 @@
             <w:tcW w:type="dxa" w:w="1514"/>
           </w:tcPr>
           <w:p>
-            <w:r/>
-            <w:r>
-              <w:rPr>
-                <w:rFonts w:ascii="Verdana" w:hAnsi="Verdana"/>
-                <w:b w:val="0"/>
+            <w:pPr>
+              <w:spacing w:before="20" w:after="20"/>
+            </w:pPr>
+            <w:r/>
+            <w:r>
+              <w:rPr>
+                <w:rFonts w:ascii="Verdana" w:hAnsi="Verdana"/>
                 <w:sz w:val="16"/>
               </w:rPr>
               <w:t>Кодовая таблица</w:t>
@@ -8713,6 +10550,9 @@
             <w:tcW w:type="dxa" w:w="1514"/>
           </w:tcPr>
           <w:p>
+            <w:pPr>
+              <w:spacing w:before="20" w:after="20"/>
+            </w:pPr>
             <w:r/>
             <w:r>
               <w:rPr>
@@ -8729,6 +10569,9 @@
             <w:tcW w:type="dxa" w:w="1514"/>
           </w:tcPr>
           <w:p>
+            <w:pPr>
+              <w:spacing w:before="20" w:after="20"/>
+            </w:pPr>
             <w:r/>
             <w:r>
               <w:rPr>
@@ -8745,6 +10588,9 @@
             <w:tcW w:type="dxa" w:w="1514"/>
           </w:tcPr>
           <w:p>
+            <w:pPr>
+              <w:spacing w:before="20" w:after="20"/>
+            </w:pPr>
             <w:r/>
             <w:r>
               <w:rPr>
@@ -8765,6 +10611,9 @@
             <w:tcW w:type="dxa" w:w="1514"/>
           </w:tcPr>
           <w:p>
+            <w:pPr>
+              <w:spacing w:before="20" w:after="20"/>
+            </w:pPr>
             <w:r/>
             <w:r>
               <w:rPr>
@@ -8781,6 +10630,9 @@
             <w:tcW w:type="dxa" w:w="1514"/>
           </w:tcPr>
           <w:p>
+            <w:pPr>
+              <w:spacing w:before="20" w:after="20"/>
+            </w:pPr>
             <w:r/>
             <w:r>
               <w:rPr>
@@ -8797,11 +10649,13 @@
             <w:tcW w:type="dxa" w:w="1514"/>
           </w:tcPr>
           <w:p>
-            <w:r/>
-            <w:r>
-              <w:rPr>
-                <w:rFonts w:ascii="Verdana" w:hAnsi="Verdana"/>
-                <w:b w:val="0"/>
+            <w:pPr>
+              <w:spacing w:before="20" w:after="20"/>
+            </w:pPr>
+            <w:r/>
+            <w:r>
+              <w:rPr>
+                <w:rFonts w:ascii="Verdana" w:hAnsi="Verdana"/>
                 <w:sz w:val="16"/>
               </w:rPr>
               <w:t>Кодовая таблица</w:t>
@@ -8813,6 +10667,9 @@
             <w:tcW w:type="dxa" w:w="1514"/>
           </w:tcPr>
           <w:p>
+            <w:pPr>
+              <w:spacing w:before="20" w:after="20"/>
+            </w:pPr>
             <w:r/>
             <w:r>
               <w:rPr>
@@ -8829,6 +10686,9 @@
             <w:tcW w:type="dxa" w:w="1514"/>
           </w:tcPr>
           <w:p>
+            <w:pPr>
+              <w:spacing w:before="20" w:after="20"/>
+            </w:pPr>
             <w:r/>
             <w:r>
               <w:rPr>
@@ -8845,6 +10705,9 @@
             <w:tcW w:type="dxa" w:w="1514"/>
           </w:tcPr>
           <w:p>
+            <w:pPr>
+              <w:spacing w:before="20" w:after="20"/>
+            </w:pPr>
             <w:r/>
             <w:r>
               <w:rPr>
@@ -8861,11 +10724,13 @@
             <w:tcW w:type="dxa" w:w="1514"/>
           </w:tcPr>
           <w:p>
-            <w:r/>
-            <w:r>
-              <w:rPr>
-                <w:rFonts w:ascii="Verdana" w:hAnsi="Verdana"/>
-                <w:b w:val="0"/>
+            <w:pPr>
+              <w:spacing w:before="20" w:after="20"/>
+            </w:pPr>
+            <w:r/>
+            <w:r>
+              <w:rPr>
+                <w:rFonts w:ascii="Verdana" w:hAnsi="Verdana"/>
                 <w:sz w:val="16"/>
               </w:rPr>
               <w:t>Кодовая таблица</w:t>
@@ -8877,6 +10742,9 @@
             <w:tcW w:type="dxa" w:w="1514"/>
           </w:tcPr>
           <w:p>
+            <w:pPr>
+              <w:spacing w:before="20" w:after="20"/>
+            </w:pPr>
             <w:r/>
             <w:r>
               <w:rPr>
@@ -8893,6 +10761,9 @@
             <w:tcW w:type="dxa" w:w="1514"/>
           </w:tcPr>
           <w:p>
+            <w:pPr>
+              <w:spacing w:before="20" w:after="20"/>
+            </w:pPr>
             <w:r/>
             <w:r>
               <w:rPr>
@@ -8909,6 +10780,9 @@
             <w:tcW w:type="dxa" w:w="1514"/>
           </w:tcPr>
           <w:p>
+            <w:pPr>
+              <w:spacing w:before="20" w:after="20"/>
+            </w:pPr>
             <w:r/>
             <w:r>
               <w:rPr>
@@ -8929,6 +10803,9 @@
             <w:tcW w:type="dxa" w:w="1514"/>
           </w:tcPr>
           <w:p>
+            <w:pPr>
+              <w:spacing w:before="20" w:after="20"/>
+            </w:pPr>
             <w:r/>
             <w:r>
               <w:rPr>
@@ -8945,6 +10822,9 @@
             <w:tcW w:type="dxa" w:w="1514"/>
           </w:tcPr>
           <w:p>
+            <w:pPr>
+              <w:spacing w:before="20" w:after="20"/>
+            </w:pPr>
             <w:r/>
             <w:r>
               <w:rPr>
@@ -8961,11 +10841,13 @@
             <w:tcW w:type="dxa" w:w="1514"/>
           </w:tcPr>
           <w:p>
-            <w:r/>
-            <w:r>
-              <w:rPr>
-                <w:rFonts w:ascii="Verdana" w:hAnsi="Verdana"/>
-                <w:b w:val="0"/>
+            <w:pPr>
+              <w:spacing w:before="20" w:after="20"/>
+            </w:pPr>
+            <w:r/>
+            <w:r>
+              <w:rPr>
+                <w:rFonts w:ascii="Verdana" w:hAnsi="Verdana"/>
                 <w:sz w:val="16"/>
               </w:rPr>
               <w:t>Кодовая таблица</w:t>
@@ -8977,6 +10859,9 @@
             <w:tcW w:type="dxa" w:w="1514"/>
           </w:tcPr>
           <w:p>
+            <w:pPr>
+              <w:spacing w:before="20" w:after="20"/>
+            </w:pPr>
             <w:r/>
             <w:r>
               <w:rPr>
@@ -8993,6 +10878,9 @@
             <w:tcW w:type="dxa" w:w="1514"/>
           </w:tcPr>
           <w:p>
+            <w:pPr>
+              <w:spacing w:before="20" w:after="20"/>
+            </w:pPr>
             <w:r/>
             <w:r>
               <w:rPr>
@@ -9009,6 +10897,9 @@
             <w:tcW w:type="dxa" w:w="1514"/>
           </w:tcPr>
           <w:p>
+            <w:pPr>
+              <w:spacing w:before="20" w:after="20"/>
+            </w:pPr>
             <w:r/>
             <w:r>
               <w:rPr>
@@ -9025,11 +10916,13 @@
             <w:tcW w:type="dxa" w:w="1514"/>
           </w:tcPr>
           <w:p>
-            <w:r/>
-            <w:r>
-              <w:rPr>
-                <w:rFonts w:ascii="Verdana" w:hAnsi="Verdana"/>
-                <w:b w:val="0"/>
+            <w:pPr>
+              <w:spacing w:before="20" w:after="20"/>
+            </w:pPr>
+            <w:r/>
+            <w:r>
+              <w:rPr>
+                <w:rFonts w:ascii="Verdana" w:hAnsi="Verdana"/>
                 <w:sz w:val="16"/>
               </w:rPr>
               <w:t>Кодовая таблица</w:t>
@@ -9041,6 +10934,9 @@
             <w:tcW w:type="dxa" w:w="1514"/>
           </w:tcPr>
           <w:p>
+            <w:pPr>
+              <w:spacing w:before="20" w:after="20"/>
+            </w:pPr>
             <w:r/>
             <w:r>
               <w:rPr>
@@ -9057,6 +10953,9 @@
             <w:tcW w:type="dxa" w:w="1514"/>
           </w:tcPr>
           <w:p>
+            <w:pPr>
+              <w:spacing w:before="20" w:after="20"/>
+            </w:pPr>
             <w:r/>
             <w:r>
               <w:rPr>
@@ -9073,6 +10972,9 @@
             <w:tcW w:type="dxa" w:w="1514"/>
           </w:tcPr>
           <w:p>
+            <w:pPr>
+              <w:spacing w:before="20" w:after="20"/>
+            </w:pPr>
             <w:r/>
             <w:r>
               <w:rPr>
@@ -9093,6 +10995,9 @@
             <w:tcW w:type="dxa" w:w="1514"/>
           </w:tcPr>
           <w:p>
+            <w:pPr>
+              <w:spacing w:before="20" w:after="20"/>
+            </w:pPr>
             <w:r/>
             <w:r>
               <w:rPr>
@@ -9109,6 +11014,9 @@
             <w:tcW w:type="dxa" w:w="1514"/>
           </w:tcPr>
           <w:p>
+            <w:pPr>
+              <w:spacing w:before="20" w:after="20"/>
+            </w:pPr>
             <w:r/>
             <w:r>
               <w:rPr>
@@ -9125,11 +11033,13 @@
             <w:tcW w:type="dxa" w:w="1514"/>
           </w:tcPr>
           <w:p>
-            <w:r/>
-            <w:r>
-              <w:rPr>
-                <w:rFonts w:ascii="Verdana" w:hAnsi="Verdana"/>
-                <w:b w:val="0"/>
+            <w:pPr>
+              <w:spacing w:before="20" w:after="20"/>
+            </w:pPr>
+            <w:r/>
+            <w:r>
+              <w:rPr>
+                <w:rFonts w:ascii="Verdana" w:hAnsi="Verdana"/>
                 <w:sz w:val="16"/>
               </w:rPr>
               <w:t>Кодовая таблица</w:t>
@@ -9141,6 +11051,9 @@
             <w:tcW w:type="dxa" w:w="1514"/>
           </w:tcPr>
           <w:p>
+            <w:pPr>
+              <w:spacing w:before="20" w:after="20"/>
+            </w:pPr>
             <w:r/>
             <w:r>
               <w:rPr>
@@ -9157,6 +11070,9 @@
             <w:tcW w:type="dxa" w:w="1514"/>
           </w:tcPr>
           <w:p>
+            <w:pPr>
+              <w:spacing w:before="20" w:after="20"/>
+            </w:pPr>
             <w:r/>
             <w:r>
               <w:rPr>
@@ -9173,6 +11089,9 @@
             <w:tcW w:type="dxa" w:w="1514"/>
           </w:tcPr>
           <w:p>
+            <w:pPr>
+              <w:spacing w:before="20" w:after="20"/>
+            </w:pPr>
             <w:r/>
             <w:r>
               <w:rPr>
@@ -9189,11 +11108,13 @@
             <w:tcW w:type="dxa" w:w="1514"/>
           </w:tcPr>
           <w:p>
-            <w:r/>
-            <w:r>
-              <w:rPr>
-                <w:rFonts w:ascii="Verdana" w:hAnsi="Verdana"/>
-                <w:b w:val="0"/>
+            <w:pPr>
+              <w:spacing w:before="20" w:after="20"/>
+            </w:pPr>
+            <w:r/>
+            <w:r>
+              <w:rPr>
+                <w:rFonts w:ascii="Verdana" w:hAnsi="Verdana"/>
                 <w:sz w:val="16"/>
               </w:rPr>
               <w:t>Кодовая таблица</w:t>
@@ -9205,6 +11126,9 @@
             <w:tcW w:type="dxa" w:w="1514"/>
           </w:tcPr>
           <w:p>
+            <w:pPr>
+              <w:spacing w:before="20" w:after="20"/>
+            </w:pPr>
             <w:r/>
             <w:r>
               <w:rPr>
@@ -9221,6 +11145,9 @@
             <w:tcW w:type="dxa" w:w="1514"/>
           </w:tcPr>
           <w:p>
+            <w:pPr>
+              <w:spacing w:before="20" w:after="20"/>
+            </w:pPr>
             <w:r/>
             <w:r>
               <w:rPr>
@@ -9237,6 +11164,9 @@
             <w:tcW w:type="dxa" w:w="1514"/>
           </w:tcPr>
           <w:p>
+            <w:pPr>
+              <w:spacing w:before="20" w:after="20"/>
+            </w:pPr>
             <w:r/>
             <w:r>
               <w:rPr>
@@ -9257,6 +11187,9 @@
             <w:tcW w:type="dxa" w:w="1514"/>
           </w:tcPr>
           <w:p>
+            <w:pPr>
+              <w:spacing w:before="20" w:after="20"/>
+            </w:pPr>
             <w:r/>
             <w:r>
               <w:rPr>
@@ -9273,6 +11206,9 @@
             <w:tcW w:type="dxa" w:w="1514"/>
           </w:tcPr>
           <w:p>
+            <w:pPr>
+              <w:spacing w:before="20" w:after="20"/>
+            </w:pPr>
             <w:r/>
             <w:r>
               <w:rPr>
@@ -9289,11 +11225,13 @@
             <w:tcW w:type="dxa" w:w="1514"/>
           </w:tcPr>
           <w:p>
-            <w:r/>
-            <w:r>
-              <w:rPr>
-                <w:rFonts w:ascii="Verdana" w:hAnsi="Verdana"/>
-                <w:b w:val="0"/>
+            <w:pPr>
+              <w:spacing w:before="20" w:after="20"/>
+            </w:pPr>
+            <w:r/>
+            <w:r>
+              <w:rPr>
+                <w:rFonts w:ascii="Verdana" w:hAnsi="Verdana"/>
                 <w:sz w:val="16"/>
               </w:rPr>
               <w:t>Кодовая таблица</w:t>
@@ -9305,6 +11243,9 @@
             <w:tcW w:type="dxa" w:w="1514"/>
           </w:tcPr>
           <w:p>
+            <w:pPr>
+              <w:spacing w:before="20" w:after="20"/>
+            </w:pPr>
             <w:r/>
             <w:r>
               <w:rPr>
@@ -9321,6 +11262,9 @@
             <w:tcW w:type="dxa" w:w="1514"/>
           </w:tcPr>
           <w:p>
+            <w:pPr>
+              <w:spacing w:before="20" w:after="20"/>
+            </w:pPr>
             <w:r/>
             <w:r>
               <w:rPr>
@@ -9337,6 +11281,9 @@
             <w:tcW w:type="dxa" w:w="1514"/>
           </w:tcPr>
           <w:p>
+            <w:pPr>
+              <w:spacing w:before="20" w:after="20"/>
+            </w:pPr>
             <w:r/>
             <w:r>
               <w:rPr>
@@ -9353,11 +11300,13 @@
             <w:tcW w:type="dxa" w:w="1514"/>
           </w:tcPr>
           <w:p>
-            <w:r/>
-            <w:r>
-              <w:rPr>
-                <w:rFonts w:ascii="Verdana" w:hAnsi="Verdana"/>
-                <w:b w:val="0"/>
+            <w:pPr>
+              <w:spacing w:before="20" w:after="20"/>
+            </w:pPr>
+            <w:r/>
+            <w:r>
+              <w:rPr>
+                <w:rFonts w:ascii="Verdana" w:hAnsi="Verdana"/>
                 <w:sz w:val="16"/>
               </w:rPr>
               <w:t>Кодовая таблица</w:t>
@@ -9369,6 +11318,9 @@
             <w:tcW w:type="dxa" w:w="1514"/>
           </w:tcPr>
           <w:p>
+            <w:pPr>
+              <w:spacing w:before="20" w:after="20"/>
+            </w:pPr>
             <w:r/>
             <w:r>
               <w:rPr>
@@ -9385,6 +11337,9 @@
             <w:tcW w:type="dxa" w:w="1514"/>
           </w:tcPr>
           <w:p>
+            <w:pPr>
+              <w:spacing w:before="20" w:after="20"/>
+            </w:pPr>
             <w:r/>
             <w:r>
               <w:rPr>
@@ -9401,6 +11356,9 @@
             <w:tcW w:type="dxa" w:w="1514"/>
           </w:tcPr>
           <w:p>
+            <w:pPr>
+              <w:spacing w:before="20" w:after="20"/>
+            </w:pPr>
             <w:r/>
             <w:r>
               <w:rPr>
@@ -9421,6 +11379,9 @@
             <w:tcW w:type="dxa" w:w="1514"/>
           </w:tcPr>
           <w:p>
+            <w:pPr>
+              <w:spacing w:before="20" w:after="20"/>
+            </w:pPr>
             <w:r/>
             <w:r>
               <w:rPr>
@@ -9437,6 +11398,9 @@
             <w:tcW w:type="dxa" w:w="1514"/>
           </w:tcPr>
           <w:p>
+            <w:pPr>
+              <w:spacing w:before="20" w:after="20"/>
+            </w:pPr>
             <w:r/>
             <w:r>
               <w:rPr>
@@ -9453,11 +11417,13 @@
             <w:tcW w:type="dxa" w:w="1514"/>
           </w:tcPr>
           <w:p>
-            <w:r/>
-            <w:r>
-              <w:rPr>
-                <w:rFonts w:ascii="Verdana" w:hAnsi="Verdana"/>
-                <w:b w:val="0"/>
+            <w:pPr>
+              <w:spacing w:before="20" w:after="20"/>
+            </w:pPr>
+            <w:r/>
+            <w:r>
+              <w:rPr>
+                <w:rFonts w:ascii="Verdana" w:hAnsi="Verdana"/>
                 <w:sz w:val="16"/>
               </w:rPr>
               <w:t>Кодовая таблица</w:t>
@@ -9469,6 +11435,9 @@
             <w:tcW w:type="dxa" w:w="1514"/>
           </w:tcPr>
           <w:p>
+            <w:pPr>
+              <w:spacing w:before="20" w:after="20"/>
+            </w:pPr>
             <w:r/>
             <w:r>
               <w:rPr>
@@ -9485,6 +11454,9 @@
             <w:tcW w:type="dxa" w:w="1514"/>
           </w:tcPr>
           <w:p>
+            <w:pPr>
+              <w:spacing w:before="20" w:after="20"/>
+            </w:pPr>
             <w:r/>
             <w:r>
               <w:rPr>
@@ -9501,6 +11473,9 @@
             <w:tcW w:type="dxa" w:w="1514"/>
           </w:tcPr>
           <w:p>
+            <w:pPr>
+              <w:spacing w:before="20" w:after="20"/>
+            </w:pPr>
             <w:r/>
             <w:r>
               <w:rPr>
@@ -9517,11 +11492,13 @@
             <w:tcW w:type="dxa" w:w="1514"/>
           </w:tcPr>
           <w:p>
-            <w:r/>
-            <w:r>
-              <w:rPr>
-                <w:rFonts w:ascii="Verdana" w:hAnsi="Verdana"/>
-                <w:b w:val="0"/>
+            <w:pPr>
+              <w:spacing w:before="20" w:after="20"/>
+            </w:pPr>
+            <w:r/>
+            <w:r>
+              <w:rPr>
+                <w:rFonts w:ascii="Verdana" w:hAnsi="Verdana"/>
                 <w:sz w:val="16"/>
               </w:rPr>
               <w:t>Кодовая таблица</w:t>
@@ -9533,6 +11510,9 @@
             <w:tcW w:type="dxa" w:w="1514"/>
           </w:tcPr>
           <w:p>
+            <w:pPr>
+              <w:spacing w:before="20" w:after="20"/>
+            </w:pPr>
             <w:r/>
             <w:r>
               <w:rPr>
@@ -9549,6 +11529,9 @@
             <w:tcW w:type="dxa" w:w="1514"/>
           </w:tcPr>
           <w:p>
+            <w:pPr>
+              <w:spacing w:before="20" w:after="20"/>
+            </w:pPr>
             <w:r/>
             <w:r>
               <w:rPr>
@@ -9565,6 +11548,9 @@
             <w:tcW w:type="dxa" w:w="1514"/>
           </w:tcPr>
           <w:p>
+            <w:pPr>
+              <w:spacing w:before="20" w:after="20"/>
+            </w:pPr>
             <w:r/>
             <w:r>
               <w:rPr>
@@ -9585,6 +11571,9 @@
             <w:tcW w:type="dxa" w:w="1514"/>
           </w:tcPr>
           <w:p>
+            <w:pPr>
+              <w:spacing w:before="20" w:after="20"/>
+            </w:pPr>
             <w:r/>
             <w:r>
               <w:rPr>
@@ -9601,6 +11590,9 @@
             <w:tcW w:type="dxa" w:w="1514"/>
           </w:tcPr>
           <w:p>
+            <w:pPr>
+              <w:spacing w:before="20" w:after="20"/>
+            </w:pPr>
             <w:r/>
             <w:r>
               <w:rPr>
@@ -9617,11 +11609,13 @@
             <w:tcW w:type="dxa" w:w="1514"/>
           </w:tcPr>
           <w:p>
-            <w:r/>
-            <w:r>
-              <w:rPr>
-                <w:rFonts w:ascii="Verdana" w:hAnsi="Verdana"/>
-                <w:b w:val="0"/>
+            <w:pPr>
+              <w:spacing w:before="20" w:after="20"/>
+            </w:pPr>
+            <w:r/>
+            <w:r>
+              <w:rPr>
+                <w:rFonts w:ascii="Verdana" w:hAnsi="Verdana"/>
                 <w:sz w:val="16"/>
               </w:rPr>
               <w:t>Кодовая таблица</w:t>
@@ -9633,6 +11627,9 @@
             <w:tcW w:type="dxa" w:w="1514"/>
           </w:tcPr>
           <w:p>
+            <w:pPr>
+              <w:spacing w:before="20" w:after="20"/>
+            </w:pPr>
             <w:r/>
             <w:r>
               <w:rPr>
@@ -9649,6 +11646,9 @@
             <w:tcW w:type="dxa" w:w="1514"/>
           </w:tcPr>
           <w:p>
+            <w:pPr>
+              <w:spacing w:before="20" w:after="20"/>
+            </w:pPr>
             <w:r/>
             <w:r>
               <w:rPr>
@@ -9665,6 +11665,9 @@
             <w:tcW w:type="dxa" w:w="1514"/>
           </w:tcPr>
           <w:p>
+            <w:pPr>
+              <w:spacing w:before="20" w:after="20"/>
+            </w:pPr>
             <w:r/>
             <w:r>
               <w:rPr>
@@ -9681,11 +11684,13 @@
             <w:tcW w:type="dxa" w:w="1514"/>
           </w:tcPr>
           <w:p>
-            <w:r/>
-            <w:r>
-              <w:rPr>
-                <w:rFonts w:ascii="Verdana" w:hAnsi="Verdana"/>
-                <w:b w:val="0"/>
+            <w:pPr>
+              <w:spacing w:before="20" w:after="20"/>
+            </w:pPr>
+            <w:r/>
+            <w:r>
+              <w:rPr>
+                <w:rFonts w:ascii="Verdana" w:hAnsi="Verdana"/>
                 <w:sz w:val="16"/>
               </w:rPr>
               <w:t>Кодовая таблица</w:t>
@@ -9697,6 +11702,9 @@
             <w:tcW w:type="dxa" w:w="1514"/>
           </w:tcPr>
           <w:p>
+            <w:pPr>
+              <w:spacing w:before="20" w:after="20"/>
+            </w:pPr>
             <w:r/>
             <w:r>
               <w:rPr>
@@ -9713,6 +11721,9 @@
             <w:tcW w:type="dxa" w:w="1514"/>
           </w:tcPr>
           <w:p>
+            <w:pPr>
+              <w:spacing w:before="20" w:after="20"/>
+            </w:pPr>
             <w:r/>
             <w:r>
               <w:rPr>
@@ -9729,6 +11740,9 @@
             <w:tcW w:type="dxa" w:w="1514"/>
           </w:tcPr>
           <w:p>
+            <w:pPr>
+              <w:spacing w:before="20" w:after="20"/>
+            </w:pPr>
             <w:r/>
             <w:r>
               <w:rPr>
@@ -9749,6 +11763,9 @@
             <w:tcW w:type="dxa" w:w="1514"/>
           </w:tcPr>
           <w:p>
+            <w:pPr>
+              <w:spacing w:before="20" w:after="20"/>
+            </w:pPr>
             <w:r/>
             <w:r>
               <w:rPr>
@@ -9765,6 +11782,9 @@
             <w:tcW w:type="dxa" w:w="1514"/>
           </w:tcPr>
           <w:p>
+            <w:pPr>
+              <w:spacing w:before="20" w:after="20"/>
+            </w:pPr>
             <w:r/>
             <w:r>
               <w:rPr>
@@ -9781,11 +11801,13 @@
             <w:tcW w:type="dxa" w:w="1514"/>
           </w:tcPr>
           <w:p>
-            <w:r/>
-            <w:r>
-              <w:rPr>
-                <w:rFonts w:ascii="Verdana" w:hAnsi="Verdana"/>
-                <w:b w:val="0"/>
+            <w:pPr>
+              <w:spacing w:before="20" w:after="20"/>
+            </w:pPr>
+            <w:r/>
+            <w:r>
+              <w:rPr>
+                <w:rFonts w:ascii="Verdana" w:hAnsi="Verdana"/>
                 <w:sz w:val="16"/>
               </w:rPr>
               <w:t>Кодовая таблица</w:t>
@@ -9797,6 +11819,9 @@
             <w:tcW w:type="dxa" w:w="1514"/>
           </w:tcPr>
           <w:p>
+            <w:pPr>
+              <w:spacing w:before="20" w:after="20"/>
+            </w:pPr>
             <w:r/>
             <w:r>
               <w:rPr>
@@ -9813,6 +11838,9 @@
             <w:tcW w:type="dxa" w:w="1514"/>
           </w:tcPr>
           <w:p>
+            <w:pPr>
+              <w:spacing w:before="20" w:after="20"/>
+            </w:pPr>
             <w:r/>
             <w:r>
               <w:rPr>
@@ -9829,6 +11857,9 @@
             <w:tcW w:type="dxa" w:w="1514"/>
           </w:tcPr>
           <w:p>
+            <w:pPr>
+              <w:spacing w:before="20" w:after="20"/>
+            </w:pPr>
             <w:r/>
             <w:r>
               <w:rPr>
@@ -9845,11 +11876,13 @@
             <w:tcW w:type="dxa" w:w="1514"/>
           </w:tcPr>
           <w:p>
-            <w:r/>
-            <w:r>
-              <w:rPr>
-                <w:rFonts w:ascii="Verdana" w:hAnsi="Verdana"/>
-                <w:b w:val="0"/>
+            <w:pPr>
+              <w:spacing w:before="20" w:after="20"/>
+            </w:pPr>
+            <w:r/>
+            <w:r>
+              <w:rPr>
+                <w:rFonts w:ascii="Verdana" w:hAnsi="Verdana"/>
                 <w:sz w:val="16"/>
               </w:rPr>
               <w:t>Кодовая таблица</w:t>
@@ -9861,6 +11894,9 @@
             <w:tcW w:type="dxa" w:w="1514"/>
           </w:tcPr>
           <w:p>
+            <w:pPr>
+              <w:spacing w:before="20" w:after="20"/>
+            </w:pPr>
             <w:r/>
             <w:r>
               <w:rPr>
@@ -9877,6 +11913,9 @@
             <w:tcW w:type="dxa" w:w="1514"/>
           </w:tcPr>
           <w:p>
+            <w:pPr>
+              <w:spacing w:before="20" w:after="20"/>
+            </w:pPr>
             <w:r/>
             <w:r>
               <w:rPr>
@@ -9893,6 +11932,9 @@
             <w:tcW w:type="dxa" w:w="1514"/>
           </w:tcPr>
           <w:p>
+            <w:pPr>
+              <w:spacing w:before="20" w:after="20"/>
+            </w:pPr>
             <w:r/>
             <w:r>
               <w:rPr>
@@ -9913,6 +11955,9 @@
             <w:tcW w:type="dxa" w:w="1514"/>
           </w:tcPr>
           <w:p>
+            <w:pPr>
+              <w:spacing w:before="20" w:after="20"/>
+            </w:pPr>
             <w:r/>
             <w:r>
               <w:rPr>
@@ -9929,6 +11974,9 @@
             <w:tcW w:type="dxa" w:w="1514"/>
           </w:tcPr>
           <w:p>
+            <w:pPr>
+              <w:spacing w:before="20" w:after="20"/>
+            </w:pPr>
             <w:r/>
             <w:r>
               <w:rPr>
@@ -9945,11 +11993,13 @@
             <w:tcW w:type="dxa" w:w="1514"/>
           </w:tcPr>
           <w:p>
-            <w:r/>
-            <w:r>
-              <w:rPr>
-                <w:rFonts w:ascii="Verdana" w:hAnsi="Verdana"/>
-                <w:b w:val="0"/>
+            <w:pPr>
+              <w:spacing w:before="20" w:after="20"/>
+            </w:pPr>
+            <w:r/>
+            <w:r>
+              <w:rPr>
+                <w:rFonts w:ascii="Verdana" w:hAnsi="Verdana"/>
                 <w:sz w:val="16"/>
               </w:rPr>
               <w:t>Кодовая таблица</w:t>
@@ -9961,6 +12011,9 @@
             <w:tcW w:type="dxa" w:w="1514"/>
           </w:tcPr>
           <w:p>
+            <w:pPr>
+              <w:spacing w:before="20" w:after="20"/>
+            </w:pPr>
             <w:r/>
             <w:r>
               <w:rPr>
@@ -9977,6 +12030,9 @@
             <w:tcW w:type="dxa" w:w="1514"/>
           </w:tcPr>
           <w:p>
+            <w:pPr>
+              <w:spacing w:before="20" w:after="20"/>
+            </w:pPr>
             <w:r/>
             <w:r>
               <w:rPr>
@@ -9993,6 +12049,9 @@
             <w:tcW w:type="dxa" w:w="1514"/>
           </w:tcPr>
           <w:p>
+            <w:pPr>
+              <w:spacing w:before="20" w:after="20"/>
+            </w:pPr>
             <w:r/>
             <w:r>
               <w:rPr>
@@ -10009,11 +12068,13 @@
             <w:tcW w:type="dxa" w:w="1514"/>
           </w:tcPr>
           <w:p>
-            <w:r/>
-            <w:r>
-              <w:rPr>
-                <w:rFonts w:ascii="Verdana" w:hAnsi="Verdana"/>
-                <w:b w:val="0"/>
+            <w:pPr>
+              <w:spacing w:before="20" w:after="20"/>
+            </w:pPr>
+            <w:r/>
+            <w:r>
+              <w:rPr>
+                <w:rFonts w:ascii="Verdana" w:hAnsi="Verdana"/>
                 <w:sz w:val="16"/>
               </w:rPr>
               <w:t>Кодовая таблица</w:t>
@@ -10025,6 +12086,9 @@
             <w:tcW w:type="dxa" w:w="1514"/>
           </w:tcPr>
           <w:p>
+            <w:pPr>
+              <w:spacing w:before="20" w:after="20"/>
+            </w:pPr>
             <w:r/>
             <w:r>
               <w:rPr>
@@ -10041,6 +12105,9 @@
             <w:tcW w:type="dxa" w:w="1514"/>
           </w:tcPr>
           <w:p>
+            <w:pPr>
+              <w:spacing w:before="20" w:after="20"/>
+            </w:pPr>
             <w:r/>
             <w:r>
               <w:rPr>
@@ -10057,6 +12124,9 @@
             <w:tcW w:type="dxa" w:w="1514"/>
           </w:tcPr>
           <w:p>
+            <w:pPr>
+              <w:spacing w:before="20" w:after="20"/>
+            </w:pPr>
             <w:r/>
             <w:r>
               <w:rPr>
@@ -10077,6 +12147,9 @@
             <w:tcW w:type="dxa" w:w="1514"/>
           </w:tcPr>
           <w:p>
+            <w:pPr>
+              <w:spacing w:before="20" w:after="20"/>
+            </w:pPr>
             <w:r/>
             <w:r>
               <w:rPr>
@@ -10093,6 +12166,9 @@
             <w:tcW w:type="dxa" w:w="1514"/>
           </w:tcPr>
           <w:p>
+            <w:pPr>
+              <w:spacing w:before="20" w:after="20"/>
+            </w:pPr>
             <w:r/>
             <w:r>
               <w:rPr>
@@ -10109,11 +12185,13 @@
             <w:tcW w:type="dxa" w:w="1514"/>
           </w:tcPr>
           <w:p>
-            <w:r/>
-            <w:r>
-              <w:rPr>
-                <w:rFonts w:ascii="Verdana" w:hAnsi="Verdana"/>
-                <w:b w:val="0"/>
+            <w:pPr>
+              <w:spacing w:before="20" w:after="20"/>
+            </w:pPr>
+            <w:r/>
+            <w:r>
+              <w:rPr>
+                <w:rFonts w:ascii="Verdana" w:hAnsi="Verdana"/>
                 <w:sz w:val="16"/>
               </w:rPr>
               <w:t>Кодовая таблица</w:t>
@@ -10125,6 +12203,9 @@
             <w:tcW w:type="dxa" w:w="1514"/>
           </w:tcPr>
           <w:p>
+            <w:pPr>
+              <w:spacing w:before="20" w:after="20"/>
+            </w:pPr>
             <w:r/>
             <w:r>
               <w:rPr>
@@ -10141,6 +12222,9 @@
             <w:tcW w:type="dxa" w:w="1514"/>
           </w:tcPr>
           <w:p>
+            <w:pPr>
+              <w:spacing w:before="20" w:after="20"/>
+            </w:pPr>
             <w:r/>
             <w:r>
               <w:rPr>
@@ -10157,6 +12241,9 @@
             <w:tcW w:type="dxa" w:w="1514"/>
           </w:tcPr>
           <w:p>
+            <w:pPr>
+              <w:spacing w:before="20" w:after="20"/>
+            </w:pPr>
             <w:r/>
             <w:r>
               <w:rPr>
@@ -10173,11 +12260,13 @@
             <w:tcW w:type="dxa" w:w="1514"/>
           </w:tcPr>
           <w:p>
-            <w:r/>
-            <w:r>
-              <w:rPr>
-                <w:rFonts w:ascii="Verdana" w:hAnsi="Verdana"/>
-                <w:b w:val="0"/>
+            <w:pPr>
+              <w:spacing w:before="20" w:after="20"/>
+            </w:pPr>
+            <w:r/>
+            <w:r>
+              <w:rPr>
+                <w:rFonts w:ascii="Verdana" w:hAnsi="Verdana"/>
                 <w:sz w:val="16"/>
               </w:rPr>
               <w:t>Кодовая таблица</w:t>
@@ -10189,6 +12278,9 @@
             <w:tcW w:type="dxa" w:w="1514"/>
           </w:tcPr>
           <w:p>
+            <w:pPr>
+              <w:spacing w:before="20" w:after="20"/>
+            </w:pPr>
             <w:r/>
             <w:r>
               <w:rPr>
@@ -10205,6 +12297,9 @@
             <w:tcW w:type="dxa" w:w="1514"/>
           </w:tcPr>
           <w:p>
+            <w:pPr>
+              <w:spacing w:before="20" w:after="20"/>
+            </w:pPr>
             <w:r/>
             <w:r>
               <w:rPr>
@@ -10221,6 +12316,9 @@
             <w:tcW w:type="dxa" w:w="1514"/>
           </w:tcPr>
           <w:p>
+            <w:pPr>
+              <w:spacing w:before="20" w:after="20"/>
+            </w:pPr>
             <w:r/>
             <w:r>
               <w:rPr>
@@ -10241,6 +12339,9 @@
             <w:tcW w:type="dxa" w:w="1514"/>
           </w:tcPr>
           <w:p>
+            <w:pPr>
+              <w:spacing w:before="20" w:after="20"/>
+            </w:pPr>
             <w:r/>
             <w:r>
               <w:rPr>
@@ -10257,6 +12358,9 @@
             <w:tcW w:type="dxa" w:w="1514"/>
           </w:tcPr>
           <w:p>
+            <w:pPr>
+              <w:spacing w:before="20" w:after="20"/>
+            </w:pPr>
             <w:r/>
             <w:r>
               <w:rPr>
@@ -10273,11 +12377,13 @@
             <w:tcW w:type="dxa" w:w="1514"/>
           </w:tcPr>
           <w:p>
-            <w:r/>
-            <w:r>
-              <w:rPr>
-                <w:rFonts w:ascii="Verdana" w:hAnsi="Verdana"/>
-                <w:b w:val="0"/>
+            <w:pPr>
+              <w:spacing w:before="20" w:after="20"/>
+            </w:pPr>
+            <w:r/>
+            <w:r>
+              <w:rPr>
+                <w:rFonts w:ascii="Verdana" w:hAnsi="Verdana"/>
                 <w:sz w:val="16"/>
               </w:rPr>
               <w:t>Кодовая таблица</w:t>
@@ -10289,6 +12395,9 @@
             <w:tcW w:type="dxa" w:w="1514"/>
           </w:tcPr>
           <w:p>
+            <w:pPr>
+              <w:spacing w:before="20" w:after="20"/>
+            </w:pPr>
             <w:r/>
             <w:r>
               <w:rPr>
@@ -10305,6 +12414,9 @@
             <w:tcW w:type="dxa" w:w="1514"/>
           </w:tcPr>
           <w:p>
+            <w:pPr>
+              <w:spacing w:before="20" w:after="20"/>
+            </w:pPr>
             <w:r/>
             <w:r>
               <w:rPr>
@@ -10321,6 +12433,9 @@
             <w:tcW w:type="dxa" w:w="1514"/>
           </w:tcPr>
           <w:p>
+            <w:pPr>
+              <w:spacing w:before="20" w:after="20"/>
+            </w:pPr>
             <w:r/>
             <w:r>
               <w:rPr>
@@ -10337,11 +12452,13 @@
             <w:tcW w:type="dxa" w:w="1514"/>
           </w:tcPr>
           <w:p>
-            <w:r/>
-            <w:r>
-              <w:rPr>
-                <w:rFonts w:ascii="Verdana" w:hAnsi="Verdana"/>
-                <w:b w:val="0"/>
+            <w:pPr>
+              <w:spacing w:before="20" w:after="20"/>
+            </w:pPr>
+            <w:r/>
+            <w:r>
+              <w:rPr>
+                <w:rFonts w:ascii="Verdana" w:hAnsi="Verdana"/>
                 <w:sz w:val="16"/>
               </w:rPr>
               <w:t>Кодовая таблица</w:t>
@@ -10353,6 +12470,9 @@
             <w:tcW w:type="dxa" w:w="1514"/>
           </w:tcPr>
           <w:p>
+            <w:pPr>
+              <w:spacing w:before="20" w:after="20"/>
+            </w:pPr>
             <w:r/>
             <w:r>
               <w:rPr>
@@ -10369,6 +12489,9 @@
             <w:tcW w:type="dxa" w:w="1514"/>
           </w:tcPr>
           <w:p>
+            <w:pPr>
+              <w:spacing w:before="20" w:after="20"/>
+            </w:pPr>
             <w:r/>
             <w:r>
               <w:rPr>
@@ -10385,6 +12508,9 @@
             <w:tcW w:type="dxa" w:w="1514"/>
           </w:tcPr>
           <w:p>
+            <w:pPr>
+              <w:spacing w:before="20" w:after="20"/>
+            </w:pPr>
             <w:r/>
             <w:r>
               <w:rPr>
@@ -10405,6 +12531,9 @@
             <w:tcW w:type="dxa" w:w="1514"/>
           </w:tcPr>
           <w:p>
+            <w:pPr>
+              <w:spacing w:before="20" w:after="20"/>
+            </w:pPr>
             <w:r/>
             <w:r>
               <w:rPr>
@@ -10421,6 +12550,9 @@
             <w:tcW w:type="dxa" w:w="1514"/>
           </w:tcPr>
           <w:p>
+            <w:pPr>
+              <w:spacing w:before="20" w:after="20"/>
+            </w:pPr>
             <w:r/>
             <w:r>
               <w:rPr>
@@ -10437,11 +12569,13 @@
             <w:tcW w:type="dxa" w:w="1514"/>
           </w:tcPr>
           <w:p>
-            <w:r/>
-            <w:r>
-              <w:rPr>
-                <w:rFonts w:ascii="Verdana" w:hAnsi="Verdana"/>
-                <w:b w:val="0"/>
+            <w:pPr>
+              <w:spacing w:before="20" w:after="20"/>
+            </w:pPr>
+            <w:r/>
+            <w:r>
+              <w:rPr>
+                <w:rFonts w:ascii="Verdana" w:hAnsi="Verdana"/>
                 <w:sz w:val="16"/>
               </w:rPr>
               <w:t>Таблица флагов</w:t>
@@ -10453,6 +12587,9 @@
             <w:tcW w:type="dxa" w:w="1514"/>
           </w:tcPr>
           <w:p>
+            <w:pPr>
+              <w:spacing w:before="20" w:after="20"/>
+            </w:pPr>
             <w:r/>
             <w:r>
               <w:rPr>
@@ -10469,6 +12606,9 @@
             <w:tcW w:type="dxa" w:w="1514"/>
           </w:tcPr>
           <w:p>
+            <w:pPr>
+              <w:spacing w:before="20" w:after="20"/>
+            </w:pPr>
             <w:r/>
             <w:r>
               <w:rPr>
@@ -10485,6 +12625,9 @@
             <w:tcW w:type="dxa" w:w="1514"/>
           </w:tcPr>
           <w:p>
+            <w:pPr>
+              <w:spacing w:before="20" w:after="20"/>
+            </w:pPr>
             <w:r/>
             <w:r>
               <w:rPr>
@@ -10501,11 +12644,13 @@
             <w:tcW w:type="dxa" w:w="1514"/>
           </w:tcPr>
           <w:p>
-            <w:r/>
-            <w:r>
-              <w:rPr>
-                <w:rFonts w:ascii="Verdana" w:hAnsi="Verdana"/>
-                <w:b w:val="0"/>
+            <w:pPr>
+              <w:spacing w:before="20" w:after="20"/>
+            </w:pPr>
+            <w:r/>
+            <w:r>
+              <w:rPr>
+                <w:rFonts w:ascii="Verdana" w:hAnsi="Verdana"/>
                 <w:sz w:val="16"/>
               </w:rPr>
               <w:t>Таблица флагов</w:t>
@@ -10517,6 +12662,9 @@
             <w:tcW w:type="dxa" w:w="1514"/>
           </w:tcPr>
           <w:p>
+            <w:pPr>
+              <w:spacing w:before="20" w:after="20"/>
+            </w:pPr>
             <w:r/>
             <w:r>
               <w:rPr>
@@ -10533,6 +12681,9 @@
             <w:tcW w:type="dxa" w:w="1514"/>
           </w:tcPr>
           <w:p>
+            <w:pPr>
+              <w:spacing w:before="20" w:after="20"/>
+            </w:pPr>
             <w:r/>
             <w:r>
               <w:rPr>
@@ -10549,6 +12700,9 @@
             <w:tcW w:type="dxa" w:w="1514"/>
           </w:tcPr>
           <w:p>
+            <w:pPr>
+              <w:spacing w:before="20" w:after="20"/>
+            </w:pPr>
             <w:r/>
             <w:r>
               <w:rPr>
@@ -10569,6 +12723,9 @@
             <w:tcW w:type="dxa" w:w="1514"/>
           </w:tcPr>
           <w:p>
+            <w:pPr>
+              <w:spacing w:before="20" w:after="20"/>
+            </w:pPr>
             <w:r/>
             <w:r>
               <w:rPr>
@@ -10585,6 +12742,9 @@
             <w:tcW w:type="dxa" w:w="1514"/>
           </w:tcPr>
           <w:p>
+            <w:pPr>
+              <w:spacing w:before="20" w:after="20"/>
+            </w:pPr>
             <w:r/>
             <w:r>
               <w:rPr>
@@ -10601,11 +12761,13 @@
             <w:tcW w:type="dxa" w:w="1514"/>
           </w:tcPr>
           <w:p>
-            <w:r/>
-            <w:r>
-              <w:rPr>
-                <w:rFonts w:ascii="Verdana" w:hAnsi="Verdana"/>
-                <w:b w:val="0"/>
+            <w:pPr>
+              <w:spacing w:before="20" w:after="20"/>
+            </w:pPr>
+            <w:r/>
+            <w:r>
+              <w:rPr>
+                <w:rFonts w:ascii="Verdana" w:hAnsi="Verdana"/>
                 <w:sz w:val="16"/>
               </w:rPr>
               <w:t>Кодовая таблица</w:t>
@@ -10617,6 +12779,9 @@
             <w:tcW w:type="dxa" w:w="1514"/>
           </w:tcPr>
           <w:p>
+            <w:pPr>
+              <w:spacing w:before="20" w:after="20"/>
+            </w:pPr>
             <w:r/>
             <w:r>
               <w:rPr>
@@ -10633,6 +12798,9 @@
             <w:tcW w:type="dxa" w:w="1514"/>
           </w:tcPr>
           <w:p>
+            <w:pPr>
+              <w:spacing w:before="20" w:after="20"/>
+            </w:pPr>
             <w:r/>
             <w:r>
               <w:rPr>
@@ -10649,6 +12817,9 @@
             <w:tcW w:type="dxa" w:w="1514"/>
           </w:tcPr>
           <w:p>
+            <w:pPr>
+              <w:spacing w:before="20" w:after="20"/>
+            </w:pPr>
             <w:r/>
             <w:r>
               <w:rPr>
@@ -10665,11 +12836,13 @@
             <w:tcW w:type="dxa" w:w="1514"/>
           </w:tcPr>
           <w:p>
-            <w:r/>
-            <w:r>
-              <w:rPr>
-                <w:rFonts w:ascii="Verdana" w:hAnsi="Verdana"/>
-                <w:b w:val="0"/>
+            <w:pPr>
+              <w:spacing w:before="20" w:after="20"/>
+            </w:pPr>
+            <w:r/>
+            <w:r>
+              <w:rPr>
+                <w:rFonts w:ascii="Verdana" w:hAnsi="Verdana"/>
                 <w:sz w:val="16"/>
               </w:rPr>
               <w:t>Кодовая таблица</w:t>
@@ -10681,6 +12854,9 @@
             <w:tcW w:type="dxa" w:w="1514"/>
           </w:tcPr>
           <w:p>
+            <w:pPr>
+              <w:spacing w:before="20" w:after="20"/>
+            </w:pPr>
             <w:r/>
             <w:r>
               <w:rPr>
@@ -10697,6 +12873,9 @@
             <w:tcW w:type="dxa" w:w="1514"/>
           </w:tcPr>
           <w:p>
+            <w:pPr>
+              <w:spacing w:before="20" w:after="20"/>
+            </w:pPr>
             <w:r/>
             <w:r>
               <w:rPr>
@@ -10713,6 +12892,9 @@
             <w:tcW w:type="dxa" w:w="1514"/>
           </w:tcPr>
           <w:p>
+            <w:pPr>
+              <w:spacing w:before="20" w:after="20"/>
+            </w:pPr>
             <w:r/>
             <w:r>
               <w:rPr>
@@ -10733,6 +12915,9 @@
             <w:tcW w:type="dxa" w:w="1514"/>
           </w:tcPr>
           <w:p>
+            <w:pPr>
+              <w:spacing w:before="20" w:after="20"/>
+            </w:pPr>
             <w:r/>
             <w:r>
               <w:rPr>
@@ -10749,6 +12934,9 @@
             <w:tcW w:type="dxa" w:w="1514"/>
           </w:tcPr>
           <w:p>
+            <w:pPr>
+              <w:spacing w:before="20" w:after="20"/>
+            </w:pPr>
             <w:r/>
             <w:r>
               <w:rPr>
@@ -10765,11 +12953,13 @@
             <w:tcW w:type="dxa" w:w="1514"/>
           </w:tcPr>
           <w:p>
-            <w:r/>
-            <w:r>
-              <w:rPr>
-                <w:rFonts w:ascii="Verdana" w:hAnsi="Verdana"/>
-                <w:b w:val="0"/>
+            <w:pPr>
+              <w:spacing w:before="20" w:after="20"/>
+            </w:pPr>
+            <w:r/>
+            <w:r>
+              <w:rPr>
+                <w:rFonts w:ascii="Verdana" w:hAnsi="Verdana"/>
                 <w:sz w:val="16"/>
               </w:rPr>
               <w:t>Таблица флагов</w:t>
@@ -10781,6 +12971,9 @@
             <w:tcW w:type="dxa" w:w="1514"/>
           </w:tcPr>
           <w:p>
+            <w:pPr>
+              <w:spacing w:before="20" w:after="20"/>
+            </w:pPr>
             <w:r/>
             <w:r>
               <w:rPr>
@@ -10797,6 +12990,9 @@
             <w:tcW w:type="dxa" w:w="1514"/>
           </w:tcPr>
           <w:p>
+            <w:pPr>
+              <w:spacing w:before="20" w:after="20"/>
+            </w:pPr>
             <w:r/>
             <w:r>
               <w:rPr>
@@ -10813,6 +13009,9 @@
             <w:tcW w:type="dxa" w:w="1514"/>
           </w:tcPr>
           <w:p>
+            <w:pPr>
+              <w:spacing w:before="20" w:after="20"/>
+            </w:pPr>
             <w:r/>
             <w:r>
               <w:rPr>
@@ -10829,11 +13028,13 @@
             <w:tcW w:type="dxa" w:w="1514"/>
           </w:tcPr>
           <w:p>
-            <w:r/>
-            <w:r>
-              <w:rPr>
-                <w:rFonts w:ascii="Verdana" w:hAnsi="Verdana"/>
-                <w:b w:val="0"/>
+            <w:pPr>
+              <w:spacing w:before="20" w:after="20"/>
+            </w:pPr>
+            <w:r/>
+            <w:r>
+              <w:rPr>
+                <w:rFonts w:ascii="Verdana" w:hAnsi="Verdana"/>
                 <w:sz w:val="16"/>
               </w:rPr>
               <w:t>Таблица флагов</w:t>
@@ -10845,6 +13046,9 @@
             <w:tcW w:type="dxa" w:w="1514"/>
           </w:tcPr>
           <w:p>
+            <w:pPr>
+              <w:spacing w:before="20" w:after="20"/>
+            </w:pPr>
             <w:r/>
             <w:r>
               <w:rPr>
@@ -10861,6 +13065,9 @@
             <w:tcW w:type="dxa" w:w="1514"/>
           </w:tcPr>
           <w:p>
+            <w:pPr>
+              <w:spacing w:before="20" w:after="20"/>
+            </w:pPr>
             <w:r/>
             <w:r>
               <w:rPr>
@@ -10877,6 +13084,9 @@
             <w:tcW w:type="dxa" w:w="1514"/>
           </w:tcPr>
           <w:p>
+            <w:pPr>
+              <w:spacing w:before="20" w:after="20"/>
+            </w:pPr>
             <w:r/>
             <w:r>
               <w:rPr>
@@ -10897,6 +13107,9 @@
             <w:tcW w:type="dxa" w:w="1514"/>
           </w:tcPr>
           <w:p>
+            <w:pPr>
+              <w:spacing w:before="20" w:after="20"/>
+            </w:pPr>
             <w:r/>
             <w:r>
               <w:rPr>
@@ -10913,6 +13126,9 @@
             <w:tcW w:type="dxa" w:w="1514"/>
           </w:tcPr>
           <w:p>
+            <w:pPr>
+              <w:spacing w:before="20" w:after="20"/>
+            </w:pPr>
             <w:r/>
             <w:r>
               <w:rPr>
@@ -10929,11 +13145,13 @@
             <w:tcW w:type="dxa" w:w="1514"/>
           </w:tcPr>
           <w:p>
-            <w:r/>
-            <w:r>
-              <w:rPr>
-                <w:rFonts w:ascii="Verdana" w:hAnsi="Verdana"/>
-                <w:b w:val="0"/>
+            <w:pPr>
+              <w:spacing w:before="20" w:after="20"/>
+            </w:pPr>
+            <w:r/>
+            <w:r>
+              <w:rPr>
+                <w:rFonts w:ascii="Verdana" w:hAnsi="Verdana"/>
                 <w:sz w:val="16"/>
               </w:rPr>
               <w:t>Кодовая таблица</w:t>
@@ -10945,6 +13163,9 @@
             <w:tcW w:type="dxa" w:w="1514"/>
           </w:tcPr>
           <w:p>
+            <w:pPr>
+              <w:spacing w:before="20" w:after="20"/>
+            </w:pPr>
             <w:r/>
             <w:r>
               <w:rPr>
@@ -10961,6 +13182,9 @@
             <w:tcW w:type="dxa" w:w="1514"/>
           </w:tcPr>
           <w:p>
+            <w:pPr>
+              <w:spacing w:before="20" w:after="20"/>
+            </w:pPr>
             <w:r/>
             <w:r>
               <w:rPr>
@@ -10977,6 +13201,9 @@
             <w:tcW w:type="dxa" w:w="1514"/>
           </w:tcPr>
           <w:p>
+            <w:pPr>
+              <w:spacing w:before="20" w:after="20"/>
+            </w:pPr>
             <w:r/>
             <w:r>
               <w:rPr>
@@ -10993,11 +13220,13 @@
             <w:tcW w:type="dxa" w:w="1514"/>
           </w:tcPr>
           <w:p>
-            <w:r/>
-            <w:r>
-              <w:rPr>
-                <w:rFonts w:ascii="Verdana" w:hAnsi="Verdana"/>
-                <w:b w:val="0"/>
+            <w:pPr>
+              <w:spacing w:before="20" w:after="20"/>
+            </w:pPr>
+            <w:r/>
+            <w:r>
+              <w:rPr>
+                <w:rFonts w:ascii="Verdana" w:hAnsi="Verdana"/>
                 <w:sz w:val="16"/>
               </w:rPr>
               <w:t>Кодовая таблица</w:t>
@@ -11009,6 +13238,9 @@
             <w:tcW w:type="dxa" w:w="1514"/>
           </w:tcPr>
           <w:p>
+            <w:pPr>
+              <w:spacing w:before="20" w:after="20"/>
+            </w:pPr>
             <w:r/>
             <w:r>
               <w:rPr>
@@ -11025,6 +13257,9 @@
             <w:tcW w:type="dxa" w:w="1514"/>
           </w:tcPr>
           <w:p>
+            <w:pPr>
+              <w:spacing w:before="20" w:after="20"/>
+            </w:pPr>
             <w:r/>
             <w:r>
               <w:rPr>
@@ -11041,6 +13276,9 @@
             <w:tcW w:type="dxa" w:w="1514"/>
           </w:tcPr>
           <w:p>
+            <w:pPr>
+              <w:spacing w:before="20" w:after="20"/>
+            </w:pPr>
             <w:r/>
             <w:r>
               <w:rPr>
@@ -11061,6 +13299,9 @@
             <w:tcW w:type="dxa" w:w="1514"/>
           </w:tcPr>
           <w:p>
+            <w:pPr>
+              <w:spacing w:before="20" w:after="20"/>
+            </w:pPr>
             <w:r/>
             <w:r>
               <w:rPr>
@@ -11077,6 +13318,9 @@
             <w:tcW w:type="dxa" w:w="1514"/>
           </w:tcPr>
           <w:p>
+            <w:pPr>
+              <w:spacing w:before="20" w:after="20"/>
+            </w:pPr>
             <w:r/>
             <w:r>
               <w:rPr>
@@ -11093,11 +13337,13 @@
             <w:tcW w:type="dxa" w:w="1514"/>
           </w:tcPr>
           <w:p>
-            <w:r/>
-            <w:r>
-              <w:rPr>
-                <w:rFonts w:ascii="Verdana" w:hAnsi="Verdana"/>
-                <w:b w:val="0"/>
+            <w:pPr>
+              <w:spacing w:before="20" w:after="20"/>
+            </w:pPr>
+            <w:r/>
+            <w:r>
+              <w:rPr>
+                <w:rFonts w:ascii="Verdana" w:hAnsi="Verdana"/>
                 <w:sz w:val="16"/>
               </w:rPr>
               <w:t>Кодовая таблица</w:t>
@@ -11109,6 +13355,9 @@
             <w:tcW w:type="dxa" w:w="1514"/>
           </w:tcPr>
           <w:p>
+            <w:pPr>
+              <w:spacing w:before="20" w:after="20"/>
+            </w:pPr>
             <w:r/>
             <w:r>
               <w:rPr>
@@ -11125,6 +13374,9 @@
             <w:tcW w:type="dxa" w:w="1514"/>
           </w:tcPr>
           <w:p>
+            <w:pPr>
+              <w:spacing w:before="20" w:after="20"/>
+            </w:pPr>
             <w:r/>
             <w:r>
               <w:rPr>
@@ -11141,6 +13393,9 @@
             <w:tcW w:type="dxa" w:w="1514"/>
           </w:tcPr>
           <w:p>
+            <w:pPr>
+              <w:spacing w:before="20" w:after="20"/>
+            </w:pPr>
             <w:r/>
             <w:r>
               <w:rPr>
@@ -11157,11 +13412,13 @@
             <w:tcW w:type="dxa" w:w="1514"/>
           </w:tcPr>
           <w:p>
-            <w:r/>
-            <w:r>
-              <w:rPr>
-                <w:rFonts w:ascii="Verdana" w:hAnsi="Verdana"/>
-                <w:b w:val="0"/>
+            <w:pPr>
+              <w:spacing w:before="20" w:after="20"/>
+            </w:pPr>
+            <w:r/>
+            <w:r>
+              <w:rPr>
+                <w:rFonts w:ascii="Verdana" w:hAnsi="Verdana"/>
                 <w:sz w:val="16"/>
               </w:rPr>
               <w:t>Кодовая таблица</w:t>
@@ -11173,6 +13430,9 @@
             <w:tcW w:type="dxa" w:w="1514"/>
           </w:tcPr>
           <w:p>
+            <w:pPr>
+              <w:spacing w:before="20" w:after="20"/>
+            </w:pPr>
             <w:r/>
             <w:r>
               <w:rPr>
@@ -11189,6 +13449,9 @@
             <w:tcW w:type="dxa" w:w="1514"/>
           </w:tcPr>
           <w:p>
+            <w:pPr>
+              <w:spacing w:before="20" w:after="20"/>
+            </w:pPr>
             <w:r/>
             <w:r>
               <w:rPr>
@@ -11205,6 +13468,9 @@
             <w:tcW w:type="dxa" w:w="1514"/>
           </w:tcPr>
           <w:p>
+            <w:pPr>
+              <w:spacing w:before="20" w:after="20"/>
+            </w:pPr>
             <w:r/>
             <w:r>
               <w:rPr>
@@ -11225,6 +13491,9 @@
             <w:tcW w:type="dxa" w:w="1514"/>
           </w:tcPr>
           <w:p>
+            <w:pPr>
+              <w:spacing w:before="20" w:after="20"/>
+            </w:pPr>
             <w:r/>
             <w:r>
               <w:rPr>
@@ -11241,6 +13510,9 @@
             <w:tcW w:type="dxa" w:w="1514"/>
           </w:tcPr>
           <w:p>
+            <w:pPr>
+              <w:spacing w:before="20" w:after="20"/>
+            </w:pPr>
             <w:r/>
             <w:r>
               <w:rPr>
@@ -11257,11 +13529,13 @@
             <w:tcW w:type="dxa" w:w="1514"/>
           </w:tcPr>
           <w:p>
-            <w:r/>
-            <w:r>
-              <w:rPr>
-                <w:rFonts w:ascii="Verdana" w:hAnsi="Verdana"/>
-                <w:b w:val="0"/>
+            <w:pPr>
+              <w:spacing w:before="20" w:after="20"/>
+            </w:pPr>
+            <w:r/>
+            <w:r>
+              <w:rPr>
+                <w:rFonts w:ascii="Verdana" w:hAnsi="Verdana"/>
                 <w:sz w:val="16"/>
               </w:rPr>
               <w:t>Числовой</w:t>
@@ -11273,6 +13547,9 @@
             <w:tcW w:type="dxa" w:w="1514"/>
           </w:tcPr>
           <w:p>
+            <w:pPr>
+              <w:spacing w:before="20" w:after="20"/>
+            </w:pPr>
             <w:r/>
             <w:r>
               <w:rPr>
@@ -11289,6 +13566,9 @@
             <w:tcW w:type="dxa" w:w="1514"/>
           </w:tcPr>
           <w:p>
+            <w:pPr>
+              <w:spacing w:before="20" w:after="20"/>
+            </w:pPr>
             <w:r/>
             <w:r>
               <w:rPr>
@@ -11305,6 +13585,9 @@
             <w:tcW w:type="dxa" w:w="1514"/>
           </w:tcPr>
           <w:p>
+            <w:pPr>
+              <w:spacing w:before="20" w:after="20"/>
+            </w:pPr>
             <w:r/>
             <w:r>
               <w:rPr>
@@ -11321,11 +13604,13 @@
             <w:tcW w:type="dxa" w:w="1514"/>
           </w:tcPr>
           <w:p>
-            <w:r/>
-            <w:r>
-              <w:rPr>
-                <w:rFonts w:ascii="Verdana" w:hAnsi="Verdana"/>
-                <w:b w:val="0"/>
+            <w:pPr>
+              <w:spacing w:before="20" w:after="20"/>
+            </w:pPr>
+            <w:r/>
+            <w:r>
+              <w:rPr>
+                <w:rFonts w:ascii="Verdana" w:hAnsi="Verdana"/>
                 <w:sz w:val="16"/>
               </w:rPr>
               <w:t>Числовой</w:t>
@@ -11337,6 +13622,9 @@
             <w:tcW w:type="dxa" w:w="1514"/>
           </w:tcPr>
           <w:p>
+            <w:pPr>
+              <w:spacing w:before="20" w:after="20"/>
+            </w:pPr>
             <w:r/>
             <w:r>
               <w:rPr>
@@ -11353,6 +13641,9 @@
             <w:tcW w:type="dxa" w:w="1514"/>
           </w:tcPr>
           <w:p>
+            <w:pPr>
+              <w:spacing w:before="20" w:after="20"/>
+            </w:pPr>
             <w:r/>
             <w:r>
               <w:rPr>
@@ -11369,6 +13660,9 @@
             <w:tcW w:type="dxa" w:w="1514"/>
           </w:tcPr>
           <w:p>
+            <w:pPr>
+              <w:spacing w:before="20" w:after="20"/>
+            </w:pPr>
             <w:r/>
             <w:r>
               <w:rPr>
@@ -11390,6 +13684,9 @@
             <w:tcW w:type="dxa" w:w="1514"/>
           </w:tcPr>
           <w:p>
+            <w:pPr>
+              <w:spacing w:before="20" w:after="20"/>
+            </w:pPr>
             <w:r/>
             <w:r>
               <w:rPr>
@@ -11406,6 +13703,9 @@
             <w:tcW w:type="dxa" w:w="1514"/>
           </w:tcPr>
           <w:p>
+            <w:pPr>
+              <w:spacing w:before="20" w:after="20"/>
+            </w:pPr>
             <w:r/>
             <w:r>
               <w:rPr>
@@ -11422,11 +13722,13 @@
             <w:tcW w:type="dxa" w:w="1514"/>
           </w:tcPr>
           <w:p>
-            <w:r/>
-            <w:r>
-              <w:rPr>
-                <w:rFonts w:ascii="Verdana" w:hAnsi="Verdana"/>
-                <w:b w:val="0"/>
+            <w:pPr>
+              <w:spacing w:before="20" w:after="20"/>
+            </w:pPr>
+            <w:r/>
+            <w:r>
+              <w:rPr>
+                <w:rFonts w:ascii="Verdana" w:hAnsi="Verdana"/>
                 <w:sz w:val="16"/>
               </w:rPr>
               <w:t>Кодовая таблица</w:t>
@@ -11438,6 +13740,9 @@
             <w:tcW w:type="dxa" w:w="1514"/>
           </w:tcPr>
           <w:p>
+            <w:pPr>
+              <w:spacing w:before="20" w:after="20"/>
+            </w:pPr>
             <w:r/>
             <w:r>
               <w:rPr>
@@ -11454,6 +13759,9 @@
             <w:tcW w:type="dxa" w:w="1514"/>
           </w:tcPr>
           <w:p>
+            <w:pPr>
+              <w:spacing w:before="20" w:after="20"/>
+            </w:pPr>
             <w:r/>
             <w:r>
               <w:rPr>
@@ -11470,6 +13778,9 @@
             <w:tcW w:type="dxa" w:w="1514"/>
           </w:tcPr>
           <w:p>
+            <w:pPr>
+              <w:spacing w:before="20" w:after="20"/>
+            </w:pPr>
             <w:r/>
             <w:r>
               <w:rPr>
@@ -11486,11 +13797,13 @@
             <w:tcW w:type="dxa" w:w="1514"/>
           </w:tcPr>
           <w:p>
-            <w:r/>
-            <w:r>
-              <w:rPr>
-                <w:rFonts w:ascii="Verdana" w:hAnsi="Verdana"/>
-                <w:b w:val="0"/>
+            <w:pPr>
+              <w:spacing w:before="20" w:after="20"/>
+            </w:pPr>
+            <w:r/>
+            <w:r>
+              <w:rPr>
+                <w:rFonts w:ascii="Verdana" w:hAnsi="Verdana"/>
                 <w:sz w:val="16"/>
               </w:rPr>
               <w:t>Кодовая таблица</w:t>
@@ -11502,6 +13815,9 @@
             <w:tcW w:type="dxa" w:w="1514"/>
           </w:tcPr>
           <w:p>
+            <w:pPr>
+              <w:spacing w:before="20" w:after="20"/>
+            </w:pPr>
             <w:r/>
             <w:r>
               <w:rPr>
@@ -11518,6 +13834,9 @@
             <w:tcW w:type="dxa" w:w="1514"/>
           </w:tcPr>
           <w:p>
+            <w:pPr>
+              <w:spacing w:before="20" w:after="20"/>
+            </w:pPr>
             <w:r/>
             <w:r>
               <w:rPr>
@@ -11534,6 +13853,9 @@
             <w:tcW w:type="dxa" w:w="1514"/>
           </w:tcPr>
           <w:p>
+            <w:pPr>
+              <w:spacing w:before="20" w:after="20"/>
+            </w:pPr>
             <w:r/>
             <w:r>
               <w:rPr>
@@ -11554,6 +13876,9 @@
             <w:tcW w:type="dxa" w:w="1514"/>
           </w:tcPr>
           <w:p>
+            <w:pPr>
+              <w:spacing w:before="20" w:after="20"/>
+            </w:pPr>
             <w:r/>
             <w:r>
               <w:rPr>
@@ -11570,6 +13895,9 @@
             <w:tcW w:type="dxa" w:w="1514"/>
           </w:tcPr>
           <w:p>
+            <w:pPr>
+              <w:spacing w:before="20" w:after="20"/>
+            </w:pPr>
             <w:r/>
             <w:r>
               <w:rPr>
@@ -11586,11 +13914,13 @@
             <w:tcW w:type="dxa" w:w="1514"/>
           </w:tcPr>
           <w:p>
-            <w:r/>
-            <w:r>
-              <w:rPr>
-                <w:rFonts w:ascii="Verdana" w:hAnsi="Verdana"/>
-                <w:b w:val="0"/>
+            <w:pPr>
+              <w:spacing w:before="20" w:after="20"/>
+            </w:pPr>
+            <w:r/>
+            <w:r>
+              <w:rPr>
+                <w:rFonts w:ascii="Verdana" w:hAnsi="Verdana"/>
                 <w:sz w:val="16"/>
               </w:rPr>
               <w:t>Кодовая таблица</w:t>
@@ -11602,6 +13932,9 @@
             <w:tcW w:type="dxa" w:w="1514"/>
           </w:tcPr>
           <w:p>
+            <w:pPr>
+              <w:spacing w:before="20" w:after="20"/>
+            </w:pPr>
             <w:r/>
             <w:r>
               <w:rPr>
@@ -11618,6 +13951,9 @@
             <w:tcW w:type="dxa" w:w="1514"/>
           </w:tcPr>
           <w:p>
+            <w:pPr>
+              <w:spacing w:before="20" w:after="20"/>
+            </w:pPr>
             <w:r/>
             <w:r>
               <w:rPr>
@@ -11634,6 +13970,9 @@
             <w:tcW w:type="dxa" w:w="1514"/>
           </w:tcPr>
           <w:p>
+            <w:pPr>
+              <w:spacing w:before="20" w:after="20"/>
+            </w:pPr>
             <w:r/>
             <w:r>
               <w:rPr>
@@ -11650,11 +13989,13 @@
             <w:tcW w:type="dxa" w:w="1514"/>
           </w:tcPr>
           <w:p>
-            <w:r/>
-            <w:r>
-              <w:rPr>
-                <w:rFonts w:ascii="Verdana" w:hAnsi="Verdana"/>
-                <w:b w:val="0"/>
+            <w:pPr>
+              <w:spacing w:before="20" w:after="20"/>
+            </w:pPr>
+            <w:r/>
+            <w:r>
+              <w:rPr>
+                <w:rFonts w:ascii="Verdana" w:hAnsi="Verdana"/>
                 <w:sz w:val="16"/>
               </w:rPr>
               <w:t>Кодовая таблица</w:t>
@@ -11666,6 +14007,9 @@
             <w:tcW w:type="dxa" w:w="1514"/>
           </w:tcPr>
           <w:p>
+            <w:pPr>
+              <w:spacing w:before="20" w:after="20"/>
+            </w:pPr>
             <w:r/>
             <w:r>
               <w:rPr>
@@ -11682,6 +14026,9 @@
             <w:tcW w:type="dxa" w:w="1514"/>
           </w:tcPr>
           <w:p>
+            <w:pPr>
+              <w:spacing w:before="20" w:after="20"/>
+            </w:pPr>
             <w:r/>
             <w:r>
               <w:rPr>
@@ -11698,6 +14045,9 @@
             <w:tcW w:type="dxa" w:w="1514"/>
           </w:tcPr>
           <w:p>
+            <w:pPr>
+              <w:spacing w:before="20" w:after="20"/>
+            </w:pPr>
             <w:r/>
             <w:r>
               <w:rPr>
@@ -11718,6 +14068,9 @@
             <w:tcW w:type="dxa" w:w="1514"/>
           </w:tcPr>
           <w:p>
+            <w:pPr>
+              <w:spacing w:before="20" w:after="20"/>
+            </w:pPr>
             <w:r/>
             <w:r>
               <w:rPr>
@@ -11734,6 +14087,9 @@
             <w:tcW w:type="dxa" w:w="1514"/>
           </w:tcPr>
           <w:p>
+            <w:pPr>
+              <w:spacing w:before="20" w:after="20"/>
+            </w:pPr>
             <w:r/>
             <w:r>
               <w:rPr>
@@ -11750,11 +14106,13 @@
             <w:tcW w:type="dxa" w:w="1514"/>
           </w:tcPr>
           <w:p>
-            <w:r/>
-            <w:r>
-              <w:rPr>
-                <w:rFonts w:ascii="Verdana" w:hAnsi="Verdana"/>
-                <w:b w:val="0"/>
+            <w:pPr>
+              <w:spacing w:before="20" w:after="20"/>
+            </w:pPr>
+            <w:r/>
+            <w:r>
+              <w:rPr>
+                <w:rFonts w:ascii="Verdana" w:hAnsi="Verdana"/>
                 <w:sz w:val="16"/>
               </w:rPr>
               <w:t>Кодовая таблица</w:t>
@@ -11766,6 +14124,9 @@
             <w:tcW w:type="dxa" w:w="1514"/>
           </w:tcPr>
           <w:p>
+            <w:pPr>
+              <w:spacing w:before="20" w:after="20"/>
+            </w:pPr>
             <w:r/>
             <w:r>
               <w:rPr>
@@ -11782,6 +14143,9 @@
             <w:tcW w:type="dxa" w:w="1514"/>
           </w:tcPr>
           <w:p>
+            <w:pPr>
+              <w:spacing w:before="20" w:after="20"/>
+            </w:pPr>
             <w:r/>
             <w:r>
               <w:rPr>
@@ -11798,6 +14162,9 @@
             <w:tcW w:type="dxa" w:w="1514"/>
           </w:tcPr>
           <w:p>
+            <w:pPr>
+              <w:spacing w:before="20" w:after="20"/>
+            </w:pPr>
             <w:r/>
             <w:r>
               <w:rPr>
@@ -11814,11 +14181,13 @@
             <w:tcW w:type="dxa" w:w="1514"/>
           </w:tcPr>
           <w:p>
-            <w:r/>
-            <w:r>
-              <w:rPr>
-                <w:rFonts w:ascii="Verdana" w:hAnsi="Verdana"/>
-                <w:b w:val="0"/>
+            <w:pPr>
+              <w:spacing w:before="20" w:after="20"/>
+            </w:pPr>
+            <w:r/>
+            <w:r>
+              <w:rPr>
+                <w:rFonts w:ascii="Verdana" w:hAnsi="Verdana"/>
                 <w:sz w:val="16"/>
               </w:rPr>
               <w:t>Кодовая таблица</w:t>
@@ -11830,6 +14199,9 @@
             <w:tcW w:type="dxa" w:w="1514"/>
           </w:tcPr>
           <w:p>
+            <w:pPr>
+              <w:spacing w:before="20" w:after="20"/>
+            </w:pPr>
             <w:r/>
             <w:r>
               <w:rPr>
@@ -11846,6 +14218,9 @@
             <w:tcW w:type="dxa" w:w="1514"/>
           </w:tcPr>
           <w:p>
+            <w:pPr>
+              <w:spacing w:before="20" w:after="20"/>
+            </w:pPr>
             <w:r/>
             <w:r>
               <w:rPr>
@@ -11862,6 +14237,9 @@
             <w:tcW w:type="dxa" w:w="1514"/>
           </w:tcPr>
           <w:p>
+            <w:pPr>
+              <w:spacing w:before="20" w:after="20"/>
+            </w:pPr>
             <w:r/>
             <w:r>
               <w:rPr>

--- a/docx/ru/BUFRCREX_TableB_ru_08.docx
+++ b/docx/ru/BUFRCREX_TableB_ru_08.docx
@@ -13900,16 +13900,6 @@
           <w:i/>
           <w:sz w:val="14"/>
         </w:rPr>
-        <w:t>Note 23: Значение осадков –0,1 кг·м-2 до масштабирования (–1 после масштабирования или в коде CREX) должно указывать на «следы» осадков (не поддающиеся измерению, менее 0,05 кг·м-2).</w:t>
-      </w:r>
-    </w:p>
-    <w:p>
-      <w:r>
-        <w:rPr>
-          <w:rFonts w:ascii="Verdana" w:hAnsi="Verdana"/>
-          <w:i/>
-          <w:sz w:val="14"/>
-        </w:rPr>
         <w:t>Note 25: Ранее определенное значение может быть отменено путем передачи «отсутствующего значения» из соответствующей кодовой таблицы или таблицы флагов.</w:t>
       </w:r>
     </w:p>
@@ -13920,337 +13910,7 @@
           <w:i/>
           <w:sz w:val="14"/>
         </w:rPr>
-        <w:t>Note 27: Все время дается во Всемирном скоординированном времени (ВСВ), если не предусмотрено иного.</w:t>
-      </w:r>
-    </w:p>
-    <w:p>
-      <w:r>
-        <w:rPr>
-          <w:rFonts w:ascii="Verdana" w:hAnsi="Verdana"/>
-          <w:i/>
-          <w:sz w:val="14"/>
-        </w:rPr>
-        <w:t>Note 32: Пеленг или азимут следует использовать только для установленного местоположения и не должен переопределять это местоположение.</w:t>
-      </w:r>
-    </w:p>
-    <w:p>
-      <w:r>
-        <w:rPr>
-          <w:rFonts w:ascii="Verdana" w:hAnsi="Verdana"/>
-          <w:i/>
-          <w:sz w:val="14"/>
-        </w:rPr>
-        <w:t>Note 62: Расстояние следует использовать только для установленного местоположения, а также пеленга, азимута или превышения; оно не должно переопределять это местоположение.</w:t>
-      </w:r>
-    </w:p>
-    <w:p>
-      <w:r>
-        <w:rPr>
-          <w:rFonts w:ascii="Verdana" w:hAnsi="Verdana"/>
-          <w:i/>
-          <w:sz w:val="14"/>
-        </w:rPr>
-        <w:t>Note 63: Приходящей радиации следует присваивать положительные значения.</w:t>
-      </w:r>
-    </w:p>
-    <w:p>
-      <w:r>
-        <w:rPr>
-          <w:rFonts w:ascii="Verdana" w:hAnsi="Verdana"/>
-          <w:i/>
-          <w:sz w:val="14"/>
-        </w:rPr>
-        <w:t>Note 64: Для компонент w, направленных вниз, следует выделять положительные значения с единицами измерения в Па·с-1.</w:t>
-      </w:r>
-    </w:p>
-    <w:p>
-      <w:r>
-        <w:rPr>
-          <w:rFonts w:ascii="Verdana" w:hAnsi="Verdana"/>
-          <w:i/>
-          <w:sz w:val="14"/>
-        </w:rPr>
-        <w:t>Note 66: Увеличение широты с востока на запад следует выражать отрицательным значением.</w:t>
-      </w:r>
-    </w:p>
-    <w:p>
-      <w:r>
-        <w:rPr>
-          <w:rFonts w:ascii="Verdana" w:hAnsi="Verdana"/>
-          <w:i/>
-          <w:sz w:val="14"/>
-        </w:rPr>
-        <w:t>Note 75: Для дескрипторов кода CREX F = B, а не 0.</w:t>
-      </w:r>
-    </w:p>
-    <w:p>
-      <w:r>
-        <w:rPr>
-          <w:rFonts w:ascii="Verdana" w:hAnsi="Verdana"/>
-          <w:i/>
-          <w:sz w:val="14"/>
-        </w:rPr>
-        <w:t>Note 92: Для однозначного различения случаев отсутствия данных и насыщенных пикселей, n-битовые данные об изображении следует кодировать, используя длину данных n+1. Когда такого дескриптора еще нет в классе 30, дескриптор оператора 2 01 YYY следует использовать для изменения длины данных существующей позиции, по мере необходимости.</w:t>
-      </w:r>
-    </w:p>
-    <w:p>
-      <w:r>
-        <w:rPr>
-          <w:rFonts w:ascii="Verdana" w:hAnsi="Verdana"/>
-          <w:i/>
-          <w:sz w:val="14"/>
-        </w:rPr>
-        <w:t>Note 105: Негативные временные периоды или отклонения следует использовать для указания временных периодов или отклонений, предшествующих определенному текущему времени.</w:t>
-      </w:r>
-    </w:p>
-    <w:p>
-      <w:r>
-        <w:rPr>
-          <w:rFonts w:ascii="Verdana" w:hAnsi="Verdana"/>
-          <w:i/>
-          <w:sz w:val="14"/>
-        </w:rPr>
-        <w:t>Note 110: Увеличение широты с севера на юг следует выражать отрицательными значениями.</w:t>
-      </w:r>
-    </w:p>
-    <w:p>
-      <w:r>
-        <w:rPr>
-          <w:rFonts w:ascii="Verdana" w:hAnsi="Verdana"/>
-          <w:i/>
-          <w:sz w:val="14"/>
-        </w:rPr>
-        <w:t>Note 115: Длина данных пикселя может быть изменена с помощью дескриптора 2 01 YYY.</w:t>
-      </w:r>
-    </w:p>
-    <w:p>
-      <w:r>
-        <w:rPr>
-          <w:rFonts w:ascii="Verdana" w:hAnsi="Verdana"/>
-          <w:i/>
-          <w:sz w:val="14"/>
-        </w:rPr>
-        <w:t>Note 121: Некоторые указания ожидаемой точности могут в неявной форме содержаться в ряде элементов данного класса.</w:t>
-      </w:r>
-    </w:p>
-    <w:p>
-      <w:r>
-        <w:rPr>
-          <w:rFonts w:ascii="Verdana" w:hAnsi="Verdana"/>
-          <w:i/>
-          <w:sz w:val="14"/>
-        </w:rPr>
-        <w:t>Note 122: Южную широту следует выражать отрицательными значениями.</w:t>
-      </w:r>
-    </w:p>
-    <w:p>
-      <w:r>
-        <w:rPr>
-          <w:rFonts w:ascii="Verdana" w:hAnsi="Verdana"/>
-          <w:i/>
-          <w:sz w:val="14"/>
-        </w:rPr>
-        <w:t>Note 123: Для компонент v, направленных с юга на север, следует выделять положительные значения.</w:t>
-      </w:r>
-    </w:p>
-    <w:p>
-      <w:r>
-        <w:rPr>
-          <w:rFonts w:ascii="Verdana" w:hAnsi="Verdana"/>
-          <w:i/>
-          <w:sz w:val="14"/>
-        </w:rPr>
-        <w:t>Note 126: Направление приземного ветра, измеренное на станции в пределах 1° от Северного полюса или в пределах 1° от Южного полюса, следует сообщать таким образом, чтобы азимутальный круг был выровнен с нулем прибора, соответствуя 0° по Гринвичскому меридиану.</w:t>
-      </w:r>
-    </w:p>
-    <w:p>
-      <w:r>
-        <w:rPr>
-          <w:rFonts w:ascii="Verdana" w:hAnsi="Verdana"/>
-          <w:i/>
-          <w:sz w:val="14"/>
-        </w:rPr>
-        <w:t>Note 140: Размер элемента изображения на горизонтали — 1 приводится в положении, где масштабный коэффициент карты равен единице.</w:t>
-      </w:r>
-    </w:p>
-    <w:p>
-      <w:r>
-        <w:rPr>
-          <w:rFonts w:ascii="Verdana" w:hAnsi="Verdana"/>
-          <w:i/>
-          <w:sz w:val="14"/>
-        </w:rPr>
-        <w:t>Note 141: Размер элемента изображения на горизонтали — 2 указывается в положении, где масштабный коэффициент карты равен единице.</w:t>
-      </w:r>
-    </w:p>
-    <w:p>
-      <w:r>
-        <w:rPr>
-          <w:rFonts w:ascii="Verdana" w:hAnsi="Verdana"/>
-          <w:i/>
-          <w:sz w:val="14"/>
-        </w:rPr>
-        <w:t>Note 145: Значение временных периодов или отклонений может быть указано с использованием значений времени в коде, соответствующем табличной ссылке 0 08 021.</w:t>
-      </w:r>
-    </w:p>
-    <w:p>
-      <w:r>
-        <w:rPr>
-          <w:rFonts w:ascii="Verdana" w:hAnsi="Verdana"/>
-          <w:i/>
-          <w:sz w:val="14"/>
-        </w:rPr>
-        <w:t>Note 149: При использовании с прогнозируемыми величинами временное местоположение должно указывать время исходного состояния или начала для прогностического периода; при использовании с множеством средних прогностических значений временное местоположение должно указывать исходное состояние или начало первого прогноза, по которому получены множественные средние.</w:t>
-      </w:r>
-    </w:p>
-    <w:p>
-      <w:r>
-        <w:rPr>
-          <w:rFonts w:ascii="Verdana" w:hAnsi="Verdana"/>
-          <w:i/>
-          <w:sz w:val="14"/>
-        </w:rPr>
-        <w:t>Note 155: В данный класс могут также войти элементы, относящиеся к процедурам наблюдений.</w:t>
-      </w:r>
-    </w:p>
-    <w:p>
-      <w:r>
-        <w:rPr>
-          <w:rFonts w:ascii="Verdana" w:hAnsi="Verdana"/>
-          <w:i/>
-          <w:sz w:val="14"/>
-        </w:rPr>
-        <w:t>Note 156: Данный класс должен содержать элементы описания приборов, используемых для получения сообщаемых метеорологических элементов.</w:t>
-      </w:r>
-    </w:p>
-    <w:p>
-      <w:r>
-        <w:rPr>
-          <w:rFonts w:ascii="Verdana" w:hAnsi="Verdana"/>
-          <w:i/>
-          <w:sz w:val="14"/>
-        </w:rPr>
-        <w:t>Note 158: Прежде чем использовать временные периоды или отклонения и временные инкременты, необходимо определить исходное временное местоположение, за которым, по мере необходимости, следует определение значимости времени.</w:t>
-      </w:r>
-    </w:p>
-    <w:p>
-      <w:r>
-        <w:rPr>
-          <w:rFonts w:ascii="Verdana" w:hAnsi="Verdana"/>
-          <w:i/>
-          <w:sz w:val="14"/>
-        </w:rPr>
-        <w:t>Note 160: Уходящей радиации следует присваивать отрицательные значения.</w:t>
-      </w:r>
-    </w:p>
-    <w:p>
-      <w:r>
-        <w:rPr>
-          <w:rFonts w:ascii="Verdana" w:hAnsi="Verdana"/>
-          <w:i/>
-          <w:sz w:val="14"/>
-        </w:rPr>
-        <w:t>Note 161: Для компонент w, направленных вверх, следует выделять положительные значения с единицами измерения в м·с-1.</w:t>
-      </w:r>
-    </w:p>
-    <w:p>
-      <w:r>
-        <w:rPr>
-          <w:rFonts w:ascii="Verdana" w:hAnsi="Verdana"/>
-          <w:i/>
-          <w:sz w:val="14"/>
-        </w:rPr>
-        <w:t>Note 162: Пригодные диапазоны, использованные выше: 1011–1019 Бк для выбросов; 10-2–107 Бк и 10-2–107 мЗв для концентраций и доз.</w:t>
-      </w:r>
-    </w:p>
-    <w:p>
-      <w:r>
-        <w:rPr>
-          <w:rFonts w:ascii="Verdana" w:hAnsi="Verdana"/>
-          <w:i/>
-          <w:sz w:val="14"/>
-        </w:rPr>
-        <w:t>Note 163: Величины широты и приращений широты ограничены диапазоном от –90 до +90 градусов.</w:t>
-      </w:r>
-    </w:p>
-    <w:p>
-      <w:r>
-        <w:rPr>
-          <w:rFonts w:ascii="Verdana" w:hAnsi="Verdana"/>
-          <w:i/>
-          <w:sz w:val="14"/>
-        </w:rPr>
-        <w:t>Note 164: Величины долготы ограничены диапазоном от –180 до +180 градусов.</w:t>
-      </w:r>
-    </w:p>
-    <w:p>
-      <w:r>
-        <w:rPr>
-          <w:rFonts w:ascii="Verdana" w:hAnsi="Verdana"/>
-          <w:i/>
-          <w:sz w:val="14"/>
-        </w:rPr>
-        <w:t>Note 165: Вертикальные элементы и давление следует использовать для определения значений этих элементов независимо от элемента или переменной, означающей вертикальную координату.</w:t>
-      </w:r>
-    </w:p>
-    <w:p>
-      <w:r>
-        <w:rPr>
-          <w:rFonts w:ascii="Verdana" w:hAnsi="Verdana"/>
-          <w:i/>
-          <w:sz w:val="14"/>
-        </w:rPr>
-        <w:t>Note 166: Западная долгота выражается отрицательными величинами.</w:t>
-      </w:r>
-    </w:p>
-    <w:p>
-      <w:r>
-        <w:rPr>
-          <w:rFonts w:ascii="Verdana" w:hAnsi="Verdana"/>
-          <w:i/>
-          <w:sz w:val="14"/>
-        </w:rPr>
-        <w:t>Note 167: Для компонент u, направленных с запада на восток, следует выделять положительные значения.</w:t>
-      </w:r>
-    </w:p>
-    <w:p>
-      <w:r>
-        <w:rPr>
-          <w:rFonts w:ascii="Verdana" w:hAnsi="Verdana"/>
-          <w:i/>
-          <w:sz w:val="14"/>
-        </w:rPr>
-        <w:t>Note 176: Там, где в колонку «НАЗВАНИЕ ЭЛЕМЕНТА» вводится выражение «на указанной высоте и за указанный период», соответствующее вертикальное местоположение должно быть определено с использованием дескрипторов из класса 07 совместно с соответствующим периодом с использованием дескрипторов из класса 04.</w:t>
-      </w:r>
-    </w:p>
-    <w:p>
-      <w:r>
-        <w:rPr>
-          <w:rFonts w:ascii="Verdana" w:hAnsi="Verdana"/>
-          <w:i/>
-          <w:sz w:val="14"/>
-        </w:rPr>
-        <w:t>Note 178: Там, где величины суммируются или усредняются (например, за временной период), общее число значений, из которых получается сумма или среднее значение, может быть представлено с использованием ссылки 0 08 022.</w:t>
-      </w:r>
-    </w:p>
-    <w:p>
-      <w:r>
-        <w:rPr>
-          <w:rFonts w:ascii="Verdana" w:hAnsi="Verdana"/>
-          <w:i/>
-          <w:sz w:val="14"/>
-        </w:rPr>
         <w:t>Note 179: Стандарты ветровых данных: Скорость Направление; Наблюдение отсутствует Отсутствует Отсутствует; Штиль 0 0; Обычное наблюдение &gt;0 1°–360°; Только скорость &gt;0 Отсутствует; Только направление Отсутствует 1°–360°; «Слабый и переменный» &gt;0 0</w:t>
-      </w:r>
-    </w:p>
-    <w:p>
-      <w:r>
-        <w:rPr>
-          <w:rFonts w:ascii="Verdana" w:hAnsi="Verdana"/>
-          <w:i/>
-          <w:sz w:val="14"/>
-        </w:rPr>
-        <w:t>Note 180: Стандарты сообщения о ветровых волнах и волнении: Наблюдения Скорость Направление; Нет наблюдений Отсутствует Отсутствует; Штиль 0 0; Обычное наблюдение &gt;0 1–360; Только скорость &gt;0 Отсутствует; Только направление Отсутствует 1–360; «Легкий и переменный» &gt;0 0</w:t>
       </w:r>
     </w:p>
     <w:sectPr>
